--- a/stoch_draft/A molecular model manuscript_v2.docx
+++ b/stoch_draft/A molecular model manuscript_v2.docx
@@ -1,6 +1,6 @@
 
 <file path=word/document.xml><?xml version="1.0" encoding="utf-8"?>
-<w:document xmlns:wpc="http://schemas.microsoft.com/office/word/2010/wordprocessingCanvas" xmlns:cx="http://schemas.microsoft.com/office/drawing/2014/chartex" xmlns:cx1="http://schemas.microsoft.com/office/drawing/2015/9/8/chartex" xmlns:cx2="http://schemas.microsoft.com/office/drawing/2015/10/21/chartex" xmlns:cx3="http://schemas.microsoft.com/office/drawing/2016/5/9/chartex" xmlns:cx4="http://schemas.microsoft.com/office/drawing/2016/5/10/chartex" xmlns:cx5="http://schemas.microsoft.com/office/drawing/2016/5/11/chartex" xmlns:cx6="http://schemas.microsoft.com/office/drawing/2016/5/12/chartex" xmlns:cx7="http://schemas.microsoft.com/office/drawing/2016/5/13/chartex" xmlns:cx8="http://schemas.microsoft.com/office/drawing/2016/5/14/chartex" xmlns:mc="http://schemas.openxmlformats.org/markup-compatibility/2006" xmlns:aink="http://schemas.microsoft.com/office/drawing/2016/ink" xmlns:am3d="http://schemas.microsoft.com/office/drawing/2017/model3d" xmlns:o="urn:schemas-microsoft-com:office:office" xmlns:r="http://schemas.openxmlformats.org/officeDocument/2006/relationships" xmlns:m="http://schemas.openxmlformats.org/officeDocument/2006/math" xmlns:v="urn:schemas-microsoft-com:vml" xmlns:wp14="http://schemas.microsoft.com/office/word/2010/wordprocessingDrawing" xmlns:wp="http://schemas.openxmlformats.org/drawingml/2006/wordprocessingDrawing" xmlns:w10="urn:schemas-microsoft-com:office:word" xmlns:w="http://schemas.openxmlformats.org/wordprocessingml/2006/main" xmlns:w14="http://schemas.microsoft.com/office/word/2010/wordml" xmlns:w15="http://schemas.microsoft.com/office/word/2012/wordml" xmlns:w16cex="http://schemas.microsoft.com/office/word/2018/wordml/cex" xmlns:w16cid="http://schemas.microsoft.com/office/word/2016/wordml/cid" xmlns:w16="http://schemas.microsoft.com/office/word/2018/wordml" xmlns:w16se="http://schemas.microsoft.com/office/word/2015/wordml/symex" xmlns:wpg="http://schemas.microsoft.com/office/word/2010/wordprocessingGroup" xmlns:wpi="http://schemas.microsoft.com/office/word/2010/wordprocessingInk" xmlns:wne="http://schemas.microsoft.com/office/word/2006/wordml" xmlns:wps="http://schemas.microsoft.com/office/word/2010/wordprocessingShape" mc:Ignorable="w14 w15 w16se w16cid w16 w16cex wp14">
+<w:document xmlns:wpc="http://schemas.microsoft.com/office/word/2010/wordprocessingCanvas" xmlns:cx="http://schemas.microsoft.com/office/drawing/2014/chartex" xmlns:cx1="http://schemas.microsoft.com/office/drawing/2015/9/8/chartex" xmlns:cx2="http://schemas.microsoft.com/office/drawing/2015/10/21/chartex" xmlns:cx3="http://schemas.microsoft.com/office/drawing/2016/5/9/chartex" xmlns:cx4="http://schemas.microsoft.com/office/drawing/2016/5/10/chartex" xmlns:cx5="http://schemas.microsoft.com/office/drawing/2016/5/11/chartex" xmlns:cx6="http://schemas.microsoft.com/office/drawing/2016/5/12/chartex" xmlns:cx7="http://schemas.microsoft.com/office/drawing/2016/5/13/chartex" xmlns:cx8="http://schemas.microsoft.com/office/drawing/2016/5/14/chartex" xmlns:mc="http://schemas.openxmlformats.org/markup-compatibility/2006" xmlns:aink="http://schemas.microsoft.com/office/drawing/2016/ink" xmlns:am3d="http://schemas.microsoft.com/office/drawing/2017/model3d" xmlns:o="urn:schemas-microsoft-com:office:office" xmlns:r="http://schemas.openxmlformats.org/officeDocument/2006/relationships" xmlns:m="http://schemas.openxmlformats.org/officeDocument/2006/math" xmlns:v="urn:schemas-microsoft-com:vml" xmlns:wp14="http://schemas.microsoft.com/office/word/2010/wordprocessingDrawing" xmlns:wp="http://schemas.openxmlformats.org/drawingml/2006/wordprocessingDrawing" xmlns:w10="urn:schemas-microsoft-com:office:word" xmlns:w="http://schemas.openxmlformats.org/wordprocessingml/2006/main" xmlns:w14="http://schemas.microsoft.com/office/word/2010/wordml" xmlns:w15="http://schemas.microsoft.com/office/word/2012/wordml" xmlns:w16cex="http://schemas.microsoft.com/office/word/2018/wordml/cex" xmlns:w16cid="http://schemas.microsoft.com/office/word/2016/wordml/cid" xmlns:w16="http://schemas.microsoft.com/office/word/2018/wordml" xmlns:w16sdtdh="http://schemas.microsoft.com/office/word/2020/wordml/sdtdatahash" xmlns:w16se="http://schemas.microsoft.com/office/word/2015/wordml/symex" xmlns:wpg="http://schemas.microsoft.com/office/word/2010/wordprocessingGroup" xmlns:wpi="http://schemas.microsoft.com/office/word/2010/wordprocessingInk" xmlns:wne="http://schemas.microsoft.com/office/word/2006/wordml" xmlns:wps="http://schemas.microsoft.com/office/word/2010/wordprocessingShape" mc:Ignorable="w14 w15 w16se w16cid w16 w16cex w16sdtdh wp14">
   <w:body>
     <w:p>
       <w:pPr>
@@ -369,8 +369,9 @@
           <w:sz w:val="24"/>
           <w:szCs w:val="24"/>
         </w:rPr>
-        <w:t>noise contribute to EGFR therapy resistance</w:t>
-      </w:r>
+        <w:t xml:space="preserve">noise contribute to EGFR therapy </w:t>
+      </w:r>
+      <w:commentRangeStart w:id="1"/>
       <w:r>
         <w:rPr>
           <w:rFonts w:ascii="Times New Roman" w:hAnsi="Times New Roman" w:cs="Times New Roman"/>
@@ -378,7 +379,7 @@
           <w:sz w:val="24"/>
           <w:szCs w:val="24"/>
         </w:rPr>
-        <w:t xml:space="preserve"> (response?)</w:t>
+        <w:t>resistance</w:t>
       </w:r>
       <w:r>
         <w:rPr>
@@ -387,8 +388,321 @@
           <w:sz w:val="24"/>
           <w:szCs w:val="24"/>
         </w:rPr>
-        <w:t xml:space="preserve"> in non-small cell lung cancer</w:t>
-      </w:r>
+        <w:t xml:space="preserve"> </w:t>
+      </w:r>
+      <w:commentRangeEnd w:id="1"/>
+      <w:r>
+        <w:rPr>
+          <w:rStyle w:val="CommentReference"/>
+        </w:rPr>
+        <w:commentReference w:id="1"/>
+      </w:r>
+      <w:r>
+        <w:rPr>
+          <w:rFonts w:ascii="Times New Roman" w:hAnsi="Times New Roman" w:cs="Times New Roman"/>
+          <w:b/>
+          <w:sz w:val="24"/>
+          <w:szCs w:val="24"/>
+        </w:rPr>
+        <w:t>(response?)</w:t>
+      </w:r>
+      <w:r>
+        <w:rPr>
+          <w:rFonts w:ascii="Times New Roman" w:hAnsi="Times New Roman" w:cs="Times New Roman"/>
+          <w:b/>
+          <w:sz w:val="24"/>
+          <w:szCs w:val="24"/>
+        </w:rPr>
+        <w:t xml:space="preserve"> in non-small cell lung </w:t>
+      </w:r>
+      <w:commentRangeStart w:id="2"/>
+      <w:r>
+        <w:rPr>
+          <w:rFonts w:ascii="Times New Roman" w:hAnsi="Times New Roman" w:cs="Times New Roman"/>
+          <w:b/>
+          <w:sz w:val="24"/>
+          <w:szCs w:val="24"/>
+        </w:rPr>
+        <w:t>cancer</w:t>
+      </w:r>
+      <w:commentRangeEnd w:id="2"/>
+      <w:r>
+        <w:rPr>
+          <w:rStyle w:val="CommentReference"/>
+        </w:rPr>
+        <w:commentReference w:id="2"/>
+      </w:r>
+      <w:r>
+        <w:rPr>
+          <w:rFonts w:ascii="Times New Roman" w:hAnsi="Times New Roman" w:cs="Times New Roman"/>
+          <w:b/>
+          <w:sz w:val="24"/>
+          <w:szCs w:val="24"/>
+        </w:rPr>
+        <w:t xml:space="preserve"> </w:t>
+      </w:r>
+    </w:p>
+    <w:p>
+      <w:pPr>
+        <w:spacing w:after="0" w:line="480" w:lineRule="auto"/>
+        <w:jc w:val="both"/>
+        <w:rPr>
+          <w:rFonts w:ascii="Times New Roman" w:hAnsi="Times New Roman" w:cs="Times New Roman"/>
+          <w:b/>
+          <w:sz w:val="24"/>
+          <w:szCs w:val="24"/>
+        </w:rPr>
+      </w:pPr>
+    </w:p>
+    <w:p>
+      <w:pPr>
+        <w:spacing w:after="0" w:line="480" w:lineRule="auto"/>
+        <w:jc w:val="both"/>
+        <w:rPr>
+          <w:rFonts w:ascii="Times New Roman" w:hAnsi="Times New Roman" w:cs="Times New Roman"/>
+          <w:b/>
+          <w:sz w:val="24"/>
+          <w:szCs w:val="24"/>
+        </w:rPr>
+      </w:pPr>
+      <w:r>
+        <w:rPr>
+          <w:rFonts w:ascii="Times New Roman" w:hAnsi="Times New Roman" w:cs="Times New Roman"/>
+          <w:b/>
+          <w:sz w:val="24"/>
+          <w:szCs w:val="24"/>
+        </w:rPr>
+        <w:t xml:space="preserve">Substrate stiffness and signaling network noise contribute to EGFR therapy </w:t>
+      </w:r>
+      <w:proofErr w:type="gramStart"/>
+      <w:r>
+        <w:rPr>
+          <w:rFonts w:ascii="Times New Roman" w:hAnsi="Times New Roman" w:cs="Times New Roman"/>
+          <w:b/>
+          <w:sz w:val="24"/>
+          <w:szCs w:val="24"/>
+        </w:rPr>
+        <w:t>resistance  (</w:t>
+      </w:r>
+      <w:proofErr w:type="gramEnd"/>
+      <w:r>
+        <w:rPr>
+          <w:rFonts w:ascii="Times New Roman" w:hAnsi="Times New Roman" w:cs="Times New Roman"/>
+          <w:b/>
+          <w:sz w:val="24"/>
+          <w:szCs w:val="24"/>
+        </w:rPr>
+        <w:t xml:space="preserve">response?) in non-small cell lung cancer  </w:t>
+      </w:r>
+    </w:p>
+    <w:p>
+      <w:pPr>
+        <w:spacing w:after="0" w:line="480" w:lineRule="auto"/>
+        <w:jc w:val="both"/>
+        <w:rPr>
+          <w:rFonts w:ascii="Times New Roman" w:hAnsi="Times New Roman" w:cs="Times New Roman"/>
+          <w:b/>
+          <w:sz w:val="24"/>
+          <w:szCs w:val="24"/>
+        </w:rPr>
+      </w:pPr>
+    </w:p>
+    <w:p>
+      <w:pPr>
+        <w:spacing w:after="0" w:line="480" w:lineRule="auto"/>
+        <w:jc w:val="both"/>
+        <w:rPr>
+          <w:rFonts w:ascii="Times New Roman" w:hAnsi="Times New Roman" w:cs="Times New Roman"/>
+          <w:b/>
+          <w:sz w:val="24"/>
+          <w:szCs w:val="24"/>
+        </w:rPr>
+      </w:pPr>
+      <w:r>
+        <w:rPr>
+          <w:rFonts w:ascii="Times New Roman" w:hAnsi="Times New Roman" w:cs="Times New Roman"/>
+          <w:b/>
+          <w:sz w:val="24"/>
+          <w:szCs w:val="24"/>
+        </w:rPr>
+        <w:t>Extracellular substrate stiffness and EGFR inhibition have opposing effects on stochastic cell fate decisions and therapeutic efficacy</w:t>
+      </w:r>
+    </w:p>
+    <w:p>
+      <w:pPr>
+        <w:spacing w:after="0" w:line="480" w:lineRule="auto"/>
+        <w:jc w:val="both"/>
+        <w:rPr>
+          <w:rFonts w:ascii="Times New Roman" w:hAnsi="Times New Roman" w:cs="Times New Roman"/>
+          <w:b/>
+          <w:sz w:val="24"/>
+          <w:szCs w:val="24"/>
+        </w:rPr>
+      </w:pPr>
+      <w:r>
+        <w:rPr>
+          <w:rFonts w:ascii="Times New Roman" w:hAnsi="Times New Roman" w:cs="Times New Roman"/>
+          <w:b/>
+          <w:sz w:val="24"/>
+          <w:szCs w:val="24"/>
+        </w:rPr>
+        <w:t>Increasing substrate stiffness decreases G1/S transition barrier</w:t>
+      </w:r>
+    </w:p>
+    <w:p>
+      <w:pPr>
+        <w:spacing w:after="0" w:line="480" w:lineRule="auto"/>
+        <w:jc w:val="both"/>
+        <w:rPr>
+          <w:rFonts w:ascii="Times New Roman" w:hAnsi="Times New Roman" w:cs="Times New Roman"/>
+          <w:b/>
+          <w:sz w:val="24"/>
+          <w:szCs w:val="24"/>
+        </w:rPr>
+      </w:pPr>
+    </w:p>
+    <w:p>
+      <w:pPr>
+        <w:spacing w:after="0" w:line="480" w:lineRule="auto"/>
+        <w:jc w:val="both"/>
+        <w:rPr>
+          <w:rFonts w:ascii="Times New Roman" w:hAnsi="Times New Roman" w:cs="Times New Roman"/>
+          <w:b/>
+          <w:sz w:val="24"/>
+          <w:szCs w:val="24"/>
+        </w:rPr>
+      </w:pPr>
+      <w:r>
+        <w:rPr>
+          <w:rFonts w:ascii="Times New Roman" w:hAnsi="Times New Roman" w:cs="Times New Roman"/>
+          <w:b/>
+          <w:sz w:val="24"/>
+          <w:szCs w:val="24"/>
+        </w:rPr>
+        <w:t xml:space="preserve">Substrate stiffness counteracts EGFR inhibition treatment by enabling </w:t>
+      </w:r>
+      <w:r>
+        <w:rPr>
+          <w:rFonts w:ascii="Times New Roman" w:hAnsi="Times New Roman" w:cs="Times New Roman"/>
+          <w:b/>
+          <w:sz w:val="24"/>
+          <w:szCs w:val="24"/>
+        </w:rPr>
+        <w:t>drug tolerant (</w:t>
+      </w:r>
+      <w:proofErr w:type="spellStart"/>
+      <w:r>
+        <w:rPr>
+          <w:rFonts w:ascii="Times New Roman" w:hAnsi="Times New Roman" w:cs="Times New Roman"/>
+          <w:b/>
+          <w:sz w:val="24"/>
+          <w:szCs w:val="24"/>
+        </w:rPr>
+        <w:t>persister</w:t>
+      </w:r>
+      <w:proofErr w:type="spellEnd"/>
+      <w:r>
+        <w:rPr>
+          <w:rFonts w:ascii="Times New Roman" w:hAnsi="Times New Roman" w:cs="Times New Roman"/>
+          <w:b/>
+          <w:sz w:val="24"/>
+          <w:szCs w:val="24"/>
+        </w:rPr>
+        <w:t xml:space="preserve">) </w:t>
+      </w:r>
+      <w:r>
+        <w:rPr>
+          <w:rFonts w:ascii="Times New Roman" w:hAnsi="Times New Roman" w:cs="Times New Roman"/>
+          <w:b/>
+          <w:sz w:val="24"/>
+          <w:szCs w:val="24"/>
+        </w:rPr>
+        <w:t xml:space="preserve">cells to access a </w:t>
+      </w:r>
+      <w:proofErr w:type="gramStart"/>
+      <w:r>
+        <w:rPr>
+          <w:rFonts w:ascii="Times New Roman" w:hAnsi="Times New Roman" w:cs="Times New Roman"/>
+          <w:b/>
+          <w:sz w:val="24"/>
+          <w:szCs w:val="24"/>
+        </w:rPr>
+        <w:t>fast dividing</w:t>
+      </w:r>
+      <w:proofErr w:type="gramEnd"/>
+      <w:r>
+        <w:rPr>
+          <w:rFonts w:ascii="Times New Roman" w:hAnsi="Times New Roman" w:cs="Times New Roman"/>
+          <w:b/>
+          <w:sz w:val="24"/>
+          <w:szCs w:val="24"/>
+        </w:rPr>
+        <w:t xml:space="preserve"> state</w:t>
+      </w:r>
+    </w:p>
+    <w:p>
+      <w:pPr>
+        <w:spacing w:after="0" w:line="480" w:lineRule="auto"/>
+        <w:jc w:val="both"/>
+        <w:rPr>
+          <w:rFonts w:ascii="Times New Roman" w:hAnsi="Times New Roman" w:cs="Times New Roman"/>
+          <w:b/>
+          <w:sz w:val="24"/>
+          <w:szCs w:val="24"/>
+        </w:rPr>
+      </w:pPr>
+    </w:p>
+    <w:p>
+      <w:pPr>
+        <w:spacing w:after="0" w:line="480" w:lineRule="auto"/>
+        <w:jc w:val="both"/>
+        <w:rPr>
+          <w:rFonts w:ascii="Times New Roman" w:hAnsi="Times New Roman" w:cs="Times New Roman"/>
+          <w:b/>
+          <w:sz w:val="24"/>
+          <w:szCs w:val="24"/>
+        </w:rPr>
+      </w:pPr>
+      <w:r>
+        <w:rPr>
+          <w:rFonts w:ascii="Times New Roman" w:hAnsi="Times New Roman" w:cs="Times New Roman"/>
+          <w:b/>
+          <w:sz w:val="24"/>
+          <w:szCs w:val="24"/>
+        </w:rPr>
+        <w:lastRenderedPageBreak/>
+        <w:t>Substrate stiffness promotes tolerance to EGFR inhibition treatment by enabling cell access to a fast</w:t>
+      </w:r>
+      <w:r>
+        <w:rPr>
+          <w:rFonts w:ascii="Times New Roman" w:hAnsi="Times New Roman" w:cs="Times New Roman"/>
+          <w:b/>
+          <w:sz w:val="24"/>
+          <w:szCs w:val="24"/>
+        </w:rPr>
+        <w:t>-</w:t>
+      </w:r>
+      <w:r>
+        <w:rPr>
+          <w:rFonts w:ascii="Times New Roman" w:hAnsi="Times New Roman" w:cs="Times New Roman"/>
+          <w:b/>
+          <w:sz w:val="24"/>
+          <w:szCs w:val="24"/>
+        </w:rPr>
+        <w:t>dividing state</w:t>
+      </w:r>
+    </w:p>
+    <w:p>
+      <w:pPr>
+        <w:spacing w:after="0" w:line="480" w:lineRule="auto"/>
+        <w:jc w:val="both"/>
+        <w:rPr>
+          <w:rFonts w:ascii="Times New Roman" w:hAnsi="Times New Roman" w:cs="Times New Roman"/>
+          <w:b/>
+          <w:sz w:val="24"/>
+          <w:szCs w:val="24"/>
+        </w:rPr>
+      </w:pPr>
     </w:p>
     <w:p>
       <w:pPr>
@@ -401,6 +715,7 @@
           <w:szCs w:val="28"/>
         </w:rPr>
       </w:pPr>
+      <w:bookmarkStart w:id="3" w:name="_Hlk67954447"/>
       <w:r>
         <w:rPr>
           <w:rFonts w:ascii="Times New Roman" w:hAnsi="Times New Roman" w:cs="Times New Roman"/>
@@ -411,49 +726,7 @@
         <w:t>Abstract</w:t>
       </w:r>
     </w:p>
-    <w:p>
-      <w:pPr>
-        <w:spacing w:after="0" w:line="480" w:lineRule="auto"/>
-        <w:jc w:val="both"/>
-        <w:rPr>
-          <w:rFonts w:ascii="Times New Roman" w:hAnsi="Times New Roman" w:cs="Times New Roman"/>
-          <w:bCs/>
-          <w:sz w:val="24"/>
-          <w:szCs w:val="24"/>
-        </w:rPr>
-      </w:pPr>
-      <w:r>
-        <w:rPr>
-          <w:rFonts w:ascii="Times New Roman" w:hAnsi="Times New Roman" w:cs="Times New Roman"/>
-          <w:bCs/>
-          <w:sz w:val="24"/>
-          <w:szCs w:val="24"/>
-        </w:rPr>
-        <w:t xml:space="preserve">Focus on impact of microenvironment and signaling noise </w:t>
-      </w:r>
-    </w:p>
-    <w:p>
-      <w:pPr>
-        <w:spacing w:after="0" w:line="480" w:lineRule="auto"/>
-        <w:jc w:val="both"/>
-        <w:rPr>
-          <w:rFonts w:ascii="Times New Roman" w:hAnsi="Times New Roman" w:cs="Times New Roman"/>
-          <w:bCs/>
-          <w:sz w:val="24"/>
-          <w:szCs w:val="24"/>
-        </w:rPr>
-      </w:pPr>
-      <w:bookmarkStart w:id="1" w:name="_Hlk59494490"/>
-      <w:r>
-        <w:rPr>
-          <w:rFonts w:ascii="Times New Roman" w:hAnsi="Times New Roman" w:cs="Times New Roman"/>
-          <w:bCs/>
-          <w:sz w:val="24"/>
-          <w:szCs w:val="24"/>
-        </w:rPr>
-        <w:t>Model shows signaling noise is sufficient to produce heterogeneous cell fate response, discussion question: if noise is sufficient what is the, increased noise increased plasticity?</w:t>
-      </w:r>
-    </w:p>
+    <w:bookmarkEnd w:id="3"/>
     <w:p>
       <w:pPr>
         <w:spacing w:after="0" w:line="480" w:lineRule="auto"/>
@@ -466,25 +739,6 @@
           <w:szCs w:val="24"/>
         </w:rPr>
       </w:pPr>
-      <w:r>
-        <w:rPr>
-          <w:rFonts w:ascii="Times New Roman" w:hAnsi="Times New Roman" w:cs="Times New Roman"/>
-          <w:bCs/>
-          <w:sz w:val="24"/>
-          <w:szCs w:val="24"/>
-        </w:rPr>
-        <w:t xml:space="preserve">One feature making NSCLC particularly difficult to treat is the heterogeneous single-cell fate response to targeted therapy.   Understanding the causes of heterogeneity is important for developing functional treatments. Past work has focused on examining genetic heterogeneity across tumor cells that result in distinct subpopulations with unique drug-response profiles. Here, we supplement a growing body of work demonstrating the importance of cell microenvironment to treatment response. We next develop a mechanistic, molecular model to, first, recapitulate our population-level experimental results and, then, show that the signaling network is capable of </w:t>
-      </w:r>
-      <w:r>
-        <w:rPr>
-          <w:rFonts w:ascii="Times New Roman" w:hAnsi="Times New Roman" w:cs="Times New Roman"/>
-          <w:bCs/>
-          <w:sz w:val="24"/>
-          <w:szCs w:val="24"/>
-        </w:rPr>
-        <w:lastRenderedPageBreak/>
-        <w:t>producing slowly cycling cells concurrently with quickly dividing cells as an additional source of multi-fate response.</w:t>
-      </w:r>
     </w:p>
     <w:p>
       <w:pPr>
@@ -505,28 +759,869 @@
           <w:sz w:val="24"/>
           <w:szCs w:val="24"/>
         </w:rPr>
-        <w:t xml:space="preserve">Targeted therapy of epidermal growth factor receptor has been a successful initial treatment for patients with non-small cell lung cancer. The disease, however, will generally progress as the tumors become resistant. One cause of resistance is linked to heterogeneity of cell fates in response to drug treatment. Underlying fate decision, and ultimately population response, is the complex signaling network of the cell. To understand the dynamics of a drug response, it is necessary to determine how external stimuli </w:t>
-      </w:r>
-      <w:r>
-        <w:rPr>
-          <w:rFonts w:ascii="Times New Roman" w:hAnsi="Times New Roman" w:cs="Times New Roman"/>
-          <w:bCs/>
-          <w:sz w:val="24"/>
-          <w:szCs w:val="24"/>
-        </w:rPr>
-        <w:t>are</w:t>
-      </w:r>
-      <w:r>
-        <w:rPr>
-          <w:rFonts w:ascii="Times New Roman" w:hAnsi="Times New Roman" w:cs="Times New Roman"/>
-          <w:bCs/>
-          <w:sz w:val="24"/>
-          <w:szCs w:val="24"/>
-        </w:rPr>
-        <w:t xml:space="preserve"> integrated into a fate and how perturbations in the signaling network alter the decision process. In this study, we find that extracellular matrix (ECM) stiffness modulates proliferation behavior and the distribution of cell fates. Using these results, we have built a stochastic model capable of accurately predicting population dynamics – validated by in vitro evaluation of patient-derived lines. The model, once properly trained to data, could be a useful tool for quantitative prediction of drug response. </w:t>
-      </w:r>
-    </w:p>
-    <w:bookmarkEnd w:id="1"/>
+        <w:t>C</w:t>
+      </w:r>
+      <w:r>
+        <w:rPr>
+          <w:rFonts w:ascii="Times New Roman" w:hAnsi="Times New Roman" w:cs="Times New Roman"/>
+          <w:bCs/>
+          <w:sz w:val="24"/>
+          <w:szCs w:val="24"/>
+        </w:rPr>
+        <w:t>ells integrate environmenta</w:t>
+      </w:r>
+      <w:r>
+        <w:rPr>
+          <w:rFonts w:ascii="Times New Roman" w:hAnsi="Times New Roman" w:cs="Times New Roman"/>
+          <w:bCs/>
+          <w:sz w:val="24"/>
+          <w:szCs w:val="24"/>
+        </w:rPr>
+        <w:t xml:space="preserve">l </w:t>
+      </w:r>
+      <w:r>
+        <w:rPr>
+          <w:rFonts w:ascii="Times New Roman" w:hAnsi="Times New Roman" w:cs="Times New Roman"/>
+          <w:bCs/>
+          <w:sz w:val="24"/>
+          <w:szCs w:val="24"/>
+        </w:rPr>
+        <w:t>cues into phenotypic responses th</w:t>
+      </w:r>
+      <w:r>
+        <w:rPr>
+          <w:rFonts w:ascii="Times New Roman" w:hAnsi="Times New Roman" w:cs="Times New Roman"/>
+          <w:bCs/>
+          <w:sz w:val="24"/>
+          <w:szCs w:val="24"/>
+        </w:rPr>
+        <w:t>r</w:t>
+      </w:r>
+      <w:r>
+        <w:rPr>
+          <w:rFonts w:ascii="Times New Roman" w:hAnsi="Times New Roman" w:cs="Times New Roman"/>
+          <w:bCs/>
+          <w:sz w:val="24"/>
+          <w:szCs w:val="24"/>
+        </w:rPr>
+        <w:t>ough intracellular signaling networks.</w:t>
+      </w:r>
+      <w:r>
+        <w:rPr>
+          <w:rFonts w:ascii="Times New Roman" w:hAnsi="Times New Roman" w:cs="Times New Roman"/>
+          <w:bCs/>
+          <w:sz w:val="24"/>
+          <w:szCs w:val="24"/>
+        </w:rPr>
+        <w:t xml:space="preserve"> </w:t>
+      </w:r>
+      <w:r>
+        <w:rPr>
+          <w:rFonts w:ascii="Times New Roman" w:hAnsi="Times New Roman" w:cs="Times New Roman"/>
+          <w:bCs/>
+          <w:sz w:val="24"/>
+          <w:szCs w:val="24"/>
+        </w:rPr>
+        <w:t xml:space="preserve"> </w:t>
+      </w:r>
+      <w:r>
+        <w:rPr>
+          <w:rFonts w:ascii="Times New Roman" w:hAnsi="Times New Roman" w:cs="Times New Roman"/>
+          <w:bCs/>
+          <w:sz w:val="24"/>
+          <w:szCs w:val="24"/>
+        </w:rPr>
+        <w:t>Variation</w:t>
+      </w:r>
+      <w:r>
+        <w:rPr>
+          <w:rFonts w:ascii="Times New Roman" w:hAnsi="Times New Roman" w:cs="Times New Roman"/>
+          <w:bCs/>
+          <w:sz w:val="24"/>
+          <w:szCs w:val="24"/>
+        </w:rPr>
+        <w:t xml:space="preserve"> in cell micro</w:t>
+      </w:r>
+      <w:r>
+        <w:rPr>
+          <w:rFonts w:ascii="Times New Roman" w:hAnsi="Times New Roman" w:cs="Times New Roman"/>
+          <w:bCs/>
+          <w:sz w:val="24"/>
+          <w:szCs w:val="24"/>
+        </w:rPr>
+        <w:t>environment</w:t>
+      </w:r>
+      <w:r>
+        <w:rPr>
+          <w:rFonts w:ascii="Times New Roman" w:hAnsi="Times New Roman" w:cs="Times New Roman"/>
+          <w:bCs/>
+          <w:sz w:val="24"/>
+          <w:szCs w:val="24"/>
+        </w:rPr>
+        <w:t xml:space="preserve">, in particular </w:t>
+      </w:r>
+      <w:r>
+        <w:rPr>
+          <w:rFonts w:ascii="Times New Roman" w:hAnsi="Times New Roman" w:cs="Times New Roman"/>
+          <w:bCs/>
+          <w:sz w:val="24"/>
+          <w:szCs w:val="24"/>
+        </w:rPr>
+        <w:t>extracellular matrix</w:t>
+      </w:r>
+      <w:r>
+        <w:rPr>
+          <w:rFonts w:ascii="Times New Roman" w:hAnsi="Times New Roman" w:cs="Times New Roman"/>
+          <w:bCs/>
+          <w:sz w:val="24"/>
+          <w:szCs w:val="24"/>
+        </w:rPr>
+        <w:t xml:space="preserve"> stiffness, </w:t>
+      </w:r>
+      <w:r>
+        <w:rPr>
+          <w:rFonts w:ascii="Times New Roman" w:hAnsi="Times New Roman" w:cs="Times New Roman"/>
+          <w:bCs/>
+          <w:sz w:val="24"/>
+          <w:szCs w:val="24"/>
+        </w:rPr>
+        <w:t>ha</w:t>
+      </w:r>
+      <w:r>
+        <w:rPr>
+          <w:rFonts w:ascii="Times New Roman" w:hAnsi="Times New Roman" w:cs="Times New Roman"/>
+          <w:bCs/>
+          <w:sz w:val="24"/>
+          <w:szCs w:val="24"/>
+        </w:rPr>
+        <w:t>s</w:t>
+      </w:r>
+      <w:r>
+        <w:rPr>
+          <w:rFonts w:ascii="Times New Roman" w:hAnsi="Times New Roman" w:cs="Times New Roman"/>
+          <w:bCs/>
+          <w:sz w:val="24"/>
+          <w:szCs w:val="24"/>
+        </w:rPr>
+        <w:t xml:space="preserve"> </w:t>
+      </w:r>
+      <w:r>
+        <w:rPr>
+          <w:rFonts w:ascii="Times New Roman" w:hAnsi="Times New Roman" w:cs="Times New Roman"/>
+          <w:bCs/>
+          <w:sz w:val="24"/>
+          <w:szCs w:val="24"/>
+        </w:rPr>
+        <w:t xml:space="preserve">been shown to </w:t>
+      </w:r>
+      <w:r>
+        <w:rPr>
+          <w:rFonts w:ascii="Times New Roman" w:hAnsi="Times New Roman" w:cs="Times New Roman"/>
+          <w:bCs/>
+          <w:sz w:val="24"/>
+          <w:szCs w:val="24"/>
+        </w:rPr>
+        <w:t>impact</w:t>
+      </w:r>
+      <w:r>
+        <w:rPr>
+          <w:rFonts w:ascii="Times New Roman" w:hAnsi="Times New Roman" w:cs="Times New Roman"/>
+          <w:bCs/>
+          <w:sz w:val="24"/>
+          <w:szCs w:val="24"/>
+        </w:rPr>
+        <w:t xml:space="preserve"> </w:t>
+      </w:r>
+      <w:r>
+        <w:rPr>
+          <w:rFonts w:ascii="Times New Roman" w:hAnsi="Times New Roman" w:cs="Times New Roman"/>
+          <w:bCs/>
+          <w:sz w:val="24"/>
+          <w:szCs w:val="24"/>
+        </w:rPr>
+        <w:t>cell cycle progression</w:t>
+      </w:r>
+      <w:r>
+        <w:rPr>
+          <w:rFonts w:ascii="Times New Roman" w:hAnsi="Times New Roman" w:cs="Times New Roman"/>
+          <w:bCs/>
+          <w:sz w:val="24"/>
+          <w:szCs w:val="24"/>
+        </w:rPr>
+        <w:t>, suggesting substrate stiffness as a major factor in cancer treatment response</w:t>
+      </w:r>
+      <w:r>
+        <w:rPr>
+          <w:rFonts w:ascii="Times New Roman" w:hAnsi="Times New Roman" w:cs="Times New Roman"/>
+          <w:bCs/>
+          <w:sz w:val="24"/>
+          <w:szCs w:val="24"/>
+        </w:rPr>
+        <w:t>.</w:t>
+      </w:r>
+      <w:r>
+        <w:rPr>
+          <w:rFonts w:ascii="Times New Roman" w:hAnsi="Times New Roman" w:cs="Times New Roman"/>
+          <w:bCs/>
+          <w:sz w:val="24"/>
+          <w:szCs w:val="24"/>
+        </w:rPr>
+        <w:t xml:space="preserve"> </w:t>
+      </w:r>
+      <w:r>
+        <w:rPr>
+          <w:rFonts w:ascii="Times New Roman" w:hAnsi="Times New Roman" w:cs="Times New Roman"/>
+          <w:bCs/>
+          <w:sz w:val="24"/>
+          <w:szCs w:val="24"/>
+        </w:rPr>
+        <w:t>However,</w:t>
+      </w:r>
+      <w:r>
+        <w:rPr>
+          <w:rFonts w:ascii="Times New Roman" w:hAnsi="Times New Roman" w:cs="Times New Roman"/>
+          <w:bCs/>
+          <w:sz w:val="24"/>
+          <w:szCs w:val="24"/>
+        </w:rPr>
+        <w:t xml:space="preserve"> the</w:t>
+      </w:r>
+      <w:r>
+        <w:rPr>
+          <w:rFonts w:ascii="Times New Roman" w:hAnsi="Times New Roman" w:cs="Times New Roman"/>
+          <w:bCs/>
+          <w:sz w:val="24"/>
+          <w:szCs w:val="24"/>
+        </w:rPr>
+        <w:t xml:space="preserve"> </w:t>
+      </w:r>
+      <w:r>
+        <w:rPr>
+          <w:rFonts w:ascii="Times New Roman" w:hAnsi="Times New Roman" w:cs="Times New Roman"/>
+          <w:bCs/>
+          <w:sz w:val="24"/>
+          <w:szCs w:val="24"/>
+        </w:rPr>
+        <w:t>influence</w:t>
+      </w:r>
+      <w:r>
+        <w:rPr>
+          <w:rFonts w:ascii="Times New Roman" w:hAnsi="Times New Roman" w:cs="Times New Roman"/>
+          <w:bCs/>
+          <w:sz w:val="24"/>
+          <w:szCs w:val="24"/>
+        </w:rPr>
+        <w:t xml:space="preserve"> </w:t>
+      </w:r>
+      <w:r>
+        <w:rPr>
+          <w:rFonts w:ascii="Times New Roman" w:hAnsi="Times New Roman" w:cs="Times New Roman"/>
+          <w:bCs/>
+          <w:sz w:val="24"/>
+          <w:szCs w:val="24"/>
+        </w:rPr>
+        <w:t>substrate stiffness</w:t>
+      </w:r>
+      <w:r>
+        <w:rPr>
+          <w:rFonts w:ascii="Times New Roman" w:hAnsi="Times New Roman" w:cs="Times New Roman"/>
+          <w:bCs/>
+          <w:sz w:val="24"/>
+          <w:szCs w:val="24"/>
+        </w:rPr>
+        <w:t xml:space="preserve"> has on tolerance to targeted therapy has not been fully </w:t>
+      </w:r>
+      <w:r>
+        <w:rPr>
+          <w:rFonts w:ascii="Times New Roman" w:hAnsi="Times New Roman" w:cs="Times New Roman"/>
+          <w:bCs/>
+          <w:sz w:val="24"/>
+          <w:szCs w:val="24"/>
+        </w:rPr>
+        <w:t>resolved.</w:t>
+      </w:r>
+      <w:r>
+        <w:rPr>
+          <w:rFonts w:ascii="Times New Roman" w:hAnsi="Times New Roman" w:cs="Times New Roman"/>
+          <w:bCs/>
+          <w:sz w:val="24"/>
+          <w:szCs w:val="24"/>
+        </w:rPr>
+        <w:t xml:space="preserve"> </w:t>
+      </w:r>
+      <w:r>
+        <w:rPr>
+          <w:rFonts w:ascii="Times New Roman" w:hAnsi="Times New Roman" w:cs="Times New Roman"/>
+          <w:bCs/>
+          <w:sz w:val="24"/>
+          <w:szCs w:val="24"/>
+        </w:rPr>
+        <w:t>In this study</w:t>
+      </w:r>
+      <w:r>
+        <w:rPr>
+          <w:rFonts w:ascii="Times New Roman" w:hAnsi="Times New Roman" w:cs="Times New Roman"/>
+          <w:bCs/>
+          <w:sz w:val="24"/>
+          <w:szCs w:val="24"/>
+        </w:rPr>
+        <w:t>,</w:t>
+      </w:r>
+      <w:r>
+        <w:rPr>
+          <w:rFonts w:ascii="Times New Roman" w:hAnsi="Times New Roman" w:cs="Times New Roman"/>
+          <w:bCs/>
+          <w:sz w:val="24"/>
+          <w:szCs w:val="24"/>
+        </w:rPr>
+        <w:t xml:space="preserve"> we use </w:t>
+      </w:r>
+      <w:r>
+        <w:rPr>
+          <w:rFonts w:ascii="Times New Roman" w:hAnsi="Times New Roman" w:cs="Times New Roman"/>
+          <w:bCs/>
+          <w:sz w:val="24"/>
+          <w:szCs w:val="24"/>
+        </w:rPr>
+        <w:t xml:space="preserve">a combined experimental and computational modeling approach to investigate the role of substrate stiffness </w:t>
+      </w:r>
+      <w:r>
+        <w:rPr>
+          <w:rFonts w:ascii="Times New Roman" w:hAnsi="Times New Roman" w:cs="Times New Roman"/>
+          <w:bCs/>
+          <w:sz w:val="24"/>
+          <w:szCs w:val="24"/>
+        </w:rPr>
+        <w:t xml:space="preserve">on the response of </w:t>
+      </w:r>
+      <w:r>
+        <w:rPr>
+          <w:rFonts w:ascii="Times New Roman" w:hAnsi="Times New Roman" w:cs="Times New Roman"/>
+          <w:bCs/>
+          <w:sz w:val="24"/>
+          <w:szCs w:val="24"/>
+        </w:rPr>
+        <w:t xml:space="preserve">isolated sublines from the EGFR-mutant non-small cell lung cancer cell line PC9 to </w:t>
+      </w:r>
+      <w:r>
+        <w:rPr>
+          <w:rFonts w:ascii="Times New Roman" w:hAnsi="Times New Roman" w:cs="Times New Roman"/>
+          <w:bCs/>
+          <w:sz w:val="24"/>
+          <w:szCs w:val="24"/>
+        </w:rPr>
+        <w:t xml:space="preserve">erlotinib treatment. </w:t>
+      </w:r>
+      <w:r>
+        <w:rPr>
+          <w:rFonts w:ascii="Times New Roman" w:hAnsi="Times New Roman" w:cs="Times New Roman"/>
+          <w:bCs/>
+          <w:sz w:val="24"/>
+          <w:szCs w:val="24"/>
+        </w:rPr>
+        <w:t xml:space="preserve">First, we show that by increasing the substrate stiffness, cells </w:t>
+      </w:r>
+      <w:r>
+        <w:rPr>
+          <w:rFonts w:ascii="Times New Roman" w:hAnsi="Times New Roman" w:cs="Times New Roman"/>
+          <w:bCs/>
+          <w:sz w:val="24"/>
+          <w:szCs w:val="24"/>
+        </w:rPr>
+        <w:t>exhibit</w:t>
+      </w:r>
+      <w:r>
+        <w:rPr>
+          <w:rFonts w:ascii="Times New Roman" w:hAnsi="Times New Roman" w:cs="Times New Roman"/>
+          <w:bCs/>
+          <w:sz w:val="24"/>
+          <w:szCs w:val="24"/>
+        </w:rPr>
+        <w:t xml:space="preserve"> increased</w:t>
+      </w:r>
+      <w:r>
+        <w:rPr>
+          <w:rFonts w:ascii="Times New Roman" w:hAnsi="Times New Roman" w:cs="Times New Roman"/>
+          <w:bCs/>
+          <w:sz w:val="24"/>
+          <w:szCs w:val="24"/>
+        </w:rPr>
+        <w:t xml:space="preserve"> </w:t>
+      </w:r>
+      <w:r>
+        <w:rPr>
+          <w:rFonts w:ascii="Times New Roman" w:hAnsi="Times New Roman" w:cs="Times New Roman"/>
+          <w:bCs/>
+          <w:sz w:val="24"/>
+          <w:szCs w:val="24"/>
+        </w:rPr>
+        <w:t>tolerance</w:t>
+      </w:r>
+      <w:r>
+        <w:rPr>
+          <w:rFonts w:ascii="Times New Roman" w:hAnsi="Times New Roman" w:cs="Times New Roman"/>
+          <w:bCs/>
+          <w:sz w:val="24"/>
+          <w:szCs w:val="24"/>
+        </w:rPr>
+        <w:t xml:space="preserve"> to</w:t>
+      </w:r>
+      <w:r>
+        <w:rPr>
+          <w:rFonts w:ascii="Times New Roman" w:hAnsi="Times New Roman" w:cs="Times New Roman"/>
+          <w:bCs/>
+          <w:sz w:val="24"/>
+          <w:szCs w:val="24"/>
+        </w:rPr>
+        <w:t xml:space="preserve"> EGFR inhibition manifested through decrease</w:t>
+      </w:r>
+      <w:r>
+        <w:rPr>
+          <w:rFonts w:ascii="Times New Roman" w:hAnsi="Times New Roman" w:cs="Times New Roman"/>
+          <w:bCs/>
+          <w:sz w:val="24"/>
+          <w:szCs w:val="24"/>
+        </w:rPr>
+        <w:t>s</w:t>
+      </w:r>
+      <w:r>
+        <w:rPr>
+          <w:rFonts w:ascii="Times New Roman" w:hAnsi="Times New Roman" w:cs="Times New Roman"/>
+          <w:bCs/>
+          <w:sz w:val="24"/>
+          <w:szCs w:val="24"/>
+        </w:rPr>
+        <w:t xml:space="preserve"> in apoptotic and quiescence rates and an increase in </w:t>
+      </w:r>
+      <w:r>
+        <w:rPr>
+          <w:rFonts w:ascii="Times New Roman" w:hAnsi="Times New Roman" w:cs="Times New Roman"/>
+          <w:bCs/>
+          <w:sz w:val="24"/>
+          <w:szCs w:val="24"/>
+        </w:rPr>
+        <w:t xml:space="preserve">the </w:t>
+      </w:r>
+      <w:r>
+        <w:rPr>
+          <w:rFonts w:ascii="Times New Roman" w:hAnsi="Times New Roman" w:cs="Times New Roman"/>
+          <w:bCs/>
+          <w:sz w:val="24"/>
+          <w:szCs w:val="24"/>
+        </w:rPr>
+        <w:t xml:space="preserve">mitotic rate. </w:t>
+      </w:r>
+      <w:r>
+        <w:rPr>
+          <w:rFonts w:ascii="Times New Roman" w:hAnsi="Times New Roman" w:cs="Times New Roman"/>
+          <w:bCs/>
+          <w:sz w:val="24"/>
+          <w:szCs w:val="24"/>
+        </w:rPr>
+        <w:t>The c</w:t>
+      </w:r>
+      <w:r>
+        <w:rPr>
+          <w:rFonts w:ascii="Times New Roman" w:hAnsi="Times New Roman" w:cs="Times New Roman"/>
+          <w:bCs/>
+          <w:sz w:val="24"/>
+          <w:szCs w:val="24"/>
+        </w:rPr>
+        <w:t xml:space="preserve">hanges in population response are then linked to </w:t>
+      </w:r>
+      <w:r>
+        <w:rPr>
+          <w:rFonts w:ascii="Times New Roman" w:hAnsi="Times New Roman" w:cs="Times New Roman"/>
+          <w:bCs/>
+          <w:sz w:val="24"/>
+          <w:szCs w:val="24"/>
+        </w:rPr>
+        <w:t>an accelerated, less variable</w:t>
+      </w:r>
+      <w:r>
+        <w:rPr>
+          <w:rFonts w:ascii="Times New Roman" w:hAnsi="Times New Roman" w:cs="Times New Roman"/>
+          <w:bCs/>
+          <w:sz w:val="24"/>
+          <w:szCs w:val="24"/>
+        </w:rPr>
+        <w:t xml:space="preserve"> intermitotic time</w:t>
+      </w:r>
+      <w:r>
+        <w:rPr>
+          <w:rFonts w:ascii="Times New Roman" w:hAnsi="Times New Roman" w:cs="Times New Roman"/>
+          <w:bCs/>
+          <w:sz w:val="24"/>
+          <w:szCs w:val="24"/>
+        </w:rPr>
+        <w:t xml:space="preserve"> and </w:t>
+      </w:r>
+      <w:r>
+        <w:rPr>
+          <w:rFonts w:ascii="Times New Roman" w:hAnsi="Times New Roman" w:cs="Times New Roman"/>
+          <w:bCs/>
+          <w:sz w:val="24"/>
+          <w:szCs w:val="24"/>
+        </w:rPr>
+        <w:t>increased signaling</w:t>
+      </w:r>
+      <w:r>
+        <w:rPr>
+          <w:rFonts w:ascii="Times New Roman" w:hAnsi="Times New Roman" w:cs="Times New Roman"/>
+          <w:bCs/>
+          <w:sz w:val="24"/>
+          <w:szCs w:val="24"/>
+        </w:rPr>
+        <w:t xml:space="preserve"> </w:t>
+      </w:r>
+      <w:r>
+        <w:rPr>
+          <w:rFonts w:ascii="Times New Roman" w:hAnsi="Times New Roman" w:cs="Times New Roman"/>
+          <w:bCs/>
+          <w:sz w:val="24"/>
+          <w:szCs w:val="24"/>
+        </w:rPr>
+        <w:t>along</w:t>
+      </w:r>
+      <w:r>
+        <w:rPr>
+          <w:rFonts w:ascii="Times New Roman" w:hAnsi="Times New Roman" w:cs="Times New Roman"/>
+          <w:bCs/>
+          <w:sz w:val="24"/>
+          <w:szCs w:val="24"/>
+        </w:rPr>
+        <w:t xml:space="preserve"> key </w:t>
+      </w:r>
+      <w:r>
+        <w:rPr>
+          <w:rFonts w:ascii="Times New Roman" w:hAnsi="Times New Roman" w:cs="Times New Roman"/>
+          <w:bCs/>
+          <w:sz w:val="24"/>
+          <w:szCs w:val="24"/>
+        </w:rPr>
+        <w:t xml:space="preserve">protein </w:t>
+      </w:r>
+      <w:r>
+        <w:rPr>
+          <w:rFonts w:ascii="Times New Roman" w:hAnsi="Times New Roman" w:cs="Times New Roman"/>
+          <w:bCs/>
+          <w:sz w:val="24"/>
+          <w:szCs w:val="24"/>
+        </w:rPr>
+        <w:t xml:space="preserve">signaling </w:t>
+      </w:r>
+      <w:r>
+        <w:rPr>
+          <w:rFonts w:ascii="Times New Roman" w:hAnsi="Times New Roman" w:cs="Times New Roman"/>
+          <w:bCs/>
+          <w:sz w:val="24"/>
+          <w:szCs w:val="24"/>
+        </w:rPr>
+        <w:t>axes</w:t>
+      </w:r>
+      <w:r>
+        <w:rPr>
+          <w:rFonts w:ascii="Times New Roman" w:hAnsi="Times New Roman" w:cs="Times New Roman"/>
+          <w:bCs/>
+          <w:sz w:val="24"/>
+          <w:szCs w:val="24"/>
+        </w:rPr>
+        <w:t xml:space="preserve">. </w:t>
+      </w:r>
+      <w:r>
+        <w:rPr>
+          <w:rFonts w:ascii="Times New Roman" w:hAnsi="Times New Roman" w:cs="Times New Roman"/>
+          <w:bCs/>
+          <w:sz w:val="24"/>
+          <w:szCs w:val="24"/>
+        </w:rPr>
+        <w:t xml:space="preserve">To </w:t>
+      </w:r>
+      <w:r>
+        <w:rPr>
+          <w:rFonts w:ascii="Times New Roman" w:hAnsi="Times New Roman" w:cs="Times New Roman"/>
+          <w:bCs/>
+          <w:sz w:val="24"/>
+          <w:szCs w:val="24"/>
+        </w:rPr>
+        <w:t>interpret how</w:t>
+      </w:r>
+      <w:r>
+        <w:rPr>
+          <w:rFonts w:ascii="Times New Roman" w:hAnsi="Times New Roman" w:cs="Times New Roman"/>
+          <w:bCs/>
+          <w:sz w:val="24"/>
+          <w:szCs w:val="24"/>
+        </w:rPr>
+        <w:t xml:space="preserve"> </w:t>
+      </w:r>
+      <w:r>
+        <w:rPr>
+          <w:rFonts w:ascii="Times New Roman" w:hAnsi="Times New Roman" w:cs="Times New Roman"/>
+          <w:bCs/>
+          <w:sz w:val="24"/>
+          <w:szCs w:val="24"/>
+        </w:rPr>
+        <w:t>differences</w:t>
+      </w:r>
+      <w:r>
+        <w:rPr>
+          <w:rFonts w:ascii="Times New Roman" w:hAnsi="Times New Roman" w:cs="Times New Roman"/>
+          <w:bCs/>
+          <w:sz w:val="24"/>
+          <w:szCs w:val="24"/>
+        </w:rPr>
+        <w:t xml:space="preserve"> in signaling levels</w:t>
+      </w:r>
+      <w:r>
+        <w:rPr>
+          <w:rFonts w:ascii="Times New Roman" w:hAnsi="Times New Roman" w:cs="Times New Roman"/>
+          <w:bCs/>
+          <w:sz w:val="24"/>
+          <w:szCs w:val="24"/>
+        </w:rPr>
+        <w:t xml:space="preserve"> lead</w:t>
+      </w:r>
+      <w:r>
+        <w:rPr>
+          <w:rFonts w:ascii="Times New Roman" w:hAnsi="Times New Roman" w:cs="Times New Roman"/>
+          <w:bCs/>
+          <w:sz w:val="24"/>
+          <w:szCs w:val="24"/>
+        </w:rPr>
+        <w:t xml:space="preserve"> to </w:t>
+      </w:r>
+      <w:r>
+        <w:rPr>
+          <w:rFonts w:ascii="Times New Roman" w:hAnsi="Times New Roman" w:cs="Times New Roman"/>
+          <w:bCs/>
+          <w:sz w:val="24"/>
+          <w:szCs w:val="24"/>
+        </w:rPr>
+        <w:t xml:space="preserve">variation in </w:t>
+      </w:r>
+      <w:r>
+        <w:rPr>
+          <w:rFonts w:ascii="Times New Roman" w:hAnsi="Times New Roman" w:cs="Times New Roman"/>
+          <w:bCs/>
+          <w:sz w:val="24"/>
+          <w:szCs w:val="24"/>
+        </w:rPr>
+        <w:t xml:space="preserve">individual cell fate response, and ultimately population response, we use a stochastic, molecular model of cell fate decision. We find that a stochastic model captures the </w:t>
+      </w:r>
+      <w:r>
+        <w:rPr>
+          <w:rFonts w:ascii="Times New Roman" w:hAnsi="Times New Roman" w:cs="Times New Roman"/>
+          <w:bCs/>
+          <w:sz w:val="24"/>
+          <w:szCs w:val="24"/>
+        </w:rPr>
+        <w:t>experimental</w:t>
+      </w:r>
+      <w:r>
+        <w:rPr>
+          <w:rFonts w:ascii="Times New Roman" w:hAnsi="Times New Roman" w:cs="Times New Roman"/>
+          <w:bCs/>
+          <w:sz w:val="24"/>
+          <w:szCs w:val="24"/>
+        </w:rPr>
+        <w:t xml:space="preserve"> </w:t>
+      </w:r>
+      <w:r>
+        <w:rPr>
+          <w:rFonts w:ascii="Times New Roman" w:hAnsi="Times New Roman" w:cs="Times New Roman"/>
+          <w:bCs/>
+          <w:sz w:val="24"/>
+          <w:szCs w:val="24"/>
+        </w:rPr>
+        <w:t>distribution</w:t>
+      </w:r>
+      <w:r>
+        <w:rPr>
+          <w:rFonts w:ascii="Times New Roman" w:hAnsi="Times New Roman" w:cs="Times New Roman"/>
+          <w:bCs/>
+          <w:sz w:val="24"/>
+          <w:szCs w:val="24"/>
+        </w:rPr>
+        <w:t xml:space="preserve"> in intermitotic time, </w:t>
+      </w:r>
+      <w:r>
+        <w:rPr>
+          <w:rFonts w:ascii="Times New Roman" w:hAnsi="Times New Roman" w:cs="Times New Roman"/>
+          <w:bCs/>
+          <w:sz w:val="24"/>
+          <w:szCs w:val="24"/>
+        </w:rPr>
+        <w:t>known signaling</w:t>
+      </w:r>
+      <w:r>
+        <w:rPr>
+          <w:rFonts w:ascii="Times New Roman" w:hAnsi="Times New Roman" w:cs="Times New Roman"/>
+          <w:bCs/>
+          <w:sz w:val="24"/>
+          <w:szCs w:val="24"/>
+        </w:rPr>
+        <w:t xml:space="preserve"> in molecular regulators, and population level cell response.</w:t>
+      </w:r>
+      <w:r>
+        <w:rPr>
+          <w:rFonts w:ascii="Times New Roman" w:hAnsi="Times New Roman" w:cs="Times New Roman"/>
+          <w:bCs/>
+          <w:sz w:val="24"/>
+          <w:szCs w:val="24"/>
+        </w:rPr>
+        <w:t xml:space="preserve"> </w:t>
+      </w:r>
+      <w:r>
+        <w:rPr>
+          <w:rFonts w:ascii="Times New Roman" w:hAnsi="Times New Roman" w:cs="Times New Roman"/>
+          <w:bCs/>
+          <w:sz w:val="24"/>
+          <w:szCs w:val="24"/>
+        </w:rPr>
+        <w:t>Furthermore, t</w:t>
+      </w:r>
+      <w:r>
+        <w:rPr>
+          <w:rFonts w:ascii="Times New Roman" w:hAnsi="Times New Roman" w:cs="Times New Roman"/>
+          <w:bCs/>
+          <w:sz w:val="24"/>
+          <w:szCs w:val="24"/>
+        </w:rPr>
+        <w:t xml:space="preserve">he model suggests that </w:t>
+      </w:r>
+      <w:r>
+        <w:rPr>
+          <w:rFonts w:ascii="Times New Roman" w:hAnsi="Times New Roman" w:cs="Times New Roman"/>
+          <w:bCs/>
+          <w:sz w:val="24"/>
+          <w:szCs w:val="24"/>
+        </w:rPr>
+        <w:t xml:space="preserve">a combinatorial effect of </w:t>
+      </w:r>
+      <w:r>
+        <w:rPr>
+          <w:rFonts w:ascii="Times New Roman" w:hAnsi="Times New Roman" w:cs="Times New Roman"/>
+          <w:bCs/>
+          <w:sz w:val="24"/>
+          <w:szCs w:val="24"/>
+        </w:rPr>
+        <w:t xml:space="preserve">the </w:t>
+      </w:r>
+      <w:r>
+        <w:rPr>
+          <w:rFonts w:ascii="Times New Roman" w:hAnsi="Times New Roman" w:cs="Times New Roman"/>
+          <w:bCs/>
+          <w:sz w:val="24"/>
+          <w:szCs w:val="24"/>
+        </w:rPr>
+        <w:t>network structure and system noise</w:t>
+      </w:r>
+      <w:r>
+        <w:rPr>
+          <w:rFonts w:ascii="Times New Roman" w:hAnsi="Times New Roman" w:cs="Times New Roman"/>
+          <w:bCs/>
+          <w:sz w:val="24"/>
+          <w:szCs w:val="24"/>
+        </w:rPr>
+        <w:t xml:space="preserve"> </w:t>
+      </w:r>
+      <w:r>
+        <w:rPr>
+          <w:rFonts w:ascii="Times New Roman" w:hAnsi="Times New Roman" w:cs="Times New Roman"/>
+          <w:bCs/>
+          <w:sz w:val="24"/>
+          <w:szCs w:val="24"/>
+        </w:rPr>
+        <w:t xml:space="preserve">are </w:t>
+      </w:r>
+      <w:r>
+        <w:rPr>
+          <w:rFonts w:ascii="Times New Roman" w:hAnsi="Times New Roman" w:cs="Times New Roman"/>
+          <w:bCs/>
+          <w:sz w:val="24"/>
+          <w:szCs w:val="24"/>
+        </w:rPr>
+        <w:t>sufficient</w:t>
+      </w:r>
+      <w:r>
+        <w:rPr>
+          <w:rFonts w:ascii="Times New Roman" w:hAnsi="Times New Roman" w:cs="Times New Roman"/>
+          <w:bCs/>
+          <w:sz w:val="24"/>
+          <w:szCs w:val="24"/>
+        </w:rPr>
+        <w:t xml:space="preserve"> for</w:t>
+      </w:r>
+      <w:r>
+        <w:rPr>
+          <w:rFonts w:ascii="Times New Roman" w:hAnsi="Times New Roman" w:cs="Times New Roman"/>
+          <w:bCs/>
+          <w:sz w:val="24"/>
+          <w:szCs w:val="24"/>
+        </w:rPr>
+        <w:t xml:space="preserve"> heterogenous fate response.</w:t>
+      </w:r>
+      <w:r>
+        <w:rPr>
+          <w:rFonts w:ascii="Times New Roman" w:hAnsi="Times New Roman" w:cs="Times New Roman"/>
+          <w:bCs/>
+          <w:sz w:val="24"/>
+          <w:szCs w:val="24"/>
+        </w:rPr>
+        <w:t xml:space="preserve"> </w:t>
+      </w:r>
+      <w:r>
+        <w:rPr>
+          <w:rFonts w:ascii="Times New Roman" w:hAnsi="Times New Roman" w:cs="Times New Roman"/>
+          <w:bCs/>
+          <w:sz w:val="24"/>
+          <w:szCs w:val="24"/>
+        </w:rPr>
+        <w:t>We show how a coarse-grained, molecular model is a useful tool in interpreting the underlying molecular control</w:t>
+      </w:r>
+    </w:p>
+    <w:p>
+      <w:pPr>
+        <w:rPr>
+          <w:rFonts w:ascii="Times New Roman" w:hAnsi="Times New Roman" w:cs="Times New Roman"/>
+          <w:bCs/>
+          <w:sz w:val="24"/>
+          <w:szCs w:val="24"/>
+        </w:rPr>
+      </w:pPr>
+      <w:r>
+        <w:rPr>
+          <w:rFonts w:ascii="Times New Roman" w:hAnsi="Times New Roman" w:cs="Times New Roman"/>
+          <w:bCs/>
+          <w:sz w:val="24"/>
+          <w:szCs w:val="24"/>
+        </w:rPr>
+        <w:br w:type="page"/>
+      </w:r>
+    </w:p>
+    <w:p>
+      <w:pPr>
+        <w:spacing w:after="0" w:line="480" w:lineRule="auto"/>
+        <w:jc w:val="both"/>
+        <w:rPr>
+          <w:rFonts w:ascii="Times New Roman" w:hAnsi="Times New Roman" w:cs="Times New Roman"/>
+          <w:bCs/>
+          <w:sz w:val="24"/>
+          <w:szCs w:val="24"/>
+        </w:rPr>
+      </w:pPr>
+      <w:r>
+        <w:rPr>
+          <w:rFonts w:ascii="Times New Roman" w:hAnsi="Times New Roman" w:cs="Times New Roman"/>
+          <w:b/>
+          <w:sz w:val="28"/>
+          <w:szCs w:val="28"/>
+        </w:rPr>
+        <w:lastRenderedPageBreak/>
+        <w:t>Introduction</w:t>
+      </w:r>
+    </w:p>
     <w:p>
       <w:pPr>
         <w:spacing w:after="0" w:line="480" w:lineRule="auto"/>
@@ -539,25 +1634,260 @@
           <w:szCs w:val="24"/>
         </w:rPr>
       </w:pPr>
+      <w:r>
+        <w:rPr>
+          <w:rFonts w:ascii="Times New Roman" w:hAnsi="Times New Roman" w:cs="Times New Roman"/>
+          <w:bCs/>
+          <w:sz w:val="24"/>
+          <w:szCs w:val="24"/>
+        </w:rPr>
+        <w:t xml:space="preserve">Targeted therapy </w:t>
+      </w:r>
+      <w:r>
+        <w:rPr>
+          <w:rFonts w:ascii="Times New Roman" w:hAnsi="Times New Roman" w:cs="Times New Roman"/>
+          <w:bCs/>
+          <w:sz w:val="24"/>
+          <w:szCs w:val="24"/>
+        </w:rPr>
+        <w:t>for patients overexpressing</w:t>
+      </w:r>
+      <w:r>
+        <w:rPr>
+          <w:rFonts w:ascii="Times New Roman" w:hAnsi="Times New Roman" w:cs="Times New Roman"/>
+          <w:bCs/>
+          <w:sz w:val="24"/>
+          <w:szCs w:val="24"/>
+        </w:rPr>
+        <w:t xml:space="preserve"> or possessing oncogenic driver mutations within epi</w:t>
+      </w:r>
+      <w:r>
+        <w:rPr>
+          <w:rFonts w:ascii="Times New Roman" w:hAnsi="Times New Roman" w:cs="Times New Roman"/>
+          <w:bCs/>
+          <w:sz w:val="24"/>
+          <w:szCs w:val="24"/>
+        </w:rPr>
+        <w:t>dermal growth factor receptor</w:t>
+      </w:r>
+      <w:r>
+        <w:rPr>
+          <w:rFonts w:ascii="Times New Roman" w:hAnsi="Times New Roman" w:cs="Times New Roman"/>
+          <w:bCs/>
+          <w:sz w:val="24"/>
+          <w:szCs w:val="24"/>
+        </w:rPr>
+        <w:t xml:space="preserve"> (EGFR)</w:t>
+      </w:r>
+      <w:r>
+        <w:rPr>
+          <w:rFonts w:ascii="Times New Roman" w:hAnsi="Times New Roman" w:cs="Times New Roman"/>
+          <w:bCs/>
+          <w:sz w:val="24"/>
+          <w:szCs w:val="24"/>
+        </w:rPr>
+        <w:t xml:space="preserve"> has been a successful initial treatment for non-small cell lung cancer</w:t>
+      </w:r>
+      <w:r>
+        <w:rPr>
+          <w:rFonts w:ascii="Times New Roman" w:hAnsi="Times New Roman" w:cs="Times New Roman"/>
+          <w:bCs/>
+          <w:sz w:val="24"/>
+          <w:szCs w:val="24"/>
+        </w:rPr>
+        <w:t xml:space="preserve"> (NSCLC). </w:t>
+      </w:r>
+      <w:r>
+        <w:rPr>
+          <w:rFonts w:ascii="Times New Roman" w:hAnsi="Times New Roman" w:cs="Times New Roman"/>
+          <w:bCs/>
+          <w:sz w:val="24"/>
+          <w:szCs w:val="24"/>
+        </w:rPr>
+        <w:t>The disease, however, generally progress</w:t>
+      </w:r>
+      <w:r>
+        <w:rPr>
+          <w:rFonts w:ascii="Times New Roman" w:hAnsi="Times New Roman" w:cs="Times New Roman"/>
+          <w:bCs/>
+          <w:sz w:val="24"/>
+          <w:szCs w:val="24"/>
+        </w:rPr>
+        <w:t>es</w:t>
+      </w:r>
+      <w:r>
+        <w:rPr>
+          <w:rFonts w:ascii="Times New Roman" w:hAnsi="Times New Roman" w:cs="Times New Roman"/>
+          <w:bCs/>
+          <w:sz w:val="24"/>
+          <w:szCs w:val="24"/>
+        </w:rPr>
+        <w:t xml:space="preserve"> as the tumors become resistant</w:t>
+      </w:r>
+      <w:r>
+        <w:rPr>
+          <w:rFonts w:ascii="Times New Roman" w:hAnsi="Times New Roman" w:cs="Times New Roman"/>
+          <w:bCs/>
+          <w:sz w:val="24"/>
+          <w:szCs w:val="24"/>
+        </w:rPr>
+        <w:t xml:space="preserve">. </w:t>
+      </w:r>
+      <w:bookmarkStart w:id="4" w:name="_Hlk59494490"/>
+      <w:r>
+        <w:rPr>
+          <w:rFonts w:ascii="Times New Roman" w:hAnsi="Times New Roman" w:cs="Times New Roman"/>
+          <w:bCs/>
+          <w:sz w:val="24"/>
+          <w:szCs w:val="24"/>
+        </w:rPr>
+        <w:t>One feature making NSCLC particularly difficult to treat is the heterogeneous single-cell fate response to targeted therapy.</w:t>
+      </w:r>
+      <w:r>
+        <w:rPr>
+          <w:rFonts w:ascii="Times New Roman" w:hAnsi="Times New Roman" w:cs="Times New Roman"/>
+          <w:bCs/>
+          <w:sz w:val="24"/>
+          <w:szCs w:val="24"/>
+        </w:rPr>
+        <w:t xml:space="preserve"> </w:t>
+      </w:r>
+      <w:r>
+        <w:rPr>
+          <w:rFonts w:ascii="Times New Roman" w:hAnsi="Times New Roman" w:cs="Times New Roman"/>
+          <w:bCs/>
+          <w:sz w:val="24"/>
+          <w:szCs w:val="24"/>
+        </w:rPr>
+        <w:t>Understanding the causes of heterogeneity is important for developing functional treatments. Past work has focused on examining genetic heterogeneity across tumor cells that result in distinct subpopulations with unique drug-response profiles. Here, we supplement a growing body of work demonstrating the importance of cell microenvironment to treatment response. We next develop a mechanistic, molecular model to, first, recapitulate our population-level experimental results and, then, show that the signaling network is capable of producing slowly cycling cells concurrently with quickly dividing cells as an additional source of multi-fate response.</w:t>
+      </w:r>
     </w:p>
     <w:p>
       <w:pPr>
         <w:spacing w:after="0" w:line="480" w:lineRule="auto"/>
-        <w:jc w:val="both"/>
-        <w:rPr>
-          <w:rFonts w:ascii="Times New Roman" w:hAnsi="Times New Roman" w:cs="Times New Roman"/>
-          <w:bCs/>
-          <w:sz w:val="24"/>
-          <w:szCs w:val="24"/>
-        </w:rPr>
-      </w:pPr>
-      <w:r>
-        <w:rPr>
-          <w:rFonts w:ascii="Times New Roman" w:hAnsi="Times New Roman" w:cs="Times New Roman"/>
-          <w:bCs/>
-          <w:sz w:val="24"/>
-          <w:szCs w:val="24"/>
-        </w:rPr>
+        <w:ind w:firstLine="360"/>
+        <w:jc w:val="both"/>
+        <w:rPr>
+          <w:rFonts w:ascii="Times New Roman" w:hAnsi="Times New Roman" w:cs="Times New Roman"/>
+          <w:bCs/>
+          <w:sz w:val="24"/>
+          <w:szCs w:val="24"/>
+        </w:rPr>
+      </w:pPr>
+      <w:r>
+        <w:rPr>
+          <w:rFonts w:ascii="Times New Roman" w:hAnsi="Times New Roman" w:cs="Times New Roman"/>
+          <w:bCs/>
+          <w:sz w:val="24"/>
+          <w:szCs w:val="24"/>
+        </w:rPr>
+        <w:t xml:space="preserve">Targeted therapy of epidermal growth factor receptor has been a successful initial treatment for patients with non-small cell lung cancer. The disease, however, will generally progress as the tumors become resistant. One cause of resistance is linked to heterogeneity of cell fates in response to drug treatment. Underlying fate decision, and ultimately population response, is the complex signaling network of the cell. To understand the dynamics of a drug response, it is necessary to determine how external stimuli </w:t>
+      </w:r>
+      <w:r>
+        <w:rPr>
+          <w:rFonts w:ascii="Times New Roman" w:hAnsi="Times New Roman" w:cs="Times New Roman"/>
+          <w:bCs/>
+          <w:sz w:val="24"/>
+          <w:szCs w:val="24"/>
+        </w:rPr>
+        <w:t>are</w:t>
+      </w:r>
+      <w:r>
+        <w:rPr>
+          <w:rFonts w:ascii="Times New Roman" w:hAnsi="Times New Roman" w:cs="Times New Roman"/>
+          <w:bCs/>
+          <w:sz w:val="24"/>
+          <w:szCs w:val="24"/>
+        </w:rPr>
+        <w:t xml:space="preserve"> integrated into a fate and how perturbations in the signaling network alter the decision process. In this study, we find that extracellular matrix (ECM) stiffness modulates proliferation behavior and the distribution of cell fates. Using these results, we have built a stochastic model capable of accurately predicting population dynamics – validated by in vitro evaluation of patient-derived lines. The model, once properly trained to data, could be a useful tool for quantitative prediction of drug response. </w:t>
+      </w:r>
+      <w:bookmarkEnd w:id="4"/>
+    </w:p>
+    <w:p>
+      <w:pPr>
+        <w:spacing w:after="0" w:line="480" w:lineRule="auto"/>
+        <w:ind w:firstLine="360"/>
+        <w:jc w:val="both"/>
+        <w:rPr>
+          <w:rFonts w:ascii="Times New Roman" w:hAnsi="Times New Roman" w:cs="Times New Roman"/>
+          <w:bCs/>
+          <w:sz w:val="24"/>
+          <w:szCs w:val="24"/>
+        </w:rPr>
+      </w:pPr>
+      <w:r>
+        <w:rPr>
+          <w:rFonts w:ascii="Times New Roman" w:hAnsi="Times New Roman" w:cs="Times New Roman"/>
+          <w:bCs/>
+          <w:sz w:val="24"/>
+          <w:szCs w:val="24"/>
+        </w:rPr>
+        <w:t>Stochastic noise is (essential) to a cell’s ability to evade EGFR inhibition</w:t>
+      </w:r>
+    </w:p>
+    <w:p>
+      <w:pPr>
+        <w:spacing w:after="0" w:line="480" w:lineRule="auto"/>
+        <w:ind w:firstLine="360"/>
+        <w:jc w:val="both"/>
+        <w:rPr>
+          <w:rFonts w:ascii="Times New Roman" w:hAnsi="Times New Roman" w:cs="Times New Roman"/>
+          <w:bCs/>
+          <w:sz w:val="24"/>
+          <w:szCs w:val="24"/>
+        </w:rPr>
+      </w:pPr>
+      <w:r>
+        <w:rPr>
+          <w:rFonts w:ascii="Times New Roman" w:hAnsi="Times New Roman" w:cs="Times New Roman"/>
+          <w:bCs/>
+          <w:sz w:val="24"/>
+          <w:szCs w:val="24"/>
+        </w:rPr>
+        <w:t xml:space="preserve">Focus on impact of microenvironment and signaling noise </w:t>
+      </w:r>
+    </w:p>
+    <w:p>
+      <w:pPr>
+        <w:spacing w:after="0" w:line="480" w:lineRule="auto"/>
+        <w:ind w:firstLine="360"/>
+        <w:jc w:val="both"/>
+        <w:rPr>
+          <w:rFonts w:ascii="Times New Roman" w:hAnsi="Times New Roman" w:cs="Times New Roman"/>
+          <w:bCs/>
+          <w:sz w:val="24"/>
+          <w:szCs w:val="24"/>
+        </w:rPr>
+      </w:pPr>
+      <w:r>
+        <w:rPr>
+          <w:rFonts w:ascii="Times New Roman" w:hAnsi="Times New Roman" w:cs="Times New Roman"/>
+          <w:bCs/>
+          <w:sz w:val="24"/>
+          <w:szCs w:val="24"/>
+        </w:rPr>
+        <w:t>Model shows signaling noise is sufficient to produce heterogeneous cell fate response, discussion question: if noise is sufficient what is the, increased noise increased plasticity?</w:t>
+      </w:r>
+    </w:p>
+    <w:p>
+      <w:pPr>
+        <w:spacing w:after="0" w:line="480" w:lineRule="auto"/>
+        <w:jc w:val="both"/>
+        <w:rPr>
+          <w:rFonts w:ascii="Times New Roman" w:hAnsi="Times New Roman" w:cs="Times New Roman"/>
+          <w:bCs/>
+          <w:sz w:val="24"/>
+          <w:szCs w:val="24"/>
+        </w:rPr>
+      </w:pPr>
+      <w:r>
+        <w:rPr>
+          <w:rFonts w:ascii="Times New Roman" w:hAnsi="Times New Roman" w:cs="Times New Roman"/>
+          <w:bCs/>
+          <w:sz w:val="24"/>
+          <w:szCs w:val="24"/>
+        </w:rPr>
+        <w:lastRenderedPageBreak/>
         <w:t>Outline</w:t>
       </w:r>
       <w:r>
@@ -837,7 +2167,6 @@
           <w:sz w:val="24"/>
           <w:szCs w:val="24"/>
         </w:rPr>
-        <w:lastRenderedPageBreak/>
         <w:t>Model captures experimental population dynamics (similar mitotic, apoptotic, and quiescent rates)</w:t>
       </w:r>
       <w:r>
@@ -1088,6 +2417,7 @@
           <w:sz w:val="24"/>
           <w:szCs w:val="24"/>
         </w:rPr>
+        <w:lastRenderedPageBreak/>
         <mc:AlternateContent>
           <mc:Choice Requires="wpg">
             <w:drawing>
@@ -1124,7 +2454,7 @@
                           </pic:cNvPicPr>
                         </pic:nvPicPr>
                         <pic:blipFill>
-                          <a:blip r:embed="rId8">
+                          <a:blip r:embed="rId12">
                             <a:extLst>
                               <a:ext uri="{28A0092B-C50C-407E-A947-70E740481C1C}">
                                 <a14:useLocalDpi xmlns:a14="http://schemas.microsoft.com/office/drawing/2010/main" val="0"/>
@@ -1155,7 +2485,7 @@
                           </pic:cNvPicPr>
                         </pic:nvPicPr>
                         <pic:blipFill>
-                          <a:blip r:embed="rId9">
+                          <a:blip r:embed="rId13">
                             <a:extLst>
                               <a:ext uri="{28A0092B-C50C-407E-A947-70E740481C1C}">
                                 <a14:useLocalDpi xmlns:a14="http://schemas.microsoft.com/office/drawing/2010/main" val="0"/>
@@ -1184,7 +2514,7 @@
           </mc:Choice>
           <mc:Fallback>
             <w:pict>
-              <v:group w14:anchorId="05045144" id="Group 7" o:spid="_x0000_s1026" style="position:absolute;margin-left:0;margin-top:11.85pt;width:514.5pt;height:208.8pt;z-index:251693056;mso-position-horizontal:center;mso-position-horizontal-relative:margin" coordsize="65341,26517" o:gfxdata="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">
+              <v:group w14:anchorId="0C64A661" id="Group 7" o:spid="_x0000_s1026" style="position:absolute;margin-left:0;margin-top:11.85pt;width:514.5pt;height:208.8pt;z-index:251693056;mso-position-horizontal:center;mso-position-horizontal-relative:margin" coordsize="65341,26517" o:gfxdata="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">
                 <v:shapetype id="_x0000_t75" coordsize="21600,21600" o:spt="75" o:preferrelative="t" path="m@4@5l@4@11@9@11@9@5xe" filled="f" stroked="f">
                   <v:stroke joinstyle="miter"/>
                   <v:formulas>
@@ -1205,10 +2535,10 @@
                   <o:lock v:ext="edit" aspectratio="t"/>
                 </v:shapetype>
                 <v:shape id="Picture 1" o:spid="_x0000_s1027" type="#_x0000_t75" style="position:absolute;width:35845;height:26517;visibility:visible;mso-wrap-style:square" o:gfxdata="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">
-                  <v:imagedata r:id="rId10" o:title=""/>
+                  <v:imagedata r:id="rId14" o:title=""/>
                 </v:shape>
                 <v:shape id="Picture 6" o:spid="_x0000_s1028" type="#_x0000_t75" style="position:absolute;left:38862;top:2095;width:26479;height:23622;visibility:visible;mso-wrap-style:square" o:gfxdata="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">
-                  <v:imagedata r:id="rId11" o:title=""/>
+                  <v:imagedata r:id="rId15" o:title=""/>
                 </v:shape>
                 <w10:wrap type="topAndBottom" anchorx="margin"/>
               </v:group>
@@ -1449,20 +2779,15 @@
           <w:szCs w:val="24"/>
         </w:rPr>
       </w:pPr>
-    </w:p>
-    <w:p>
-      <w:pPr>
-        <w:pStyle w:val="ListParagraph"/>
-        <w:spacing w:after="0" w:line="480" w:lineRule="auto"/>
-        <w:ind w:left="0"/>
-        <w:jc w:val="both"/>
-        <w:rPr>
-          <w:rFonts w:ascii="Times New Roman" w:hAnsi="Times New Roman" w:cs="Times New Roman"/>
-          <w:bCs/>
-          <w:sz w:val="24"/>
-          <w:szCs w:val="24"/>
-        </w:rPr>
-      </w:pPr>
+      <w:r>
+        <w:rPr>
+          <w:rFonts w:ascii="Times New Roman" w:hAnsi="Times New Roman" w:cs="Times New Roman"/>
+          <w:bCs/>
+          <w:sz w:val="24"/>
+          <w:szCs w:val="24"/>
+        </w:rPr>
+        <w:t>All the molecular details are not included, yet the overall dynamics of the systems are sufficiently captured by a coarse-grained molecular model</w:t>
+      </w:r>
     </w:p>
     <w:p>
       <w:pPr>
@@ -1875,7 +3200,7 @@
                     </pic:cNvPicPr>
                   </pic:nvPicPr>
                   <pic:blipFill rotWithShape="1">
-                    <a:blip r:embed="rId12">
+                    <a:blip r:embed="rId16">
                       <a:extLst>
                         <a:ext uri="{28A0092B-C50C-407E-A947-70E740481C1C}">
                           <a14:useLocalDpi xmlns:a14="http://schemas.microsoft.com/office/drawing/2010/main" val="0"/>
@@ -1947,7 +3272,7 @@
                     <pic:cNvPicPr/>
                   </pic:nvPicPr>
                   <pic:blipFill>
-                    <a:blip r:embed="rId13">
+                    <a:blip r:embed="rId17">
                       <a:extLst>
                         <a:ext uri="{28A0092B-C50C-407E-A947-70E740481C1C}">
                           <a14:useLocalDpi xmlns:a14="http://schemas.microsoft.com/office/drawing/2010/main" val="0"/>
@@ -2012,7 +3337,7 @@
                     </pic:cNvPicPr>
                   </pic:nvPicPr>
                   <pic:blipFill rotWithShape="1">
-                    <a:blip r:embed="rId14">
+                    <a:blip r:embed="rId18">
                       <a:extLst>
                         <a:ext uri="{28A0092B-C50C-407E-A947-70E740481C1C}">
                           <a14:useLocalDpi xmlns:a14="http://schemas.microsoft.com/office/drawing/2010/main" val="0"/>
@@ -2082,7 +3407,7 @@
                     </pic:cNvPicPr>
                   </pic:nvPicPr>
                   <pic:blipFill rotWithShape="1">
-                    <a:blip r:embed="rId15">
+                    <a:blip r:embed="rId19">
                       <a:extLst>
                         <a:ext uri="{28A0092B-C50C-407E-A947-70E740481C1C}">
                           <a14:useLocalDpi xmlns:a14="http://schemas.microsoft.com/office/drawing/2010/main" val="0"/>
@@ -2232,6 +3557,7 @@
           <w:sz w:val="24"/>
           <w:szCs w:val="24"/>
         </w:rPr>
+        <w:lastRenderedPageBreak/>
         <w:drawing>
           <wp:anchor distT="0" distB="0" distL="114300" distR="114300" simplePos="0" relativeHeight="251705344" behindDoc="0" locked="0" layoutInCell="1" allowOverlap="1" wp14:anchorId="6C13C296" wp14:editId="61970E51">
             <wp:simplePos x="0" y="0"/>
@@ -2258,7 +3584,7 @@
                     </pic:cNvPicPr>
                   </pic:nvPicPr>
                   <pic:blipFill rotWithShape="1">
-                    <a:blip r:embed="rId16">
+                    <a:blip r:embed="rId20">
                       <a:extLst>
                         <a:ext uri="{28A0092B-C50C-407E-A947-70E740481C1C}">
                           <a14:useLocalDpi xmlns:a14="http://schemas.microsoft.com/office/drawing/2010/main" val="0"/>
@@ -2457,7 +3783,7 @@
         </w:rPr>
         <w:t xml:space="preserve">Experimental: </w:t>
       </w:r>
-      <w:bookmarkStart w:id="2" w:name="_Hlk59522553"/>
+      <w:bookmarkStart w:id="5" w:name="_Hlk59522553"/>
       <w:r>
         <w:rPr>
           <w:rFonts w:ascii="Times New Roman" w:hAnsi="Times New Roman" w:cs="Times New Roman"/>
@@ -2494,8 +3820,8 @@
           <w:szCs w:val="24"/>
         </w:rPr>
       </w:pPr>
-      <w:bookmarkStart w:id="3" w:name="_Hlk63758232"/>
-      <w:bookmarkEnd w:id="2"/>
+      <w:bookmarkStart w:id="6" w:name="_Hlk63758232"/>
+      <w:bookmarkEnd w:id="5"/>
     </w:p>
     <w:p>
       <w:pPr>
@@ -2521,10 +3847,9 @@
           <w:sz w:val="24"/>
           <w:szCs w:val="24"/>
         </w:rPr>
-        <w:lastRenderedPageBreak/>
         <w:t xml:space="preserve">Experimental: </w:t>
       </w:r>
-      <w:bookmarkStart w:id="4" w:name="_Hlk59522569"/>
+      <w:bookmarkStart w:id="7" w:name="_Hlk59522569"/>
       <w:r>
         <w:rPr>
           <w:rFonts w:ascii="Times New Roman" w:hAnsi="Times New Roman" w:cs="Times New Roman"/>
@@ -2561,9 +3886,9 @@
           <w:szCs w:val="24"/>
         </w:rPr>
       </w:pPr>
-      <w:bookmarkStart w:id="5" w:name="_Hlk59522586"/>
-      <w:bookmarkEnd w:id="3"/>
-      <w:bookmarkEnd w:id="4"/>
+      <w:bookmarkStart w:id="8" w:name="_Hlk59522586"/>
+      <w:bookmarkEnd w:id="6"/>
+      <w:bookmarkEnd w:id="7"/>
       <w:r>
         <w:rPr>
           <w:rFonts w:ascii="Times New Roman" w:hAnsi="Times New Roman" w:cs="Times New Roman"/>
@@ -2600,19 +3925,20 @@
           <w:szCs w:val="24"/>
         </w:rPr>
       </w:pPr>
-      <w:bookmarkStart w:id="6" w:name="_Hlk59523110"/>
-      <w:bookmarkEnd w:id="5"/>
-      <w:r>
-        <w:rPr>
-          <w:rFonts w:ascii="Times New Roman" w:hAnsi="Times New Roman" w:cs="Times New Roman"/>
-          <w:bCs/>
-          <w:sz w:val="24"/>
-          <w:szCs w:val="24"/>
-        </w:rPr>
+      <w:bookmarkStart w:id="9" w:name="_Hlk59523110"/>
+      <w:bookmarkEnd w:id="8"/>
+      <w:r>
+        <w:rPr>
+          <w:rFonts w:ascii="Times New Roman" w:hAnsi="Times New Roman" w:cs="Times New Roman"/>
+          <w:bCs/>
+          <w:sz w:val="24"/>
+          <w:szCs w:val="24"/>
+        </w:rPr>
+        <w:lastRenderedPageBreak/>
         <w:t>Computational model predicts the effects of stiffness on proliferation rate for erlotinib treated lung cancer cells</w:t>
       </w:r>
     </w:p>
-    <w:bookmarkEnd w:id="6"/>
+    <w:bookmarkEnd w:id="9"/>
     <w:p>
       <w:pPr>
         <w:pStyle w:val="ListParagraph"/>
@@ -2828,7 +4154,7 @@
           <w:szCs w:val="24"/>
         </w:rPr>
       </w:pPr>
-      <w:bookmarkStart w:id="7" w:name="_Hlk59495010"/>
+      <w:bookmarkStart w:id="10" w:name="_Hlk59495010"/>
       <w:r>
         <w:rPr>
           <w:rFonts w:ascii="Times New Roman" w:hAnsi="Times New Roman" w:cs="Times New Roman"/>
@@ -2979,16 +4305,7 @@
           <w:sz w:val="24"/>
           <w:szCs w:val="24"/>
         </w:rPr>
-        <w:t xml:space="preserve">population response, is the complex signaling network of </w:t>
-      </w:r>
-      <w:r>
-        <w:rPr>
-          <w:rFonts w:ascii="Times New Roman" w:hAnsi="Times New Roman" w:cs="Times New Roman"/>
-          <w:sz w:val="24"/>
-          <w:szCs w:val="24"/>
-        </w:rPr>
-        <w:lastRenderedPageBreak/>
-        <w:t>the cell. To understand the dynamics of a drug response, it is necessary to determine how an external stimul</w:t>
+        <w:t>population response, is the complex signaling network of the cell. To understand the dynamics of a drug response, it is necessary to determine how an external stimul</w:t>
       </w:r>
       <w:r>
         <w:rPr>
@@ -3076,6 +4393,7 @@
           <w:sz w:val="24"/>
           <w:szCs w:val="24"/>
         </w:rPr>
+        <w:lastRenderedPageBreak/>
         <w:t xml:space="preserve">Previous work has focused on </w:t>
       </w:r>
       <w:r>
@@ -3911,16 +5229,7 @@
           <w:sz w:val="24"/>
           <w:szCs w:val="24"/>
         </w:rPr>
-        <w:t xml:space="preserve">network </w:t>
-      </w:r>
-      <w:r>
-        <w:rPr>
-          <w:rFonts w:ascii="Times New Roman" w:hAnsi="Times New Roman" w:cs="Times New Roman"/>
-          <w:sz w:val="24"/>
-          <w:szCs w:val="24"/>
-        </w:rPr>
-        <w:lastRenderedPageBreak/>
-        <w:t xml:space="preserve">architecture </w:t>
+        <w:t xml:space="preserve">network architecture </w:t>
       </w:r>
       <w:r>
         <w:rPr>
@@ -4471,16 +5780,7 @@
           <w:sz w:val="24"/>
           <w:szCs w:val="24"/>
         </w:rPr>
-        <w:t xml:space="preserve"> times stiffer than lung (cite). Variation in cMet signal allows us to model the response of NSCLC subpopulations that are resistant </w:t>
-      </w:r>
-      <w:r>
-        <w:rPr>
-          <w:rFonts w:ascii="Times New Roman" w:hAnsi="Times New Roman" w:cs="Times New Roman"/>
-          <w:sz w:val="24"/>
-          <w:szCs w:val="24"/>
-        </w:rPr>
-        <w:lastRenderedPageBreak/>
-        <w:t>to current/initial/gold standard/available drug therapeutics</w:t>
+        <w:t xml:space="preserve"> times stiffer than lung (cite). Variation in cMet signal allows us to model the response of NSCLC subpopulations that are resistant to current/initial/gold standard/available drug therapeutics</w:t>
       </w:r>
       <w:r>
         <w:rPr>
@@ -4869,7 +6169,7 @@
         <w:t>As the tumor cells proliferate, they remodel their environment, optimizing it for growth. The extracellular matrix (ECM) is typically composed of collagens I, III, IV, and V (mostly collagen I), fibronectin, laminin, elastin, and osteonectin arranged in specific orientations to provide structure, a network that guides migration, and present ligands that stimulate signaling. In the case of NSCLC, excess osteonectin can be synthesized to promote invasion and migration. Tumor migration is also supported by increased and organized collagen deposition. Conversely, a matrix composition with higher elastin content prevents cancer cell migration. The excessive growth of fibrotic tissue around the tumor, or desmoplasia, is characterized by thick bundles of collagen fibers and can inhibit tumor migration. This increased ECM density has also been reported to prevent T cells from infiltrating the tumor microenvironment [11], [16].</w:t>
       </w:r>
     </w:p>
-    <w:bookmarkEnd w:id="7"/>
+    <w:bookmarkEnd w:id="10"/>
     <w:p>
       <w:pPr>
         <w:spacing w:after="0" w:line="480" w:lineRule="auto"/>
@@ -4932,7 +6232,7 @@
           <w:sz w:val="24"/>
           <w:szCs w:val="24"/>
         </w:rPr>
-        <w:t>Soft substrate decreases</w:t>
+        <w:t>Stiff</w:t>
       </w:r>
       <w:r>
         <w:rPr>
@@ -4941,7 +6241,7 @@
           <w:sz w:val="24"/>
           <w:szCs w:val="24"/>
         </w:rPr>
-        <w:t xml:space="preserve"> overall cell number </w:t>
+        <w:t xml:space="preserve"> substrate </w:t>
       </w:r>
       <w:r>
         <w:rPr>
@@ -4950,7 +6250,7 @@
           <w:sz w:val="24"/>
           <w:szCs w:val="24"/>
         </w:rPr>
-        <w:t>similar to</w:t>
+        <w:t>in</w:t>
       </w:r>
       <w:r>
         <w:rPr>
@@ -4959,17 +6259,773 @@
           <w:sz w:val="24"/>
           <w:szCs w:val="24"/>
         </w:rPr>
+        <w:t>creases</w:t>
+      </w:r>
+      <w:r>
+        <w:rPr>
+          <w:rFonts w:ascii="Times New Roman" w:hAnsi="Times New Roman" w:cs="Times New Roman"/>
+          <w:b/>
+          <w:sz w:val="24"/>
+          <w:szCs w:val="24"/>
+        </w:rPr>
+        <w:t xml:space="preserve"> overall cell number</w:t>
+      </w:r>
+    </w:p>
+    <w:p>
+      <w:pPr>
+        <w:spacing w:after="0" w:line="480" w:lineRule="auto"/>
+        <w:jc w:val="both"/>
+        <w:rPr>
+          <w:rFonts w:ascii="Times New Roman" w:hAnsi="Times New Roman" w:cs="Times New Roman"/>
+          <w:sz w:val="24"/>
+          <w:szCs w:val="24"/>
+        </w:rPr>
+      </w:pPr>
+      <w:r>
+        <w:rPr>
+          <w:rFonts w:ascii="Times New Roman" w:hAnsi="Times New Roman" w:cs="Times New Roman"/>
+          <w:sz w:val="24"/>
+          <w:szCs w:val="24"/>
+        </w:rPr>
+        <w:t>In order to examine the effect of substrate stiffness and EGFR inhibition</w:t>
+      </w:r>
+      <w:r>
+        <w:rPr>
+          <w:rFonts w:ascii="Times New Roman" w:hAnsi="Times New Roman" w:cs="Times New Roman"/>
+          <w:sz w:val="24"/>
+          <w:szCs w:val="24"/>
+        </w:rPr>
+        <w:t xml:space="preserve"> (with erlotinib)</w:t>
+      </w:r>
+      <w:r>
+        <w:rPr>
+          <w:rFonts w:ascii="Times New Roman" w:hAnsi="Times New Roman" w:cs="Times New Roman"/>
+          <w:sz w:val="24"/>
+          <w:szCs w:val="24"/>
+        </w:rPr>
+        <w:t xml:space="preserve"> on cell fate decision, we used the EGFR-mutated </w:t>
+      </w:r>
+      <w:r>
+        <w:rPr>
+          <w:rFonts w:ascii="Times New Roman" w:hAnsi="Times New Roman" w:cs="Times New Roman"/>
+          <w:sz w:val="24"/>
+          <w:szCs w:val="24"/>
+        </w:rPr>
+        <w:t>NSCLC</w:t>
+      </w:r>
+      <w:r>
+        <w:rPr>
+          <w:rFonts w:ascii="Times New Roman" w:hAnsi="Times New Roman" w:cs="Times New Roman"/>
+          <w:sz w:val="24"/>
+          <w:szCs w:val="24"/>
+        </w:rPr>
+        <w:t xml:space="preserve"> PC9 cell line. </w:t>
+      </w:r>
+      <w:r>
+        <w:rPr>
+          <w:rFonts w:ascii="Times New Roman" w:hAnsi="Times New Roman" w:cs="Times New Roman"/>
+          <w:sz w:val="24"/>
+          <w:szCs w:val="24"/>
+        </w:rPr>
+        <w:t xml:space="preserve">We </w:t>
+      </w:r>
+      <w:r>
+        <w:rPr>
+          <w:rFonts w:ascii="Times New Roman" w:hAnsi="Times New Roman" w:cs="Times New Roman"/>
+          <w:sz w:val="24"/>
+          <w:szCs w:val="24"/>
+        </w:rPr>
+        <w:t>investigated</w:t>
+      </w:r>
+      <w:r>
+        <w:rPr>
+          <w:rFonts w:ascii="Times New Roman" w:hAnsi="Times New Roman" w:cs="Times New Roman"/>
+          <w:sz w:val="24"/>
+          <w:szCs w:val="24"/>
+        </w:rPr>
+        <w:t xml:space="preserve"> two separate discrete sublines from the parental PC9 population, hereafter referred to as DS8 and </w:t>
+      </w:r>
+      <w:r>
+        <w:rPr>
+          <w:rFonts w:ascii="Times New Roman" w:hAnsi="Times New Roman" w:cs="Times New Roman"/>
+          <w:sz w:val="24"/>
+          <w:szCs w:val="24"/>
+        </w:rPr>
+        <w:t>DS9, which</w:t>
+      </w:r>
+      <w:r>
+        <w:rPr>
+          <w:rFonts w:ascii="Times New Roman" w:hAnsi="Times New Roman" w:cs="Times New Roman"/>
+          <w:sz w:val="24"/>
+          <w:szCs w:val="24"/>
+        </w:rPr>
+        <w:t xml:space="preserve"> ha</w:t>
+      </w:r>
+      <w:r>
+        <w:rPr>
+          <w:rFonts w:ascii="Times New Roman" w:hAnsi="Times New Roman" w:cs="Times New Roman"/>
+          <w:sz w:val="24"/>
+          <w:szCs w:val="24"/>
+        </w:rPr>
+        <w:t xml:space="preserve">ve been previously characterized as showing a </w:t>
+      </w:r>
+      <w:r>
+        <w:rPr>
+          <w:rFonts w:ascii="Times New Roman" w:hAnsi="Times New Roman" w:cs="Times New Roman"/>
+          <w:sz w:val="24"/>
+          <w:szCs w:val="24"/>
+        </w:rPr>
+        <w:lastRenderedPageBreak/>
+        <w:t>resistant and sensitive phenotype</w:t>
+      </w:r>
+      <w:r>
+        <w:rPr>
+          <w:rFonts w:ascii="Times New Roman" w:hAnsi="Times New Roman" w:cs="Times New Roman"/>
+          <w:sz w:val="24"/>
+          <w:szCs w:val="24"/>
+        </w:rPr>
+        <w:t xml:space="preserve"> to EGFR inhibition</w:t>
+      </w:r>
+      <w:r>
+        <w:rPr>
+          <w:rFonts w:ascii="Times New Roman" w:hAnsi="Times New Roman" w:cs="Times New Roman"/>
+          <w:sz w:val="24"/>
+          <w:szCs w:val="24"/>
+        </w:rPr>
+        <w:t>,</w:t>
+      </w:r>
+      <w:r>
+        <w:rPr>
+          <w:rFonts w:ascii="Times New Roman" w:hAnsi="Times New Roman" w:cs="Times New Roman"/>
+          <w:sz w:val="24"/>
+          <w:szCs w:val="24"/>
+        </w:rPr>
+        <w:t xml:space="preserve"> respectively. </w:t>
+      </w:r>
+      <w:r>
+        <w:rPr>
+          <w:rFonts w:ascii="Times New Roman" w:hAnsi="Times New Roman" w:cs="Times New Roman"/>
+          <w:sz w:val="24"/>
+          <w:szCs w:val="24"/>
+        </w:rPr>
+        <w:t xml:space="preserve">Cells </w:t>
+      </w:r>
+      <w:r>
+        <w:rPr>
+          <w:rFonts w:ascii="Times New Roman" w:hAnsi="Times New Roman" w:cs="Times New Roman"/>
+          <w:sz w:val="24"/>
+          <w:szCs w:val="24"/>
+        </w:rPr>
+        <w:t xml:space="preserve">were </w:t>
+      </w:r>
+      <w:r>
+        <w:rPr>
+          <w:rFonts w:ascii="Times New Roman" w:hAnsi="Times New Roman" w:cs="Times New Roman"/>
+          <w:sz w:val="24"/>
+          <w:szCs w:val="24"/>
+        </w:rPr>
+        <w:t xml:space="preserve">grown on polyacrylamide substrate of </w:t>
+      </w:r>
+      <w:r>
+        <w:rPr>
+          <w:rFonts w:ascii="Times New Roman" w:hAnsi="Times New Roman" w:cs="Times New Roman"/>
+          <w:sz w:val="24"/>
+          <w:szCs w:val="24"/>
+        </w:rPr>
+        <w:t>varying</w:t>
+      </w:r>
+      <w:r>
+        <w:rPr>
+          <w:rFonts w:ascii="Times New Roman" w:hAnsi="Times New Roman" w:cs="Times New Roman"/>
+          <w:sz w:val="24"/>
+          <w:szCs w:val="24"/>
+        </w:rPr>
+        <w:t xml:space="preserve"> stiffness, modulated from 0.6 kPa to 55 kPa, coated with </w:t>
+      </w:r>
+      <w:r>
+        <w:rPr>
+          <w:rFonts w:ascii="Times New Roman" w:hAnsi="Times New Roman" w:cs="Times New Roman"/>
+          <w:sz w:val="24"/>
+          <w:szCs w:val="24"/>
+        </w:rPr>
+        <w:t xml:space="preserve">fibronectin. </w:t>
+      </w:r>
+      <w:r>
+        <w:rPr>
+          <w:rFonts w:ascii="Times New Roman" w:hAnsi="Times New Roman" w:cs="Times New Roman"/>
+          <w:sz w:val="24"/>
+          <w:szCs w:val="24"/>
+        </w:rPr>
+        <w:t>For tracking</w:t>
+      </w:r>
+      <w:r>
+        <w:rPr>
+          <w:rFonts w:ascii="Times New Roman" w:hAnsi="Times New Roman" w:cs="Times New Roman"/>
+          <w:sz w:val="24"/>
+          <w:szCs w:val="24"/>
+        </w:rPr>
+        <w:t xml:space="preserve"> and analysis</w:t>
+      </w:r>
+      <w:r>
+        <w:rPr>
+          <w:rFonts w:ascii="Times New Roman" w:hAnsi="Times New Roman" w:cs="Times New Roman"/>
+          <w:sz w:val="24"/>
+          <w:szCs w:val="24"/>
+        </w:rPr>
+        <w:t xml:space="preserve"> purposes, cells </w:t>
+      </w:r>
+      <w:r>
+        <w:rPr>
+          <w:rFonts w:ascii="Times New Roman" w:hAnsi="Times New Roman" w:cs="Times New Roman"/>
+          <w:sz w:val="24"/>
+          <w:szCs w:val="24"/>
+        </w:rPr>
+        <w:t xml:space="preserve">were </w:t>
+      </w:r>
+      <w:r>
+        <w:rPr>
+          <w:rFonts w:ascii="Times New Roman" w:hAnsi="Times New Roman" w:cs="Times New Roman"/>
+          <w:sz w:val="24"/>
+          <w:szCs w:val="24"/>
+        </w:rPr>
+        <w:t>labeled with H2B-mRFP and Geminin-</w:t>
+      </w:r>
+      <w:proofErr w:type="spellStart"/>
+      <w:r>
+        <w:rPr>
+          <w:rFonts w:ascii="Times New Roman" w:hAnsi="Times New Roman" w:cs="Times New Roman"/>
+          <w:sz w:val="24"/>
+          <w:szCs w:val="24"/>
+        </w:rPr>
+        <w:t>mAG.</w:t>
+      </w:r>
+      <w:proofErr w:type="spellEnd"/>
+      <w:r>
+        <w:rPr>
+          <w:rFonts w:ascii="Times New Roman" w:hAnsi="Times New Roman" w:cs="Times New Roman"/>
+          <w:sz w:val="24"/>
+          <w:szCs w:val="24"/>
+        </w:rPr>
+        <w:t xml:space="preserve"> The first allows for continual tracking of individual cells for the course of the experiment while the latter marks the transition from G1 to S phase, remaining expressed until the cell divides. Cells </w:t>
+      </w:r>
+      <w:r>
+        <w:rPr>
+          <w:rFonts w:ascii="Times New Roman" w:hAnsi="Times New Roman" w:cs="Times New Roman"/>
+          <w:sz w:val="24"/>
+          <w:szCs w:val="24"/>
+        </w:rPr>
+        <w:t xml:space="preserve">were </w:t>
+      </w:r>
+      <w:r>
+        <w:rPr>
+          <w:rFonts w:ascii="Times New Roman" w:hAnsi="Times New Roman" w:cs="Times New Roman"/>
+          <w:sz w:val="24"/>
+          <w:szCs w:val="24"/>
+        </w:rPr>
+        <w:t xml:space="preserve">imaged every 20 minutes over a period of five days. </w:t>
+      </w:r>
+    </w:p>
+    <w:p>
+      <w:pPr>
+        <w:spacing w:after="0" w:line="480" w:lineRule="auto"/>
+        <w:jc w:val="both"/>
+        <w:rPr>
+          <w:rFonts w:ascii="Times New Roman" w:hAnsi="Times New Roman" w:cs="Times New Roman"/>
+          <w:sz w:val="24"/>
+          <w:szCs w:val="24"/>
+        </w:rPr>
+      </w:pPr>
+    </w:p>
+    <w:p>
+      <w:pPr>
+        <w:spacing w:after="0" w:line="480" w:lineRule="auto"/>
+        <w:jc w:val="both"/>
+        <w:rPr>
+          <w:rFonts w:ascii="Times New Roman" w:hAnsi="Times New Roman" w:cs="Times New Roman"/>
+          <w:sz w:val="24"/>
+          <w:szCs w:val="24"/>
+        </w:rPr>
+      </w:pPr>
+      <w:r>
+        <w:rPr>
+          <w:rFonts w:ascii="Times New Roman" w:hAnsi="Times New Roman" w:cs="Times New Roman"/>
+          <w:sz w:val="24"/>
+          <w:szCs w:val="24"/>
+        </w:rPr>
+        <w:t xml:space="preserve">We </w:t>
+      </w:r>
+      <w:r>
+        <w:rPr>
+          <w:rFonts w:ascii="Times New Roman" w:hAnsi="Times New Roman" w:cs="Times New Roman"/>
+          <w:sz w:val="24"/>
+          <w:szCs w:val="24"/>
+        </w:rPr>
+        <w:t xml:space="preserve">followed </w:t>
+      </w:r>
+      <w:r>
+        <w:rPr>
+          <w:rFonts w:ascii="Times New Roman" w:hAnsi="Times New Roman" w:cs="Times New Roman"/>
+          <w:sz w:val="24"/>
+          <w:szCs w:val="24"/>
+        </w:rPr>
+        <w:t xml:space="preserve">the change in overall cell population using </w:t>
+      </w:r>
+      <w:r>
+        <w:rPr>
+          <w:rFonts w:ascii="Times New Roman" w:hAnsi="Times New Roman" w:cs="Times New Roman"/>
+          <w:sz w:val="24"/>
+          <w:szCs w:val="24"/>
+        </w:rPr>
+        <w:t xml:space="preserve">the methodology developed by Quaranta </w:t>
+      </w:r>
+      <w:r>
+        <w:rPr>
+          <w:rFonts w:ascii="Times New Roman" w:hAnsi="Times New Roman" w:cs="Times New Roman"/>
+          <w:i/>
+          <w:sz w:val="24"/>
+          <w:szCs w:val="24"/>
+        </w:rPr>
+        <w:t>et al.</w:t>
+      </w:r>
+      <w:r>
+        <w:rPr>
+          <w:rFonts w:ascii="Times New Roman" w:hAnsi="Times New Roman" w:cs="Times New Roman"/>
+          <w:sz w:val="24"/>
+          <w:szCs w:val="24"/>
+        </w:rPr>
         <w:t xml:space="preserve"> </w:t>
       </w:r>
       <w:r>
         <w:rPr>
           <w:rFonts w:ascii="Times New Roman" w:hAnsi="Times New Roman" w:cs="Times New Roman"/>
+          <w:sz w:val="24"/>
+          <w:szCs w:val="24"/>
+        </w:rPr>
+        <w:t xml:space="preserve">called </w:t>
+      </w:r>
+      <w:r>
+        <w:rPr>
+          <w:rFonts w:ascii="Times New Roman" w:hAnsi="Times New Roman" w:cs="Times New Roman"/>
+          <w:sz w:val="24"/>
+          <w:szCs w:val="24"/>
+        </w:rPr>
+        <w:t xml:space="preserve">the drug-induced proliferation (DIP) rate. The DIP rate is the linear </w:t>
+      </w:r>
+      <w:r>
+        <w:rPr>
+          <w:rFonts w:ascii="Times New Roman" w:hAnsi="Times New Roman" w:cs="Times New Roman"/>
+          <w:sz w:val="24"/>
+          <w:szCs w:val="24"/>
+        </w:rPr>
+        <w:t>fit of cell population doubling</w:t>
+      </w:r>
+      <w:r>
+        <w:rPr>
+          <w:rFonts w:ascii="Times New Roman" w:hAnsi="Times New Roman" w:cs="Times New Roman"/>
+          <w:sz w:val="24"/>
+          <w:szCs w:val="24"/>
+        </w:rPr>
+        <w:t xml:space="preserve"> as a function o</w:t>
+      </w:r>
+      <w:r>
+        <w:rPr>
+          <w:rFonts w:ascii="Times New Roman" w:hAnsi="Times New Roman" w:cs="Times New Roman"/>
+          <w:sz w:val="24"/>
+          <w:szCs w:val="24"/>
+        </w:rPr>
+        <w:t xml:space="preserve">f time after the point of linear response. </w:t>
+      </w:r>
+      <w:r>
+        <w:rPr>
+          <w:rFonts w:ascii="Times New Roman" w:hAnsi="Times New Roman" w:cs="Times New Roman"/>
+          <w:sz w:val="24"/>
+          <w:szCs w:val="24"/>
+        </w:rPr>
+        <w:t xml:space="preserve">Using the DIP rate as a growth metric over other fits such as logistic growth allows us to compare a single fit quantity across cell populations that are expanding or declining. </w:t>
+      </w:r>
+      <w:r>
+        <w:rPr>
+          <w:rFonts w:ascii="Times New Roman" w:hAnsi="Times New Roman" w:cs="Times New Roman"/>
+          <w:sz w:val="24"/>
+          <w:szCs w:val="24"/>
+        </w:rPr>
+        <w:t>On the stiffest substrate (55</w:t>
+      </w:r>
+      <w:r>
+        <w:rPr>
+          <w:rFonts w:ascii="Times New Roman" w:hAnsi="Times New Roman" w:cs="Times New Roman"/>
+          <w:sz w:val="24"/>
+          <w:szCs w:val="24"/>
+        </w:rPr>
+        <w:t xml:space="preserve"> </w:t>
+      </w:r>
+      <w:r>
+        <w:rPr>
+          <w:rFonts w:ascii="Times New Roman" w:hAnsi="Times New Roman" w:cs="Times New Roman"/>
+          <w:sz w:val="24"/>
+          <w:szCs w:val="24"/>
+        </w:rPr>
+        <w:t>kPa), the two sublines behave as previously described</w:t>
+      </w:r>
+      <w:r>
+        <w:rPr>
+          <w:rFonts w:ascii="Times New Roman" w:hAnsi="Times New Roman" w:cs="Times New Roman"/>
+          <w:sz w:val="24"/>
+          <w:szCs w:val="24"/>
+        </w:rPr>
+        <w:t xml:space="preserve"> with no significant difference between subline DIP rates (Fig1). Upon erlotinib treatment, the underlying sensitivity heterogeneity is made apparent with DS8 showing no significant change in DIP rate and DS9 showing a distinct negative rate (Fig1).  </w:t>
+      </w:r>
+    </w:p>
+    <w:p>
+      <w:pPr>
+        <w:spacing w:after="0" w:line="480" w:lineRule="auto"/>
+        <w:jc w:val="both"/>
+        <w:rPr>
+          <w:rFonts w:ascii="Times New Roman" w:hAnsi="Times New Roman" w:cs="Times New Roman"/>
+          <w:sz w:val="24"/>
+          <w:szCs w:val="24"/>
+        </w:rPr>
+      </w:pPr>
+    </w:p>
+    <w:p>
+      <w:pPr>
+        <w:spacing w:after="0" w:line="480" w:lineRule="auto"/>
+        <w:jc w:val="both"/>
+        <w:rPr>
+          <w:rFonts w:ascii="Times New Roman" w:hAnsi="Times New Roman" w:cs="Times New Roman"/>
+          <w:sz w:val="24"/>
+          <w:szCs w:val="24"/>
+        </w:rPr>
+      </w:pPr>
+      <w:r>
+        <w:rPr>
+          <w:rFonts w:ascii="Times New Roman" w:hAnsi="Times New Roman" w:cs="Times New Roman"/>
+          <w:sz w:val="24"/>
+          <w:szCs w:val="24"/>
+        </w:rPr>
+        <w:t xml:space="preserve">We then investigated the effects of substrate stiffness on DIP rate for both untreated and </w:t>
+      </w:r>
+      <w:r>
+        <w:rPr>
+          <w:rFonts w:ascii="Times New Roman" w:hAnsi="Times New Roman" w:cs="Times New Roman"/>
+          <w:sz w:val="24"/>
+          <w:szCs w:val="24"/>
+        </w:rPr>
+        <w:t>erlotinib-</w:t>
+      </w:r>
+      <w:r>
+        <w:rPr>
+          <w:rFonts w:ascii="Times New Roman" w:hAnsi="Times New Roman" w:cs="Times New Roman"/>
+          <w:sz w:val="24"/>
+          <w:szCs w:val="24"/>
+        </w:rPr>
+        <w:t xml:space="preserve">b treated cells. </w:t>
+      </w:r>
+    </w:p>
+    <w:p>
+      <w:pPr>
+        <w:spacing w:after="0" w:line="480" w:lineRule="auto"/>
+        <w:jc w:val="both"/>
+        <w:rPr>
+          <w:rFonts w:ascii="Times New Roman" w:hAnsi="Times New Roman" w:cs="Times New Roman"/>
+          <w:sz w:val="24"/>
+          <w:szCs w:val="24"/>
+        </w:rPr>
+      </w:pPr>
+      <w:r>
+        <w:rPr>
+          <w:rFonts w:ascii="Times New Roman" w:hAnsi="Times New Roman" w:cs="Times New Roman"/>
+          <w:sz w:val="24"/>
+          <w:szCs w:val="24"/>
+        </w:rPr>
+        <w:t xml:space="preserve">As the substrate becomes softer, cells show a marked decrease in growth rate under DMSO conditions, still, with little difference between sublines. </w:t>
+      </w:r>
+      <w:r>
+        <w:rPr>
+          <w:rFonts w:ascii="Times New Roman" w:hAnsi="Times New Roman" w:cs="Times New Roman"/>
+          <w:sz w:val="24"/>
+          <w:szCs w:val="24"/>
+        </w:rPr>
+        <w:t xml:space="preserve">All DIP rates, regardless of stiffness, are positive with no drug treatment. </w:t>
+      </w:r>
+      <w:r>
+        <w:rPr>
+          <w:rFonts w:ascii="Times New Roman" w:hAnsi="Times New Roman" w:cs="Times New Roman"/>
+          <w:sz w:val="24"/>
+          <w:szCs w:val="24"/>
+        </w:rPr>
+        <w:t xml:space="preserve">Here we point out one limitation of the DIP rate: as the DIP rate expresses the linear fit of the population change over a given window, it does not fully capture all of the dynamics of a cell population. Namely, the initial response and behavior of the cells. On our softest substrate, the DIP rate is significantly different between sublines. However, when using a logistic fit to describe cell number, we find similar behavior between the two (Supp. Fig 1). </w:t>
+      </w:r>
+    </w:p>
+    <w:p>
+      <w:pPr>
+        <w:spacing w:after="0" w:line="480" w:lineRule="auto"/>
+        <w:jc w:val="both"/>
+        <w:rPr>
+          <w:rFonts w:ascii="Times New Roman" w:hAnsi="Times New Roman" w:cs="Times New Roman"/>
+          <w:sz w:val="24"/>
+          <w:szCs w:val="24"/>
+        </w:rPr>
+      </w:pPr>
+    </w:p>
+    <w:p>
+      <w:pPr>
+        <w:spacing w:after="0" w:line="480" w:lineRule="auto"/>
+        <w:jc w:val="both"/>
+        <w:rPr>
+          <w:rFonts w:ascii="Times New Roman" w:hAnsi="Times New Roman" w:cs="Times New Roman"/>
+          <w:sz w:val="24"/>
+          <w:szCs w:val="24"/>
+        </w:rPr>
+      </w:pPr>
+      <w:r>
+        <w:rPr>
+          <w:rFonts w:ascii="Times New Roman" w:hAnsi="Times New Roman" w:cs="Times New Roman"/>
+          <w:sz w:val="24"/>
+          <w:szCs w:val="24"/>
+        </w:rPr>
+        <w:t xml:space="preserve">We know </w:t>
+      </w:r>
+      <w:r>
+        <w:rPr>
+          <w:rFonts w:ascii="Times New Roman" w:hAnsi="Times New Roman" w:cs="Times New Roman"/>
+          <w:sz w:val="24"/>
+          <w:szCs w:val="24"/>
+        </w:rPr>
+        <w:t xml:space="preserve">from previous work (Quaranta citations) </w:t>
+      </w:r>
+      <w:r>
+        <w:rPr>
+          <w:rFonts w:ascii="Times New Roman" w:hAnsi="Times New Roman" w:cs="Times New Roman"/>
+          <w:sz w:val="24"/>
+          <w:szCs w:val="24"/>
+        </w:rPr>
+        <w:t>that DS8 and DS9 respond disparately to EGFR inhibit</w:t>
+      </w:r>
+      <w:r>
+        <w:rPr>
+          <w:rFonts w:ascii="Times New Roman" w:hAnsi="Times New Roman" w:cs="Times New Roman"/>
+          <w:sz w:val="24"/>
+          <w:szCs w:val="24"/>
+        </w:rPr>
+        <w:t xml:space="preserve">ion. In light of our results showing a change in DIP rate with substrate stiffness, we investigated </w:t>
+      </w:r>
+      <w:r>
+        <w:rPr>
+          <w:rFonts w:ascii="Times New Roman" w:hAnsi="Times New Roman" w:cs="Times New Roman"/>
+          <w:sz w:val="24"/>
+          <w:szCs w:val="24"/>
+        </w:rPr>
+        <w:t xml:space="preserve">if and </w:t>
+      </w:r>
+      <w:r>
+        <w:rPr>
+          <w:rFonts w:ascii="Times New Roman" w:hAnsi="Times New Roman" w:cs="Times New Roman"/>
+          <w:sz w:val="24"/>
+          <w:szCs w:val="24"/>
+        </w:rPr>
+        <w:t xml:space="preserve">how substrate </w:t>
+      </w:r>
+      <w:r>
+        <w:rPr>
+          <w:rFonts w:ascii="Times New Roman" w:hAnsi="Times New Roman" w:cs="Times New Roman"/>
+          <w:sz w:val="24"/>
+          <w:szCs w:val="24"/>
+        </w:rPr>
+        <w:lastRenderedPageBreak/>
+        <w:t xml:space="preserve">stiffness affects sensitivity to EGFR inhibition. </w:t>
+      </w:r>
+      <w:r>
+        <w:rPr>
+          <w:rFonts w:ascii="Times New Roman" w:hAnsi="Times New Roman" w:cs="Times New Roman"/>
+          <w:sz w:val="24"/>
+          <w:szCs w:val="24"/>
+        </w:rPr>
+        <w:t xml:space="preserve">We find that </w:t>
+      </w:r>
+      <w:r>
+        <w:rPr>
+          <w:rFonts w:ascii="Times New Roman" w:hAnsi="Times New Roman" w:cs="Times New Roman"/>
+          <w:sz w:val="24"/>
+          <w:szCs w:val="24"/>
+        </w:rPr>
+        <w:t xml:space="preserve">both cell lines behave similarly to previous results on our stiffest substrates. </w:t>
+      </w:r>
+      <w:r>
+        <w:rPr>
+          <w:rFonts w:ascii="Times New Roman" w:hAnsi="Times New Roman" w:cs="Times New Roman"/>
+          <w:sz w:val="24"/>
+          <w:szCs w:val="24"/>
+        </w:rPr>
+        <w:t xml:space="preserve">Specifically, </w:t>
+      </w:r>
+      <w:r>
+        <w:rPr>
+          <w:rFonts w:ascii="Times New Roman" w:hAnsi="Times New Roman" w:cs="Times New Roman"/>
+          <w:sz w:val="24"/>
+          <w:szCs w:val="24"/>
+        </w:rPr>
+        <w:t xml:space="preserve">DS8 continues to proliferate in the presence of EGFR inhibitor, marked by a positive DIP rate, </w:t>
+      </w:r>
+      <w:r>
+        <w:rPr>
+          <w:rFonts w:ascii="Times New Roman" w:hAnsi="Times New Roman" w:cs="Times New Roman"/>
+          <w:sz w:val="24"/>
+          <w:szCs w:val="24"/>
+        </w:rPr>
+        <w:t>while DS9 shows a linear, negative DIP rate response after erlotinib treatment.</w:t>
+      </w:r>
+      <w:r>
+        <w:rPr>
+          <w:rFonts w:ascii="Times New Roman" w:hAnsi="Times New Roman" w:cs="Times New Roman"/>
+          <w:sz w:val="24"/>
+          <w:szCs w:val="24"/>
+        </w:rPr>
+        <w:t xml:space="preserve"> </w:t>
+      </w:r>
+      <w:r>
+        <w:rPr>
+          <w:rFonts w:ascii="Times New Roman" w:hAnsi="Times New Roman" w:cs="Times New Roman"/>
+          <w:sz w:val="24"/>
+          <w:szCs w:val="24"/>
+        </w:rPr>
+        <w:t xml:space="preserve">At </w:t>
+      </w:r>
+      <w:r>
+        <w:rPr>
+          <w:rFonts w:ascii="Times New Roman" w:hAnsi="Times New Roman" w:cs="Times New Roman"/>
+          <w:sz w:val="24"/>
+          <w:szCs w:val="24"/>
+        </w:rPr>
+        <w:t xml:space="preserve">the </w:t>
+      </w:r>
+      <w:r>
+        <w:rPr>
+          <w:rFonts w:ascii="Times New Roman" w:hAnsi="Times New Roman" w:cs="Times New Roman"/>
+          <w:sz w:val="24"/>
+          <w:szCs w:val="24"/>
+        </w:rPr>
+        <w:t>intermediate stiffness</w:t>
+      </w:r>
+      <w:r>
+        <w:rPr>
+          <w:rFonts w:ascii="Times New Roman" w:hAnsi="Times New Roman" w:cs="Times New Roman"/>
+          <w:sz w:val="24"/>
+          <w:szCs w:val="24"/>
+        </w:rPr>
+        <w:t xml:space="preserve"> of </w:t>
+      </w:r>
+      <w:r>
+        <w:rPr>
+          <w:rFonts w:ascii="Times New Roman" w:hAnsi="Times New Roman" w:cs="Times New Roman"/>
+          <w:sz w:val="24"/>
+          <w:szCs w:val="24"/>
+        </w:rPr>
+        <w:t xml:space="preserve">4 </w:t>
+      </w:r>
+      <w:r>
+        <w:rPr>
+          <w:rFonts w:ascii="Times New Roman" w:hAnsi="Times New Roman" w:cs="Times New Roman"/>
+          <w:sz w:val="24"/>
+          <w:szCs w:val="24"/>
+        </w:rPr>
+        <w:t>kPa</w:t>
+      </w:r>
+      <w:r>
+        <w:rPr>
+          <w:rFonts w:ascii="Times New Roman" w:hAnsi="Times New Roman" w:cs="Times New Roman"/>
+          <w:sz w:val="24"/>
+          <w:szCs w:val="24"/>
+        </w:rPr>
+        <w:t>, the resistant cell line shows a d</w:t>
+      </w:r>
+      <w:r>
+        <w:rPr>
+          <w:rFonts w:ascii="Times New Roman" w:hAnsi="Times New Roman" w:cs="Times New Roman"/>
+          <w:sz w:val="24"/>
+          <w:szCs w:val="24"/>
+        </w:rPr>
+        <w:t xml:space="preserve">ecreased DIP rate and, intriguingly, </w:t>
+      </w:r>
+      <w:r>
+        <w:rPr>
+          <w:rFonts w:ascii="Times New Roman" w:hAnsi="Times New Roman" w:cs="Times New Roman"/>
+          <w:sz w:val="24"/>
+          <w:szCs w:val="24"/>
+        </w:rPr>
+        <w:t>at our softest substrate of 0.2 kPa</w:t>
+      </w:r>
+      <w:r>
+        <w:rPr>
+          <w:rFonts w:ascii="Times New Roman" w:hAnsi="Times New Roman" w:cs="Times New Roman"/>
+          <w:sz w:val="24"/>
+          <w:szCs w:val="24"/>
+        </w:rPr>
+        <w:t>,</w:t>
+      </w:r>
+      <w:r>
+        <w:rPr>
+          <w:rFonts w:ascii="Times New Roman" w:hAnsi="Times New Roman" w:cs="Times New Roman"/>
+          <w:sz w:val="24"/>
+          <w:szCs w:val="24"/>
+        </w:rPr>
+        <w:t xml:space="preserve"> the resistant cell line exhibits a negative DIP rate</w:t>
+      </w:r>
+      <w:r>
+        <w:rPr>
+          <w:rFonts w:ascii="Times New Roman" w:hAnsi="Times New Roman" w:cs="Times New Roman"/>
+          <w:sz w:val="24"/>
+          <w:szCs w:val="24"/>
+        </w:rPr>
+        <w:t>.</w:t>
+      </w:r>
+      <w:r>
+        <w:rPr>
+          <w:rFonts w:ascii="Times New Roman" w:hAnsi="Times New Roman" w:cs="Times New Roman"/>
+          <w:sz w:val="24"/>
+          <w:szCs w:val="24"/>
+        </w:rPr>
+        <w:t xml:space="preserve"> </w:t>
+      </w:r>
+      <w:r>
+        <w:rPr>
+          <w:rFonts w:ascii="Times New Roman" w:hAnsi="Times New Roman" w:cs="Times New Roman"/>
+          <w:sz w:val="24"/>
+          <w:szCs w:val="24"/>
+        </w:rPr>
+        <w:t>Of note, the erlotinib-treated DS8 grown on 4 kPa substrate responds with the same curve and DIP rate as the non-treated DS8 grown on 0.2 kPa substrate</w:t>
+      </w:r>
+      <w:r>
+        <w:rPr>
+          <w:rFonts w:ascii="Times New Roman" w:hAnsi="Times New Roman" w:cs="Times New Roman"/>
+          <w:sz w:val="24"/>
+          <w:szCs w:val="24"/>
+        </w:rPr>
+        <w:t xml:space="preserve"> (Fig 1 and Supp Fig 1). DS9 shows sensitivity across all substrates with a substantial negative DIP rate. There is a small decrease in DIP rate on the 0.2 kPa substrate compared to the 55 kPa substrate. Additionally, as substrate stiffness increases, the DS9 subline shows a higher cell count before the action of drug treatment is evident (Supp Fig 1). </w:t>
+      </w:r>
+    </w:p>
+    <w:p>
+      <w:pPr>
+        <w:spacing w:after="0" w:line="480" w:lineRule="auto"/>
+        <w:jc w:val="both"/>
+        <w:rPr>
+          <w:rFonts w:ascii="Times New Roman" w:hAnsi="Times New Roman" w:cs="Times New Roman"/>
+          <w:sz w:val="24"/>
+          <w:szCs w:val="24"/>
+        </w:rPr>
+      </w:pPr>
+    </w:p>
+    <w:p>
+      <w:pPr>
+        <w:spacing w:after="0" w:line="480" w:lineRule="auto"/>
+        <w:jc w:val="both"/>
+        <w:rPr>
+          <w:rFonts w:ascii="Times New Roman" w:hAnsi="Times New Roman" w:cs="Times New Roman"/>
           <w:b/>
           <w:sz w:val="24"/>
           <w:szCs w:val="24"/>
         </w:rPr>
-        <w:t>erlotinib</w:t>
-      </w:r>
+      </w:pPr>
       <w:r>
         <w:rPr>
           <w:rFonts w:ascii="Times New Roman" w:hAnsi="Times New Roman" w:cs="Times New Roman"/>
@@ -4977,7 +7033,52 @@
           <w:sz w:val="24"/>
           <w:szCs w:val="24"/>
         </w:rPr>
-        <w:t xml:space="preserve"> treatment</w:t>
+        <w:t>Erlotinib treatment lengthens G1 time</w:t>
+      </w:r>
+      <w:r>
+        <w:rPr>
+          <w:rFonts w:ascii="Times New Roman" w:hAnsi="Times New Roman" w:cs="Times New Roman"/>
+          <w:b/>
+          <w:sz w:val="24"/>
+          <w:szCs w:val="24"/>
+        </w:rPr>
+        <w:t xml:space="preserve"> in a </w:t>
+      </w:r>
+      <w:r>
+        <w:rPr>
+          <w:rFonts w:ascii="Times New Roman" w:hAnsi="Times New Roman" w:cs="Times New Roman"/>
+          <w:b/>
+          <w:sz w:val="24"/>
+          <w:szCs w:val="24"/>
+        </w:rPr>
+        <w:t xml:space="preserve">substrate </w:t>
+      </w:r>
+      <w:r>
+        <w:rPr>
+          <w:rFonts w:ascii="Times New Roman" w:hAnsi="Times New Roman" w:cs="Times New Roman"/>
+          <w:b/>
+          <w:sz w:val="24"/>
+          <w:szCs w:val="24"/>
+        </w:rPr>
+        <w:t>stiffness</w:t>
+      </w:r>
+      <w:r>
+        <w:rPr>
+          <w:rFonts w:ascii="Times New Roman" w:hAnsi="Times New Roman" w:cs="Times New Roman"/>
+          <w:b/>
+          <w:sz w:val="24"/>
+          <w:szCs w:val="24"/>
+        </w:rPr>
+        <w:t>-</w:t>
+      </w:r>
+      <w:r>
+        <w:rPr>
+          <w:rFonts w:ascii="Times New Roman" w:hAnsi="Times New Roman" w:cs="Times New Roman"/>
+          <w:b/>
+          <w:sz w:val="24"/>
+          <w:szCs w:val="24"/>
+        </w:rPr>
+        <w:t>dependent manner</w:t>
       </w:r>
     </w:p>
     <w:p>
@@ -4996,95 +7097,487 @@
           <w:sz w:val="24"/>
           <w:szCs w:val="24"/>
         </w:rPr>
-        <w:t>In order to examine the effect of substrate stiffness and EGFR inhibition</w:t>
-      </w:r>
-      <w:r>
-        <w:rPr>
-          <w:rFonts w:ascii="Times New Roman" w:hAnsi="Times New Roman" w:cs="Times New Roman"/>
-          <w:sz w:val="24"/>
-          <w:szCs w:val="24"/>
-        </w:rPr>
-        <w:t xml:space="preserve"> (with erlotinib)</w:t>
-      </w:r>
-      <w:r>
-        <w:rPr>
-          <w:rFonts w:ascii="Times New Roman" w:hAnsi="Times New Roman" w:cs="Times New Roman"/>
-          <w:sz w:val="24"/>
-          <w:szCs w:val="24"/>
-        </w:rPr>
-        <w:t xml:space="preserve"> on cell fate decision, we used the EGFR-mutated </w:t>
-      </w:r>
-      <w:r>
-        <w:rPr>
-          <w:rFonts w:ascii="Times New Roman" w:hAnsi="Times New Roman" w:cs="Times New Roman"/>
-          <w:sz w:val="24"/>
-          <w:szCs w:val="24"/>
-        </w:rPr>
-        <w:t>NSCLC</w:t>
-      </w:r>
-      <w:r>
-        <w:rPr>
-          <w:rFonts w:ascii="Times New Roman" w:hAnsi="Times New Roman" w:cs="Times New Roman"/>
-          <w:sz w:val="24"/>
-          <w:szCs w:val="24"/>
-        </w:rPr>
-        <w:t xml:space="preserve"> PC9 cell line. </w:t>
-      </w:r>
-      <w:r>
-        <w:rPr>
-          <w:rFonts w:ascii="Times New Roman" w:hAnsi="Times New Roman" w:cs="Times New Roman"/>
-          <w:sz w:val="24"/>
-          <w:szCs w:val="24"/>
-        </w:rPr>
-        <w:t xml:space="preserve">We </w:t>
-      </w:r>
-      <w:r>
-        <w:rPr>
-          <w:rFonts w:ascii="Times New Roman" w:hAnsi="Times New Roman" w:cs="Times New Roman"/>
-          <w:sz w:val="24"/>
-          <w:szCs w:val="24"/>
-        </w:rPr>
-        <w:t>investigated</w:t>
-      </w:r>
-      <w:r>
-        <w:rPr>
-          <w:rFonts w:ascii="Times New Roman" w:hAnsi="Times New Roman" w:cs="Times New Roman"/>
-          <w:sz w:val="24"/>
-          <w:szCs w:val="24"/>
-        </w:rPr>
-        <w:t xml:space="preserve"> two separate discrete sublines from the parental PC9 population, hereafter referred to as DS8 and </w:t>
-      </w:r>
-      <w:r>
-        <w:rPr>
-          <w:rFonts w:ascii="Times New Roman" w:hAnsi="Times New Roman" w:cs="Times New Roman"/>
-          <w:sz w:val="24"/>
-          <w:szCs w:val="24"/>
-        </w:rPr>
-        <w:t>DS9, which</w:t>
-      </w:r>
-      <w:r>
-        <w:rPr>
-          <w:rFonts w:ascii="Times New Roman" w:hAnsi="Times New Roman" w:cs="Times New Roman"/>
-          <w:sz w:val="24"/>
-          <w:szCs w:val="24"/>
-        </w:rPr>
-        <w:t xml:space="preserve"> ha</w:t>
-      </w:r>
-      <w:r>
-        <w:rPr>
-          <w:rFonts w:ascii="Times New Roman" w:hAnsi="Times New Roman" w:cs="Times New Roman"/>
-          <w:sz w:val="24"/>
-          <w:szCs w:val="24"/>
-        </w:rPr>
-        <w:t>ve been previously characterized as showing a resistant and sensitive phenotype</w:t>
-      </w:r>
-      <w:r>
-        <w:rPr>
-          <w:rFonts w:ascii="Times New Roman" w:hAnsi="Times New Roman" w:cs="Times New Roman"/>
-          <w:sz w:val="24"/>
-          <w:szCs w:val="24"/>
-        </w:rPr>
-        <w:t xml:space="preserve"> to EGFR inhibition</w:t>
+        <w:t xml:space="preserve">The decreased DIP rate observed </w:t>
+      </w:r>
+      <w:r>
+        <w:rPr>
+          <w:rFonts w:ascii="Times New Roman" w:hAnsi="Times New Roman" w:cs="Times New Roman"/>
+          <w:sz w:val="24"/>
+          <w:szCs w:val="24"/>
+        </w:rPr>
+        <w:t xml:space="preserve">in </w:t>
+      </w:r>
+      <w:r>
+        <w:rPr>
+          <w:rFonts w:ascii="Times New Roman" w:hAnsi="Times New Roman" w:cs="Times New Roman"/>
+          <w:sz w:val="24"/>
+          <w:szCs w:val="24"/>
+        </w:rPr>
+        <w:t xml:space="preserve">cells grown on soft </w:t>
+      </w:r>
+      <w:r>
+        <w:rPr>
+          <w:rFonts w:ascii="Times New Roman" w:hAnsi="Times New Roman" w:cs="Times New Roman"/>
+          <w:sz w:val="24"/>
+          <w:szCs w:val="24"/>
+        </w:rPr>
+        <w:t>substrate</w:t>
+      </w:r>
+      <w:r>
+        <w:rPr>
+          <w:rFonts w:ascii="Times New Roman" w:hAnsi="Times New Roman" w:cs="Times New Roman"/>
+          <w:sz w:val="24"/>
+          <w:szCs w:val="24"/>
+        </w:rPr>
+        <w:t>s</w:t>
+      </w:r>
+      <w:r>
+        <w:rPr>
+          <w:rFonts w:ascii="Times New Roman" w:hAnsi="Times New Roman" w:cs="Times New Roman"/>
+          <w:sz w:val="24"/>
+          <w:szCs w:val="24"/>
+        </w:rPr>
+        <w:t xml:space="preserve"> and in the presence of EGFR inhibitor</w:t>
+      </w:r>
+      <w:r>
+        <w:rPr>
+          <w:rFonts w:ascii="Times New Roman" w:hAnsi="Times New Roman" w:cs="Times New Roman"/>
+          <w:sz w:val="24"/>
+          <w:szCs w:val="24"/>
+        </w:rPr>
+        <w:t xml:space="preserve"> led us to investigate the </w:t>
+      </w:r>
+      <w:r>
+        <w:rPr>
+          <w:rFonts w:ascii="Times New Roman" w:hAnsi="Times New Roman" w:cs="Times New Roman"/>
+          <w:sz w:val="24"/>
+          <w:szCs w:val="24"/>
+        </w:rPr>
+        <w:t>origin of the decreasing cell number</w:t>
+      </w:r>
+      <w:r>
+        <w:rPr>
+          <w:rFonts w:ascii="Times New Roman" w:hAnsi="Times New Roman" w:cs="Times New Roman"/>
+          <w:sz w:val="24"/>
+          <w:szCs w:val="24"/>
+        </w:rPr>
+        <w:t xml:space="preserve">. A change in DIP rate </w:t>
+      </w:r>
+      <w:r>
+        <w:rPr>
+          <w:rFonts w:ascii="Times New Roman" w:hAnsi="Times New Roman" w:cs="Times New Roman"/>
+          <w:sz w:val="24"/>
+          <w:szCs w:val="24"/>
+        </w:rPr>
+        <w:t>is produced</w:t>
+      </w:r>
+      <w:r>
+        <w:rPr>
+          <w:rFonts w:ascii="Times New Roman" w:hAnsi="Times New Roman" w:cs="Times New Roman"/>
+          <w:sz w:val="24"/>
+          <w:szCs w:val="24"/>
+        </w:rPr>
+        <w:t xml:space="preserve"> by </w:t>
+      </w:r>
+      <w:r>
+        <w:rPr>
+          <w:rFonts w:ascii="Times New Roman" w:hAnsi="Times New Roman" w:cs="Times New Roman"/>
+          <w:sz w:val="24"/>
+          <w:szCs w:val="24"/>
+        </w:rPr>
+        <w:t>a</w:t>
+      </w:r>
+      <w:r>
+        <w:rPr>
+          <w:rFonts w:ascii="Times New Roman" w:hAnsi="Times New Roman" w:cs="Times New Roman"/>
+          <w:sz w:val="24"/>
+          <w:szCs w:val="24"/>
+        </w:rPr>
+        <w:t xml:space="preserve"> change in fraction of actively dividing, dying, or quiescent cell populations. We </w:t>
+      </w:r>
+      <w:r>
+        <w:rPr>
+          <w:rFonts w:ascii="Times New Roman" w:hAnsi="Times New Roman" w:cs="Times New Roman"/>
+          <w:sz w:val="24"/>
+          <w:szCs w:val="24"/>
+        </w:rPr>
+        <w:t>investigated the cause of</w:t>
+      </w:r>
+      <w:r>
+        <w:rPr>
+          <w:rFonts w:ascii="Times New Roman" w:hAnsi="Times New Roman" w:cs="Times New Roman"/>
+          <w:sz w:val="24"/>
+          <w:szCs w:val="24"/>
+        </w:rPr>
+        <w:t xml:space="preserve"> this change in our cells</w:t>
+      </w:r>
+      <w:r>
+        <w:rPr>
+          <w:rFonts w:ascii="Times New Roman" w:hAnsi="Times New Roman" w:cs="Times New Roman"/>
+          <w:sz w:val="24"/>
+          <w:szCs w:val="24"/>
+        </w:rPr>
+        <w:t xml:space="preserve"> </w:t>
+      </w:r>
+      <w:r>
+        <w:rPr>
+          <w:rFonts w:ascii="Times New Roman" w:hAnsi="Times New Roman" w:cs="Times New Roman"/>
+          <w:sz w:val="24"/>
+          <w:szCs w:val="24"/>
+        </w:rPr>
+        <w:t xml:space="preserve">by </w:t>
+      </w:r>
+      <w:r>
+        <w:rPr>
+          <w:rFonts w:ascii="Times New Roman" w:hAnsi="Times New Roman" w:cs="Times New Roman"/>
+          <w:sz w:val="24"/>
+          <w:szCs w:val="24"/>
+        </w:rPr>
+        <w:t>modulating the stiffness of the substrate in addition to treat</w:t>
+      </w:r>
+      <w:r>
+        <w:rPr>
+          <w:rFonts w:ascii="Times New Roman" w:hAnsi="Times New Roman" w:cs="Times New Roman"/>
+          <w:sz w:val="24"/>
+          <w:szCs w:val="24"/>
+        </w:rPr>
+        <w:t>ing</w:t>
+      </w:r>
+      <w:r>
+        <w:rPr>
+          <w:rFonts w:ascii="Times New Roman" w:hAnsi="Times New Roman" w:cs="Times New Roman"/>
+          <w:sz w:val="24"/>
+          <w:szCs w:val="24"/>
+        </w:rPr>
+        <w:t xml:space="preserve"> with erlotinib</w:t>
+      </w:r>
+      <w:r>
+        <w:rPr>
+          <w:rFonts w:ascii="Times New Roman" w:hAnsi="Times New Roman" w:cs="Times New Roman"/>
+          <w:sz w:val="24"/>
+          <w:szCs w:val="24"/>
+        </w:rPr>
+        <w:t xml:space="preserve">. </w:t>
+      </w:r>
+      <w:r>
+        <w:rPr>
+          <w:rFonts w:ascii="Times New Roman" w:hAnsi="Times New Roman" w:cs="Times New Roman"/>
+          <w:sz w:val="24"/>
+          <w:szCs w:val="24"/>
+        </w:rPr>
+        <w:t>To track variations in</w:t>
+      </w:r>
+      <w:r>
+        <w:rPr>
+          <w:rFonts w:ascii="Times New Roman" w:hAnsi="Times New Roman" w:cs="Times New Roman"/>
+          <w:sz w:val="24"/>
+          <w:szCs w:val="24"/>
+        </w:rPr>
+        <w:t xml:space="preserve"> cell cycle progression</w:t>
+      </w:r>
+      <w:r>
+        <w:rPr>
+          <w:rFonts w:ascii="Times New Roman" w:hAnsi="Times New Roman" w:cs="Times New Roman"/>
+          <w:sz w:val="24"/>
+          <w:szCs w:val="24"/>
+        </w:rPr>
+        <w:t xml:space="preserve"> timing we</w:t>
+      </w:r>
+      <w:r>
+        <w:rPr>
+          <w:rFonts w:ascii="Times New Roman" w:hAnsi="Times New Roman" w:cs="Times New Roman"/>
+          <w:sz w:val="24"/>
+          <w:szCs w:val="24"/>
+        </w:rPr>
+        <w:t xml:space="preserve"> </w:t>
+      </w:r>
+      <w:r>
+        <w:rPr>
+          <w:rFonts w:ascii="Times New Roman" w:hAnsi="Times New Roman" w:cs="Times New Roman"/>
+          <w:sz w:val="24"/>
+          <w:szCs w:val="24"/>
+        </w:rPr>
+        <w:t>use</w:t>
+      </w:r>
+      <w:r>
+        <w:rPr>
+          <w:rFonts w:ascii="Times New Roman" w:hAnsi="Times New Roman" w:cs="Times New Roman"/>
+          <w:sz w:val="24"/>
+          <w:szCs w:val="24"/>
+        </w:rPr>
+        <w:t>d</w:t>
+      </w:r>
+      <w:r>
+        <w:rPr>
+          <w:rFonts w:ascii="Times New Roman" w:hAnsi="Times New Roman" w:cs="Times New Roman"/>
+          <w:sz w:val="24"/>
+          <w:szCs w:val="24"/>
+        </w:rPr>
+        <w:t xml:space="preserve"> a fluorescent </w:t>
+      </w:r>
+      <w:r>
+        <w:rPr>
+          <w:rFonts w:ascii="Times New Roman" w:hAnsi="Times New Roman" w:cs="Times New Roman"/>
+          <w:sz w:val="24"/>
+          <w:szCs w:val="24"/>
+        </w:rPr>
+        <w:t xml:space="preserve">marker for G1/S transition, </w:t>
+      </w:r>
+      <w:r>
+        <w:rPr>
+          <w:rFonts w:ascii="Times New Roman" w:hAnsi="Times New Roman" w:cs="Times New Roman"/>
+          <w:sz w:val="24"/>
+          <w:szCs w:val="24"/>
+        </w:rPr>
+        <w:t>Geminin-</w:t>
+      </w:r>
+      <w:proofErr w:type="spellStart"/>
+      <w:r>
+        <w:rPr>
+          <w:rFonts w:ascii="Times New Roman" w:hAnsi="Times New Roman" w:cs="Times New Roman"/>
+          <w:sz w:val="24"/>
+          <w:szCs w:val="24"/>
+        </w:rPr>
+        <w:t>mAG</w:t>
+      </w:r>
+      <w:r>
+        <w:rPr>
+          <w:rFonts w:ascii="Times New Roman" w:hAnsi="Times New Roman" w:cs="Times New Roman"/>
+          <w:sz w:val="24"/>
+          <w:szCs w:val="24"/>
+        </w:rPr>
+        <w:t>.</w:t>
+      </w:r>
+      <w:proofErr w:type="spellEnd"/>
+      <w:r>
+        <w:rPr>
+          <w:rFonts w:ascii="Times New Roman" w:hAnsi="Times New Roman" w:cs="Times New Roman"/>
+          <w:sz w:val="24"/>
+          <w:szCs w:val="24"/>
+        </w:rPr>
+        <w:t xml:space="preserve"> The marker is expressed at the onset of S-phase until the cell completes mitosis. </w:t>
+      </w:r>
+      <w:r>
+        <w:rPr>
+          <w:rFonts w:ascii="Times New Roman" w:hAnsi="Times New Roman" w:cs="Times New Roman"/>
+          <w:sz w:val="24"/>
+          <w:szCs w:val="24"/>
+        </w:rPr>
+        <w:t>We follow</w:t>
+      </w:r>
+      <w:r>
+        <w:rPr>
+          <w:rFonts w:ascii="Times New Roman" w:hAnsi="Times New Roman" w:cs="Times New Roman"/>
+          <w:sz w:val="24"/>
+          <w:szCs w:val="24"/>
+        </w:rPr>
+        <w:t>ed</w:t>
+      </w:r>
+      <w:r>
+        <w:rPr>
+          <w:rFonts w:ascii="Times New Roman" w:hAnsi="Times New Roman" w:cs="Times New Roman"/>
+          <w:sz w:val="24"/>
+          <w:szCs w:val="24"/>
+        </w:rPr>
+        <w:t xml:space="preserve"> both the time</w:t>
+      </w:r>
+      <w:r>
+        <w:rPr>
+          <w:rFonts w:ascii="Times New Roman" w:hAnsi="Times New Roman" w:cs="Times New Roman"/>
+          <w:sz w:val="24"/>
+          <w:szCs w:val="24"/>
+        </w:rPr>
+        <w:t xml:space="preserve"> that</w:t>
+      </w:r>
+      <w:r>
+        <w:rPr>
+          <w:rFonts w:ascii="Times New Roman" w:hAnsi="Times New Roman" w:cs="Times New Roman"/>
+          <w:sz w:val="24"/>
+          <w:szCs w:val="24"/>
+        </w:rPr>
+        <w:t xml:space="preserve"> Geminin </w:t>
+      </w:r>
+      <w:r>
+        <w:rPr>
+          <w:rFonts w:ascii="Times New Roman" w:hAnsi="Times New Roman" w:cs="Times New Roman"/>
+          <w:sz w:val="24"/>
+          <w:szCs w:val="24"/>
+        </w:rPr>
+        <w:t>wa</w:t>
+      </w:r>
+      <w:r>
+        <w:rPr>
+          <w:rFonts w:ascii="Times New Roman" w:hAnsi="Times New Roman" w:cs="Times New Roman"/>
+          <w:sz w:val="24"/>
+          <w:szCs w:val="24"/>
+        </w:rPr>
+        <w:t>s</w:t>
+      </w:r>
+      <w:r>
+        <w:rPr>
+          <w:rFonts w:ascii="Times New Roman" w:hAnsi="Times New Roman" w:cs="Times New Roman"/>
+          <w:sz w:val="24"/>
+          <w:szCs w:val="24"/>
+        </w:rPr>
+        <w:t xml:space="preserve"> not</w:t>
+      </w:r>
+      <w:r>
+        <w:rPr>
+          <w:rFonts w:ascii="Times New Roman" w:hAnsi="Times New Roman" w:cs="Times New Roman"/>
+          <w:sz w:val="24"/>
+          <w:szCs w:val="24"/>
+        </w:rPr>
+        <w:t xml:space="preserve"> expressed, labeled G1, and the time that Geminin </w:t>
+      </w:r>
+      <w:r>
+        <w:rPr>
+          <w:rFonts w:ascii="Times New Roman" w:hAnsi="Times New Roman" w:cs="Times New Roman"/>
+          <w:sz w:val="24"/>
+          <w:szCs w:val="24"/>
+        </w:rPr>
+        <w:t>wa</w:t>
+      </w:r>
+      <w:r>
+        <w:rPr>
+          <w:rFonts w:ascii="Times New Roman" w:hAnsi="Times New Roman" w:cs="Times New Roman"/>
+          <w:sz w:val="24"/>
+          <w:szCs w:val="24"/>
+        </w:rPr>
+        <w:t xml:space="preserve">s expressed, S/G2/M, </w:t>
+      </w:r>
+      <w:r>
+        <w:rPr>
+          <w:rFonts w:ascii="Times New Roman" w:hAnsi="Times New Roman" w:cs="Times New Roman"/>
+          <w:sz w:val="24"/>
+          <w:szCs w:val="24"/>
+        </w:rPr>
+        <w:t>for individual cells across experiments</w:t>
+      </w:r>
+      <w:r>
+        <w:rPr>
+          <w:rFonts w:ascii="Times New Roman" w:hAnsi="Times New Roman" w:cs="Times New Roman"/>
+          <w:sz w:val="24"/>
+          <w:szCs w:val="24"/>
+        </w:rPr>
+        <w:t xml:space="preserve"> (Supp. Fig. #)</w:t>
+      </w:r>
+      <w:r>
+        <w:rPr>
+          <w:rFonts w:ascii="Times New Roman" w:hAnsi="Times New Roman" w:cs="Times New Roman"/>
+          <w:sz w:val="24"/>
+          <w:szCs w:val="24"/>
+        </w:rPr>
+        <w:t>.</w:t>
+      </w:r>
+    </w:p>
+    <w:p>
+      <w:pPr>
+        <w:spacing w:after="0" w:line="480" w:lineRule="auto"/>
+        <w:jc w:val="both"/>
+        <w:rPr>
+          <w:rFonts w:ascii="Times New Roman" w:hAnsi="Times New Roman" w:cs="Times New Roman"/>
+          <w:sz w:val="24"/>
+          <w:szCs w:val="24"/>
+        </w:rPr>
+      </w:pPr>
+    </w:p>
+    <w:p>
+      <w:pPr>
+        <w:spacing w:after="0" w:line="480" w:lineRule="auto"/>
+        <w:jc w:val="both"/>
+        <w:rPr>
+          <w:rFonts w:ascii="Times New Roman" w:hAnsi="Times New Roman" w:cs="Times New Roman"/>
+          <w:sz w:val="24"/>
+          <w:szCs w:val="24"/>
+        </w:rPr>
+      </w:pPr>
+      <w:r>
+        <w:rPr>
+          <w:rFonts w:ascii="Times New Roman" w:hAnsi="Times New Roman" w:cs="Times New Roman"/>
+          <w:sz w:val="24"/>
+          <w:szCs w:val="24"/>
+        </w:rPr>
+        <w:t xml:space="preserve">We fit a log-normal distribution to </w:t>
+      </w:r>
+      <w:r>
+        <w:rPr>
+          <w:rFonts w:ascii="Times New Roman" w:hAnsi="Times New Roman" w:cs="Times New Roman"/>
+          <w:sz w:val="24"/>
+          <w:szCs w:val="24"/>
+        </w:rPr>
+        <w:t>cell cycle events to allow</w:t>
+      </w:r>
+      <w:r>
+        <w:rPr>
+          <w:rFonts w:ascii="Times New Roman" w:hAnsi="Times New Roman" w:cs="Times New Roman"/>
+          <w:sz w:val="24"/>
+          <w:szCs w:val="24"/>
+        </w:rPr>
+        <w:t xml:space="preserve"> compari</w:t>
+      </w:r>
+      <w:r>
+        <w:rPr>
+          <w:rFonts w:ascii="Times New Roman" w:hAnsi="Times New Roman" w:cs="Times New Roman"/>
+          <w:sz w:val="24"/>
+          <w:szCs w:val="24"/>
+        </w:rPr>
+        <w:t>son between experiments, noting</w:t>
+      </w:r>
+      <w:r>
+        <w:rPr>
+          <w:rFonts w:ascii="Times New Roman" w:hAnsi="Times New Roman" w:cs="Times New Roman"/>
+          <w:sz w:val="24"/>
+          <w:szCs w:val="24"/>
+        </w:rPr>
+        <w:t xml:space="preserve"> however, that the fit does not capture all the features of our experimental distributions.</w:t>
+      </w:r>
+      <w:r>
+        <w:rPr>
+          <w:rFonts w:ascii="Times New Roman" w:hAnsi="Times New Roman" w:cs="Times New Roman"/>
+          <w:sz w:val="24"/>
+          <w:szCs w:val="24"/>
+        </w:rPr>
+        <w:t xml:space="preserve"> Please see th</w:t>
+      </w:r>
+      <w:r>
+        <w:rPr>
+          <w:rFonts w:ascii="Times New Roman" w:hAnsi="Times New Roman" w:cs="Times New Roman"/>
+          <w:sz w:val="24"/>
+          <w:szCs w:val="24"/>
+        </w:rPr>
+        <w:t xml:space="preserve">e supplemental </w:t>
+      </w:r>
+      <w:r>
+        <w:rPr>
+          <w:rFonts w:ascii="Times New Roman" w:hAnsi="Times New Roman" w:cs="Times New Roman"/>
+          <w:sz w:val="24"/>
+          <w:szCs w:val="24"/>
+        </w:rPr>
+        <w:t xml:space="preserve">information </w:t>
+      </w:r>
+      <w:r>
+        <w:rPr>
+          <w:rFonts w:ascii="Times New Roman" w:hAnsi="Times New Roman" w:cs="Times New Roman"/>
+          <w:sz w:val="24"/>
+          <w:szCs w:val="24"/>
+        </w:rPr>
+        <w:t>for fitting errors</w:t>
+      </w:r>
+      <w:r>
+        <w:rPr>
+          <w:rFonts w:ascii="Times New Roman" w:hAnsi="Times New Roman" w:cs="Times New Roman"/>
+          <w:sz w:val="24"/>
+          <w:szCs w:val="24"/>
+        </w:rPr>
+        <w:t xml:space="preserve">. </w:t>
+      </w:r>
+      <w:r>
+        <w:rPr>
+          <w:rFonts w:ascii="Times New Roman" w:hAnsi="Times New Roman" w:cs="Times New Roman"/>
+          <w:sz w:val="24"/>
+          <w:szCs w:val="24"/>
+        </w:rPr>
+        <w:t>Additionally</w:t>
       </w:r>
       <w:r>
         <w:rPr>
@@ -5100,129 +7593,232 @@
           <w:sz w:val="24"/>
           <w:szCs w:val="24"/>
         </w:rPr>
-        <w:t xml:space="preserve"> respectively. </w:t>
-      </w:r>
-      <w:r>
-        <w:rPr>
-          <w:rFonts w:ascii="Times New Roman" w:hAnsi="Times New Roman" w:cs="Times New Roman"/>
-          <w:sz w:val="24"/>
-          <w:szCs w:val="24"/>
-        </w:rPr>
-        <w:t xml:space="preserve">Cells </w:t>
-      </w:r>
-      <w:r>
-        <w:rPr>
-          <w:rFonts w:ascii="Times New Roman" w:hAnsi="Times New Roman" w:cs="Times New Roman"/>
-          <w:sz w:val="24"/>
-          <w:szCs w:val="24"/>
-        </w:rPr>
-        <w:t xml:space="preserve">were </w:t>
-      </w:r>
-      <w:r>
-        <w:rPr>
-          <w:rFonts w:ascii="Times New Roman" w:hAnsi="Times New Roman" w:cs="Times New Roman"/>
-          <w:sz w:val="24"/>
-          <w:szCs w:val="24"/>
-        </w:rPr>
-        <w:t xml:space="preserve">grown on polyacrylamide substrate of </w:t>
-      </w:r>
-      <w:r>
-        <w:rPr>
-          <w:rFonts w:ascii="Times New Roman" w:hAnsi="Times New Roman" w:cs="Times New Roman"/>
-          <w:sz w:val="24"/>
-          <w:szCs w:val="24"/>
-        </w:rPr>
-        <w:t>varying</w:t>
-      </w:r>
-      <w:r>
-        <w:rPr>
-          <w:rFonts w:ascii="Times New Roman" w:hAnsi="Times New Roman" w:cs="Times New Roman"/>
-          <w:sz w:val="24"/>
-          <w:szCs w:val="24"/>
-        </w:rPr>
-        <w:t xml:space="preserve"> stiffness, modulated from 0.6 kPa to 55 kPa, coated with </w:t>
-      </w:r>
-      <w:r>
-        <w:rPr>
-          <w:rFonts w:ascii="Times New Roman" w:hAnsi="Times New Roman" w:cs="Times New Roman"/>
-          <w:sz w:val="24"/>
-          <w:szCs w:val="24"/>
-        </w:rPr>
-        <w:t xml:space="preserve">fibronectin. </w:t>
-      </w:r>
-      <w:r>
-        <w:rPr>
-          <w:rFonts w:ascii="Times New Roman" w:hAnsi="Times New Roman" w:cs="Times New Roman"/>
-          <w:sz w:val="24"/>
-          <w:szCs w:val="24"/>
-        </w:rPr>
-        <w:t>For tracking</w:t>
-      </w:r>
-      <w:r>
-        <w:rPr>
-          <w:rFonts w:ascii="Times New Roman" w:hAnsi="Times New Roman" w:cs="Times New Roman"/>
-          <w:sz w:val="24"/>
-          <w:szCs w:val="24"/>
-        </w:rPr>
-        <w:t xml:space="preserve"> and analysis</w:t>
-      </w:r>
-      <w:r>
-        <w:rPr>
-          <w:rFonts w:ascii="Times New Roman" w:hAnsi="Times New Roman" w:cs="Times New Roman"/>
-          <w:sz w:val="24"/>
-          <w:szCs w:val="24"/>
-        </w:rPr>
-        <w:t xml:space="preserve"> purposes, cells </w:t>
-      </w:r>
-      <w:r>
-        <w:rPr>
-          <w:rFonts w:ascii="Times New Roman" w:hAnsi="Times New Roman" w:cs="Times New Roman"/>
-          <w:sz w:val="24"/>
-          <w:szCs w:val="24"/>
-        </w:rPr>
-        <w:t xml:space="preserve">were </w:t>
-      </w:r>
-      <w:r>
-        <w:rPr>
-          <w:rFonts w:ascii="Times New Roman" w:hAnsi="Times New Roman" w:cs="Times New Roman"/>
-          <w:sz w:val="24"/>
-          <w:szCs w:val="24"/>
-        </w:rPr>
-        <w:t>labeled with H2B-mRFP and Geminin-</w:t>
-      </w:r>
-      <w:proofErr w:type="spellStart"/>
-      <w:r>
-        <w:rPr>
-          <w:rFonts w:ascii="Times New Roman" w:hAnsi="Times New Roman" w:cs="Times New Roman"/>
-          <w:sz w:val="24"/>
-          <w:szCs w:val="24"/>
-        </w:rPr>
-        <w:t>mAG.</w:t>
-      </w:r>
-      <w:proofErr w:type="spellEnd"/>
-      <w:r>
-        <w:rPr>
-          <w:rFonts w:ascii="Times New Roman" w:hAnsi="Times New Roman" w:cs="Times New Roman"/>
-          <w:sz w:val="24"/>
-          <w:szCs w:val="24"/>
-        </w:rPr>
-        <w:t xml:space="preserve"> The first allows for continual tracking of individual cells for the course of the experiment while the latter marks the transition from G1 to S phase, remaining expressed until the cell divides. Cells </w:t>
-      </w:r>
-      <w:r>
-        <w:rPr>
-          <w:rFonts w:ascii="Times New Roman" w:hAnsi="Times New Roman" w:cs="Times New Roman"/>
-          <w:sz w:val="24"/>
-          <w:szCs w:val="24"/>
-        </w:rPr>
-        <w:t xml:space="preserve">were </w:t>
-      </w:r>
-      <w:r>
-        <w:rPr>
-          <w:rFonts w:ascii="Times New Roman" w:hAnsi="Times New Roman" w:cs="Times New Roman"/>
-          <w:sz w:val="24"/>
-          <w:szCs w:val="24"/>
-        </w:rPr>
-        <w:t xml:space="preserve">imaged every 20 minutes over a period of five days. </w:t>
+        <w:t xml:space="preserve"> we find that u</w:t>
+      </w:r>
+      <w:r>
+        <w:rPr>
+          <w:rFonts w:ascii="Times New Roman" w:hAnsi="Times New Roman" w:cs="Times New Roman"/>
+          <w:sz w:val="24"/>
+          <w:szCs w:val="24"/>
+        </w:rPr>
+        <w:t xml:space="preserve">pon drug treatment, there is a delay until drug action. </w:t>
+      </w:r>
+      <w:r>
+        <w:rPr>
+          <w:rFonts w:ascii="Times New Roman" w:hAnsi="Times New Roman" w:cs="Times New Roman"/>
+          <w:sz w:val="24"/>
+          <w:szCs w:val="24"/>
+        </w:rPr>
+        <w:t>For this reason</w:t>
+      </w:r>
+      <w:r>
+        <w:rPr>
+          <w:rFonts w:ascii="Times New Roman" w:hAnsi="Times New Roman" w:cs="Times New Roman"/>
+          <w:sz w:val="24"/>
+          <w:szCs w:val="24"/>
+        </w:rPr>
+        <w:t>,</w:t>
+      </w:r>
+      <w:r>
+        <w:rPr>
+          <w:rFonts w:ascii="Times New Roman" w:hAnsi="Times New Roman" w:cs="Times New Roman"/>
+          <w:sz w:val="24"/>
+          <w:szCs w:val="24"/>
+        </w:rPr>
+        <w:t xml:space="preserve"> we capture cell cycle dynamics data for times greater than 24 hours. </w:t>
+      </w:r>
+      <w:r>
+        <w:rPr>
+          <w:rFonts w:ascii="Times New Roman" w:hAnsi="Times New Roman" w:cs="Times New Roman"/>
+          <w:sz w:val="24"/>
+          <w:szCs w:val="24"/>
+        </w:rPr>
+        <w:t xml:space="preserve">We first </w:t>
+      </w:r>
+      <w:r>
+        <w:rPr>
+          <w:rFonts w:ascii="Times New Roman" w:hAnsi="Times New Roman" w:cs="Times New Roman"/>
+          <w:sz w:val="24"/>
+          <w:szCs w:val="24"/>
+        </w:rPr>
+        <w:t>observe</w:t>
+      </w:r>
+      <w:r>
+        <w:rPr>
+          <w:rFonts w:ascii="Times New Roman" w:hAnsi="Times New Roman" w:cs="Times New Roman"/>
+          <w:sz w:val="24"/>
+          <w:szCs w:val="24"/>
+        </w:rPr>
+        <w:t xml:space="preserve"> that changing </w:t>
+      </w:r>
+      <w:r>
+        <w:rPr>
+          <w:rFonts w:ascii="Times New Roman" w:hAnsi="Times New Roman" w:cs="Times New Roman"/>
+          <w:sz w:val="24"/>
+          <w:szCs w:val="24"/>
+        </w:rPr>
+        <w:lastRenderedPageBreak/>
+        <w:t xml:space="preserve">substrate stiffness has </w:t>
+      </w:r>
+      <w:r>
+        <w:rPr>
+          <w:rFonts w:ascii="Times New Roman" w:hAnsi="Times New Roman" w:cs="Times New Roman"/>
+          <w:sz w:val="24"/>
+          <w:szCs w:val="24"/>
+        </w:rPr>
+        <w:t>little</w:t>
+      </w:r>
+      <w:r>
+        <w:rPr>
+          <w:rFonts w:ascii="Times New Roman" w:hAnsi="Times New Roman" w:cs="Times New Roman"/>
+          <w:sz w:val="24"/>
+          <w:szCs w:val="24"/>
+        </w:rPr>
+        <w:t xml:space="preserve"> apparent effect on G1 length as exhibited</w:t>
+      </w:r>
+      <w:r>
+        <w:rPr>
+          <w:rFonts w:ascii="Times New Roman" w:hAnsi="Times New Roman" w:cs="Times New Roman"/>
+          <w:sz w:val="24"/>
+          <w:szCs w:val="24"/>
+        </w:rPr>
+        <w:t xml:space="preserve"> by</w:t>
+      </w:r>
+      <w:r>
+        <w:rPr>
+          <w:rFonts w:ascii="Times New Roman" w:hAnsi="Times New Roman" w:cs="Times New Roman"/>
+          <w:sz w:val="24"/>
+          <w:szCs w:val="24"/>
+        </w:rPr>
+        <w:t xml:space="preserve"> </w:t>
+      </w:r>
+      <w:r>
+        <w:rPr>
+          <w:rFonts w:ascii="Times New Roman" w:hAnsi="Times New Roman" w:cs="Times New Roman"/>
+          <w:sz w:val="24"/>
+          <w:szCs w:val="24"/>
+        </w:rPr>
+        <w:t>slight</w:t>
+      </w:r>
+      <w:r>
+        <w:rPr>
+          <w:rFonts w:ascii="Times New Roman" w:hAnsi="Times New Roman" w:cs="Times New Roman"/>
+          <w:sz w:val="24"/>
+          <w:szCs w:val="24"/>
+        </w:rPr>
+        <w:t xml:space="preserve"> change in </w:t>
+      </w:r>
+      <w:r>
+        <w:rPr>
+          <w:rFonts w:ascii="Times New Roman" w:hAnsi="Times New Roman" w:cs="Times New Roman"/>
+          <w:sz w:val="24"/>
+          <w:szCs w:val="24"/>
+        </w:rPr>
+        <w:t>mean</w:t>
+      </w:r>
+      <w:r>
+        <w:rPr>
+          <w:rFonts w:ascii="Times New Roman" w:hAnsi="Times New Roman" w:cs="Times New Roman"/>
+          <w:sz w:val="24"/>
+          <w:szCs w:val="24"/>
+        </w:rPr>
+        <w:t xml:space="preserve"> G1 time. Compa</w:t>
+      </w:r>
+      <w:r>
+        <w:rPr>
+          <w:rFonts w:ascii="Times New Roman" w:hAnsi="Times New Roman" w:cs="Times New Roman"/>
+          <w:sz w:val="24"/>
+          <w:szCs w:val="24"/>
+        </w:rPr>
+        <w:t>ring erlotinib</w:t>
+      </w:r>
+      <w:r>
+        <w:rPr>
+          <w:rFonts w:ascii="Times New Roman" w:hAnsi="Times New Roman" w:cs="Times New Roman"/>
+          <w:sz w:val="24"/>
+          <w:szCs w:val="24"/>
+        </w:rPr>
+        <w:t>-</w:t>
+      </w:r>
+      <w:r>
+        <w:rPr>
+          <w:rFonts w:ascii="Times New Roman" w:hAnsi="Times New Roman" w:cs="Times New Roman"/>
+          <w:sz w:val="24"/>
+          <w:szCs w:val="24"/>
+        </w:rPr>
+        <w:t>treated cells to their counterparts grown on the equivalent stiffness substrate</w:t>
+      </w:r>
+      <w:r>
+        <w:rPr>
+          <w:rFonts w:ascii="Times New Roman" w:hAnsi="Times New Roman" w:cs="Times New Roman"/>
+          <w:sz w:val="24"/>
+          <w:szCs w:val="24"/>
+        </w:rPr>
+        <w:t>,</w:t>
+      </w:r>
+      <w:r>
+        <w:rPr>
+          <w:rFonts w:ascii="Times New Roman" w:hAnsi="Times New Roman" w:cs="Times New Roman"/>
+          <w:sz w:val="24"/>
+          <w:szCs w:val="24"/>
+        </w:rPr>
+        <w:t xml:space="preserve"> we see an increase in G1 time. </w:t>
+      </w:r>
+      <w:r>
+        <w:rPr>
+          <w:rFonts w:ascii="Times New Roman" w:hAnsi="Times New Roman" w:cs="Times New Roman"/>
+          <w:sz w:val="24"/>
+          <w:szCs w:val="24"/>
+        </w:rPr>
+        <w:t>For erlotinib</w:t>
+      </w:r>
+      <w:r>
+        <w:rPr>
+          <w:rFonts w:ascii="Times New Roman" w:hAnsi="Times New Roman" w:cs="Times New Roman"/>
+          <w:sz w:val="24"/>
+          <w:szCs w:val="24"/>
+        </w:rPr>
+        <w:t>-</w:t>
+      </w:r>
+      <w:r>
+        <w:rPr>
+          <w:rFonts w:ascii="Times New Roman" w:hAnsi="Times New Roman" w:cs="Times New Roman"/>
+          <w:sz w:val="24"/>
+          <w:szCs w:val="24"/>
+        </w:rPr>
+        <w:t xml:space="preserve">treated cells, average G1 time increases </w:t>
+      </w:r>
+      <w:r>
+        <w:rPr>
+          <w:rFonts w:ascii="Times New Roman" w:hAnsi="Times New Roman" w:cs="Times New Roman"/>
+          <w:sz w:val="24"/>
+          <w:szCs w:val="24"/>
+        </w:rPr>
+        <w:t xml:space="preserve">approximately </w:t>
+      </w:r>
+      <w:r>
+        <w:rPr>
+          <w:rFonts w:ascii="Times New Roman" w:hAnsi="Times New Roman" w:cs="Times New Roman"/>
+          <w:sz w:val="24"/>
+          <w:szCs w:val="24"/>
+        </w:rPr>
+        <w:t>linearly as a function of the log stiffness. Additionally, we find that the standard deviation increases for both treated and non-treated cells with decreasing substrate stiffness</w:t>
+      </w:r>
+      <w:r>
+        <w:rPr>
+          <w:rFonts w:ascii="Times New Roman" w:hAnsi="Times New Roman" w:cs="Times New Roman"/>
+          <w:sz w:val="24"/>
+          <w:szCs w:val="24"/>
+        </w:rPr>
+        <w:t xml:space="preserve">, and that treated cells have a greater standard deviation than their non-treated equivalents. </w:t>
+      </w:r>
+      <w:r>
+        <w:rPr>
+          <w:rFonts w:ascii="Times New Roman" w:hAnsi="Times New Roman" w:cs="Times New Roman"/>
+          <w:sz w:val="24"/>
+          <w:szCs w:val="24"/>
+        </w:rPr>
+        <w:t xml:space="preserve">Indeed, the slight change in mean G1 time for untreated cells is the result of increasing deviation of the distribution. </w:t>
       </w:r>
     </w:p>
     <w:p>
@@ -5242,50 +7838,210 @@
         <w:jc w:val="both"/>
         <w:rPr>
           <w:rFonts w:ascii="Times New Roman" w:hAnsi="Times New Roman" w:cs="Times New Roman"/>
-          <w:sz w:val="24"/>
-          <w:szCs w:val="24"/>
-        </w:rPr>
-      </w:pPr>
-      <w:r>
-        <w:rPr>
-          <w:rFonts w:ascii="Times New Roman" w:hAnsi="Times New Roman" w:cs="Times New Roman"/>
-          <w:sz w:val="24"/>
-          <w:szCs w:val="24"/>
-        </w:rPr>
-        <w:t xml:space="preserve">We </w:t>
-      </w:r>
-      <w:r>
-        <w:rPr>
-          <w:rFonts w:ascii="Times New Roman" w:hAnsi="Times New Roman" w:cs="Times New Roman"/>
-          <w:sz w:val="24"/>
-          <w:szCs w:val="24"/>
-        </w:rPr>
-        <w:t xml:space="preserve">followed </w:t>
-      </w:r>
-      <w:r>
-        <w:rPr>
-          <w:rFonts w:ascii="Times New Roman" w:hAnsi="Times New Roman" w:cs="Times New Roman"/>
-          <w:sz w:val="24"/>
-          <w:szCs w:val="24"/>
-        </w:rPr>
-        <w:t xml:space="preserve">the change in overall cell population using </w:t>
-      </w:r>
-      <w:r>
-        <w:rPr>
-          <w:rFonts w:ascii="Times New Roman" w:hAnsi="Times New Roman" w:cs="Times New Roman"/>
-          <w:sz w:val="24"/>
-          <w:szCs w:val="24"/>
-        </w:rPr>
-        <w:t xml:space="preserve">the methodology developed by Quaranta </w:t>
-      </w:r>
-      <w:r>
-        <w:rPr>
-          <w:rFonts w:ascii="Times New Roman" w:hAnsi="Times New Roman" w:cs="Times New Roman"/>
-          <w:i/>
-          <w:sz w:val="24"/>
-          <w:szCs w:val="24"/>
-        </w:rPr>
-        <w:t>et al.</w:t>
+          <w:b/>
+          <w:sz w:val="24"/>
+          <w:szCs w:val="24"/>
+        </w:rPr>
+      </w:pPr>
+      <w:r>
+        <w:rPr>
+          <w:rFonts w:ascii="Times New Roman" w:hAnsi="Times New Roman" w:cs="Times New Roman"/>
+          <w:b/>
+          <w:sz w:val="24"/>
+          <w:szCs w:val="24"/>
+        </w:rPr>
+        <w:t xml:space="preserve">Both substrate stiffness and erlotinib </w:t>
+      </w:r>
+      <w:r>
+        <w:rPr>
+          <w:rFonts w:ascii="Times New Roman" w:hAnsi="Times New Roman" w:cs="Times New Roman"/>
+          <w:b/>
+          <w:sz w:val="24"/>
+          <w:szCs w:val="24"/>
+        </w:rPr>
+        <w:t xml:space="preserve">treatment </w:t>
+      </w:r>
+      <w:r>
+        <w:rPr>
+          <w:rFonts w:ascii="Times New Roman" w:hAnsi="Times New Roman" w:cs="Times New Roman"/>
+          <w:b/>
+          <w:sz w:val="24"/>
+          <w:szCs w:val="24"/>
+        </w:rPr>
+        <w:t>increase S/</w:t>
+      </w:r>
+      <w:r>
+        <w:rPr>
+          <w:rFonts w:ascii="Times New Roman" w:hAnsi="Times New Roman" w:cs="Times New Roman"/>
+          <w:b/>
+          <w:sz w:val="24"/>
+          <w:szCs w:val="24"/>
+        </w:rPr>
+        <w:t>G2/M</w:t>
+      </w:r>
+      <w:r>
+        <w:rPr>
+          <w:rFonts w:ascii="Times New Roman" w:hAnsi="Times New Roman" w:cs="Times New Roman"/>
+          <w:b/>
+          <w:sz w:val="24"/>
+          <w:szCs w:val="24"/>
+        </w:rPr>
+        <w:t xml:space="preserve"> times</w:t>
+      </w:r>
+    </w:p>
+    <w:p>
+      <w:pPr>
+        <w:spacing w:after="0" w:line="480" w:lineRule="auto"/>
+        <w:jc w:val="both"/>
+        <w:rPr>
+          <w:rFonts w:ascii="Times New Roman" w:hAnsi="Times New Roman" w:cs="Times New Roman"/>
+          <w:sz w:val="24"/>
+          <w:szCs w:val="24"/>
+        </w:rPr>
+      </w:pPr>
+      <w:r>
+        <w:rPr>
+          <w:rFonts w:ascii="Times New Roman" w:hAnsi="Times New Roman" w:cs="Times New Roman"/>
+          <w:sz w:val="24"/>
+          <w:szCs w:val="24"/>
+        </w:rPr>
+        <w:t>Next</w:t>
+      </w:r>
+      <w:r>
+        <w:rPr>
+          <w:rFonts w:ascii="Times New Roman" w:hAnsi="Times New Roman" w:cs="Times New Roman"/>
+          <w:sz w:val="24"/>
+          <w:szCs w:val="24"/>
+        </w:rPr>
+        <w:t>,</w:t>
+      </w:r>
+      <w:r>
+        <w:rPr>
+          <w:rFonts w:ascii="Times New Roman" w:hAnsi="Times New Roman" w:cs="Times New Roman"/>
+          <w:sz w:val="24"/>
+          <w:szCs w:val="24"/>
+        </w:rPr>
+        <w:t xml:space="preserve"> we compare the effects of modulating substrate stiffness and erlotinib treatment on S/</w:t>
+      </w:r>
+      <w:r>
+        <w:rPr>
+          <w:rFonts w:ascii="Times New Roman" w:hAnsi="Times New Roman" w:cs="Times New Roman"/>
+          <w:sz w:val="24"/>
+          <w:szCs w:val="24"/>
+        </w:rPr>
+        <w:t>G2/M</w:t>
+      </w:r>
+      <w:r>
+        <w:rPr>
+          <w:rFonts w:ascii="Times New Roman" w:hAnsi="Times New Roman" w:cs="Times New Roman"/>
+          <w:sz w:val="24"/>
+          <w:szCs w:val="24"/>
+        </w:rPr>
+        <w:t xml:space="preserve"> timing. The first observation we </w:t>
+      </w:r>
+      <w:r>
+        <w:rPr>
+          <w:rFonts w:ascii="Times New Roman" w:hAnsi="Times New Roman" w:cs="Times New Roman"/>
+          <w:sz w:val="24"/>
+          <w:szCs w:val="24"/>
+        </w:rPr>
+        <w:t xml:space="preserve">note </w:t>
+      </w:r>
+      <w:r>
+        <w:rPr>
+          <w:rFonts w:ascii="Times New Roman" w:hAnsi="Times New Roman" w:cs="Times New Roman"/>
+          <w:sz w:val="24"/>
+          <w:szCs w:val="24"/>
+        </w:rPr>
+        <w:t xml:space="preserve">is that the shape of the distribution is </w:t>
+      </w:r>
+      <w:r>
+        <w:rPr>
+          <w:rFonts w:ascii="Times New Roman" w:hAnsi="Times New Roman" w:cs="Times New Roman"/>
+          <w:sz w:val="24"/>
+          <w:szCs w:val="24"/>
+        </w:rPr>
+        <w:t xml:space="preserve">more Gaussian </w:t>
+      </w:r>
+      <w:r>
+        <w:rPr>
+          <w:rFonts w:ascii="Times New Roman" w:hAnsi="Times New Roman" w:cs="Times New Roman"/>
+          <w:sz w:val="24"/>
+          <w:szCs w:val="24"/>
+        </w:rPr>
+        <w:t xml:space="preserve">than </w:t>
+      </w:r>
+      <w:r>
+        <w:rPr>
+          <w:rFonts w:ascii="Times New Roman" w:hAnsi="Times New Roman" w:cs="Times New Roman"/>
+          <w:sz w:val="24"/>
+          <w:szCs w:val="24"/>
+        </w:rPr>
+        <w:t xml:space="preserve">the </w:t>
+      </w:r>
+      <w:r>
+        <w:rPr>
+          <w:rFonts w:ascii="Times New Roman" w:hAnsi="Times New Roman" w:cs="Times New Roman"/>
+          <w:sz w:val="24"/>
+          <w:szCs w:val="24"/>
+        </w:rPr>
+        <w:t>G1</w:t>
+      </w:r>
+      <w:r>
+        <w:rPr>
+          <w:rFonts w:ascii="Times New Roman" w:hAnsi="Times New Roman" w:cs="Times New Roman"/>
+          <w:sz w:val="24"/>
+          <w:szCs w:val="24"/>
+        </w:rPr>
+        <w:t xml:space="preserve"> distribution</w:t>
+      </w:r>
+      <w:r>
+        <w:rPr>
+          <w:rFonts w:ascii="Times New Roman" w:hAnsi="Times New Roman" w:cs="Times New Roman"/>
+          <w:sz w:val="24"/>
+          <w:szCs w:val="24"/>
+        </w:rPr>
+        <w:t xml:space="preserve">. We observe little difference between </w:t>
+      </w:r>
+      <w:r>
+        <w:rPr>
+          <w:rFonts w:ascii="Times New Roman" w:hAnsi="Times New Roman" w:cs="Times New Roman"/>
+          <w:sz w:val="24"/>
+          <w:szCs w:val="24"/>
+        </w:rPr>
+        <w:t xml:space="preserve">a Gaussian and log-normal fit of the experimental data. </w:t>
+      </w:r>
+      <w:r>
+        <w:rPr>
+          <w:rFonts w:ascii="Times New Roman" w:hAnsi="Times New Roman" w:cs="Times New Roman"/>
+          <w:sz w:val="24"/>
+          <w:szCs w:val="24"/>
+        </w:rPr>
+        <w:t>As substrate stiffness is decreased, the time spent in S/G2/M increases from approximately 1</w:t>
+      </w:r>
+      <w:r>
+        <w:rPr>
+          <w:rFonts w:ascii="Times New Roman" w:hAnsi="Times New Roman" w:cs="Times New Roman"/>
+          <w:sz w:val="24"/>
+          <w:szCs w:val="24"/>
+        </w:rPr>
+        <w:t>0.5 hours to 13</w:t>
+      </w:r>
+      <w:r>
+        <w:rPr>
+          <w:rFonts w:ascii="Times New Roman" w:hAnsi="Times New Roman" w:cs="Times New Roman"/>
+          <w:sz w:val="24"/>
+          <w:szCs w:val="24"/>
+        </w:rPr>
+        <w:t xml:space="preserve"> hours, indicating that the decreased DIP rate is</w:t>
+      </w:r>
+      <w:r>
+        <w:rPr>
+          <w:rFonts w:ascii="Times New Roman" w:hAnsi="Times New Roman" w:cs="Times New Roman"/>
+          <w:sz w:val="24"/>
+          <w:szCs w:val="24"/>
+        </w:rPr>
+        <w:t xml:space="preserve"> primarily</w:t>
       </w:r>
       <w:r>
         <w:rPr>
@@ -5301,55 +8057,7 @@
           <w:sz w:val="24"/>
           <w:szCs w:val="24"/>
         </w:rPr>
-        <w:t xml:space="preserve">called </w:t>
-      </w:r>
-      <w:r>
-        <w:rPr>
-          <w:rFonts w:ascii="Times New Roman" w:hAnsi="Times New Roman" w:cs="Times New Roman"/>
-          <w:sz w:val="24"/>
-          <w:szCs w:val="24"/>
-        </w:rPr>
-        <w:t xml:space="preserve">the drug-induced proliferation (DIP) rate. The DIP rate is the linear </w:t>
-      </w:r>
-      <w:r>
-        <w:rPr>
-          <w:rFonts w:ascii="Times New Roman" w:hAnsi="Times New Roman" w:cs="Times New Roman"/>
-          <w:sz w:val="24"/>
-          <w:szCs w:val="24"/>
-        </w:rPr>
-        <w:t>fit of cell population doubling</w:t>
-      </w:r>
-      <w:r>
-        <w:rPr>
-          <w:rFonts w:ascii="Times New Roman" w:hAnsi="Times New Roman" w:cs="Times New Roman"/>
-          <w:sz w:val="24"/>
-          <w:szCs w:val="24"/>
-        </w:rPr>
-        <w:t xml:space="preserve"> as a function o</w:t>
-      </w:r>
-      <w:r>
-        <w:rPr>
-          <w:rFonts w:ascii="Times New Roman" w:hAnsi="Times New Roman" w:cs="Times New Roman"/>
-          <w:sz w:val="24"/>
-          <w:szCs w:val="24"/>
-        </w:rPr>
-        <w:t xml:space="preserve">f time after the point of linear response. </w:t>
-      </w:r>
-      <w:r>
-        <w:rPr>
-          <w:rFonts w:ascii="Times New Roman" w:hAnsi="Times New Roman" w:cs="Times New Roman"/>
-          <w:sz w:val="24"/>
-          <w:szCs w:val="24"/>
-        </w:rPr>
-        <w:t xml:space="preserve">Using the DIP rate as a growth metric over other fits such as logistic growth allows us to compare a single fit quantity across cell populations that are expanding or declining. </w:t>
-      </w:r>
-      <w:r>
-        <w:rPr>
-          <w:rFonts w:ascii="Times New Roman" w:hAnsi="Times New Roman" w:cs="Times New Roman"/>
-          <w:sz w:val="24"/>
-          <w:szCs w:val="24"/>
-        </w:rPr>
-        <w:t>On the stiffest substrate (55</w:t>
+        <w:t>produced by</w:t>
       </w:r>
       <w:r>
         <w:rPr>
@@ -5365,15 +8073,111 @@
           <w:sz w:val="24"/>
           <w:szCs w:val="24"/>
         </w:rPr>
-        <w:t>kPa), the two sublines behave as previously described</w:t>
-      </w:r>
-      <w:r>
-        <w:rPr>
-          <w:rFonts w:ascii="Times New Roman" w:hAnsi="Times New Roman" w:cs="Times New Roman"/>
-          <w:sz w:val="24"/>
-          <w:szCs w:val="24"/>
-        </w:rPr>
-        <w:t xml:space="preserve"> with no significant difference between subline DIP rates (Fig1). Upon erlotinib treatment, the underlying sensitivity heterogeneity is made apparent with DS8 showing no significant change in DIP rate and DS9 showing a distinct negative rate (Fig1).  </w:t>
+        <w:t xml:space="preserve">this event. </w:t>
+      </w:r>
+      <w:r>
+        <w:rPr>
+          <w:rFonts w:ascii="Times New Roman" w:hAnsi="Times New Roman" w:cs="Times New Roman"/>
+          <w:sz w:val="24"/>
+          <w:szCs w:val="24"/>
+        </w:rPr>
+        <w:t>All erlotinib</w:t>
+      </w:r>
+      <w:r>
+        <w:rPr>
+          <w:rFonts w:ascii="Times New Roman" w:hAnsi="Times New Roman" w:cs="Times New Roman"/>
+          <w:sz w:val="24"/>
+          <w:szCs w:val="24"/>
+        </w:rPr>
+        <w:t>-</w:t>
+      </w:r>
+      <w:r>
+        <w:rPr>
+          <w:rFonts w:ascii="Times New Roman" w:hAnsi="Times New Roman" w:cs="Times New Roman"/>
+          <w:sz w:val="24"/>
+          <w:szCs w:val="24"/>
+        </w:rPr>
+        <w:t>treated cells have</w:t>
+      </w:r>
+      <w:r>
+        <w:rPr>
+          <w:rFonts w:ascii="Times New Roman" w:hAnsi="Times New Roman" w:cs="Times New Roman"/>
+          <w:sz w:val="24"/>
+          <w:szCs w:val="24"/>
+        </w:rPr>
+        <w:t xml:space="preserve"> </w:t>
+      </w:r>
+      <w:r>
+        <w:rPr>
+          <w:rFonts w:ascii="Times New Roman" w:hAnsi="Times New Roman" w:cs="Times New Roman"/>
+          <w:sz w:val="24"/>
+          <w:szCs w:val="24"/>
+        </w:rPr>
+        <w:t xml:space="preserve">increased S/G2/M time in comparison to their </w:t>
+      </w:r>
+      <w:r>
+        <w:rPr>
+          <w:rFonts w:ascii="Times New Roman" w:hAnsi="Times New Roman" w:cs="Times New Roman"/>
+          <w:sz w:val="24"/>
+          <w:szCs w:val="24"/>
+        </w:rPr>
+        <w:t xml:space="preserve">untreated </w:t>
+      </w:r>
+      <w:r>
+        <w:rPr>
+          <w:rFonts w:ascii="Times New Roman" w:hAnsi="Times New Roman" w:cs="Times New Roman"/>
+          <w:sz w:val="24"/>
+          <w:szCs w:val="24"/>
+        </w:rPr>
+        <w:t xml:space="preserve">counterparts. </w:t>
+      </w:r>
+      <w:r>
+        <w:rPr>
+          <w:rFonts w:ascii="Times New Roman" w:hAnsi="Times New Roman" w:cs="Times New Roman"/>
+          <w:sz w:val="24"/>
+          <w:szCs w:val="24"/>
+        </w:rPr>
+        <w:t xml:space="preserve">There is an increased broadening of the distribution on soft substrate </w:t>
+      </w:r>
+      <w:r>
+        <w:rPr>
+          <w:rFonts w:ascii="Times New Roman" w:hAnsi="Times New Roman" w:cs="Times New Roman"/>
+          <w:sz w:val="24"/>
+          <w:szCs w:val="24"/>
+        </w:rPr>
+        <w:t xml:space="preserve">from </w:t>
+      </w:r>
+      <w:r>
+        <w:rPr>
+          <w:rFonts w:ascii="Times New Roman" w:hAnsi="Times New Roman" w:cs="Times New Roman"/>
+          <w:sz w:val="24"/>
+          <w:szCs w:val="24"/>
+        </w:rPr>
+        <w:t xml:space="preserve">untreated </w:t>
+      </w:r>
+      <w:r>
+        <w:rPr>
+          <w:rFonts w:ascii="Times New Roman" w:hAnsi="Times New Roman" w:cs="Times New Roman"/>
+          <w:sz w:val="24"/>
+          <w:szCs w:val="24"/>
+        </w:rPr>
+        <w:t xml:space="preserve">to </w:t>
+      </w:r>
+      <w:r>
+        <w:rPr>
+          <w:rFonts w:ascii="Times New Roman" w:hAnsi="Times New Roman" w:cs="Times New Roman"/>
+          <w:sz w:val="24"/>
+          <w:szCs w:val="24"/>
+        </w:rPr>
+        <w:t xml:space="preserve">treated cells that disappears on the 55 kPa substrate. </w:t>
+      </w:r>
+      <w:r>
+        <w:rPr>
+          <w:rFonts w:ascii="Times New Roman" w:hAnsi="Times New Roman" w:cs="Times New Roman"/>
+          <w:sz w:val="24"/>
+          <w:szCs w:val="24"/>
+        </w:rPr>
+        <w:t>Decreased DIP rate from erlotinib treatment is the result of a combination of increased death rate and extended time in both G1 and S/G2/M.</w:t>
       </w:r>
     </w:p>
     <w:p>
@@ -5393,334 +8197,6 @@
         <w:jc w:val="both"/>
         <w:rPr>
           <w:rFonts w:ascii="Times New Roman" w:hAnsi="Times New Roman" w:cs="Times New Roman"/>
-          <w:sz w:val="24"/>
-          <w:szCs w:val="24"/>
-        </w:rPr>
-      </w:pPr>
-      <w:r>
-        <w:rPr>
-          <w:rFonts w:ascii="Times New Roman" w:hAnsi="Times New Roman" w:cs="Times New Roman"/>
-          <w:sz w:val="24"/>
-          <w:szCs w:val="24"/>
-        </w:rPr>
-        <w:t xml:space="preserve">We then investigated the effects of substrate stiffness on DIP rate for both untreated and </w:t>
-      </w:r>
-      <w:r>
-        <w:rPr>
-          <w:rFonts w:ascii="Times New Roman" w:hAnsi="Times New Roman" w:cs="Times New Roman"/>
-          <w:sz w:val="24"/>
-          <w:szCs w:val="24"/>
-        </w:rPr>
-        <w:t>erlotinib-</w:t>
-      </w:r>
-      <w:r>
-        <w:rPr>
-          <w:rFonts w:ascii="Times New Roman" w:hAnsi="Times New Roman" w:cs="Times New Roman"/>
-          <w:sz w:val="24"/>
-          <w:szCs w:val="24"/>
-        </w:rPr>
-        <w:t xml:space="preserve">b treated cells. </w:t>
-      </w:r>
-    </w:p>
-    <w:p>
-      <w:pPr>
-        <w:spacing w:after="0" w:line="480" w:lineRule="auto"/>
-        <w:jc w:val="both"/>
-        <w:rPr>
-          <w:rFonts w:ascii="Times New Roman" w:hAnsi="Times New Roman" w:cs="Times New Roman"/>
-          <w:sz w:val="24"/>
-          <w:szCs w:val="24"/>
-        </w:rPr>
-      </w:pPr>
-      <w:r>
-        <w:rPr>
-          <w:rFonts w:ascii="Times New Roman" w:hAnsi="Times New Roman" w:cs="Times New Roman"/>
-          <w:sz w:val="24"/>
-          <w:szCs w:val="24"/>
-        </w:rPr>
-        <w:t xml:space="preserve">As the substrate becomes softer, cells show a marked decrease in growth rate under DMSO conditions, still, with little difference between sublines. </w:t>
-      </w:r>
-      <w:r>
-        <w:rPr>
-          <w:rFonts w:ascii="Times New Roman" w:hAnsi="Times New Roman" w:cs="Times New Roman"/>
-          <w:sz w:val="24"/>
-          <w:szCs w:val="24"/>
-        </w:rPr>
-        <w:t xml:space="preserve">All DIP rates, regardless of stiffness, are positive with no drug treatment. </w:t>
-      </w:r>
-      <w:r>
-        <w:rPr>
-          <w:rFonts w:ascii="Times New Roman" w:hAnsi="Times New Roman" w:cs="Times New Roman"/>
-          <w:sz w:val="24"/>
-          <w:szCs w:val="24"/>
-        </w:rPr>
-        <w:t xml:space="preserve">Here we point out one limitation of the DIP rate: as the DIP rate expresses the linear fit of the population change over a given window, it does not fully capture all of the dynamics of a cell population. Namely, the initial response and behavior of the cells. On our softest substrate, the DIP rate is significantly different between sublines. </w:t>
-      </w:r>
-      <w:r>
-        <w:rPr>
-          <w:rFonts w:ascii="Times New Roman" w:hAnsi="Times New Roman" w:cs="Times New Roman"/>
-          <w:sz w:val="24"/>
-          <w:szCs w:val="24"/>
-        </w:rPr>
-        <w:lastRenderedPageBreak/>
-        <w:t xml:space="preserve">However, when using a logistic fit to describe cell number, we find similar behavior between the two (Supp. Fig 1). </w:t>
-      </w:r>
-    </w:p>
-    <w:p>
-      <w:pPr>
-        <w:spacing w:after="0" w:line="480" w:lineRule="auto"/>
-        <w:jc w:val="both"/>
-        <w:rPr>
-          <w:rFonts w:ascii="Times New Roman" w:hAnsi="Times New Roman" w:cs="Times New Roman"/>
-          <w:sz w:val="24"/>
-          <w:szCs w:val="24"/>
-        </w:rPr>
-      </w:pPr>
-    </w:p>
-    <w:p>
-      <w:pPr>
-        <w:spacing w:after="0" w:line="480" w:lineRule="auto"/>
-        <w:jc w:val="both"/>
-        <w:rPr>
-          <w:rFonts w:ascii="Times New Roman" w:hAnsi="Times New Roman" w:cs="Times New Roman"/>
-          <w:sz w:val="24"/>
-          <w:szCs w:val="24"/>
-        </w:rPr>
-      </w:pPr>
-      <w:r>
-        <w:rPr>
-          <w:rFonts w:ascii="Times New Roman" w:hAnsi="Times New Roman" w:cs="Times New Roman"/>
-          <w:sz w:val="24"/>
-          <w:szCs w:val="24"/>
-        </w:rPr>
-        <w:t xml:space="preserve">We know </w:t>
-      </w:r>
-      <w:r>
-        <w:rPr>
-          <w:rFonts w:ascii="Times New Roman" w:hAnsi="Times New Roman" w:cs="Times New Roman"/>
-          <w:sz w:val="24"/>
-          <w:szCs w:val="24"/>
-        </w:rPr>
-        <w:t xml:space="preserve">from previous work (Quaranta citations) </w:t>
-      </w:r>
-      <w:r>
-        <w:rPr>
-          <w:rFonts w:ascii="Times New Roman" w:hAnsi="Times New Roman" w:cs="Times New Roman"/>
-          <w:sz w:val="24"/>
-          <w:szCs w:val="24"/>
-        </w:rPr>
-        <w:t>that DS8 and DS9 respond disparately to EGFR inhibit</w:t>
-      </w:r>
-      <w:r>
-        <w:rPr>
-          <w:rFonts w:ascii="Times New Roman" w:hAnsi="Times New Roman" w:cs="Times New Roman"/>
-          <w:sz w:val="24"/>
-          <w:szCs w:val="24"/>
-        </w:rPr>
-        <w:t xml:space="preserve">ion. In light of our results showing a change in DIP rate with substrate stiffness, we investigated </w:t>
-      </w:r>
-      <w:r>
-        <w:rPr>
-          <w:rFonts w:ascii="Times New Roman" w:hAnsi="Times New Roman" w:cs="Times New Roman"/>
-          <w:sz w:val="24"/>
-          <w:szCs w:val="24"/>
-        </w:rPr>
-        <w:t xml:space="preserve">if and </w:t>
-      </w:r>
-      <w:r>
-        <w:rPr>
-          <w:rFonts w:ascii="Times New Roman" w:hAnsi="Times New Roman" w:cs="Times New Roman"/>
-          <w:sz w:val="24"/>
-          <w:szCs w:val="24"/>
-        </w:rPr>
-        <w:t xml:space="preserve">how substrate stiffness affects sensitivity to EGFR inhibition. </w:t>
-      </w:r>
-      <w:r>
-        <w:rPr>
-          <w:rFonts w:ascii="Times New Roman" w:hAnsi="Times New Roman" w:cs="Times New Roman"/>
-          <w:sz w:val="24"/>
-          <w:szCs w:val="24"/>
-        </w:rPr>
-        <w:t xml:space="preserve">We find that </w:t>
-      </w:r>
-      <w:r>
-        <w:rPr>
-          <w:rFonts w:ascii="Times New Roman" w:hAnsi="Times New Roman" w:cs="Times New Roman"/>
-          <w:sz w:val="24"/>
-          <w:szCs w:val="24"/>
-        </w:rPr>
-        <w:t xml:space="preserve">both cell lines behave similarly to previous results on our stiffest substrates. </w:t>
-      </w:r>
-      <w:r>
-        <w:rPr>
-          <w:rFonts w:ascii="Times New Roman" w:hAnsi="Times New Roman" w:cs="Times New Roman"/>
-          <w:sz w:val="24"/>
-          <w:szCs w:val="24"/>
-        </w:rPr>
-        <w:t xml:space="preserve">Specifically, </w:t>
-      </w:r>
-      <w:r>
-        <w:rPr>
-          <w:rFonts w:ascii="Times New Roman" w:hAnsi="Times New Roman" w:cs="Times New Roman"/>
-          <w:sz w:val="24"/>
-          <w:szCs w:val="24"/>
-        </w:rPr>
-        <w:t xml:space="preserve">DS8 continues to proliferate in the presence of EGFR inhibitor, marked by a positive DIP rate, </w:t>
-      </w:r>
-      <w:r>
-        <w:rPr>
-          <w:rFonts w:ascii="Times New Roman" w:hAnsi="Times New Roman" w:cs="Times New Roman"/>
-          <w:sz w:val="24"/>
-          <w:szCs w:val="24"/>
-        </w:rPr>
-        <w:t>while DS9 shows a linear, negative DIP rate response after erlotinib treatment.</w:t>
-      </w:r>
-      <w:r>
-        <w:rPr>
-          <w:rFonts w:ascii="Times New Roman" w:hAnsi="Times New Roman" w:cs="Times New Roman"/>
-          <w:sz w:val="24"/>
-          <w:szCs w:val="24"/>
-        </w:rPr>
-        <w:t xml:space="preserve"> </w:t>
-      </w:r>
-      <w:r>
-        <w:rPr>
-          <w:rFonts w:ascii="Times New Roman" w:hAnsi="Times New Roman" w:cs="Times New Roman"/>
-          <w:sz w:val="24"/>
-          <w:szCs w:val="24"/>
-        </w:rPr>
-        <w:t xml:space="preserve">At </w:t>
-      </w:r>
-      <w:r>
-        <w:rPr>
-          <w:rFonts w:ascii="Times New Roman" w:hAnsi="Times New Roman" w:cs="Times New Roman"/>
-          <w:sz w:val="24"/>
-          <w:szCs w:val="24"/>
-        </w:rPr>
-        <w:t xml:space="preserve">the </w:t>
-      </w:r>
-      <w:r>
-        <w:rPr>
-          <w:rFonts w:ascii="Times New Roman" w:hAnsi="Times New Roman" w:cs="Times New Roman"/>
-          <w:sz w:val="24"/>
-          <w:szCs w:val="24"/>
-        </w:rPr>
-        <w:t>intermediate stiffness</w:t>
-      </w:r>
-      <w:r>
-        <w:rPr>
-          <w:rFonts w:ascii="Times New Roman" w:hAnsi="Times New Roman" w:cs="Times New Roman"/>
-          <w:sz w:val="24"/>
-          <w:szCs w:val="24"/>
-        </w:rPr>
-        <w:t xml:space="preserve"> of </w:t>
-      </w:r>
-      <w:r>
-        <w:rPr>
-          <w:rFonts w:ascii="Times New Roman" w:hAnsi="Times New Roman" w:cs="Times New Roman"/>
-          <w:sz w:val="24"/>
-          <w:szCs w:val="24"/>
-        </w:rPr>
-        <w:t xml:space="preserve">4 </w:t>
-      </w:r>
-      <w:r>
-        <w:rPr>
-          <w:rFonts w:ascii="Times New Roman" w:hAnsi="Times New Roman" w:cs="Times New Roman"/>
-          <w:sz w:val="24"/>
-          <w:szCs w:val="24"/>
-        </w:rPr>
-        <w:t>kPa</w:t>
-      </w:r>
-      <w:r>
-        <w:rPr>
-          <w:rFonts w:ascii="Times New Roman" w:hAnsi="Times New Roman" w:cs="Times New Roman"/>
-          <w:sz w:val="24"/>
-          <w:szCs w:val="24"/>
-        </w:rPr>
-        <w:t>, the resistant cell line shows a d</w:t>
-      </w:r>
-      <w:r>
-        <w:rPr>
-          <w:rFonts w:ascii="Times New Roman" w:hAnsi="Times New Roman" w:cs="Times New Roman"/>
-          <w:sz w:val="24"/>
-          <w:szCs w:val="24"/>
-        </w:rPr>
-        <w:t xml:space="preserve">ecreased DIP rate and, intriguingly, </w:t>
-      </w:r>
-      <w:r>
-        <w:rPr>
-          <w:rFonts w:ascii="Times New Roman" w:hAnsi="Times New Roman" w:cs="Times New Roman"/>
-          <w:sz w:val="24"/>
-          <w:szCs w:val="24"/>
-        </w:rPr>
-        <w:t>at our softest substrate of 0.2 kPa</w:t>
-      </w:r>
-      <w:r>
-        <w:rPr>
-          <w:rFonts w:ascii="Times New Roman" w:hAnsi="Times New Roman" w:cs="Times New Roman"/>
-          <w:sz w:val="24"/>
-          <w:szCs w:val="24"/>
-        </w:rPr>
-        <w:t>,</w:t>
-      </w:r>
-      <w:r>
-        <w:rPr>
-          <w:rFonts w:ascii="Times New Roman" w:hAnsi="Times New Roman" w:cs="Times New Roman"/>
-          <w:sz w:val="24"/>
-          <w:szCs w:val="24"/>
-        </w:rPr>
-        <w:t xml:space="preserve"> the resistant cell line exhibits a negative DIP rate</w:t>
-      </w:r>
-      <w:r>
-        <w:rPr>
-          <w:rFonts w:ascii="Times New Roman" w:hAnsi="Times New Roman" w:cs="Times New Roman"/>
-          <w:sz w:val="24"/>
-          <w:szCs w:val="24"/>
-        </w:rPr>
-        <w:t>.</w:t>
-      </w:r>
-      <w:r>
-        <w:rPr>
-          <w:rFonts w:ascii="Times New Roman" w:hAnsi="Times New Roman" w:cs="Times New Roman"/>
-          <w:sz w:val="24"/>
-          <w:szCs w:val="24"/>
-        </w:rPr>
-        <w:t xml:space="preserve"> </w:t>
-      </w:r>
-      <w:r>
-        <w:rPr>
-          <w:rFonts w:ascii="Times New Roman" w:hAnsi="Times New Roman" w:cs="Times New Roman"/>
-          <w:sz w:val="24"/>
-          <w:szCs w:val="24"/>
-        </w:rPr>
-        <w:t>Of note, the erlotinib-treated DS8 grown on 4 kPa substrate responds with the same curve and DIP rate as the non-treated DS8 grown on 0.2 kPa substrate</w:t>
-      </w:r>
-      <w:r>
-        <w:rPr>
-          <w:rFonts w:ascii="Times New Roman" w:hAnsi="Times New Roman" w:cs="Times New Roman"/>
-          <w:sz w:val="24"/>
-          <w:szCs w:val="24"/>
-        </w:rPr>
-        <w:t xml:space="preserve"> (Fig 1 and Supp Fig 1). DS9 shows sensitivity across all substrates with a substantial negative DIP rate. There is a small decrease in DIP rate on the 0.2 kPa substrate compared to the 55 kPa substrate. Additionally, as substrate stiffness increases, the DS9 subline shows a higher cell count before the action of drug treatment is evident (Supp Fig 1). </w:t>
-      </w:r>
-    </w:p>
-    <w:p>
-      <w:pPr>
-        <w:spacing w:after="0" w:line="480" w:lineRule="auto"/>
-        <w:jc w:val="both"/>
-        <w:rPr>
-          <w:rFonts w:ascii="Times New Roman" w:hAnsi="Times New Roman" w:cs="Times New Roman"/>
-          <w:sz w:val="24"/>
-          <w:szCs w:val="24"/>
-        </w:rPr>
-      </w:pPr>
-    </w:p>
-    <w:p>
-      <w:pPr>
-        <w:spacing w:after="0" w:line="480" w:lineRule="auto"/>
-        <w:jc w:val="both"/>
-        <w:rPr>
-          <w:rFonts w:ascii="Times New Roman" w:hAnsi="Times New Roman" w:cs="Times New Roman"/>
           <w:b/>
           <w:sz w:val="24"/>
           <w:szCs w:val="24"/>
@@ -5733,7 +8209,7 @@
           <w:sz w:val="24"/>
           <w:szCs w:val="24"/>
         </w:rPr>
-        <w:t>Erlotinib treatment lengthens G1 time</w:t>
+        <w:t xml:space="preserve">A </w:t>
       </w:r>
       <w:r>
         <w:rPr>
@@ -5742,7 +8218,7 @@
           <w:sz w:val="24"/>
           <w:szCs w:val="24"/>
         </w:rPr>
-        <w:t xml:space="preserve"> in a </w:t>
+        <w:t>subset</w:t>
       </w:r>
       <w:r>
         <w:rPr>
@@ -5751,1176 +8227,9 @@
           <w:sz w:val="24"/>
           <w:szCs w:val="24"/>
         </w:rPr>
-        <w:t xml:space="preserve">substrate </w:t>
-      </w:r>
-      <w:r>
-        <w:rPr>
-          <w:rFonts w:ascii="Times New Roman" w:hAnsi="Times New Roman" w:cs="Times New Roman"/>
-          <w:b/>
-          <w:sz w:val="24"/>
-          <w:szCs w:val="24"/>
-        </w:rPr>
-        <w:t>stiffness</w:t>
-      </w:r>
-      <w:r>
-        <w:rPr>
-          <w:rFonts w:ascii="Times New Roman" w:hAnsi="Times New Roman" w:cs="Times New Roman"/>
-          <w:b/>
-          <w:sz w:val="24"/>
-          <w:szCs w:val="24"/>
-        </w:rPr>
-        <w:t>-</w:t>
-      </w:r>
-      <w:r>
-        <w:rPr>
-          <w:rFonts w:ascii="Times New Roman" w:hAnsi="Times New Roman" w:cs="Times New Roman"/>
-          <w:b/>
-          <w:sz w:val="24"/>
-          <w:szCs w:val="24"/>
-        </w:rPr>
-        <w:t>dependent manner</w:t>
-      </w:r>
-    </w:p>
-    <w:p>
-      <w:pPr>
-        <w:spacing w:after="0" w:line="480" w:lineRule="auto"/>
-        <w:jc w:val="both"/>
-        <w:rPr>
-          <w:rFonts w:ascii="Times New Roman" w:hAnsi="Times New Roman" w:cs="Times New Roman"/>
-          <w:sz w:val="24"/>
-          <w:szCs w:val="24"/>
-        </w:rPr>
-      </w:pPr>
-      <w:r>
-        <w:rPr>
-          <w:rFonts w:ascii="Times New Roman" w:hAnsi="Times New Roman" w:cs="Times New Roman"/>
-          <w:sz w:val="24"/>
-          <w:szCs w:val="24"/>
-        </w:rPr>
-        <w:t xml:space="preserve">The decreased DIP rate observed </w:t>
-      </w:r>
-      <w:r>
-        <w:rPr>
-          <w:rFonts w:ascii="Times New Roman" w:hAnsi="Times New Roman" w:cs="Times New Roman"/>
-          <w:sz w:val="24"/>
-          <w:szCs w:val="24"/>
-        </w:rPr>
-        <w:t xml:space="preserve">in </w:t>
-      </w:r>
-      <w:r>
-        <w:rPr>
-          <w:rFonts w:ascii="Times New Roman" w:hAnsi="Times New Roman" w:cs="Times New Roman"/>
-          <w:sz w:val="24"/>
-          <w:szCs w:val="24"/>
-        </w:rPr>
-        <w:t xml:space="preserve">cells grown on soft </w:t>
-      </w:r>
-      <w:r>
-        <w:rPr>
-          <w:rFonts w:ascii="Times New Roman" w:hAnsi="Times New Roman" w:cs="Times New Roman"/>
-          <w:sz w:val="24"/>
-          <w:szCs w:val="24"/>
-        </w:rPr>
-        <w:t>substrate</w:t>
-      </w:r>
-      <w:r>
-        <w:rPr>
-          <w:rFonts w:ascii="Times New Roman" w:hAnsi="Times New Roman" w:cs="Times New Roman"/>
-          <w:sz w:val="24"/>
-          <w:szCs w:val="24"/>
-        </w:rPr>
-        <w:t>s</w:t>
-      </w:r>
-      <w:r>
-        <w:rPr>
-          <w:rFonts w:ascii="Times New Roman" w:hAnsi="Times New Roman" w:cs="Times New Roman"/>
-          <w:sz w:val="24"/>
-          <w:szCs w:val="24"/>
-        </w:rPr>
-        <w:t xml:space="preserve"> and in the presence of EGFR inhibitor</w:t>
-      </w:r>
-      <w:r>
-        <w:rPr>
-          <w:rFonts w:ascii="Times New Roman" w:hAnsi="Times New Roman" w:cs="Times New Roman"/>
-          <w:sz w:val="24"/>
-          <w:szCs w:val="24"/>
-        </w:rPr>
-        <w:t xml:space="preserve"> led us to investigate the </w:t>
-      </w:r>
-      <w:r>
-        <w:rPr>
-          <w:rFonts w:ascii="Times New Roman" w:hAnsi="Times New Roman" w:cs="Times New Roman"/>
-          <w:sz w:val="24"/>
-          <w:szCs w:val="24"/>
-        </w:rPr>
-        <w:t>origin of the decreasing cell number</w:t>
-      </w:r>
-      <w:r>
-        <w:rPr>
-          <w:rFonts w:ascii="Times New Roman" w:hAnsi="Times New Roman" w:cs="Times New Roman"/>
-          <w:sz w:val="24"/>
-          <w:szCs w:val="24"/>
-        </w:rPr>
-        <w:t xml:space="preserve">. A change in DIP rate </w:t>
-      </w:r>
-      <w:r>
-        <w:rPr>
-          <w:rFonts w:ascii="Times New Roman" w:hAnsi="Times New Roman" w:cs="Times New Roman"/>
-          <w:sz w:val="24"/>
-          <w:szCs w:val="24"/>
-        </w:rPr>
-        <w:t>is produced</w:t>
-      </w:r>
-      <w:r>
-        <w:rPr>
-          <w:rFonts w:ascii="Times New Roman" w:hAnsi="Times New Roman" w:cs="Times New Roman"/>
-          <w:sz w:val="24"/>
-          <w:szCs w:val="24"/>
-        </w:rPr>
-        <w:t xml:space="preserve"> by </w:t>
-      </w:r>
-      <w:r>
-        <w:rPr>
-          <w:rFonts w:ascii="Times New Roman" w:hAnsi="Times New Roman" w:cs="Times New Roman"/>
-          <w:sz w:val="24"/>
-          <w:szCs w:val="24"/>
-        </w:rPr>
-        <w:t>a</w:t>
-      </w:r>
-      <w:r>
-        <w:rPr>
-          <w:rFonts w:ascii="Times New Roman" w:hAnsi="Times New Roman" w:cs="Times New Roman"/>
-          <w:sz w:val="24"/>
-          <w:szCs w:val="24"/>
-        </w:rPr>
-        <w:t xml:space="preserve"> change in fraction of actively dividing, dying, or quiescent cell populations. We </w:t>
-      </w:r>
-      <w:r>
-        <w:rPr>
-          <w:rFonts w:ascii="Times New Roman" w:hAnsi="Times New Roman" w:cs="Times New Roman"/>
-          <w:sz w:val="24"/>
-          <w:szCs w:val="24"/>
-        </w:rPr>
-        <w:t>investigated the cause of</w:t>
-      </w:r>
-      <w:r>
-        <w:rPr>
-          <w:rFonts w:ascii="Times New Roman" w:hAnsi="Times New Roman" w:cs="Times New Roman"/>
-          <w:sz w:val="24"/>
-          <w:szCs w:val="24"/>
-        </w:rPr>
-        <w:t xml:space="preserve"> this change in our cells</w:t>
-      </w:r>
-      <w:r>
-        <w:rPr>
-          <w:rFonts w:ascii="Times New Roman" w:hAnsi="Times New Roman" w:cs="Times New Roman"/>
-          <w:sz w:val="24"/>
-          <w:szCs w:val="24"/>
-        </w:rPr>
-        <w:t xml:space="preserve"> </w:t>
-      </w:r>
-      <w:r>
-        <w:rPr>
-          <w:rFonts w:ascii="Times New Roman" w:hAnsi="Times New Roman" w:cs="Times New Roman"/>
-          <w:sz w:val="24"/>
-          <w:szCs w:val="24"/>
-        </w:rPr>
-        <w:t xml:space="preserve">by </w:t>
-      </w:r>
-      <w:r>
-        <w:rPr>
-          <w:rFonts w:ascii="Times New Roman" w:hAnsi="Times New Roman" w:cs="Times New Roman"/>
-          <w:sz w:val="24"/>
-          <w:szCs w:val="24"/>
-        </w:rPr>
-        <w:t>modulating the stiffness of the substrate in addition to treat</w:t>
-      </w:r>
-      <w:r>
-        <w:rPr>
-          <w:rFonts w:ascii="Times New Roman" w:hAnsi="Times New Roman" w:cs="Times New Roman"/>
-          <w:sz w:val="24"/>
-          <w:szCs w:val="24"/>
-        </w:rPr>
-        <w:t>ing</w:t>
-      </w:r>
-      <w:r>
-        <w:rPr>
-          <w:rFonts w:ascii="Times New Roman" w:hAnsi="Times New Roman" w:cs="Times New Roman"/>
-          <w:sz w:val="24"/>
-          <w:szCs w:val="24"/>
-        </w:rPr>
-        <w:t xml:space="preserve"> with erlotinib</w:t>
-      </w:r>
-      <w:r>
-        <w:rPr>
-          <w:rFonts w:ascii="Times New Roman" w:hAnsi="Times New Roman" w:cs="Times New Roman"/>
-          <w:sz w:val="24"/>
-          <w:szCs w:val="24"/>
-        </w:rPr>
-        <w:t xml:space="preserve">. </w:t>
-      </w:r>
-      <w:r>
-        <w:rPr>
-          <w:rFonts w:ascii="Times New Roman" w:hAnsi="Times New Roman" w:cs="Times New Roman"/>
-          <w:sz w:val="24"/>
-          <w:szCs w:val="24"/>
-        </w:rPr>
-        <w:t>To track variations in</w:t>
-      </w:r>
-      <w:r>
-        <w:rPr>
-          <w:rFonts w:ascii="Times New Roman" w:hAnsi="Times New Roman" w:cs="Times New Roman"/>
-          <w:sz w:val="24"/>
-          <w:szCs w:val="24"/>
-        </w:rPr>
-        <w:t xml:space="preserve"> cell cycle progression</w:t>
-      </w:r>
-      <w:r>
-        <w:rPr>
-          <w:rFonts w:ascii="Times New Roman" w:hAnsi="Times New Roman" w:cs="Times New Roman"/>
-          <w:sz w:val="24"/>
-          <w:szCs w:val="24"/>
-        </w:rPr>
-        <w:t xml:space="preserve"> timing we</w:t>
-      </w:r>
-      <w:r>
-        <w:rPr>
-          <w:rFonts w:ascii="Times New Roman" w:hAnsi="Times New Roman" w:cs="Times New Roman"/>
-          <w:sz w:val="24"/>
-          <w:szCs w:val="24"/>
-        </w:rPr>
-        <w:t xml:space="preserve"> </w:t>
-      </w:r>
-      <w:r>
-        <w:rPr>
-          <w:rFonts w:ascii="Times New Roman" w:hAnsi="Times New Roman" w:cs="Times New Roman"/>
-          <w:sz w:val="24"/>
-          <w:szCs w:val="24"/>
-        </w:rPr>
-        <w:t>use</w:t>
-      </w:r>
-      <w:r>
-        <w:rPr>
-          <w:rFonts w:ascii="Times New Roman" w:hAnsi="Times New Roman" w:cs="Times New Roman"/>
-          <w:sz w:val="24"/>
-          <w:szCs w:val="24"/>
-        </w:rPr>
-        <w:t>d</w:t>
-      </w:r>
-      <w:r>
-        <w:rPr>
-          <w:rFonts w:ascii="Times New Roman" w:hAnsi="Times New Roman" w:cs="Times New Roman"/>
-          <w:sz w:val="24"/>
-          <w:szCs w:val="24"/>
-        </w:rPr>
-        <w:t xml:space="preserve"> a fluorescent </w:t>
-      </w:r>
-      <w:r>
-        <w:rPr>
-          <w:rFonts w:ascii="Times New Roman" w:hAnsi="Times New Roman" w:cs="Times New Roman"/>
-          <w:sz w:val="24"/>
-          <w:szCs w:val="24"/>
-        </w:rPr>
-        <w:t xml:space="preserve">marker for G1/S transition, </w:t>
-      </w:r>
-      <w:r>
-        <w:rPr>
-          <w:rFonts w:ascii="Times New Roman" w:hAnsi="Times New Roman" w:cs="Times New Roman"/>
-          <w:sz w:val="24"/>
-          <w:szCs w:val="24"/>
-        </w:rPr>
-        <w:t>Geminin-</w:t>
-      </w:r>
-      <w:proofErr w:type="spellStart"/>
-      <w:r>
-        <w:rPr>
-          <w:rFonts w:ascii="Times New Roman" w:hAnsi="Times New Roman" w:cs="Times New Roman"/>
-          <w:sz w:val="24"/>
-          <w:szCs w:val="24"/>
-        </w:rPr>
-        <w:t>mAG</w:t>
-      </w:r>
-      <w:r>
-        <w:rPr>
-          <w:rFonts w:ascii="Times New Roman" w:hAnsi="Times New Roman" w:cs="Times New Roman"/>
-          <w:sz w:val="24"/>
-          <w:szCs w:val="24"/>
-        </w:rPr>
-        <w:t>.</w:t>
-      </w:r>
-      <w:proofErr w:type="spellEnd"/>
-      <w:r>
-        <w:rPr>
-          <w:rFonts w:ascii="Times New Roman" w:hAnsi="Times New Roman" w:cs="Times New Roman"/>
-          <w:sz w:val="24"/>
-          <w:szCs w:val="24"/>
-        </w:rPr>
-        <w:t xml:space="preserve"> The marker is expressed at the onset of S-phase until the cell completes mitosis. </w:t>
-      </w:r>
-      <w:r>
-        <w:rPr>
-          <w:rFonts w:ascii="Times New Roman" w:hAnsi="Times New Roman" w:cs="Times New Roman"/>
-          <w:sz w:val="24"/>
-          <w:szCs w:val="24"/>
-        </w:rPr>
-        <w:t>We follow</w:t>
-      </w:r>
-      <w:r>
-        <w:rPr>
-          <w:rFonts w:ascii="Times New Roman" w:hAnsi="Times New Roman" w:cs="Times New Roman"/>
-          <w:sz w:val="24"/>
-          <w:szCs w:val="24"/>
-        </w:rPr>
-        <w:t>ed</w:t>
-      </w:r>
-      <w:r>
-        <w:rPr>
-          <w:rFonts w:ascii="Times New Roman" w:hAnsi="Times New Roman" w:cs="Times New Roman"/>
-          <w:sz w:val="24"/>
-          <w:szCs w:val="24"/>
-        </w:rPr>
-        <w:t xml:space="preserve"> both the time</w:t>
-      </w:r>
-      <w:r>
-        <w:rPr>
-          <w:rFonts w:ascii="Times New Roman" w:hAnsi="Times New Roman" w:cs="Times New Roman"/>
-          <w:sz w:val="24"/>
-          <w:szCs w:val="24"/>
-        </w:rPr>
-        <w:t xml:space="preserve"> that</w:t>
-      </w:r>
-      <w:r>
-        <w:rPr>
-          <w:rFonts w:ascii="Times New Roman" w:hAnsi="Times New Roman" w:cs="Times New Roman"/>
-          <w:sz w:val="24"/>
-          <w:szCs w:val="24"/>
-        </w:rPr>
-        <w:t xml:space="preserve"> Geminin </w:t>
-      </w:r>
-      <w:r>
-        <w:rPr>
-          <w:rFonts w:ascii="Times New Roman" w:hAnsi="Times New Roman" w:cs="Times New Roman"/>
-          <w:sz w:val="24"/>
-          <w:szCs w:val="24"/>
-        </w:rPr>
-        <w:t>wa</w:t>
-      </w:r>
-      <w:r>
-        <w:rPr>
-          <w:rFonts w:ascii="Times New Roman" w:hAnsi="Times New Roman" w:cs="Times New Roman"/>
-          <w:sz w:val="24"/>
-          <w:szCs w:val="24"/>
-        </w:rPr>
-        <w:t>s</w:t>
-      </w:r>
-      <w:r>
-        <w:rPr>
-          <w:rFonts w:ascii="Times New Roman" w:hAnsi="Times New Roman" w:cs="Times New Roman"/>
-          <w:sz w:val="24"/>
-          <w:szCs w:val="24"/>
-        </w:rPr>
-        <w:t xml:space="preserve"> not</w:t>
-      </w:r>
-      <w:r>
-        <w:rPr>
-          <w:rFonts w:ascii="Times New Roman" w:hAnsi="Times New Roman" w:cs="Times New Roman"/>
-          <w:sz w:val="24"/>
-          <w:szCs w:val="24"/>
-        </w:rPr>
-        <w:t xml:space="preserve"> expressed, labeled G1, and the time that Geminin </w:t>
-      </w:r>
-      <w:r>
-        <w:rPr>
-          <w:rFonts w:ascii="Times New Roman" w:hAnsi="Times New Roman" w:cs="Times New Roman"/>
-          <w:sz w:val="24"/>
-          <w:szCs w:val="24"/>
-        </w:rPr>
-        <w:t>wa</w:t>
-      </w:r>
-      <w:r>
-        <w:rPr>
-          <w:rFonts w:ascii="Times New Roman" w:hAnsi="Times New Roman" w:cs="Times New Roman"/>
-          <w:sz w:val="24"/>
-          <w:szCs w:val="24"/>
-        </w:rPr>
-        <w:t xml:space="preserve">s expressed, S/G2/M, </w:t>
-      </w:r>
-      <w:r>
-        <w:rPr>
-          <w:rFonts w:ascii="Times New Roman" w:hAnsi="Times New Roman" w:cs="Times New Roman"/>
-          <w:sz w:val="24"/>
-          <w:szCs w:val="24"/>
-        </w:rPr>
-        <w:t>for individual cells across experiments</w:t>
-      </w:r>
-      <w:r>
-        <w:rPr>
-          <w:rFonts w:ascii="Times New Roman" w:hAnsi="Times New Roman" w:cs="Times New Roman"/>
-          <w:sz w:val="24"/>
-          <w:szCs w:val="24"/>
-        </w:rPr>
-        <w:t xml:space="preserve"> (Supp. Fig. #)</w:t>
-      </w:r>
-      <w:r>
-        <w:rPr>
-          <w:rFonts w:ascii="Times New Roman" w:hAnsi="Times New Roman" w:cs="Times New Roman"/>
-          <w:sz w:val="24"/>
-          <w:szCs w:val="24"/>
-        </w:rPr>
-        <w:t>.</w:t>
-      </w:r>
-    </w:p>
-    <w:p>
-      <w:pPr>
-        <w:spacing w:after="0" w:line="480" w:lineRule="auto"/>
-        <w:jc w:val="both"/>
-        <w:rPr>
-          <w:rFonts w:ascii="Times New Roman" w:hAnsi="Times New Roman" w:cs="Times New Roman"/>
-          <w:sz w:val="24"/>
-          <w:szCs w:val="24"/>
-        </w:rPr>
-      </w:pPr>
-    </w:p>
-    <w:p>
-      <w:pPr>
-        <w:spacing w:after="0" w:line="480" w:lineRule="auto"/>
-        <w:jc w:val="both"/>
-        <w:rPr>
-          <w:rFonts w:ascii="Times New Roman" w:hAnsi="Times New Roman" w:cs="Times New Roman"/>
-          <w:sz w:val="24"/>
-          <w:szCs w:val="24"/>
-        </w:rPr>
-      </w:pPr>
-      <w:r>
-        <w:rPr>
-          <w:rFonts w:ascii="Times New Roman" w:hAnsi="Times New Roman" w:cs="Times New Roman"/>
-          <w:sz w:val="24"/>
-          <w:szCs w:val="24"/>
-        </w:rPr>
-        <w:t xml:space="preserve">We fit a log-normal distribution to </w:t>
-      </w:r>
-      <w:r>
-        <w:rPr>
-          <w:rFonts w:ascii="Times New Roman" w:hAnsi="Times New Roman" w:cs="Times New Roman"/>
-          <w:sz w:val="24"/>
-          <w:szCs w:val="24"/>
-        </w:rPr>
-        <w:t>cell cycle events to allow</w:t>
-      </w:r>
-      <w:r>
-        <w:rPr>
-          <w:rFonts w:ascii="Times New Roman" w:hAnsi="Times New Roman" w:cs="Times New Roman"/>
-          <w:sz w:val="24"/>
-          <w:szCs w:val="24"/>
-        </w:rPr>
-        <w:t xml:space="preserve"> compari</w:t>
-      </w:r>
-      <w:r>
-        <w:rPr>
-          <w:rFonts w:ascii="Times New Roman" w:hAnsi="Times New Roman" w:cs="Times New Roman"/>
-          <w:sz w:val="24"/>
-          <w:szCs w:val="24"/>
-        </w:rPr>
-        <w:t>son between experiments, noting</w:t>
-      </w:r>
-      <w:r>
-        <w:rPr>
-          <w:rFonts w:ascii="Times New Roman" w:hAnsi="Times New Roman" w:cs="Times New Roman"/>
-          <w:sz w:val="24"/>
-          <w:szCs w:val="24"/>
-        </w:rPr>
-        <w:t xml:space="preserve"> however, that the fit does not capture all the features of our experimental distributions.</w:t>
-      </w:r>
-      <w:r>
-        <w:rPr>
-          <w:rFonts w:ascii="Times New Roman" w:hAnsi="Times New Roman" w:cs="Times New Roman"/>
-          <w:sz w:val="24"/>
-          <w:szCs w:val="24"/>
-        </w:rPr>
-        <w:t xml:space="preserve"> Please see th</w:t>
-      </w:r>
-      <w:r>
-        <w:rPr>
-          <w:rFonts w:ascii="Times New Roman" w:hAnsi="Times New Roman" w:cs="Times New Roman"/>
-          <w:sz w:val="24"/>
-          <w:szCs w:val="24"/>
-        </w:rPr>
-        <w:t xml:space="preserve">e supplemental </w:t>
-      </w:r>
-      <w:r>
-        <w:rPr>
-          <w:rFonts w:ascii="Times New Roman" w:hAnsi="Times New Roman" w:cs="Times New Roman"/>
-          <w:sz w:val="24"/>
-          <w:szCs w:val="24"/>
-        </w:rPr>
-        <w:t xml:space="preserve">information </w:t>
-      </w:r>
-      <w:r>
-        <w:rPr>
-          <w:rFonts w:ascii="Times New Roman" w:hAnsi="Times New Roman" w:cs="Times New Roman"/>
-          <w:sz w:val="24"/>
-          <w:szCs w:val="24"/>
-        </w:rPr>
-        <w:t>for fitting errors</w:t>
-      </w:r>
-      <w:r>
-        <w:rPr>
-          <w:rFonts w:ascii="Times New Roman" w:hAnsi="Times New Roman" w:cs="Times New Roman"/>
-          <w:sz w:val="24"/>
-          <w:szCs w:val="24"/>
-        </w:rPr>
-        <w:t xml:space="preserve">. </w:t>
-      </w:r>
-      <w:r>
-        <w:rPr>
-          <w:rFonts w:ascii="Times New Roman" w:hAnsi="Times New Roman" w:cs="Times New Roman"/>
-          <w:sz w:val="24"/>
-          <w:szCs w:val="24"/>
-        </w:rPr>
-        <w:t>Additionally</w:t>
-      </w:r>
-      <w:r>
-        <w:rPr>
-          <w:rFonts w:ascii="Times New Roman" w:hAnsi="Times New Roman" w:cs="Times New Roman"/>
-          <w:sz w:val="24"/>
-          <w:szCs w:val="24"/>
-        </w:rPr>
-        <w:t>,</w:t>
-      </w:r>
-      <w:r>
-        <w:rPr>
-          <w:rFonts w:ascii="Times New Roman" w:hAnsi="Times New Roman" w:cs="Times New Roman"/>
-          <w:sz w:val="24"/>
-          <w:szCs w:val="24"/>
-        </w:rPr>
-        <w:t xml:space="preserve"> we find that u</w:t>
-      </w:r>
-      <w:r>
-        <w:rPr>
-          <w:rFonts w:ascii="Times New Roman" w:hAnsi="Times New Roman" w:cs="Times New Roman"/>
-          <w:sz w:val="24"/>
-          <w:szCs w:val="24"/>
-        </w:rPr>
-        <w:t xml:space="preserve">pon drug treatment, there is a delay until drug action. </w:t>
-      </w:r>
-      <w:r>
-        <w:rPr>
-          <w:rFonts w:ascii="Times New Roman" w:hAnsi="Times New Roman" w:cs="Times New Roman"/>
-          <w:sz w:val="24"/>
-          <w:szCs w:val="24"/>
-        </w:rPr>
-        <w:t>For this reason</w:t>
-      </w:r>
-      <w:r>
-        <w:rPr>
-          <w:rFonts w:ascii="Times New Roman" w:hAnsi="Times New Roman" w:cs="Times New Roman"/>
-          <w:sz w:val="24"/>
-          <w:szCs w:val="24"/>
-        </w:rPr>
-        <w:t>,</w:t>
-      </w:r>
-      <w:r>
-        <w:rPr>
-          <w:rFonts w:ascii="Times New Roman" w:hAnsi="Times New Roman" w:cs="Times New Roman"/>
-          <w:sz w:val="24"/>
-          <w:szCs w:val="24"/>
-        </w:rPr>
-        <w:t xml:space="preserve"> we capture cell cycle dynamics data for times greater than 24 hours. </w:t>
-      </w:r>
-      <w:r>
-        <w:rPr>
-          <w:rFonts w:ascii="Times New Roman" w:hAnsi="Times New Roman" w:cs="Times New Roman"/>
-          <w:sz w:val="24"/>
-          <w:szCs w:val="24"/>
-        </w:rPr>
-        <w:t xml:space="preserve">We first </w:t>
-      </w:r>
-      <w:r>
-        <w:rPr>
-          <w:rFonts w:ascii="Times New Roman" w:hAnsi="Times New Roman" w:cs="Times New Roman"/>
-          <w:sz w:val="24"/>
-          <w:szCs w:val="24"/>
-        </w:rPr>
-        <w:t>observe</w:t>
-      </w:r>
-      <w:r>
-        <w:rPr>
-          <w:rFonts w:ascii="Times New Roman" w:hAnsi="Times New Roman" w:cs="Times New Roman"/>
-          <w:sz w:val="24"/>
-          <w:szCs w:val="24"/>
-        </w:rPr>
-        <w:t xml:space="preserve"> that changing substrate stiffness has </w:t>
-      </w:r>
-      <w:r>
-        <w:rPr>
-          <w:rFonts w:ascii="Times New Roman" w:hAnsi="Times New Roman" w:cs="Times New Roman"/>
-          <w:sz w:val="24"/>
-          <w:szCs w:val="24"/>
-        </w:rPr>
-        <w:t>little</w:t>
-      </w:r>
-      <w:r>
-        <w:rPr>
-          <w:rFonts w:ascii="Times New Roman" w:hAnsi="Times New Roman" w:cs="Times New Roman"/>
-          <w:sz w:val="24"/>
-          <w:szCs w:val="24"/>
-        </w:rPr>
-        <w:t xml:space="preserve"> apparent effect on G1 length as exhibited</w:t>
-      </w:r>
-      <w:r>
-        <w:rPr>
-          <w:rFonts w:ascii="Times New Roman" w:hAnsi="Times New Roman" w:cs="Times New Roman"/>
-          <w:sz w:val="24"/>
-          <w:szCs w:val="24"/>
-        </w:rPr>
-        <w:t xml:space="preserve"> by</w:t>
-      </w:r>
-      <w:r>
-        <w:rPr>
-          <w:rFonts w:ascii="Times New Roman" w:hAnsi="Times New Roman" w:cs="Times New Roman"/>
-          <w:sz w:val="24"/>
-          <w:szCs w:val="24"/>
-        </w:rPr>
-        <w:t xml:space="preserve"> </w:t>
-      </w:r>
-      <w:r>
-        <w:rPr>
-          <w:rFonts w:ascii="Times New Roman" w:hAnsi="Times New Roman" w:cs="Times New Roman"/>
-          <w:sz w:val="24"/>
-          <w:szCs w:val="24"/>
-        </w:rPr>
-        <w:t>slight</w:t>
-      </w:r>
-      <w:r>
-        <w:rPr>
-          <w:rFonts w:ascii="Times New Roman" w:hAnsi="Times New Roman" w:cs="Times New Roman"/>
-          <w:sz w:val="24"/>
-          <w:szCs w:val="24"/>
-        </w:rPr>
-        <w:t xml:space="preserve"> change in </w:t>
-      </w:r>
-      <w:r>
-        <w:rPr>
-          <w:rFonts w:ascii="Times New Roman" w:hAnsi="Times New Roman" w:cs="Times New Roman"/>
-          <w:sz w:val="24"/>
-          <w:szCs w:val="24"/>
-        </w:rPr>
-        <w:t>mean</w:t>
-      </w:r>
-      <w:r>
-        <w:rPr>
-          <w:rFonts w:ascii="Times New Roman" w:hAnsi="Times New Roman" w:cs="Times New Roman"/>
-          <w:sz w:val="24"/>
-          <w:szCs w:val="24"/>
-        </w:rPr>
-        <w:t xml:space="preserve"> G1 time. Compa</w:t>
-      </w:r>
-      <w:r>
-        <w:rPr>
-          <w:rFonts w:ascii="Times New Roman" w:hAnsi="Times New Roman" w:cs="Times New Roman"/>
-          <w:sz w:val="24"/>
-          <w:szCs w:val="24"/>
-        </w:rPr>
-        <w:t>ring erlotinib</w:t>
-      </w:r>
-      <w:r>
-        <w:rPr>
-          <w:rFonts w:ascii="Times New Roman" w:hAnsi="Times New Roman" w:cs="Times New Roman"/>
-          <w:sz w:val="24"/>
-          <w:szCs w:val="24"/>
-        </w:rPr>
-        <w:t>-</w:t>
-      </w:r>
-      <w:r>
-        <w:rPr>
-          <w:rFonts w:ascii="Times New Roman" w:hAnsi="Times New Roman" w:cs="Times New Roman"/>
-          <w:sz w:val="24"/>
-          <w:szCs w:val="24"/>
-        </w:rPr>
-        <w:t>treated cells to their counterparts grown on the equivalent stiffness substrate</w:t>
-      </w:r>
-      <w:r>
-        <w:rPr>
-          <w:rFonts w:ascii="Times New Roman" w:hAnsi="Times New Roman" w:cs="Times New Roman"/>
-          <w:sz w:val="24"/>
-          <w:szCs w:val="24"/>
-        </w:rPr>
-        <w:t>,</w:t>
-      </w:r>
-      <w:r>
-        <w:rPr>
-          <w:rFonts w:ascii="Times New Roman" w:hAnsi="Times New Roman" w:cs="Times New Roman"/>
-          <w:sz w:val="24"/>
-          <w:szCs w:val="24"/>
-        </w:rPr>
-        <w:t xml:space="preserve"> we see an increase in G1 time. </w:t>
-      </w:r>
-      <w:r>
-        <w:rPr>
-          <w:rFonts w:ascii="Times New Roman" w:hAnsi="Times New Roman" w:cs="Times New Roman"/>
-          <w:sz w:val="24"/>
-          <w:szCs w:val="24"/>
-        </w:rPr>
-        <w:t>For erlotinib</w:t>
-      </w:r>
-      <w:r>
-        <w:rPr>
-          <w:rFonts w:ascii="Times New Roman" w:hAnsi="Times New Roman" w:cs="Times New Roman"/>
-          <w:sz w:val="24"/>
-          <w:szCs w:val="24"/>
-        </w:rPr>
-        <w:t>-</w:t>
-      </w:r>
-      <w:r>
-        <w:rPr>
-          <w:rFonts w:ascii="Times New Roman" w:hAnsi="Times New Roman" w:cs="Times New Roman"/>
-          <w:sz w:val="24"/>
-          <w:szCs w:val="24"/>
-        </w:rPr>
-        <w:t xml:space="preserve">treated cells, average G1 time increases </w:t>
-      </w:r>
-      <w:r>
-        <w:rPr>
-          <w:rFonts w:ascii="Times New Roman" w:hAnsi="Times New Roman" w:cs="Times New Roman"/>
-          <w:sz w:val="24"/>
-          <w:szCs w:val="24"/>
-        </w:rPr>
-        <w:t xml:space="preserve">approximately </w:t>
-      </w:r>
-      <w:r>
-        <w:rPr>
-          <w:rFonts w:ascii="Times New Roman" w:hAnsi="Times New Roman" w:cs="Times New Roman"/>
-          <w:sz w:val="24"/>
-          <w:szCs w:val="24"/>
-        </w:rPr>
-        <w:t>linearly as a function of the log stiffness. Additionally, we find that the standard deviation increases for both treated and non-treated cells with decreasing substrate stiffness</w:t>
-      </w:r>
-      <w:r>
-        <w:rPr>
-          <w:rFonts w:ascii="Times New Roman" w:hAnsi="Times New Roman" w:cs="Times New Roman"/>
-          <w:sz w:val="24"/>
-          <w:szCs w:val="24"/>
-        </w:rPr>
-        <w:t xml:space="preserve">, and that treated cells have a greater standard deviation than their non-treated equivalents. </w:t>
-      </w:r>
-      <w:r>
-        <w:rPr>
-          <w:rFonts w:ascii="Times New Roman" w:hAnsi="Times New Roman" w:cs="Times New Roman"/>
-          <w:sz w:val="24"/>
-          <w:szCs w:val="24"/>
-        </w:rPr>
-        <w:t xml:space="preserve">Indeed, the slight change in mean G1 time for untreated cells is the result of increasing deviation of the distribution. </w:t>
-      </w:r>
-    </w:p>
-    <w:p>
-      <w:pPr>
-        <w:spacing w:after="0" w:line="480" w:lineRule="auto"/>
-        <w:jc w:val="both"/>
-        <w:rPr>
-          <w:rFonts w:ascii="Times New Roman" w:hAnsi="Times New Roman" w:cs="Times New Roman"/>
-          <w:sz w:val="24"/>
-          <w:szCs w:val="24"/>
-        </w:rPr>
-      </w:pPr>
-    </w:p>
-    <w:p>
-      <w:pPr>
-        <w:spacing w:after="0" w:line="480" w:lineRule="auto"/>
-        <w:jc w:val="both"/>
-        <w:rPr>
-          <w:rFonts w:ascii="Times New Roman" w:hAnsi="Times New Roman" w:cs="Times New Roman"/>
-          <w:b/>
-          <w:sz w:val="24"/>
-          <w:szCs w:val="24"/>
-        </w:rPr>
-      </w:pPr>
-      <w:r>
-        <w:rPr>
-          <w:rFonts w:ascii="Times New Roman" w:hAnsi="Times New Roman" w:cs="Times New Roman"/>
-          <w:b/>
-          <w:sz w:val="24"/>
-          <w:szCs w:val="24"/>
-        </w:rPr>
-        <w:t xml:space="preserve">Both substrate stiffness and erlotinib </w:t>
-      </w:r>
-      <w:r>
-        <w:rPr>
-          <w:rFonts w:ascii="Times New Roman" w:hAnsi="Times New Roman" w:cs="Times New Roman"/>
-          <w:b/>
-          <w:sz w:val="24"/>
-          <w:szCs w:val="24"/>
-        </w:rPr>
-        <w:t xml:space="preserve">treatment </w:t>
-      </w:r>
-      <w:r>
-        <w:rPr>
-          <w:rFonts w:ascii="Times New Roman" w:hAnsi="Times New Roman" w:cs="Times New Roman"/>
-          <w:b/>
-          <w:sz w:val="24"/>
-          <w:szCs w:val="24"/>
-        </w:rPr>
-        <w:t>increase S/</w:t>
-      </w:r>
-      <w:r>
-        <w:rPr>
-          <w:rFonts w:ascii="Times New Roman" w:hAnsi="Times New Roman" w:cs="Times New Roman"/>
-          <w:b/>
-          <w:sz w:val="24"/>
-          <w:szCs w:val="24"/>
-        </w:rPr>
-        <w:t>G2/M</w:t>
-      </w:r>
-      <w:r>
-        <w:rPr>
-          <w:rFonts w:ascii="Times New Roman" w:hAnsi="Times New Roman" w:cs="Times New Roman"/>
-          <w:b/>
-          <w:sz w:val="24"/>
-          <w:szCs w:val="24"/>
-        </w:rPr>
-        <w:t xml:space="preserve"> times</w:t>
-      </w:r>
-    </w:p>
-    <w:p>
-      <w:pPr>
-        <w:spacing w:after="0" w:line="480" w:lineRule="auto"/>
-        <w:jc w:val="both"/>
-        <w:rPr>
-          <w:rFonts w:ascii="Times New Roman" w:hAnsi="Times New Roman" w:cs="Times New Roman"/>
-          <w:sz w:val="24"/>
-          <w:szCs w:val="24"/>
-        </w:rPr>
-      </w:pPr>
-      <w:r>
-        <w:rPr>
-          <w:rFonts w:ascii="Times New Roman" w:hAnsi="Times New Roman" w:cs="Times New Roman"/>
-          <w:sz w:val="24"/>
-          <w:szCs w:val="24"/>
-        </w:rPr>
-        <w:t>Next</w:t>
-      </w:r>
-      <w:r>
-        <w:rPr>
-          <w:rFonts w:ascii="Times New Roman" w:hAnsi="Times New Roman" w:cs="Times New Roman"/>
-          <w:sz w:val="24"/>
-          <w:szCs w:val="24"/>
-        </w:rPr>
-        <w:t>,</w:t>
-      </w:r>
-      <w:r>
-        <w:rPr>
-          <w:rFonts w:ascii="Times New Roman" w:hAnsi="Times New Roman" w:cs="Times New Roman"/>
-          <w:sz w:val="24"/>
-          <w:szCs w:val="24"/>
-        </w:rPr>
-        <w:t xml:space="preserve"> we compare the effects of modulating substrate stiffness and erlotinib treatment on S/</w:t>
-      </w:r>
-      <w:r>
-        <w:rPr>
-          <w:rFonts w:ascii="Times New Roman" w:hAnsi="Times New Roman" w:cs="Times New Roman"/>
-          <w:sz w:val="24"/>
-          <w:szCs w:val="24"/>
-        </w:rPr>
-        <w:t>G2/M</w:t>
-      </w:r>
-      <w:r>
-        <w:rPr>
-          <w:rFonts w:ascii="Times New Roman" w:hAnsi="Times New Roman" w:cs="Times New Roman"/>
-          <w:sz w:val="24"/>
-          <w:szCs w:val="24"/>
-        </w:rPr>
-        <w:t xml:space="preserve"> timing. The first observation we </w:t>
-      </w:r>
-      <w:r>
-        <w:rPr>
-          <w:rFonts w:ascii="Times New Roman" w:hAnsi="Times New Roman" w:cs="Times New Roman"/>
-          <w:sz w:val="24"/>
-          <w:szCs w:val="24"/>
-        </w:rPr>
-        <w:t xml:space="preserve">note </w:t>
-      </w:r>
-      <w:r>
-        <w:rPr>
-          <w:rFonts w:ascii="Times New Roman" w:hAnsi="Times New Roman" w:cs="Times New Roman"/>
-          <w:sz w:val="24"/>
-          <w:szCs w:val="24"/>
-        </w:rPr>
-        <w:t xml:space="preserve">is that the shape of the distribution is </w:t>
-      </w:r>
-      <w:r>
-        <w:rPr>
-          <w:rFonts w:ascii="Times New Roman" w:hAnsi="Times New Roman" w:cs="Times New Roman"/>
-          <w:sz w:val="24"/>
-          <w:szCs w:val="24"/>
-        </w:rPr>
-        <w:t xml:space="preserve">more Gaussian </w:t>
-      </w:r>
-      <w:r>
-        <w:rPr>
-          <w:rFonts w:ascii="Times New Roman" w:hAnsi="Times New Roman" w:cs="Times New Roman"/>
-          <w:sz w:val="24"/>
-          <w:szCs w:val="24"/>
-        </w:rPr>
-        <w:t xml:space="preserve">than </w:t>
-      </w:r>
-      <w:r>
-        <w:rPr>
-          <w:rFonts w:ascii="Times New Roman" w:hAnsi="Times New Roman" w:cs="Times New Roman"/>
-          <w:sz w:val="24"/>
-          <w:szCs w:val="24"/>
-        </w:rPr>
-        <w:t xml:space="preserve">the </w:t>
-      </w:r>
-      <w:r>
-        <w:rPr>
-          <w:rFonts w:ascii="Times New Roman" w:hAnsi="Times New Roman" w:cs="Times New Roman"/>
-          <w:sz w:val="24"/>
-          <w:szCs w:val="24"/>
-        </w:rPr>
-        <w:t>G1</w:t>
-      </w:r>
-      <w:r>
-        <w:rPr>
-          <w:rFonts w:ascii="Times New Roman" w:hAnsi="Times New Roman" w:cs="Times New Roman"/>
-          <w:sz w:val="24"/>
-          <w:szCs w:val="24"/>
-        </w:rPr>
-        <w:t xml:space="preserve"> distribution</w:t>
-      </w:r>
-      <w:r>
-        <w:rPr>
-          <w:rFonts w:ascii="Times New Roman" w:hAnsi="Times New Roman" w:cs="Times New Roman"/>
-          <w:sz w:val="24"/>
-          <w:szCs w:val="24"/>
-        </w:rPr>
-        <w:t xml:space="preserve">. We observe little difference between </w:t>
-      </w:r>
-      <w:r>
-        <w:rPr>
-          <w:rFonts w:ascii="Times New Roman" w:hAnsi="Times New Roman" w:cs="Times New Roman"/>
-          <w:sz w:val="24"/>
-          <w:szCs w:val="24"/>
-        </w:rPr>
-        <w:t xml:space="preserve">a Gaussian and log-normal fit of the experimental data. </w:t>
-      </w:r>
-      <w:r>
-        <w:rPr>
-          <w:rFonts w:ascii="Times New Roman" w:hAnsi="Times New Roman" w:cs="Times New Roman"/>
-          <w:sz w:val="24"/>
-          <w:szCs w:val="24"/>
-        </w:rPr>
-        <w:t>As substrate stiffness is decreased, the time spent in S/G2/M increases from approximately 1</w:t>
-      </w:r>
-      <w:r>
-        <w:rPr>
-          <w:rFonts w:ascii="Times New Roman" w:hAnsi="Times New Roman" w:cs="Times New Roman"/>
-          <w:sz w:val="24"/>
-          <w:szCs w:val="24"/>
-        </w:rPr>
-        <w:t>0.5 hours to 13</w:t>
-      </w:r>
-      <w:r>
-        <w:rPr>
-          <w:rFonts w:ascii="Times New Roman" w:hAnsi="Times New Roman" w:cs="Times New Roman"/>
-          <w:sz w:val="24"/>
-          <w:szCs w:val="24"/>
-        </w:rPr>
-        <w:t xml:space="preserve"> hours, indicating that the decreased DIP rate is</w:t>
-      </w:r>
-      <w:r>
-        <w:rPr>
-          <w:rFonts w:ascii="Times New Roman" w:hAnsi="Times New Roman" w:cs="Times New Roman"/>
-          <w:sz w:val="24"/>
-          <w:szCs w:val="24"/>
-        </w:rPr>
-        <w:t xml:space="preserve"> primarily</w:t>
-      </w:r>
-      <w:r>
-        <w:rPr>
-          <w:rFonts w:ascii="Times New Roman" w:hAnsi="Times New Roman" w:cs="Times New Roman"/>
-          <w:sz w:val="24"/>
-          <w:szCs w:val="24"/>
-        </w:rPr>
-        <w:t xml:space="preserve"> </w:t>
-      </w:r>
-      <w:r>
-        <w:rPr>
-          <w:rFonts w:ascii="Times New Roman" w:hAnsi="Times New Roman" w:cs="Times New Roman"/>
-          <w:sz w:val="24"/>
-          <w:szCs w:val="24"/>
-        </w:rPr>
-        <w:t>produced by</w:t>
-      </w:r>
-      <w:r>
-        <w:rPr>
-          <w:rFonts w:ascii="Times New Roman" w:hAnsi="Times New Roman" w:cs="Times New Roman"/>
-          <w:sz w:val="24"/>
-          <w:szCs w:val="24"/>
-        </w:rPr>
-        <w:t xml:space="preserve"> </w:t>
-      </w:r>
-      <w:r>
-        <w:rPr>
-          <w:rFonts w:ascii="Times New Roman" w:hAnsi="Times New Roman" w:cs="Times New Roman"/>
-          <w:sz w:val="24"/>
-          <w:szCs w:val="24"/>
-        </w:rPr>
-        <w:t xml:space="preserve">this event. </w:t>
-      </w:r>
-      <w:r>
-        <w:rPr>
-          <w:rFonts w:ascii="Times New Roman" w:hAnsi="Times New Roman" w:cs="Times New Roman"/>
-          <w:sz w:val="24"/>
-          <w:szCs w:val="24"/>
-        </w:rPr>
-        <w:t>All erlotinib</w:t>
-      </w:r>
-      <w:r>
-        <w:rPr>
-          <w:rFonts w:ascii="Times New Roman" w:hAnsi="Times New Roman" w:cs="Times New Roman"/>
-          <w:sz w:val="24"/>
-          <w:szCs w:val="24"/>
-        </w:rPr>
-        <w:t>-</w:t>
-      </w:r>
-      <w:r>
-        <w:rPr>
-          <w:rFonts w:ascii="Times New Roman" w:hAnsi="Times New Roman" w:cs="Times New Roman"/>
-          <w:sz w:val="24"/>
-          <w:szCs w:val="24"/>
-        </w:rPr>
-        <w:t>treated cells have</w:t>
-      </w:r>
-      <w:r>
-        <w:rPr>
-          <w:rFonts w:ascii="Times New Roman" w:hAnsi="Times New Roman" w:cs="Times New Roman"/>
-          <w:sz w:val="24"/>
-          <w:szCs w:val="24"/>
-        </w:rPr>
-        <w:t xml:space="preserve"> </w:t>
-      </w:r>
-      <w:r>
-        <w:rPr>
-          <w:rFonts w:ascii="Times New Roman" w:hAnsi="Times New Roman" w:cs="Times New Roman"/>
-          <w:sz w:val="24"/>
-          <w:szCs w:val="24"/>
-        </w:rPr>
-        <w:t xml:space="preserve">increased S/G2/M time in comparison to their </w:t>
-      </w:r>
-      <w:r>
-        <w:rPr>
-          <w:rFonts w:ascii="Times New Roman" w:hAnsi="Times New Roman" w:cs="Times New Roman"/>
-          <w:sz w:val="24"/>
-          <w:szCs w:val="24"/>
-        </w:rPr>
-        <w:t xml:space="preserve">untreated </w:t>
-      </w:r>
-      <w:r>
-        <w:rPr>
-          <w:rFonts w:ascii="Times New Roman" w:hAnsi="Times New Roman" w:cs="Times New Roman"/>
-          <w:sz w:val="24"/>
-          <w:szCs w:val="24"/>
-        </w:rPr>
-        <w:t xml:space="preserve">counterparts. </w:t>
-      </w:r>
-      <w:r>
-        <w:rPr>
-          <w:rFonts w:ascii="Times New Roman" w:hAnsi="Times New Roman" w:cs="Times New Roman"/>
-          <w:sz w:val="24"/>
-          <w:szCs w:val="24"/>
-        </w:rPr>
-        <w:t xml:space="preserve">There is an increased broadening of the distribution on soft substrate </w:t>
-      </w:r>
-      <w:r>
-        <w:rPr>
-          <w:rFonts w:ascii="Times New Roman" w:hAnsi="Times New Roman" w:cs="Times New Roman"/>
-          <w:sz w:val="24"/>
-          <w:szCs w:val="24"/>
-        </w:rPr>
-        <w:t xml:space="preserve">from </w:t>
-      </w:r>
-      <w:r>
-        <w:rPr>
-          <w:rFonts w:ascii="Times New Roman" w:hAnsi="Times New Roman" w:cs="Times New Roman"/>
-          <w:sz w:val="24"/>
-          <w:szCs w:val="24"/>
-        </w:rPr>
-        <w:t xml:space="preserve">untreated </w:t>
-      </w:r>
-      <w:r>
-        <w:rPr>
-          <w:rFonts w:ascii="Times New Roman" w:hAnsi="Times New Roman" w:cs="Times New Roman"/>
-          <w:sz w:val="24"/>
-          <w:szCs w:val="24"/>
-        </w:rPr>
-        <w:t xml:space="preserve">to </w:t>
-      </w:r>
-      <w:r>
-        <w:rPr>
-          <w:rFonts w:ascii="Times New Roman" w:hAnsi="Times New Roman" w:cs="Times New Roman"/>
-          <w:sz w:val="24"/>
-          <w:szCs w:val="24"/>
-        </w:rPr>
-        <w:t xml:space="preserve">treated cells that disappears on the 55 kPa substrate. </w:t>
-      </w:r>
-      <w:r>
-        <w:rPr>
-          <w:rFonts w:ascii="Times New Roman" w:hAnsi="Times New Roman" w:cs="Times New Roman"/>
-          <w:sz w:val="24"/>
-          <w:szCs w:val="24"/>
-        </w:rPr>
-        <w:t>Decreased DIP rate from erlotinib treatment is the result of a combination of increased death rate and extended time in both G1 and S/G2/M.</w:t>
-      </w:r>
-    </w:p>
-    <w:p>
-      <w:pPr>
-        <w:spacing w:after="0" w:line="480" w:lineRule="auto"/>
-        <w:jc w:val="both"/>
-        <w:rPr>
-          <w:rFonts w:ascii="Times New Roman" w:hAnsi="Times New Roman" w:cs="Times New Roman"/>
-          <w:sz w:val="24"/>
-          <w:szCs w:val="24"/>
-        </w:rPr>
-      </w:pPr>
-    </w:p>
-    <w:p>
-      <w:pPr>
-        <w:spacing w:after="0" w:line="480" w:lineRule="auto"/>
-        <w:jc w:val="both"/>
-        <w:rPr>
-          <w:rFonts w:ascii="Times New Roman" w:hAnsi="Times New Roman" w:cs="Times New Roman"/>
-          <w:b/>
-          <w:sz w:val="24"/>
-          <w:szCs w:val="24"/>
-        </w:rPr>
-      </w:pPr>
-      <w:r>
-        <w:rPr>
-          <w:rFonts w:ascii="Times New Roman" w:hAnsi="Times New Roman" w:cs="Times New Roman"/>
-          <w:b/>
-          <w:sz w:val="24"/>
-          <w:szCs w:val="24"/>
-        </w:rPr>
-        <w:t xml:space="preserve">A </w:t>
-      </w:r>
-      <w:r>
-        <w:rPr>
-          <w:rFonts w:ascii="Times New Roman" w:hAnsi="Times New Roman" w:cs="Times New Roman"/>
-          <w:b/>
-          <w:sz w:val="24"/>
-          <w:szCs w:val="24"/>
-        </w:rPr>
-        <w:t>subset</w:t>
-      </w:r>
-      <w:r>
-        <w:rPr>
-          <w:rFonts w:ascii="Times New Roman" w:hAnsi="Times New Roman" w:cs="Times New Roman"/>
-          <w:b/>
-          <w:sz w:val="24"/>
-          <w:szCs w:val="24"/>
-        </w:rPr>
         <w:t xml:space="preserve"> of cells spend</w:t>
       </w:r>
-      <w:ins w:id="8" w:author="Microsoft Office User" w:date="2020-05-04T10:09:00Z">
+      <w:ins w:id="11" w:author="Microsoft Office User" w:date="2020-05-04T10:09:00Z">
         <w:r>
           <w:rPr>
             <w:rFonts w:ascii="Times New Roman" w:hAnsi="Times New Roman" w:cs="Times New Roman"/>
@@ -6975,10 +8284,9 @@
           <w:sz w:val="24"/>
           <w:szCs w:val="24"/>
         </w:rPr>
-        <w:lastRenderedPageBreak/>
         <w:t>A major factor for the poor fit</w:t>
       </w:r>
-      <w:ins w:id="9" w:author="Microsoft Office User" w:date="2020-05-04T10:36:00Z">
+      <w:ins w:id="12" w:author="Microsoft Office User" w:date="2020-05-04T10:36:00Z">
         <w:r>
           <w:rPr>
             <w:rFonts w:ascii="Times New Roman" w:hAnsi="Times New Roman" w:cs="Times New Roman"/>
@@ -7068,7 +8376,7 @@
         </w:rPr>
         <w:t xml:space="preserve">A clear example of such an event is shown in </w:t>
       </w:r>
-      <w:commentRangeStart w:id="10"/>
+      <w:commentRangeStart w:id="13"/>
       <w:r>
         <w:rPr>
           <w:rFonts w:ascii="Times New Roman" w:hAnsi="Times New Roman" w:cs="Times New Roman"/>
@@ -7077,12 +8385,12 @@
         </w:rPr>
         <w:t>supplemental video 1</w:t>
       </w:r>
-      <w:commentRangeEnd w:id="10"/>
+      <w:commentRangeEnd w:id="13"/>
       <w:r>
         <w:rPr>
           <w:rStyle w:val="CommentReference"/>
         </w:rPr>
-        <w:commentReference w:id="10"/>
+        <w:commentReference w:id="13"/>
       </w:r>
       <w:r>
         <w:rPr>
@@ -7130,7 +8438,16 @@
           <w:sz w:val="24"/>
           <w:szCs w:val="24"/>
         </w:rPr>
-        <w:t xml:space="preserve">Using a right-skewed fit as a description of the distribution both overestimates intermediate G1 times and underestimates extended G1 times. </w:t>
+        <w:t xml:space="preserve">Using a right-skewed fit as a description of the distribution both overestimates intermediate G1 times and underestimates </w:t>
+      </w:r>
+      <w:r>
+        <w:rPr>
+          <w:rFonts w:ascii="Times New Roman" w:hAnsi="Times New Roman" w:cs="Times New Roman"/>
+          <w:sz w:val="24"/>
+          <w:szCs w:val="24"/>
+        </w:rPr>
+        <w:lastRenderedPageBreak/>
+        <w:t xml:space="preserve">extended G1 times. </w:t>
       </w:r>
       <w:r>
         <w:rPr>
@@ -7220,7 +8537,7 @@
         </w:rPr>
         <w:t>Co</w:t>
       </w:r>
-      <w:ins w:id="11" w:author="Microsoft Office User" w:date="2020-05-04T10:28:00Z">
+      <w:ins w:id="14" w:author="Microsoft Office User" w:date="2020-05-04T10:28:00Z">
         <w:r>
           <w:rPr>
             <w:rFonts w:ascii="Times New Roman" w:hAnsi="Times New Roman" w:cs="Times New Roman"/>
@@ -7231,7 +8548,7 @@
           <w:t>a</w:t>
         </w:r>
       </w:ins>
-      <w:del w:id="12" w:author="Microsoft Office User" w:date="2020-05-04T10:28:00Z">
+      <w:del w:id="15" w:author="Microsoft Office User" w:date="2020-05-04T10:28:00Z">
         <w:r>
           <w:rPr>
             <w:rFonts w:ascii="Times New Roman" w:hAnsi="Times New Roman" w:cs="Times New Roman"/>
@@ -7270,7 +8587,7 @@
         </w:rPr>
         <w:t xml:space="preserve">We then asked if a simplified molecular model of the cell cycle was capable of capturing the </w:t>
       </w:r>
-      <w:ins w:id="13" w:author="Microsoft Office User" w:date="2020-05-04T10:39:00Z">
+      <w:ins w:id="16" w:author="Microsoft Office User" w:date="2020-05-04T10:39:00Z">
         <w:r>
           <w:rPr>
             <w:rFonts w:ascii="Times New Roman" w:hAnsi="Times New Roman" w:cs="Times New Roman"/>
@@ -7288,7 +8605,7 @@
         </w:rPr>
         <w:t>behavior we observe</w:t>
       </w:r>
-      <w:ins w:id="14" w:author="Microsoft Office User" w:date="2020-05-04T10:38:00Z">
+      <w:ins w:id="17" w:author="Microsoft Office User" w:date="2020-05-04T10:38:00Z">
         <w:r>
           <w:rPr>
             <w:rFonts w:ascii="Times New Roman" w:hAnsi="Times New Roman" w:cs="Times New Roman"/>
@@ -7383,7 +8700,7 @@
         </w:rPr>
         <w:t>et al</w:t>
       </w:r>
-      <w:ins w:id="15" w:author="Microsoft Office User" w:date="2020-05-04T10:40:00Z">
+      <w:ins w:id="18" w:author="Microsoft Office User" w:date="2020-05-04T10:40:00Z">
         <w:r>
           <w:rPr>
             <w:rFonts w:ascii="Times New Roman" w:hAnsi="Times New Roman" w:cs="Times New Roman"/>
@@ -7394,8 +8711,8 @@
           <w:t xml:space="preserve"> (</w:t>
         </w:r>
       </w:ins>
-      <w:commentRangeStart w:id="16"/>
-      <w:ins w:id="17" w:author="Microsoft Office User" w:date="2020-05-04T10:41:00Z">
+      <w:commentRangeStart w:id="19"/>
+      <w:ins w:id="20" w:author="Microsoft Office User" w:date="2020-05-04T10:41:00Z">
         <w:r>
           <w:rPr>
             <w:rFonts w:ascii="Times New Roman" w:hAnsi="Times New Roman" w:cs="Times New Roman"/>
@@ -7405,12 +8722,12 @@
           </w:rPr>
           <w:t>cite</w:t>
         </w:r>
-        <w:commentRangeEnd w:id="16"/>
+        <w:commentRangeEnd w:id="19"/>
         <w:r>
           <w:rPr>
             <w:rStyle w:val="CommentReference"/>
           </w:rPr>
-          <w:commentReference w:id="16"/>
+          <w:commentReference w:id="19"/>
         </w:r>
         <w:r>
           <w:rPr>
@@ -7478,7 +8795,7 @@
         </w:rPr>
         <w:t>As inputs for our model, we consider the surface receptors EGFR, cMet, and integrin</w:t>
       </w:r>
-      <w:ins w:id="18" w:author="Microsoft Office User" w:date="2020-05-04T10:41:00Z">
+      <w:ins w:id="21" w:author="Microsoft Office User" w:date="2020-05-04T10:41:00Z">
         <w:r>
           <w:rPr>
             <w:rFonts w:ascii="Times New Roman" w:hAnsi="Times New Roman" w:cs="Times New Roman"/>
@@ -7572,7 +8889,7 @@
         </w:rPr>
         <w:t xml:space="preserve"> complex</w:t>
       </w:r>
-      <w:ins w:id="19" w:author="Microsoft Office User" w:date="2020-05-04T10:42:00Z">
+      <w:ins w:id="22" w:author="Microsoft Office User" w:date="2020-05-04T10:42:00Z">
         <w:r>
           <w:rPr>
             <w:rFonts w:ascii="Times New Roman" w:hAnsi="Times New Roman" w:cs="Times New Roman"/>
@@ -7581,7 +8898,7 @@
           </w:rPr>
           <w:t xml:space="preserve"> (</w:t>
         </w:r>
-        <w:commentRangeStart w:id="20"/>
+        <w:commentRangeStart w:id="23"/>
         <w:r>
           <w:rPr>
             <w:rFonts w:ascii="Times New Roman" w:hAnsi="Times New Roman" w:cs="Times New Roman"/>
@@ -7590,12 +8907,12 @@
           </w:rPr>
           <w:t>cite</w:t>
         </w:r>
-        <w:commentRangeEnd w:id="20"/>
+        <w:commentRangeEnd w:id="23"/>
         <w:r>
           <w:rPr>
             <w:rStyle w:val="CommentReference"/>
           </w:rPr>
-          <w:commentReference w:id="20"/>
+          <w:commentReference w:id="23"/>
         </w:r>
         <w:r>
           <w:rPr>
@@ -7655,7 +8972,6 @@
           <w:sz w:val="24"/>
           <w:szCs w:val="24"/>
         </w:rPr>
-        <w:lastRenderedPageBreak/>
         <w:t>Myc</w:t>
       </w:r>
       <w:proofErr w:type="spellEnd"/>
@@ -7745,7 +9061,7 @@
         </w:rPr>
         <w:t xml:space="preserve"> 2 complex</w:t>
       </w:r>
-      <w:ins w:id="21" w:author="Microsoft Office User" w:date="2020-05-04T10:43:00Z">
+      <w:ins w:id="24" w:author="Microsoft Office User" w:date="2020-05-04T10:43:00Z">
         <w:r>
           <w:rPr>
             <w:rFonts w:ascii="Times New Roman" w:hAnsi="Times New Roman" w:cs="Times New Roman"/>
@@ -7841,7 +9157,16 @@
           <w:sz w:val="24"/>
           <w:szCs w:val="24"/>
         </w:rPr>
-        <w:t xml:space="preserve"> 2 complex and E2F, ensuring proper timing through the cell cycle. In our model, peak cyclin A/</w:t>
+        <w:t xml:space="preserve"> 2 complex and E2F, ensuring proper timing through the cell cycle. In our model, </w:t>
+      </w:r>
+      <w:r>
+        <w:rPr>
+          <w:rFonts w:ascii="Times New Roman" w:hAnsi="Times New Roman" w:cs="Times New Roman"/>
+          <w:sz w:val="24"/>
+          <w:szCs w:val="24"/>
+        </w:rPr>
+        <w:lastRenderedPageBreak/>
+        <w:t>peak cyclin A/</w:t>
       </w:r>
       <w:proofErr w:type="spellStart"/>
       <w:r>
@@ -7879,7 +9204,7 @@
         </w:rPr>
         <w:t xml:space="preserve"> 2, in turn, activates </w:t>
       </w:r>
-      <w:ins w:id="22" w:author="Microsoft Office User" w:date="2020-05-04T10:46:00Z">
+      <w:ins w:id="25" w:author="Microsoft Office User" w:date="2020-05-04T10:46:00Z">
         <w:r>
           <w:rPr>
             <w:rFonts w:ascii="Times New Roman" w:hAnsi="Times New Roman" w:cs="Times New Roman"/>
@@ -7897,7 +9222,7 @@
         </w:rPr>
         <w:t>cyclin B/Cdk1 complex</w:t>
       </w:r>
-      <w:ins w:id="23" w:author="Microsoft Office User" w:date="2020-05-04T10:47:00Z">
+      <w:ins w:id="26" w:author="Microsoft Office User" w:date="2020-05-04T10:47:00Z">
         <w:r>
           <w:rPr>
             <w:rFonts w:ascii="Times New Roman" w:hAnsi="Times New Roman" w:cs="Times New Roman"/>
@@ -7933,7 +9258,7 @@
         </w:rPr>
         <w:t xml:space="preserve"> 1 activates Cdc20, which inhibits both cyclin A/</w:t>
       </w:r>
-      <w:del w:id="24" w:author="Microsoft Office User" w:date="2020-05-04T10:43:00Z">
+      <w:del w:id="27" w:author="Microsoft Office User" w:date="2020-05-04T10:43:00Z">
         <w:r>
           <w:rPr>
             <w:rFonts w:ascii="Times New Roman" w:hAnsi="Times New Roman" w:cs="Times New Roman"/>
@@ -7986,13 +9311,13 @@
         <w:spacing w:after="0" w:line="480" w:lineRule="auto"/>
         <w:jc w:val="both"/>
         <w:rPr>
-          <w:del w:id="25" w:author="Microsoft Office User" w:date="2020-05-04T10:48:00Z"/>
-          <w:rFonts w:ascii="Times New Roman" w:hAnsi="Times New Roman" w:cs="Times New Roman"/>
-          <w:sz w:val="24"/>
-          <w:szCs w:val="24"/>
-        </w:rPr>
-      </w:pPr>
-      <w:del w:id="26" w:author="Microsoft Office User" w:date="2020-05-04T10:48:00Z">
+          <w:del w:id="28" w:author="Microsoft Office User" w:date="2020-05-04T10:48:00Z"/>
+          <w:rFonts w:ascii="Times New Roman" w:hAnsi="Times New Roman" w:cs="Times New Roman"/>
+          <w:sz w:val="24"/>
+          <w:szCs w:val="24"/>
+        </w:rPr>
+      </w:pPr>
+      <w:del w:id="29" w:author="Microsoft Office User" w:date="2020-05-04T10:48:00Z">
         <w:r>
           <w:rPr>
             <w:rFonts w:ascii="Times New Roman" w:hAnsi="Times New Roman" w:cs="Times New Roman"/>
@@ -8008,13 +9333,13 @@
         <w:spacing w:after="0" w:line="480" w:lineRule="auto"/>
         <w:jc w:val="both"/>
         <w:rPr>
-          <w:del w:id="27" w:author="Microsoft Office User" w:date="2020-05-04T10:48:00Z"/>
-          <w:rFonts w:ascii="Times New Roman" w:hAnsi="Times New Roman" w:cs="Times New Roman"/>
-          <w:sz w:val="24"/>
-          <w:szCs w:val="24"/>
-        </w:rPr>
-      </w:pPr>
-      <w:del w:id="28" w:author="Microsoft Office User" w:date="2020-05-04T10:48:00Z">
+          <w:del w:id="30" w:author="Microsoft Office User" w:date="2020-05-04T10:48:00Z"/>
+          <w:rFonts w:ascii="Times New Roman" w:hAnsi="Times New Roman" w:cs="Times New Roman"/>
+          <w:sz w:val="24"/>
+          <w:szCs w:val="24"/>
+        </w:rPr>
+      </w:pPr>
+      <w:del w:id="31" w:author="Microsoft Office User" w:date="2020-05-04T10:48:00Z">
         <w:r>
           <w:rPr>
             <w:rFonts w:ascii="Times New Roman" w:hAnsi="Times New Roman" w:cs="Times New Roman"/>
@@ -8030,13 +9355,13 @@
         <w:spacing w:after="0" w:line="480" w:lineRule="auto"/>
         <w:jc w:val="both"/>
         <w:rPr>
-          <w:del w:id="29" w:author="Microsoft Office User" w:date="2020-05-04T10:48:00Z"/>
-          <w:rFonts w:ascii="Times New Roman" w:hAnsi="Times New Roman" w:cs="Times New Roman"/>
-          <w:sz w:val="24"/>
-          <w:szCs w:val="24"/>
-        </w:rPr>
-      </w:pPr>
-      <w:del w:id="30" w:author="Microsoft Office User" w:date="2020-05-04T10:48:00Z">
+          <w:del w:id="32" w:author="Microsoft Office User" w:date="2020-05-04T10:48:00Z"/>
+          <w:rFonts w:ascii="Times New Roman" w:hAnsi="Times New Roman" w:cs="Times New Roman"/>
+          <w:sz w:val="24"/>
+          <w:szCs w:val="24"/>
+        </w:rPr>
+      </w:pPr>
+      <w:del w:id="33" w:author="Microsoft Office User" w:date="2020-05-04T10:48:00Z">
         <w:r>
           <w:rPr>
             <w:rFonts w:ascii="Times New Roman" w:hAnsi="Times New Roman" w:cs="Times New Roman"/>
@@ -8065,7 +9390,7 @@
         </w:rPr>
         <w:t xml:space="preserve">After establishing </w:t>
       </w:r>
-      <w:ins w:id="31" w:author="Microsoft Office User" w:date="2020-05-04T10:49:00Z">
+      <w:ins w:id="34" w:author="Microsoft Office User" w:date="2020-05-04T10:49:00Z">
         <w:r>
           <w:rPr>
             <w:rFonts w:ascii="Times New Roman" w:hAnsi="Times New Roman" w:cs="Times New Roman"/>
@@ -8075,7 +9400,7 @@
           <w:t>this</w:t>
         </w:r>
       </w:ins>
-      <w:del w:id="32" w:author="Microsoft Office User" w:date="2020-05-04T10:49:00Z">
+      <w:del w:id="35" w:author="Microsoft Office User" w:date="2020-05-04T10:49:00Z">
         <w:r>
           <w:rPr>
             <w:rFonts w:ascii="Times New Roman" w:hAnsi="Times New Roman" w:cs="Times New Roman"/>
@@ -8093,7 +9418,7 @@
         </w:rPr>
         <w:t xml:space="preserve"> candidate model</w:t>
       </w:r>
-      <w:del w:id="33" w:author="Microsoft Office User" w:date="2020-05-04T10:49:00Z">
+      <w:del w:id="36" w:author="Microsoft Office User" w:date="2020-05-04T10:49:00Z">
         <w:r>
           <w:rPr>
             <w:rFonts w:ascii="Times New Roman" w:hAnsi="Times New Roman" w:cs="Times New Roman"/>
@@ -8103,7 +9428,7 @@
           <w:delText xml:space="preserve"> for our signaling pathways</w:delText>
         </w:r>
       </w:del>
-      <w:ins w:id="34" w:author="Microsoft Office User" w:date="2020-05-04T10:48:00Z">
+      <w:ins w:id="37" w:author="Microsoft Office User" w:date="2020-05-04T10:48:00Z">
         <w:r>
           <w:rPr>
             <w:rFonts w:ascii="Times New Roman" w:hAnsi="Times New Roman" w:cs="Times New Roman"/>
@@ -8121,7 +9446,7 @@
         </w:rPr>
         <w:t xml:space="preserve"> we examined how varying levels of EGFR activation, </w:t>
       </w:r>
-      <w:ins w:id="35" w:author="Microsoft Office User" w:date="2020-05-04T10:48:00Z">
+      <w:ins w:id="38" w:author="Microsoft Office User" w:date="2020-05-04T10:48:00Z">
         <w:r>
           <w:rPr>
             <w:rFonts w:ascii="Times New Roman" w:hAnsi="Times New Roman" w:cs="Times New Roman"/>
@@ -8410,7 +9735,7 @@
         </w:rPr>
         <w:t xml:space="preserve">The DIP rate is not </w:t>
       </w:r>
-      <w:ins w:id="36" w:author="Microsoft Office User" w:date="2020-05-04T10:51:00Z">
+      <w:ins w:id="39" w:author="Microsoft Office User" w:date="2020-05-04T10:51:00Z">
         <w:r>
           <w:rPr>
             <w:rFonts w:ascii="Times New Roman" w:hAnsi="Times New Roman" w:cs="Times New Roman"/>
@@ -8610,7 +9935,7 @@
         </w:rPr>
         <w:t xml:space="preserve">The underlying assumptions of the model are important to interpreting the results. Using the </w:t>
       </w:r>
-      <w:commentRangeStart w:id="37"/>
+      <w:commentRangeStart w:id="40"/>
       <w:r>
         <w:rPr>
           <w:rFonts w:ascii="Times New Roman" w:hAnsi="Times New Roman" w:cs="Times New Roman"/>
@@ -8619,12 +9944,12 @@
         </w:rPr>
         <w:t xml:space="preserve">EMG </w:t>
       </w:r>
-      <w:commentRangeEnd w:id="37"/>
+      <w:commentRangeEnd w:id="40"/>
       <w:r>
         <w:rPr>
           <w:rStyle w:val="CommentReference"/>
         </w:rPr>
-        <w:commentReference w:id="37"/>
+        <w:commentReference w:id="40"/>
       </w:r>
       <w:r>
         <w:rPr>
@@ -8854,14 +10179,14 @@
         <w:spacing w:after="0" w:line="480" w:lineRule="auto"/>
         <w:jc w:val="both"/>
         <w:rPr>
-          <w:moveTo w:id="38" w:author="Microsoft Office User" w:date="2020-05-04T10:35:00Z"/>
-          <w:rFonts w:ascii="Times New Roman" w:hAnsi="Times New Roman" w:cs="Times New Roman"/>
-          <w:sz w:val="24"/>
-          <w:szCs w:val="24"/>
-        </w:rPr>
-      </w:pPr>
-      <w:moveToRangeStart w:id="39" w:author="Microsoft Office User" w:date="2020-05-04T10:35:00Z" w:name="move39480971"/>
-      <w:moveTo w:id="40" w:author="Microsoft Office User" w:date="2020-05-04T10:35:00Z">
+          <w:moveTo w:id="41" w:author="Microsoft Office User" w:date="2020-05-04T10:35:00Z"/>
+          <w:rFonts w:ascii="Times New Roman" w:hAnsi="Times New Roman" w:cs="Times New Roman"/>
+          <w:sz w:val="24"/>
+          <w:szCs w:val="24"/>
+        </w:rPr>
+      </w:pPr>
+      <w:moveToRangeStart w:id="42" w:author="Microsoft Office User" w:date="2020-05-04T10:35:00Z" w:name="move39480971"/>
+      <w:moveTo w:id="43" w:author="Microsoft Office User" w:date="2020-05-04T10:35:00Z">
         <w:r>
           <w:rPr>
             <w:rFonts w:ascii="Times New Roman" w:hAnsi="Times New Roman" w:cs="Times New Roman"/>
@@ -8872,7 +10197,7 @@
         </w:r>
       </w:moveTo>
     </w:p>
-    <w:moveToRangeEnd w:id="39"/>
+    <w:moveToRangeEnd w:id="42"/>
     <w:p>
       <w:pPr>
         <w:spacing w:after="0" w:line="480" w:lineRule="auto"/>
@@ -9006,14 +10331,14 @@
         <w:spacing w:after="0" w:line="480" w:lineRule="auto"/>
         <w:jc w:val="both"/>
         <w:rPr>
-          <w:moveFrom w:id="41" w:author="Microsoft Office User" w:date="2020-05-04T10:35:00Z"/>
-          <w:rFonts w:ascii="Times New Roman" w:hAnsi="Times New Roman" w:cs="Times New Roman"/>
-          <w:sz w:val="24"/>
-          <w:szCs w:val="24"/>
-        </w:rPr>
-      </w:pPr>
-      <w:moveFromRangeStart w:id="42" w:author="Microsoft Office User" w:date="2020-05-04T10:35:00Z" w:name="move39480971"/>
-      <w:moveFrom w:id="43" w:author="Microsoft Office User" w:date="2020-05-04T10:35:00Z">
+          <w:moveFrom w:id="44" w:author="Microsoft Office User" w:date="2020-05-04T10:35:00Z"/>
+          <w:rFonts w:ascii="Times New Roman" w:hAnsi="Times New Roman" w:cs="Times New Roman"/>
+          <w:sz w:val="24"/>
+          <w:szCs w:val="24"/>
+        </w:rPr>
+      </w:pPr>
+      <w:moveFromRangeStart w:id="45" w:author="Microsoft Office User" w:date="2020-05-04T10:35:00Z" w:name="move39480971"/>
+      <w:moveFrom w:id="46" w:author="Microsoft Office User" w:date="2020-05-04T10:35:00Z">
         <w:r>
           <w:rPr>
             <w:rFonts w:ascii="Times New Roman" w:hAnsi="Times New Roman" w:cs="Times New Roman"/>
@@ -9024,7 +10349,7 @@
         </w:r>
       </w:moveFrom>
     </w:p>
-    <w:moveFromRangeEnd w:id="42"/>
+    <w:moveFromRangeEnd w:id="45"/>
     <w:p>
       <w:pPr>
         <w:spacing w:after="0" w:line="480" w:lineRule="auto"/>
@@ -9295,7 +10620,7 @@
           <w:sz w:val="24"/>
           <w:szCs w:val="24"/>
         </w:rPr>
-        <w:t xml:space="preserve"> and colleagues. His original work designing a full, descriptive model of the mammalian cell cycle and he subsequently simplified it down to the essential </w:t>
+        <w:t xml:space="preserve"> and colleagues. His original work designing a </w:t>
       </w:r>
       <w:r>
         <w:rPr>
@@ -9305,7 +10630,7 @@
           <w:szCs w:val="24"/>
         </w:rPr>
         <w:lastRenderedPageBreak/>
-        <w:t xml:space="preserve">components to achieve phenomenologically similar oscillations. This offers important insight into the control scheme of the cell cycle. Additionally, it makes testing network connections within the model quicker. We use the same approach to begin asking what the necessary components are to reproduce experimentally quantified cellular behavior, intermitotic times, death rates, and drug-induced proliferation rates, given known signaling input. The problem is inherently multiscale in nature, starting with a description of molecular events and eventually describing the change in population. </w:t>
+        <w:t xml:space="preserve">full, descriptive model of the mammalian cell cycle and he subsequently simplified it down to the essential components to achieve phenomenologically similar oscillations. This offers important insight into the control scheme of the cell cycle. Additionally, it makes testing network connections within the model quicker. We use the same approach to begin asking what the necessary components are to reproduce experimentally quantified cellular behavior, intermitotic times, death rates, and drug-induced proliferation rates, given known signaling input. The problem is inherently multiscale in nature, starting with a description of molecular events and eventually describing the change in population. </w:t>
       </w:r>
     </w:p>
     <w:p>
@@ -9424,7 +10749,25 @@
           <w:sz w:val="24"/>
           <w:szCs w:val="24"/>
         </w:rPr>
-        <w:t xml:space="preserve">An important control mechanism of treatment response was substrate stiffness. We modeled stiffness input as FAK activity in our model. FAK both helps set AKT level, measured experimentally, and controls the level of p21 through Skp2 activation. p21 in turn binds to cyclin complexes, effectively removing them from the available pool to drive the cell cycle. Cyclin-dependent kinase inhibitors, such as p21, can effectively block the progression of the of the cell cycle by changing the dynamics of the Rb-E2F switch </w:t>
+        <w:t>An important control mechanism of treatment response was substrate stiffness. We modeled stiffness input as FAK activity in our model. FAK both helps set AKT level, measur</w:t>
+      </w:r>
+      <w:r>
+        <w:rPr>
+          <w:rFonts w:ascii="Times New Roman" w:eastAsia="Calibri" w:hAnsi="Times New Roman" w:cs="Times New Roman"/>
+          <w:bCs/>
+          <w:sz w:val="24"/>
+          <w:szCs w:val="24"/>
+        </w:rPr>
+        <w:t>e</w:t>
+      </w:r>
+      <w:r>
+        <w:rPr>
+          <w:rFonts w:ascii="Times New Roman" w:eastAsia="Calibri" w:hAnsi="Times New Roman" w:cs="Times New Roman"/>
+          <w:bCs/>
+          <w:sz w:val="24"/>
+          <w:szCs w:val="24"/>
+        </w:rPr>
+        <w:t xml:space="preserve">d experimentally, and controls the level of p21 through Skp2 activation. p21 in turn binds to cyclin complexes, effectively removing them from the available pool to drive the cell cycle. Cyclin-dependent kinase inhibitors, such as p21, can effectively block the progression of the of the cell cycle by changing the dynamics of the Rb-E2F switch </w:t>
       </w:r>
       <w:r>
         <w:rPr>
@@ -9840,7 +11183,7 @@
         </w:rPr>
         <w:t xml:space="preserve">The use of computer modeling is clearly necessary for understanding the dynamics and intricacies of </w:t>
       </w:r>
-      <w:del w:id="44" w:author="Microsoft Office User" w:date="2020-05-04T10:53:00Z">
+      <w:del w:id="47" w:author="Microsoft Office User" w:date="2020-05-04T10:53:00Z">
         <w:r>
           <w:rPr>
             <w:rFonts w:ascii="Times New Roman" w:hAnsi="Times New Roman" w:cs="Times New Roman"/>
@@ -9858,7 +11201,7 @@
         </w:rPr>
         <w:t xml:space="preserve">cellular signaling pathways. </w:t>
       </w:r>
-      <w:ins w:id="45" w:author="Microsoft Office User" w:date="2020-05-04T10:56:00Z">
+      <w:ins w:id="48" w:author="Microsoft Office User" w:date="2020-05-04T10:56:00Z">
         <w:r>
           <w:rPr>
             <w:rFonts w:ascii="Times New Roman" w:hAnsi="Times New Roman" w:cs="Times New Roman"/>
@@ -9868,7 +11211,7 @@
           <w:t xml:space="preserve">Many groups have modeled </w:t>
         </w:r>
       </w:ins>
-      <w:ins w:id="46" w:author="Microsoft Office User" w:date="2020-05-04T10:57:00Z">
+      <w:ins w:id="49" w:author="Microsoft Office User" w:date="2020-05-04T10:57:00Z">
         <w:r>
           <w:rPr>
             <w:rFonts w:ascii="Times New Roman" w:hAnsi="Times New Roman" w:cs="Times New Roman"/>
@@ -9886,8 +11229,8 @@
           <w:t xml:space="preserve">with varying emphases and levels of detail, begging the question: </w:t>
         </w:r>
       </w:ins>
-      <w:moveToRangeStart w:id="47" w:author="Microsoft Office User" w:date="2020-05-04T10:55:00Z" w:name="move39482165"/>
-      <w:moveTo w:id="48" w:author="Microsoft Office User" w:date="2020-05-04T10:55:00Z">
+      <w:moveToRangeStart w:id="50" w:author="Microsoft Office User" w:date="2020-05-04T10:55:00Z" w:name="move39482165"/>
+      <w:moveTo w:id="51" w:author="Microsoft Office User" w:date="2020-05-04T10:55:00Z">
         <w:r>
           <w:rPr>
             <w:rFonts w:ascii="Times New Roman" w:hAnsi="Times New Roman" w:cs="Times New Roman"/>
@@ -9897,8 +11240,8 @@
           <w:t xml:space="preserve">What is the appropriate amount of detail to include in a model? </w:t>
         </w:r>
       </w:moveTo>
-      <w:moveToRangeEnd w:id="47"/>
-      <w:ins w:id="49" w:author="Microsoft Office User" w:date="2020-05-04T10:57:00Z">
+      <w:moveToRangeEnd w:id="50"/>
+      <w:ins w:id="52" w:author="Microsoft Office User" w:date="2020-05-04T10:57:00Z">
         <w:r>
           <w:rPr>
             <w:rFonts w:ascii="Times New Roman" w:hAnsi="Times New Roman" w:cs="Times New Roman"/>
@@ -9908,7 +11251,7 @@
           <w:t>A successful</w:t>
         </w:r>
       </w:ins>
-      <w:del w:id="50" w:author="Microsoft Office User" w:date="2020-05-04T10:57:00Z">
+      <w:del w:id="53" w:author="Microsoft Office User" w:date="2020-05-04T10:57:00Z">
         <w:r>
           <w:rPr>
             <w:rFonts w:ascii="Times New Roman" w:hAnsi="Times New Roman" w:cs="Times New Roman"/>
@@ -9926,7 +11269,7 @@
         </w:rPr>
         <w:t xml:space="preserve"> approach </w:t>
       </w:r>
-      <w:del w:id="51" w:author="Microsoft Office User" w:date="2020-05-04T10:58:00Z">
+      <w:del w:id="54" w:author="Microsoft Office User" w:date="2020-05-04T10:58:00Z">
         <w:r>
           <w:rPr>
             <w:rFonts w:ascii="Times New Roman" w:hAnsi="Times New Roman" w:cs="Times New Roman"/>
@@ -9936,7 +11279,7 @@
           <w:delText>also affords</w:delText>
         </w:r>
       </w:del>
-      <w:ins w:id="52" w:author="Microsoft Office User" w:date="2020-05-04T10:58:00Z">
+      <w:ins w:id="55" w:author="Microsoft Office User" w:date="2020-05-04T10:58:00Z">
         <w:r>
           <w:rPr>
             <w:rFonts w:ascii="Times New Roman" w:hAnsi="Times New Roman" w:cs="Times New Roman"/>
@@ -9954,7 +11297,7 @@
         </w:rPr>
         <w:t xml:space="preserve"> the ability to capture and interpret complex phenomena arising from network interactions</w:t>
       </w:r>
-      <w:ins w:id="53" w:author="Microsoft Office User" w:date="2020-05-04T10:58:00Z">
+      <w:ins w:id="56" w:author="Microsoft Office User" w:date="2020-05-04T10:58:00Z">
         <w:r>
           <w:rPr>
             <w:rFonts w:ascii="Times New Roman" w:hAnsi="Times New Roman" w:cs="Times New Roman"/>
@@ -9964,7 +11307,7 @@
           <w:t xml:space="preserve"> w</w:t>
         </w:r>
       </w:ins>
-      <w:ins w:id="54" w:author="Microsoft Office User" w:date="2020-05-04T10:59:00Z">
+      <w:ins w:id="57" w:author="Microsoft Office User" w:date="2020-05-04T10:59:00Z">
         <w:r>
           <w:rPr>
             <w:rFonts w:ascii="Times New Roman" w:hAnsi="Times New Roman" w:cs="Times New Roman"/>
@@ -9974,7 +11317,7 @@
           <w:t xml:space="preserve">hile </w:t>
         </w:r>
       </w:ins>
-      <w:ins w:id="55" w:author="Microsoft Office User" w:date="2020-05-04T11:01:00Z">
+      <w:ins w:id="58" w:author="Microsoft Office User" w:date="2020-05-04T11:01:00Z">
         <w:r>
           <w:rPr>
             <w:rFonts w:ascii="Times New Roman" w:hAnsi="Times New Roman" w:cs="Times New Roman"/>
@@ -9992,7 +11335,7 @@
         </w:rPr>
         <w:t>. In this study</w:t>
       </w:r>
-      <w:ins w:id="56" w:author="Microsoft Office User" w:date="2020-05-04T10:54:00Z">
+      <w:ins w:id="59" w:author="Microsoft Office User" w:date="2020-05-04T10:54:00Z">
         <w:r>
           <w:rPr>
             <w:rFonts w:ascii="Times New Roman" w:hAnsi="Times New Roman" w:cs="Times New Roman"/>
@@ -10010,7 +11353,7 @@
         </w:rPr>
         <w:t xml:space="preserve"> we </w:t>
       </w:r>
-      <w:del w:id="57" w:author="Microsoft Office User" w:date="2020-05-04T10:54:00Z">
+      <w:del w:id="60" w:author="Microsoft Office User" w:date="2020-05-04T10:54:00Z">
         <w:r>
           <w:rPr>
             <w:rFonts w:ascii="Times New Roman" w:hAnsi="Times New Roman" w:cs="Times New Roman"/>
@@ -10020,7 +11363,7 @@
           <w:delText xml:space="preserve">offer </w:delText>
         </w:r>
       </w:del>
-      <w:ins w:id="58" w:author="Microsoft Office User" w:date="2020-05-04T10:54:00Z">
+      <w:ins w:id="61" w:author="Microsoft Office User" w:date="2020-05-04T10:54:00Z">
         <w:r>
           <w:rPr>
             <w:rFonts w:ascii="Times New Roman" w:hAnsi="Times New Roman" w:cs="Times New Roman"/>
@@ -10030,7 +11373,7 @@
           <w:t xml:space="preserve">utilize </w:t>
         </w:r>
       </w:ins>
-      <w:del w:id="59" w:author="Microsoft Office User" w:date="2020-05-04T10:54:00Z">
+      <w:del w:id="62" w:author="Microsoft Office User" w:date="2020-05-04T10:54:00Z">
         <w:r>
           <w:rPr>
             <w:rFonts w:ascii="Times New Roman" w:hAnsi="Times New Roman" w:cs="Times New Roman"/>
@@ -10048,7 +11391,7 @@
         </w:rPr>
         <w:t>a molecular-based approach to understand cell fate decision</w:t>
       </w:r>
-      <w:ins w:id="60" w:author="Microsoft Office User" w:date="2020-05-04T11:00:00Z">
+      <w:ins w:id="63" w:author="Microsoft Office User" w:date="2020-05-04T11:00:00Z">
         <w:r>
           <w:rPr>
             <w:rFonts w:ascii="Times New Roman" w:hAnsi="Times New Roman" w:cs="Times New Roman"/>
@@ -10066,8 +11409,8 @@
         </w:rPr>
         <w:t xml:space="preserve">. </w:t>
       </w:r>
-      <w:moveFromRangeStart w:id="61" w:author="Microsoft Office User" w:date="2020-05-04T10:55:00Z" w:name="move39482165"/>
-      <w:moveFrom w:id="62" w:author="Microsoft Office User" w:date="2020-05-04T10:55:00Z">
+      <w:moveFromRangeStart w:id="64" w:author="Microsoft Office User" w:date="2020-05-04T10:55:00Z" w:name="move39482165"/>
+      <w:moveFrom w:id="65" w:author="Microsoft Office User" w:date="2020-05-04T10:55:00Z">
         <w:r>
           <w:rPr>
             <w:rFonts w:ascii="Times New Roman" w:hAnsi="Times New Roman" w:cs="Times New Roman"/>
@@ -10077,7 +11420,7 @@
           <w:t xml:space="preserve">What is the appropriate amount of detail to include in a model? </w:t>
         </w:r>
       </w:moveFrom>
-      <w:moveFromRangeEnd w:id="61"/>
+      <w:moveFromRangeEnd w:id="64"/>
     </w:p>
     <w:p>
       <w:pPr>
@@ -10255,7 +11598,25 @@
           <w:sz w:val="24"/>
           <w:szCs w:val="24"/>
         </w:rPr>
-        <w:t>How do oscillations in AKT and ERK activity levels affect fate decision? How does longer time interval feedback affect decision (e.g. expression and degradation)</w:t>
+        <w:t>How do oscillations in AKT and ERK activity levels affect fate decision? How does longer time interval feedback affect decision (</w:t>
+      </w:r>
+      <w:proofErr w:type="gramStart"/>
+      <w:r>
+        <w:rPr>
+          <w:rFonts w:ascii="Times New Roman" w:hAnsi="Times New Roman" w:cs="Times New Roman"/>
+          <w:sz w:val="24"/>
+          <w:szCs w:val="24"/>
+        </w:rPr>
+        <w:t>e.g.</w:t>
+      </w:r>
+      <w:proofErr w:type="gramEnd"/>
+      <w:r>
+        <w:rPr>
+          <w:rFonts w:ascii="Times New Roman" w:hAnsi="Times New Roman" w:cs="Times New Roman"/>
+          <w:sz w:val="24"/>
+          <w:szCs w:val="24"/>
+        </w:rPr>
+        <w:t xml:space="preserve"> expression and degradation)</w:t>
       </w:r>
     </w:p>
     <w:p>
@@ -10553,7 +11914,7 @@
         </w:rPr>
         <w:t>lab</w:t>
       </w:r>
-      <w:ins w:id="63" w:author="Microsoft Office User" w:date="2020-05-04T05:01:00Z">
+      <w:ins w:id="66" w:author="Microsoft Office User" w:date="2020-05-04T05:01:00Z">
         <w:r>
           <w:rPr>
             <w:rFonts w:ascii="Times New Roman" w:hAnsi="Times New Roman" w:cs="Times New Roman"/>
@@ -10730,9 +12091,18 @@
           <w:sz w:val="24"/>
           <w:szCs w:val="24"/>
         </w:rPr>
-        <w:t xml:space="preserve"> PLUS kit (Lonza). Cells were cultured in RPMI 1640 media supplemented with 10% FBS (Atlanta Biologicals) and Antibiotic/Antimycotic mix (Gibco). During imaging, the media was substituted for OPTI-MEM media (Gibco), supplemented with 2% FBS, and </w:t>
-      </w:r>
-      <w:commentRangeStart w:id="64"/>
+        <w:t xml:space="preserve"> PLUS kit (Lonza). Cells were cultured in RPMI 1640 media supplemented with 10% FBS (Atlanta Biologicals) and Antibiotic/Antimycotic mix (Gibco). During imaging, the media was substituted for OPTI-MEM </w:t>
+      </w:r>
+      <w:r>
+        <w:rPr>
+          <w:rFonts w:ascii="Times New Roman" w:hAnsi="Times New Roman" w:cs="Times New Roman"/>
+          <w:sz w:val="24"/>
+          <w:szCs w:val="24"/>
+        </w:rPr>
+        <w:lastRenderedPageBreak/>
+        <w:t xml:space="preserve">media (Gibco), supplemented with 2% FBS, and </w:t>
+      </w:r>
+      <w:commentRangeStart w:id="67"/>
       <w:r>
         <w:rPr>
           <w:rFonts w:ascii="Times New Roman" w:hAnsi="Times New Roman" w:cs="Times New Roman"/>
@@ -10741,12 +12111,12 @@
         </w:rPr>
         <w:t xml:space="preserve">Antibiotic/Antimycotic </w:t>
       </w:r>
-      <w:commentRangeEnd w:id="64"/>
+      <w:commentRangeEnd w:id="67"/>
       <w:r>
         <w:rPr>
           <w:rStyle w:val="CommentReference"/>
         </w:rPr>
-        <w:commentReference w:id="64"/>
+        <w:commentReference w:id="67"/>
       </w:r>
       <w:r>
         <w:rPr>
@@ -10784,10 +12154,9 @@
           <w:sz w:val="24"/>
           <w:szCs w:val="24"/>
         </w:rPr>
-        <w:lastRenderedPageBreak/>
         <w:t xml:space="preserve">Polyacrylamide </w:t>
       </w:r>
-      <w:del w:id="65" w:author="Microsoft Office User" w:date="2020-05-04T05:00:00Z">
+      <w:del w:id="68" w:author="Microsoft Office User" w:date="2020-05-04T05:00:00Z">
         <w:r>
           <w:rPr>
             <w:rFonts w:ascii="Times New Roman" w:hAnsi="Times New Roman" w:cs="Times New Roman"/>
@@ -10797,7 +12166,7 @@
           <w:delText xml:space="preserve">substrate </w:delText>
         </w:r>
       </w:del>
-      <w:ins w:id="66" w:author="Microsoft Office User" w:date="2020-05-04T05:00:00Z">
+      <w:ins w:id="69" w:author="Microsoft Office User" w:date="2020-05-04T05:00:00Z">
         <w:r>
           <w:rPr>
             <w:rFonts w:ascii="Times New Roman" w:hAnsi="Times New Roman" w:cs="Times New Roman"/>
@@ -10807,7 +12176,7 @@
           <w:t xml:space="preserve">Substrate </w:t>
         </w:r>
       </w:ins>
-      <w:del w:id="67" w:author="Microsoft Office User" w:date="2020-05-04T05:00:00Z">
+      <w:del w:id="70" w:author="Microsoft Office User" w:date="2020-05-04T05:00:00Z">
         <w:r>
           <w:rPr>
             <w:rFonts w:ascii="Times New Roman" w:hAnsi="Times New Roman" w:cs="Times New Roman"/>
@@ -10817,7 +12186,7 @@
           <w:delText>gels</w:delText>
         </w:r>
       </w:del>
-      <w:ins w:id="68" w:author="Microsoft Office User" w:date="2020-05-04T05:00:00Z">
+      <w:ins w:id="71" w:author="Microsoft Office User" w:date="2020-05-04T05:00:00Z">
         <w:r>
           <w:rPr>
             <w:rFonts w:ascii="Times New Roman" w:hAnsi="Times New Roman" w:cs="Times New Roman"/>
@@ -10880,7 +12249,7 @@
         </w:rPr>
         <w:t xml:space="preserve"> lab</w:t>
       </w:r>
-      <w:ins w:id="69" w:author="Microsoft Office User" w:date="2020-05-04T05:02:00Z">
+      <w:ins w:id="72" w:author="Microsoft Office User" w:date="2020-05-04T05:02:00Z">
         <w:r>
           <w:rPr>
             <w:rFonts w:ascii="Times New Roman" w:hAnsi="Times New Roman" w:cs="Times New Roman"/>
@@ -10980,7 +12349,7 @@
         </w:rPr>
         <w:t xml:space="preserve">Polyacrylamide solution of a chosen stiffness is allowed to polymerize between </w:t>
       </w:r>
-      <w:ins w:id="70" w:author="Microsoft Office User" w:date="2020-05-04T05:01:00Z">
+      <w:ins w:id="73" w:author="Microsoft Office User" w:date="2020-05-04T05:01:00Z">
         <w:r>
           <w:rPr>
             <w:rFonts w:ascii="Times New Roman" w:hAnsi="Times New Roman" w:cs="Times New Roman"/>
@@ -11105,7 +12474,7 @@
         </w:rPr>
         <w:t xml:space="preserve"> is allowed to bind for 1-2 hours at room temperature or overnight at 4°C</w:t>
       </w:r>
-      <w:del w:id="71" w:author="Microsoft Office User" w:date="2020-05-04T05:01:00Z">
+      <w:del w:id="74" w:author="Microsoft Office User" w:date="2020-05-04T05:01:00Z">
         <w:r>
           <w:rPr>
             <w:rFonts w:ascii="Times New Roman" w:hAnsi="Times New Roman" w:cs="Times New Roman"/>
@@ -11123,7 +12492,7 @@
         </w:rPr>
         <w:t>. Gels are then washed extensively with PBS</w:t>
       </w:r>
-      <w:ins w:id="72" w:author="Microsoft Office User" w:date="2020-05-04T05:01:00Z">
+      <w:ins w:id="75" w:author="Microsoft Office User" w:date="2020-05-04T05:01:00Z">
         <w:r>
           <w:rPr>
             <w:rFonts w:ascii="Times New Roman" w:hAnsi="Times New Roman" w:cs="Times New Roman"/>
@@ -11343,7 +12712,7 @@
           <w:sz w:val="24"/>
           <w:szCs w:val="24"/>
         </w:rPr>
-        <w:t xml:space="preserve"> sample buffer and loaded in a 4-20% gradient gel (Bio-Rad) for electrophoresis. Protein was transferred to polyvinylidene difluoride membranes and then blocked with blocking buffer (LI-COR) and incubated with primary antibodies overnight at 4°C. After 3× washing with TBS, secondary </w:t>
+        <w:t xml:space="preserve"> sample buffer and loaded in a 4-20% gradient gel (Bio-Rad) for </w:t>
       </w:r>
       <w:r>
         <w:rPr>
@@ -11352,7 +12721,7 @@
           <w:szCs w:val="24"/>
         </w:rPr>
         <w:lastRenderedPageBreak/>
-        <w:t>antibodies were applied for 1 hour and then washed with TBST (0.05% Tween 20) before imaging. Blots were scanned using the Odyssey imager (LI-COR). Densitometry was performed using ImageJ software.</w:t>
+        <w:t>electrophoresis. Protein was transferred to polyvinylidene difluoride membranes and then blocked with blocking buffer (LI-COR) and incubated with primary antibodies overnight at 4°C. After 3× washing with TBS, secondary antibodies were applied for 1 hour and then washed with TBST (0.05% Tween 20) before imaging. Blots were scanned using the Odyssey imager (LI-COR). Densitometry was performed using ImageJ software.</w:t>
       </w:r>
     </w:p>
     <w:p>
@@ -13087,7 +14456,7 @@
                     </pic:cNvPicPr>
                   </pic:nvPicPr>
                   <pic:blipFill rotWithShape="1">
-                    <a:blip r:embed="rId14">
+                    <a:blip r:embed="rId18">
                       <a:extLst>
                         <a:ext uri="{28A0092B-C50C-407E-A947-70E740481C1C}">
                           <a14:useLocalDpi xmlns:a14="http://schemas.microsoft.com/office/drawing/2010/main" val="0"/>
@@ -13209,9 +14578,11 @@
           <w:szCs w:val="24"/>
         </w:rPr>
       </w:pPr>
-      <w:r>
-        <w:rPr>
-          <w:rFonts w:ascii="Times New Roman" w:hAnsi="Times New Roman" w:cs="Times New Roman"/>
+      <w:commentRangeStart w:id="76"/>
+      <w:r>
+        <w:rPr>
+          <w:rFonts w:ascii="Times New Roman" w:hAnsi="Times New Roman" w:cs="Times New Roman"/>
+          <w:noProof/>
           <w:sz w:val="24"/>
           <w:szCs w:val="24"/>
         </w:rPr>
@@ -13239,7 +14610,7 @@
                     <pic:cNvPicPr/>
                   </pic:nvPicPr>
                   <pic:blipFill>
-                    <a:blip r:embed="rId20">
+                    <a:blip r:embed="rId21">
                       <a:extLst>
                         <a:ext uri="{28A0092B-C50C-407E-A947-70E740481C1C}">
                           <a14:useLocalDpi xmlns:a14="http://schemas.microsoft.com/office/drawing/2010/main" val="0"/>
@@ -13271,6 +14642,13 @@
           </wp:anchor>
         </w:drawing>
       </w:r>
+      <w:commentRangeEnd w:id="76"/>
+      <w:r>
+        <w:rPr>
+          <w:rStyle w:val="CommentReference"/>
+        </w:rPr>
+        <w:commentReference w:id="76"/>
+      </w:r>
     </w:p>
     <w:p>
       <w:pPr>
@@ -13344,6 +14722,7 @@
       <w:r>
         <w:rPr>
           <w:rFonts w:ascii="Times New Roman" w:hAnsi="Times New Roman" w:cs="Times New Roman"/>
+          <w:noProof/>
           <w:sz w:val="24"/>
           <w:szCs w:val="24"/>
         </w:rPr>
@@ -13371,7 +14750,7 @@
                     <pic:cNvPicPr/>
                   </pic:nvPicPr>
                   <pic:blipFill>
-                    <a:blip r:embed="rId21">
+                    <a:blip r:embed="rId22">
                       <a:extLst>
                         <a:ext uri="{28A0092B-C50C-407E-A947-70E740481C1C}">
                           <a14:useLocalDpi xmlns:a14="http://schemas.microsoft.com/office/drawing/2010/main" val="0"/>
@@ -13406,6 +14785,7 @@
       <w:r>
         <w:rPr>
           <w:rFonts w:ascii="Times New Roman" w:hAnsi="Times New Roman" w:cs="Times New Roman"/>
+          <w:noProof/>
           <w:sz w:val="24"/>
           <w:szCs w:val="24"/>
         </w:rPr>
@@ -13433,7 +14813,7 @@
                     <pic:cNvPicPr/>
                   </pic:nvPicPr>
                   <pic:blipFill>
-                    <a:blip r:embed="rId22">
+                    <a:blip r:embed="rId23">
                       <a:extLst>
                         <a:ext uri="{28A0092B-C50C-407E-A947-70E740481C1C}">
                           <a14:useLocalDpi xmlns:a14="http://schemas.microsoft.com/office/drawing/2010/main" val="0"/>
@@ -13493,7 +14873,7 @@
                     <pic:cNvPicPr/>
                   </pic:nvPicPr>
                   <pic:blipFill>
-                    <a:blip r:embed="rId23">
+                    <a:blip r:embed="rId24">
                       <a:extLst>
                         <a:ext uri="{28A0092B-C50C-407E-A947-70E740481C1C}">
                           <a14:useLocalDpi xmlns:a14="http://schemas.microsoft.com/office/drawing/2010/main" val="0"/>
@@ -13545,9 +14925,11 @@
           <w:szCs w:val="24"/>
         </w:rPr>
       </w:pPr>
-      <w:r>
-        <w:rPr>
-          <w:rFonts w:ascii="Times New Roman" w:hAnsi="Times New Roman" w:cs="Times New Roman"/>
+      <w:commentRangeStart w:id="77"/>
+      <w:r>
+        <w:rPr>
+          <w:rFonts w:ascii="Times New Roman" w:hAnsi="Times New Roman" w:cs="Times New Roman"/>
+          <w:noProof/>
           <w:sz w:val="24"/>
           <w:szCs w:val="24"/>
         </w:rPr>
@@ -13575,7 +14957,7 @@
                     <pic:cNvPicPr/>
                   </pic:nvPicPr>
                   <pic:blipFill>
-                    <a:blip r:embed="rId24">
+                    <a:blip r:embed="rId25">
                       <a:extLst>
                         <a:ext uri="{28A0092B-C50C-407E-A947-70E740481C1C}">
                           <a14:useLocalDpi xmlns:a14="http://schemas.microsoft.com/office/drawing/2010/main" val="0"/>
@@ -13607,6 +14989,13 @@
           </wp:anchor>
         </w:drawing>
       </w:r>
+      <w:commentRangeEnd w:id="77"/>
+      <w:r>
+        <w:rPr>
+          <w:rStyle w:val="CommentReference"/>
+        </w:rPr>
+        <w:commentReference w:id="77"/>
+      </w:r>
       <w:r>
         <w:rPr>
           <w:rFonts w:ascii="Times New Roman" w:hAnsi="Times New Roman" w:cs="Times New Roman"/>
@@ -13640,7 +15029,7 @@
                     </pic:cNvPicPr>
                   </pic:nvPicPr>
                   <pic:blipFill rotWithShape="1">
-                    <a:blip r:embed="rId14">
+                    <a:blip r:embed="rId18">
                       <a:extLst>
                         <a:ext uri="{28A0092B-C50C-407E-A947-70E740481C1C}">
                           <a14:useLocalDpi xmlns:a14="http://schemas.microsoft.com/office/drawing/2010/main" val="0"/>
@@ -13793,7 +15182,7 @@
                     </pic:cNvPicPr>
                   </pic:nvPicPr>
                   <pic:blipFill rotWithShape="1">
-                    <a:blip r:embed="rId14">
+                    <a:blip r:embed="rId18">
                       <a:extLst>
                         <a:ext uri="{28A0092B-C50C-407E-A947-70E740481C1C}">
                           <a14:useLocalDpi xmlns:a14="http://schemas.microsoft.com/office/drawing/2010/main" val="0"/>
@@ -14092,7 +15481,7 @@
                           </pic:cNvPicPr>
                         </pic:nvPicPr>
                         <pic:blipFill rotWithShape="1">
-                          <a:blip r:embed="rId25">
+                          <a:blip r:embed="rId26">
                             <a:extLst>
                               <a:ext uri="{28A0092B-C50C-407E-A947-70E740481C1C}">
                                 <a14:useLocalDpi xmlns:a14="http://schemas.microsoft.com/office/drawing/2010/main" val="0"/>
@@ -14120,7 +15509,7 @@
                           </pic:cNvPicPr>
                         </pic:nvPicPr>
                         <pic:blipFill rotWithShape="1">
-                          <a:blip r:embed="rId25">
+                          <a:blip r:embed="rId26">
                             <a:extLst>
                               <a:ext uri="{28A0092B-C50C-407E-A947-70E740481C1C}">
                                 <a14:useLocalDpi xmlns:a14="http://schemas.microsoft.com/office/drawing/2010/main" val="0"/>
@@ -14186,7 +15575,7 @@
                           </pic:cNvPicPr>
                         </pic:nvPicPr>
                         <pic:blipFill rotWithShape="1">
-                          <a:blip r:embed="rId25">
+                          <a:blip r:embed="rId26">
                             <a:extLst>
                               <a:ext uri="{28A0092B-C50C-407E-A947-70E740481C1C}">
                                 <a14:useLocalDpi xmlns:a14="http://schemas.microsoft.com/office/drawing/2010/main" val="0"/>
@@ -14221,30 +15610,11 @@
           <mc:Fallback>
             <w:pict>
               <v:group w14:anchorId="080A936A" id="Group 53" o:spid="_x0000_s1030" style="position:absolute;left:0;text-align:left;margin-left:324pt;margin-top:53.25pt;width:132pt;height:343pt;z-index:251663360;mso-width-relative:margin;mso-height-relative:margin" coordsize="15523,40334" o:gfxdata="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">
-                <v:shapetype id="_x0000_t75" coordsize="21600,21600" o:spt="75" o:preferrelative="t" path="m@4@5l@4@11@9@11@9@5xe" filled="f" stroked="f">
-                  <v:stroke joinstyle="miter"/>
-                  <v:formulas>
-                    <v:f eqn="if lineDrawn pixelLineWidth 0"/>
-                    <v:f eqn="sum @0 1 0"/>
-                    <v:f eqn="sum 0 0 @1"/>
-                    <v:f eqn="prod @2 1 2"/>
-                    <v:f eqn="prod @3 21600 pixelWidth"/>
-                    <v:f eqn="prod @3 21600 pixelHeight"/>
-                    <v:f eqn="sum @0 0 1"/>
-                    <v:f eqn="prod @6 1 2"/>
-                    <v:f eqn="prod @7 21600 pixelWidth"/>
-                    <v:f eqn="sum @8 21600 0"/>
-                    <v:f eqn="prod @7 21600 pixelHeight"/>
-                    <v:f eqn="sum @10 21600 0"/>
-                  </v:formulas>
-                  <v:path o:extrusionok="f" gradientshapeok="t" o:connecttype="rect"/>
-                  <o:lock v:ext="edit" aspectratio="t"/>
-                </v:shapetype>
                 <v:shape id="Picture 2" o:spid="_x0000_s1031" type="#_x0000_t75" style="position:absolute;top:11285;width:15523;height:14057;visibility:visible;mso-wrap-style:square" o:gfxdata="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">
-                  <v:imagedata r:id="rId26" o:title="" croptop="22061f" cropbottom="24358f"/>
+                  <v:imagedata r:id="rId27" o:title="" croptop="22061f" cropbottom="24358f"/>
                 </v:shape>
                 <v:shape id="Picture 3" o:spid="_x0000_s1032" type="#_x0000_t75" style="position:absolute;top:24325;width:15523;height:13238;visibility:visible;mso-wrap-style:square" o:gfxdata="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">
-                  <v:imagedata r:id="rId26" o:title="" croptop="43316f" cropbottom="4217f"/>
+                  <v:imagedata r:id="rId27" o:title="" croptop="43316f" cropbottom="4217f"/>
                 </v:shape>
                 <v:shape id="TextBox 5" o:spid="_x0000_s1033" type="#_x0000_t202" style="position:absolute;left:2862;top:36562;width:9824;height:3772;visibility:visible;mso-wrap-style:square;v-text-anchor:top" o:gfxdata="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" filled="f" stroked="f">
                   <v:textbox>
@@ -14270,7 +15640,7 @@
                   </v:textbox>
                 </v:shape>
                 <v:shape id="Picture 5" o:spid="_x0000_s1034" type="#_x0000_t75" style="position:absolute;width:15523;height:12965;visibility:visible;mso-wrap-style:square" o:gfxdata="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">
-                  <v:imagedata r:id="rId26" o:title="" croptop="2944f" cropbottom="44960f"/>
+                  <v:imagedata r:id="rId27" o:title="" croptop="2944f" cropbottom="44960f"/>
                 </v:shape>
               </v:group>
             </w:pict>
@@ -14307,7 +15677,7 @@
                     </pic:cNvPicPr>
                   </pic:nvPicPr>
                   <pic:blipFill rotWithShape="1">
-                    <a:blip r:embed="rId27" cstate="print">
+                    <a:blip r:embed="rId28" cstate="print">
                       <a:extLst>
                         <a:ext uri="{28A0092B-C50C-407E-A947-70E740481C1C}">
                           <a14:useLocalDpi xmlns:a14="http://schemas.microsoft.com/office/drawing/2010/main" val="0"/>
@@ -14374,7 +15744,7 @@
                     </pic:cNvPicPr>
                   </pic:nvPicPr>
                   <pic:blipFill rotWithShape="1">
-                    <a:blip r:embed="rId27" cstate="print">
+                    <a:blip r:embed="rId28" cstate="print">
                       <a:extLst>
                         <a:ext uri="{28A0092B-C50C-407E-A947-70E740481C1C}">
                           <a14:useLocalDpi xmlns:a14="http://schemas.microsoft.com/office/drawing/2010/main" val="0"/>
@@ -15123,7 +16493,7 @@
                     </pic:cNvPicPr>
                   </pic:nvPicPr>
                   <pic:blipFill>
-                    <a:blip r:embed="rId28">
+                    <a:blip r:embed="rId29">
                       <a:extLst>
                         <a:ext uri="{28A0092B-C50C-407E-A947-70E740481C1C}">
                           <a14:useLocalDpi xmlns:a14="http://schemas.microsoft.com/office/drawing/2010/main" val="0"/>
@@ -15655,7 +17025,7 @@
                     </pic:cNvPicPr>
                   </pic:nvPicPr>
                   <pic:blipFill rotWithShape="1">
-                    <a:blip r:embed="rId16">
+                    <a:blip r:embed="rId20">
                       <a:extLst>
                         <a:ext uri="{28A0092B-C50C-407E-A947-70E740481C1C}">
                           <a14:useLocalDpi xmlns:a14="http://schemas.microsoft.com/office/drawing/2010/main" val="0"/>
@@ -15967,7 +17337,7 @@
                     </pic:cNvPicPr>
                   </pic:nvPicPr>
                   <pic:blipFill>
-                    <a:blip r:embed="rId29" cstate="print">
+                    <a:blip r:embed="rId30" cstate="print">
                       <a:extLst>
                         <a:ext uri="{28A0092B-C50C-407E-A947-70E740481C1C}">
                           <a14:useLocalDpi xmlns:a14="http://schemas.microsoft.com/office/drawing/2010/main" val="0"/>
@@ -16197,6 +17567,7 @@
           <w:szCs w:val="24"/>
         </w:rPr>
       </w:pPr>
+      <w:commentRangeStart w:id="78"/>
       <w:r>
         <w:rPr>
           <w:noProof/>
@@ -16228,7 +17599,7 @@
                     </pic:cNvPicPr>
                   </pic:nvPicPr>
                   <pic:blipFill>
-                    <a:blip r:embed="rId30" cstate="print">
+                    <a:blip r:embed="rId31" cstate="print">
                       <a:extLst>
                         <a:ext uri="{28A0092B-C50C-407E-A947-70E740481C1C}">
                           <a14:useLocalDpi xmlns:a14="http://schemas.microsoft.com/office/drawing/2010/main" val="0"/>
@@ -16259,6 +17630,13 @@
           </wp:anchor>
         </w:drawing>
       </w:r>
+      <w:commentRangeEnd w:id="78"/>
+      <w:r>
+        <w:rPr>
+          <w:rStyle w:val="CommentReference"/>
+        </w:rPr>
+        <w:commentReference w:id="78"/>
+      </w:r>
     </w:p>
     <w:p>
       <w:pPr>
@@ -16412,6 +17790,7 @@
         <w:br w:type="page"/>
       </w:r>
     </w:p>
+    <w:commentRangeStart w:id="79"/>
     <w:p>
       <w:pPr>
         <w:rPr>
@@ -16500,7 +17879,7 @@
                             </pic:cNvPicPr>
                           </pic:nvPicPr>
                           <pic:blipFill rotWithShape="1">
-                            <a:blip r:embed="rId31">
+                            <a:blip r:embed="rId32">
                               <a:extLst>
                                 <a:ext uri="{28A0092B-C50C-407E-A947-70E740481C1C}">
                                   <a14:useLocalDpi xmlns:a14="http://schemas.microsoft.com/office/drawing/2010/main" val="0"/>
@@ -16647,7 +18026,7 @@
                           </pic:cNvPicPr>
                         </pic:nvPicPr>
                         <pic:blipFill>
-                          <a:blip r:embed="rId32">
+                          <a:blip r:embed="rId33">
                             <a:extLst>
                               <a:ext uri="{28A0092B-C50C-407E-A947-70E740481C1C}">
                                 <a14:useLocalDpi xmlns:a14="http://schemas.microsoft.com/office/drawing/2010/main" val="0"/>
@@ -16681,7 +18060,7 @@
               <v:group w14:anchorId="2C333EF3" id="Group 23" o:spid="_x0000_s1041" style="position:absolute;margin-left:43.45pt;margin-top:0;width:425.25pt;height:306.95pt;z-index:-251607040" coordorigin="2381,-571" coordsize="54011,38982" o:gfxdata="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">
                 <v:group id="Group 24" o:spid="_x0000_s1042" style="position:absolute;left:2381;top:-571;width:54012;height:38982" coordorigin="1238,-571" coordsize="54011,38982" o:gfxdata="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">
                   <v:shape id="Picture 25" o:spid="_x0000_s1043" type="#_x0000_t75" style="position:absolute;left:3238;width:52012;height:38411;visibility:visible;mso-wrap-style:square" o:gfxdata="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">
-                    <v:imagedata r:id="rId33" o:title="" cropleft="3571f" cropright="4616f"/>
+                    <v:imagedata r:id="rId34" o:title="" cropleft="3571f" cropright="4616f"/>
                   </v:shape>
                   <v:group id="Group 26" o:spid="_x0000_s1044" style="position:absolute;left:1238;top:-571;width:4572;height:26967" coordorigin="2381,-1809" coordsize="4572,26968" o:gfxdata="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">
                     <v:shape id="Text Box 2" o:spid="_x0000_s1045" type="#_x0000_t202" style="position:absolute;left:2381;top:-1809;width:4275;height:4775;visibility:visible;mso-wrap-style:square;v-text-anchor:top" o:gfxdata="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" filled="f" stroked="f">
@@ -16746,7 +18125,7 @@
                   </v:group>
                 </v:group>
                 <v:shape id="Picture 31" o:spid="_x0000_s1047" type="#_x0000_t75" style="position:absolute;left:9302;top:1849;width:4756;height:3474;visibility:visible;mso-wrap-style:square" o:gfxdata="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">
-                  <v:imagedata r:id="rId34" o:title=""/>
+                  <v:imagedata r:id="rId35" o:title=""/>
                 </v:shape>
                 <w10:wrap type="tight"/>
               </v:group>
@@ -16754,6 +18133,13 @@
           </mc:Fallback>
         </mc:AlternateContent>
       </w:r>
+      <w:commentRangeEnd w:id="79"/>
+      <w:r>
+        <w:rPr>
+          <w:rStyle w:val="CommentReference"/>
+        </w:rPr>
+        <w:commentReference w:id="79"/>
+      </w:r>
     </w:p>
     <w:p>
       <w:pPr>
@@ -16809,11 +18195,11 @@
       <w:pPr>
         <w:pStyle w:val="Heading2"/>
       </w:pPr>
-      <w:bookmarkStart w:id="73" w:name="_Toc49318297"/>
+      <w:bookmarkStart w:id="80" w:name="_Toc49318297"/>
       <w:r>
         <w:t>Signal transduction network</w:t>
       </w:r>
-      <w:bookmarkEnd w:id="73"/>
+      <w:bookmarkEnd w:id="80"/>
     </w:p>
     <w:p>
       <w:pPr>
@@ -16883,7 +18269,7 @@
       <w:pPr>
         <w:pStyle w:val="Heading3"/>
       </w:pPr>
-      <w:bookmarkStart w:id="74" w:name="_Toc49318298"/>
+      <w:bookmarkStart w:id="81" w:name="_Toc49318298"/>
       <w:r>
         <w:t xml:space="preserve">Receptor </w:t>
       </w:r>
@@ -16899,7 +18285,7 @@
       <w:r>
         <w:t>inases (RTKs)</w:t>
       </w:r>
-      <w:bookmarkEnd w:id="74"/>
+      <w:bookmarkEnd w:id="81"/>
     </w:p>
     <w:p>
       <w:pPr>
@@ -17362,12 +18748,12 @@
       <w:pPr>
         <w:pStyle w:val="Heading3"/>
       </w:pPr>
-      <w:bookmarkStart w:id="75" w:name="_Toc49318299"/>
+      <w:bookmarkStart w:id="82" w:name="_Toc49318299"/>
       <w:r>
         <w:lastRenderedPageBreak/>
         <w:t>Integrins</w:t>
       </w:r>
-      <w:bookmarkEnd w:id="75"/>
+      <w:bookmarkEnd w:id="82"/>
     </w:p>
     <w:p>
       <w:pPr>
@@ -17493,11 +18879,11 @@
       <w:pPr>
         <w:pStyle w:val="Heading2"/>
       </w:pPr>
-      <w:bookmarkStart w:id="76" w:name="_Toc49318300"/>
+      <w:bookmarkStart w:id="83" w:name="_Toc49318300"/>
       <w:r>
         <w:t>Mitosis</w:t>
       </w:r>
-      <w:bookmarkEnd w:id="76"/>
+      <w:bookmarkEnd w:id="83"/>
     </w:p>
     <w:p>
       <w:pPr>
@@ -17583,7 +18969,7 @@
       <w:pPr>
         <w:pStyle w:val="Heading3"/>
       </w:pPr>
-      <w:bookmarkStart w:id="77" w:name="_Toc49318301"/>
+      <w:bookmarkStart w:id="84" w:name="_Toc49318301"/>
       <w:r>
         <w:t xml:space="preserve">G1 </w:t>
       </w:r>
@@ -17593,7 +18979,7 @@
       <w:r>
         <w:t>hase</w:t>
       </w:r>
-      <w:bookmarkEnd w:id="77"/>
+      <w:bookmarkEnd w:id="84"/>
     </w:p>
     <w:p>
       <w:pPr>
@@ -17862,7 +19248,7 @@
       <w:pPr>
         <w:pStyle w:val="Heading3"/>
       </w:pPr>
-      <w:bookmarkStart w:id="78" w:name="_Toc49318302"/>
+      <w:bookmarkStart w:id="85" w:name="_Toc49318302"/>
       <w:r>
         <w:t xml:space="preserve">S </w:t>
       </w:r>
@@ -17872,7 +19258,7 @@
       <w:r>
         <w:t>hase</w:t>
       </w:r>
-      <w:bookmarkEnd w:id="78"/>
+      <w:bookmarkEnd w:id="85"/>
     </w:p>
     <w:p>
       <w:pPr>
@@ -17960,7 +19346,7 @@
       <w:pPr>
         <w:pStyle w:val="Heading3"/>
       </w:pPr>
-      <w:bookmarkStart w:id="79" w:name="_Toc49318303"/>
+      <w:bookmarkStart w:id="86" w:name="_Toc49318303"/>
       <w:r>
         <w:t xml:space="preserve">G2 </w:t>
       </w:r>
@@ -17970,7 +19356,7 @@
       <w:r>
         <w:t>hase</w:t>
       </w:r>
-      <w:bookmarkEnd w:id="79"/>
+      <w:bookmarkEnd w:id="86"/>
     </w:p>
     <w:p>
       <w:pPr>
@@ -18042,7 +19428,7 @@
       <w:pPr>
         <w:pStyle w:val="Heading3"/>
       </w:pPr>
-      <w:bookmarkStart w:id="80" w:name="_Toc49318304"/>
+      <w:bookmarkStart w:id="87" w:name="_Toc49318304"/>
       <w:r>
         <w:t xml:space="preserve">M </w:t>
       </w:r>
@@ -18052,7 +19438,7 @@
       <w:r>
         <w:t>hase</w:t>
       </w:r>
-      <w:bookmarkEnd w:id="80"/>
+      <w:bookmarkEnd w:id="87"/>
     </w:p>
     <w:p>
       <w:pPr>
@@ -18135,11 +19521,11 @@
       <w:pPr>
         <w:pStyle w:val="Heading2"/>
       </w:pPr>
-      <w:bookmarkStart w:id="81" w:name="_Toc49318305"/>
+      <w:bookmarkStart w:id="88" w:name="_Toc49318305"/>
       <w:r>
         <w:t>Apoptosis</w:t>
       </w:r>
-      <w:bookmarkEnd w:id="81"/>
+      <w:bookmarkEnd w:id="88"/>
     </w:p>
     <w:p>
       <w:pPr>
@@ -18306,7 +19692,7 @@
       </w:pPr>
     </w:p>
     <w:sectPr>
-      <w:footerReference w:type="default" r:id="rId35"/>
+      <w:footerReference w:type="default" r:id="rId36"/>
       <w:pgSz w:w="12240" w:h="15840"/>
       <w:pgMar w:top="720" w:right="720" w:bottom="720" w:left="720" w:header="720" w:footer="720" w:gutter="0"/>
       <w:lnNumType w:countBy="1" w:restart="continuous"/>
@@ -18318,8 +19704,8 @@
 </file>
 
 <file path=word/comments.xml><?xml version="1.0" encoding="utf-8"?>
-<w:comments xmlns:wpc="http://schemas.microsoft.com/office/word/2010/wordprocessingCanvas" xmlns:cx="http://schemas.microsoft.com/office/drawing/2014/chartex" xmlns:cx1="http://schemas.microsoft.com/office/drawing/2015/9/8/chartex" xmlns:cx2="http://schemas.microsoft.com/office/drawing/2015/10/21/chartex" xmlns:cx3="http://schemas.microsoft.com/office/drawing/2016/5/9/chartex" xmlns:cx4="http://schemas.microsoft.com/office/drawing/2016/5/10/chartex" xmlns:cx5="http://schemas.microsoft.com/office/drawing/2016/5/11/chartex" xmlns:cx6="http://schemas.microsoft.com/office/drawing/2016/5/12/chartex" xmlns:cx7="http://schemas.microsoft.com/office/drawing/2016/5/13/chartex" xmlns:cx8="http://schemas.microsoft.com/office/drawing/2016/5/14/chartex" xmlns:mc="http://schemas.openxmlformats.org/markup-compatibility/2006" xmlns:aink="http://schemas.microsoft.com/office/drawing/2016/ink" xmlns:am3d="http://schemas.microsoft.com/office/drawing/2017/model3d" xmlns:o="urn:schemas-microsoft-com:office:office" xmlns:r="http://schemas.openxmlformats.org/officeDocument/2006/relationships" xmlns:m="http://schemas.openxmlformats.org/officeDocument/2006/math" xmlns:v="urn:schemas-microsoft-com:vml" xmlns:wp14="http://schemas.microsoft.com/office/word/2010/wordprocessingDrawing" xmlns:wp="http://schemas.openxmlformats.org/drawingml/2006/wordprocessingDrawing" xmlns:w10="urn:schemas-microsoft-com:office:word" xmlns:w="http://schemas.openxmlformats.org/wordprocessingml/2006/main" xmlns:w14="http://schemas.microsoft.com/office/word/2010/wordml" xmlns:w15="http://schemas.microsoft.com/office/word/2012/wordml" xmlns:w16cex="http://schemas.microsoft.com/office/word/2018/wordml/cex" xmlns:w16cid="http://schemas.microsoft.com/office/word/2016/wordml/cid" xmlns:w16="http://schemas.microsoft.com/office/word/2018/wordml" xmlns:w16se="http://schemas.microsoft.com/office/word/2015/wordml/symex" xmlns:wpg="http://schemas.microsoft.com/office/word/2010/wordprocessingGroup" xmlns:wpi="http://schemas.microsoft.com/office/word/2010/wordprocessingInk" xmlns:wne="http://schemas.microsoft.com/office/word/2006/wordml" xmlns:wps="http://schemas.microsoft.com/office/word/2010/wordprocessingShape" mc:Ignorable="w14 w15 w16se w16cid w16 w16cex wp14">
-  <w:comment w:id="10" w:author="Microsoft Office User" w:date="2020-05-04T10:37:00Z" w:initials="MOU">
+<w:comments xmlns:wpc="http://schemas.microsoft.com/office/word/2010/wordprocessingCanvas" xmlns:cx="http://schemas.microsoft.com/office/drawing/2014/chartex" xmlns:cx1="http://schemas.microsoft.com/office/drawing/2015/9/8/chartex" xmlns:cx2="http://schemas.microsoft.com/office/drawing/2015/10/21/chartex" xmlns:cx3="http://schemas.microsoft.com/office/drawing/2016/5/9/chartex" xmlns:cx4="http://schemas.microsoft.com/office/drawing/2016/5/10/chartex" xmlns:cx5="http://schemas.microsoft.com/office/drawing/2016/5/11/chartex" xmlns:cx6="http://schemas.microsoft.com/office/drawing/2016/5/12/chartex" xmlns:cx7="http://schemas.microsoft.com/office/drawing/2016/5/13/chartex" xmlns:cx8="http://schemas.microsoft.com/office/drawing/2016/5/14/chartex" xmlns:mc="http://schemas.openxmlformats.org/markup-compatibility/2006" xmlns:aink="http://schemas.microsoft.com/office/drawing/2016/ink" xmlns:am3d="http://schemas.microsoft.com/office/drawing/2017/model3d" xmlns:o="urn:schemas-microsoft-com:office:office" xmlns:r="http://schemas.openxmlformats.org/officeDocument/2006/relationships" xmlns:m="http://schemas.openxmlformats.org/officeDocument/2006/math" xmlns:v="urn:schemas-microsoft-com:vml" xmlns:wp14="http://schemas.microsoft.com/office/word/2010/wordprocessingDrawing" xmlns:wp="http://schemas.openxmlformats.org/drawingml/2006/wordprocessingDrawing" xmlns:w10="urn:schemas-microsoft-com:office:word" xmlns:w="http://schemas.openxmlformats.org/wordprocessingml/2006/main" xmlns:w14="http://schemas.microsoft.com/office/word/2010/wordml" xmlns:w15="http://schemas.microsoft.com/office/word/2012/wordml" xmlns:w16cex="http://schemas.microsoft.com/office/word/2018/wordml/cex" xmlns:w16cid="http://schemas.microsoft.com/office/word/2016/wordml/cid" xmlns:w16="http://schemas.microsoft.com/office/word/2018/wordml" xmlns:w16sdtdh="http://schemas.microsoft.com/office/word/2020/wordml/sdtdatahash" xmlns:w16se="http://schemas.microsoft.com/office/word/2015/wordml/symex" xmlns:wpg="http://schemas.microsoft.com/office/word/2010/wordprocessingGroup" xmlns:wpi="http://schemas.microsoft.com/office/word/2010/wordprocessingInk" xmlns:wne="http://schemas.microsoft.com/office/word/2006/wordml" xmlns:wps="http://schemas.microsoft.com/office/word/2010/wordprocessingShape" mc:Ignorable="w14 w15 w16se w16cid w16 w16cex w16sdtdh wp14">
+  <w:comment w:id="1" w:author="Meghan Bowler" w:date="2021-03-09T12:04:00Z" w:initials="MAB">
     <w:p>
       <w:pPr>
         <w:pStyle w:val="CommentText"/>
@@ -18331,11 +19717,51 @@
         <w:annotationRef/>
       </w:r>
       <w:r>
+        <w:t>Too strong? Increased rate of mitosis</w:t>
+      </w:r>
+    </w:p>
+  </w:comment>
+  <w:comment w:id="2" w:author="Meghan Bowler" w:date="2021-03-09T11:49:00Z" w:initials="MAB">
+    <w:p>
+      <w:pPr>
+        <w:pStyle w:val="CommentText"/>
+      </w:pPr>
+      <w:r>
+        <w:rPr>
+          <w:rStyle w:val="CommentReference"/>
+        </w:rPr>
+        <w:annotationRef/>
+      </w:r>
+      <w:r>
+        <w:t xml:space="preserve">A little vague, what is the noise? What are the </w:t>
+      </w:r>
+      <w:proofErr w:type="spellStart"/>
+      <w:r>
+        <w:t>contributers</w:t>
+      </w:r>
+      <w:proofErr w:type="spellEnd"/>
+      <w:r>
+        <w:t xml:space="preserve"> to increased resistance?</w:t>
+      </w:r>
+    </w:p>
+  </w:comment>
+  <w:comment w:id="13" w:author="Microsoft Office User" w:date="2020-05-04T10:37:00Z" w:initials="MOU">
+    <w:p>
+      <w:pPr>
+        <w:pStyle w:val="CommentText"/>
+      </w:pPr>
+      <w:r>
+        <w:rPr>
+          <w:rStyle w:val="CommentReference"/>
+        </w:rPr>
+        <w:annotationRef/>
+      </w:r>
+      <w:r>
         <w:t>Check figure number</w:t>
       </w:r>
     </w:p>
   </w:comment>
-  <w:comment w:id="16" w:author="Microsoft Office User" w:date="2020-05-04T10:41:00Z" w:initials="MOU">
+  <w:comment w:id="19" w:author="Microsoft Office User" w:date="2020-05-04T10:41:00Z" w:initials="MOU">
     <w:p>
       <w:pPr>
         <w:pStyle w:val="CommentText"/>
@@ -18351,7 +19777,7 @@
       </w:r>
     </w:p>
   </w:comment>
-  <w:comment w:id="20" w:author="Microsoft Office User" w:date="2020-05-04T10:42:00Z" w:initials="MOU">
+  <w:comment w:id="23" w:author="Microsoft Office User" w:date="2020-05-04T10:42:00Z" w:initials="MOU">
     <w:p>
       <w:pPr>
         <w:pStyle w:val="CommentText"/>
@@ -18367,7 +19793,7 @@
       </w:r>
     </w:p>
   </w:comment>
-  <w:comment w:id="37" w:author="Microsoft Office User" w:date="2020-05-04T10:52:00Z" w:initials="MOU">
+  <w:comment w:id="40" w:author="Microsoft Office User" w:date="2020-05-04T10:52:00Z" w:initials="MOU">
     <w:p>
       <w:pPr>
         <w:pStyle w:val="CommentText"/>
@@ -18383,7 +19809,7 @@
       </w:r>
     </w:p>
   </w:comment>
-  <w:comment w:id="64" w:author="Microsoft Office User" w:date="2020-05-04T05:00:00Z" w:initials="MOU">
+  <w:comment w:id="67" w:author="Microsoft Office User" w:date="2020-05-04T05:00:00Z" w:initials="MOU">
     <w:p>
       <w:pPr>
         <w:pStyle w:val="CommentText"/>
@@ -18396,6 +19822,70 @@
       </w:r>
       <w:r>
         <w:t>1%?</w:t>
+      </w:r>
+    </w:p>
+  </w:comment>
+  <w:comment w:id="76" w:author="Meghan Bowler" w:date="2021-03-09T12:32:00Z" w:initials="MAB">
+    <w:p>
+      <w:pPr>
+        <w:pStyle w:val="CommentText"/>
+      </w:pPr>
+      <w:r>
+        <w:rPr>
+          <w:rStyle w:val="CommentReference"/>
+        </w:rPr>
+        <w:annotationRef/>
+      </w:r>
+      <w:r>
+        <w:t>Highlight differences between soft DMSO, stiff DMSO, and stiff ERL</w:t>
+      </w:r>
+    </w:p>
+  </w:comment>
+  <w:comment w:id="77" w:author="Meghan Bowler" w:date="2021-03-09T12:17:00Z" w:initials="MAB">
+    <w:p>
+      <w:pPr>
+        <w:pStyle w:val="CommentText"/>
+      </w:pPr>
+      <w:r>
+        <w:rPr>
+          <w:rStyle w:val="CommentReference"/>
+        </w:rPr>
+        <w:annotationRef/>
+      </w:r>
+      <w:r>
+        <w:t>Not too much time on death module, focus on mitosis</w:t>
+      </w:r>
+    </w:p>
+  </w:comment>
+  <w:comment w:id="78" w:author="Meghan Bowler" w:date="2021-03-09T12:40:00Z" w:initials="MAB">
+    <w:p>
+      <w:pPr>
+        <w:pStyle w:val="CommentText"/>
+      </w:pPr>
+      <w:r>
+        <w:rPr>
+          <w:rStyle w:val="CommentReference"/>
+        </w:rPr>
+        <w:annotationRef/>
+      </w:r>
+      <w:r>
+        <w:t>Maybe Cdk2 inhibition</w:t>
+      </w:r>
+    </w:p>
+  </w:comment>
+  <w:comment w:id="79" w:author="Meghan Bowler" w:date="2021-03-09T12:07:00Z" w:initials="MAB">
+    <w:p>
+      <w:pPr>
+        <w:pStyle w:val="CommentText"/>
+      </w:pPr>
+      <w:r>
+        <w:rPr>
+          <w:rStyle w:val="CommentReference"/>
+        </w:rPr>
+        <w:annotationRef/>
+      </w:r>
+      <w:r>
+        <w:t>Opposing forces between stiffness and treatment</w:t>
       </w:r>
     </w:p>
   </w:comment>
@@ -18403,27 +19893,50 @@
 </file>
 
 <file path=word/commentsExtended.xml><?xml version="1.0" encoding="utf-8"?>
-<w15:commentsEx xmlns:wpc="http://schemas.microsoft.com/office/word/2010/wordprocessingCanvas" xmlns:cx="http://schemas.microsoft.com/office/drawing/2014/chartex" xmlns:cx1="http://schemas.microsoft.com/office/drawing/2015/9/8/chartex" xmlns:cx2="http://schemas.microsoft.com/office/drawing/2015/10/21/chartex" xmlns:cx3="http://schemas.microsoft.com/office/drawing/2016/5/9/chartex" xmlns:cx4="http://schemas.microsoft.com/office/drawing/2016/5/10/chartex" xmlns:cx5="http://schemas.microsoft.com/office/drawing/2016/5/11/chartex" xmlns:cx6="http://schemas.microsoft.com/office/drawing/2016/5/12/chartex" xmlns:cx7="http://schemas.microsoft.com/office/drawing/2016/5/13/chartex" xmlns:cx8="http://schemas.microsoft.com/office/drawing/2016/5/14/chartex" xmlns:mc="http://schemas.openxmlformats.org/markup-compatibility/2006" xmlns:aink="http://schemas.microsoft.com/office/drawing/2016/ink" xmlns:am3d="http://schemas.microsoft.com/office/drawing/2017/model3d" xmlns:o="urn:schemas-microsoft-com:office:office" xmlns:r="http://schemas.openxmlformats.org/officeDocument/2006/relationships" xmlns:m="http://schemas.openxmlformats.org/officeDocument/2006/math" xmlns:v="urn:schemas-microsoft-com:vml" xmlns:wp14="http://schemas.microsoft.com/office/word/2010/wordprocessingDrawing" xmlns:wp="http://schemas.openxmlformats.org/drawingml/2006/wordprocessingDrawing" xmlns:w10="urn:schemas-microsoft-com:office:word" xmlns:w="http://schemas.openxmlformats.org/wordprocessingml/2006/main" xmlns:w14="http://schemas.microsoft.com/office/word/2010/wordml" xmlns:w15="http://schemas.microsoft.com/office/word/2012/wordml" xmlns:w16cex="http://schemas.microsoft.com/office/word/2018/wordml/cex" xmlns:w16cid="http://schemas.microsoft.com/office/word/2016/wordml/cid" xmlns:w16="http://schemas.microsoft.com/office/word/2018/wordml" xmlns:w16se="http://schemas.microsoft.com/office/word/2015/wordml/symex" xmlns:wpg="http://schemas.microsoft.com/office/word/2010/wordprocessingGroup" xmlns:wpi="http://schemas.microsoft.com/office/word/2010/wordprocessingInk" xmlns:wne="http://schemas.microsoft.com/office/word/2006/wordml" xmlns:wps="http://schemas.microsoft.com/office/word/2010/wordprocessingShape" mc:Ignorable="w14 w15 w16se w16cid w16 w16cex wp14">
+<w15:commentsEx xmlns:wpc="http://schemas.microsoft.com/office/word/2010/wordprocessingCanvas" xmlns:cx="http://schemas.microsoft.com/office/drawing/2014/chartex" xmlns:cx1="http://schemas.microsoft.com/office/drawing/2015/9/8/chartex" xmlns:cx2="http://schemas.microsoft.com/office/drawing/2015/10/21/chartex" xmlns:cx3="http://schemas.microsoft.com/office/drawing/2016/5/9/chartex" xmlns:cx4="http://schemas.microsoft.com/office/drawing/2016/5/10/chartex" xmlns:cx5="http://schemas.microsoft.com/office/drawing/2016/5/11/chartex" xmlns:cx6="http://schemas.microsoft.com/office/drawing/2016/5/12/chartex" xmlns:cx7="http://schemas.microsoft.com/office/drawing/2016/5/13/chartex" xmlns:cx8="http://schemas.microsoft.com/office/drawing/2016/5/14/chartex" xmlns:mc="http://schemas.openxmlformats.org/markup-compatibility/2006" xmlns:aink="http://schemas.microsoft.com/office/drawing/2016/ink" xmlns:am3d="http://schemas.microsoft.com/office/drawing/2017/model3d" xmlns:o="urn:schemas-microsoft-com:office:office" xmlns:r="http://schemas.openxmlformats.org/officeDocument/2006/relationships" xmlns:m="http://schemas.openxmlformats.org/officeDocument/2006/math" xmlns:v="urn:schemas-microsoft-com:vml" xmlns:wp14="http://schemas.microsoft.com/office/word/2010/wordprocessingDrawing" xmlns:wp="http://schemas.openxmlformats.org/drawingml/2006/wordprocessingDrawing" xmlns:w10="urn:schemas-microsoft-com:office:word" xmlns:w="http://schemas.openxmlformats.org/wordprocessingml/2006/main" xmlns:w14="http://schemas.microsoft.com/office/word/2010/wordml" xmlns:w15="http://schemas.microsoft.com/office/word/2012/wordml" xmlns:w16cex="http://schemas.microsoft.com/office/word/2018/wordml/cex" xmlns:w16cid="http://schemas.microsoft.com/office/word/2016/wordml/cid" xmlns:w16="http://schemas.microsoft.com/office/word/2018/wordml" xmlns:w16sdtdh="http://schemas.microsoft.com/office/word/2020/wordml/sdtdatahash" xmlns:w16se="http://schemas.microsoft.com/office/word/2015/wordml/symex" xmlns:wpg="http://schemas.microsoft.com/office/word/2010/wordprocessingGroup" xmlns:wpi="http://schemas.microsoft.com/office/word/2010/wordprocessingInk" xmlns:wne="http://schemas.microsoft.com/office/word/2006/wordml" xmlns:wps="http://schemas.microsoft.com/office/word/2010/wordprocessingShape" mc:Ignorable="w14 w15 w16se w16cid w16 w16cex w16sdtdh wp14">
+  <w15:commentEx w15:paraId="0758688E" w15:done="0"/>
+  <w15:commentEx w15:paraId="185AFDE9" w15:done="0"/>
   <w15:commentEx w15:paraId="3612B878" w15:done="0"/>
   <w15:commentEx w15:paraId="3B1AE666" w15:done="0"/>
   <w15:commentEx w15:paraId="4061D7CE" w15:done="0"/>
   <w15:commentEx w15:paraId="38413B28" w15:done="0"/>
   <w15:commentEx w15:paraId="458AB5DD" w15:done="0"/>
+  <w15:commentEx w15:paraId="08DB52DD" w15:done="0"/>
+  <w15:commentEx w15:paraId="5CE8B061" w15:done="0"/>
+  <w15:commentEx w15:paraId="432EBF65" w15:done="0"/>
+  <w15:commentEx w15:paraId="30D1816D" w15:done="0"/>
 </w15:commentsEx>
 </file>
 
+<file path=word/commentsExtensible.xml><?xml version="1.0" encoding="utf-8"?>
+<w16cex:commentsExtensible xmlns:wpc="http://schemas.microsoft.com/office/word/2010/wordprocessingCanvas" xmlns:cx="http://schemas.microsoft.com/office/drawing/2014/chartex" xmlns:cx1="http://schemas.microsoft.com/office/drawing/2015/9/8/chartex" xmlns:cx2="http://schemas.microsoft.com/office/drawing/2015/10/21/chartex" xmlns:cx3="http://schemas.microsoft.com/office/drawing/2016/5/9/chartex" xmlns:cx4="http://schemas.microsoft.com/office/drawing/2016/5/10/chartex" xmlns:cx5="http://schemas.microsoft.com/office/drawing/2016/5/11/chartex" xmlns:cx6="http://schemas.microsoft.com/office/drawing/2016/5/12/chartex" xmlns:cx7="http://schemas.microsoft.com/office/drawing/2016/5/13/chartex" xmlns:cx8="http://schemas.microsoft.com/office/drawing/2016/5/14/chartex" xmlns:mc="http://schemas.openxmlformats.org/markup-compatibility/2006" xmlns:aink="http://schemas.microsoft.com/office/drawing/2016/ink" xmlns:am3d="http://schemas.microsoft.com/office/drawing/2017/model3d" xmlns:o="urn:schemas-microsoft-com:office:office" xmlns:r="http://schemas.openxmlformats.org/officeDocument/2006/relationships" xmlns:m="http://schemas.openxmlformats.org/officeDocument/2006/math" xmlns:v="urn:schemas-microsoft-com:vml" xmlns:wp14="http://schemas.microsoft.com/office/word/2010/wordprocessingDrawing" xmlns:wp="http://schemas.openxmlformats.org/drawingml/2006/wordprocessingDrawing" xmlns:w10="urn:schemas-microsoft-com:office:word" xmlns:w="http://schemas.openxmlformats.org/wordprocessingml/2006/main" xmlns:w14="http://schemas.microsoft.com/office/word/2010/wordml" xmlns:w15="http://schemas.microsoft.com/office/word/2012/wordml" xmlns:w16cex="http://schemas.microsoft.com/office/word/2018/wordml/cex" xmlns:w16cid="http://schemas.microsoft.com/office/word/2016/wordml/cid" xmlns:w16="http://schemas.microsoft.com/office/word/2018/wordml" xmlns:w16sdtdh="http://schemas.microsoft.com/office/word/2020/wordml/sdtdatahash" xmlns:w16se="http://schemas.microsoft.com/office/word/2015/wordml/symex" xmlns:wpg="http://schemas.microsoft.com/office/word/2010/wordprocessingGroup" xmlns:wpi="http://schemas.microsoft.com/office/word/2010/wordprocessingInk" xmlns:wne="http://schemas.microsoft.com/office/word/2006/wordml" xmlns:wps="http://schemas.microsoft.com/office/word/2010/wordprocessingShape" mc:Ignorable="w14 w15 w16se w16cid w16 w16cex w16sdtdh wp14">
+  <w16cex:commentExtensible w16cex:durableId="23F1E2EB" w16cex:dateUtc="2021-03-09T18:04:00Z"/>
+  <w16cex:commentExtensible w16cex:durableId="23F1DF4F" w16cex:dateUtc="2021-03-09T17:49:00Z"/>
+  <w16cex:commentExtensible w16cex:durableId="23F1E972" w16cex:dateUtc="2021-03-09T18:32:00Z"/>
+  <w16cex:commentExtensible w16cex:durableId="23F1E5D4" w16cex:dateUtc="2021-03-09T18:17:00Z"/>
+  <w16cex:commentExtensible w16cex:durableId="23F1EB26" w16cex:dateUtc="2021-03-09T18:40:00Z"/>
+  <w16cex:commentExtensible w16cex:durableId="23F1E38B" w16cex:dateUtc="2021-03-09T18:07:00Z"/>
+</w16cex:commentsExtensible>
+</file>
+
 <file path=word/commentsIds.xml><?xml version="1.0" encoding="utf-8"?>
-<w16cid:commentsIds xmlns:wpc="http://schemas.microsoft.com/office/word/2010/wordprocessingCanvas" xmlns:cx="http://schemas.microsoft.com/office/drawing/2014/chartex" xmlns:cx1="http://schemas.microsoft.com/office/drawing/2015/9/8/chartex" xmlns:cx2="http://schemas.microsoft.com/office/drawing/2015/10/21/chartex" xmlns:cx3="http://schemas.microsoft.com/office/drawing/2016/5/9/chartex" xmlns:cx4="http://schemas.microsoft.com/office/drawing/2016/5/10/chartex" xmlns:cx5="http://schemas.microsoft.com/office/drawing/2016/5/11/chartex" xmlns:cx6="http://schemas.microsoft.com/office/drawing/2016/5/12/chartex" xmlns:cx7="http://schemas.microsoft.com/office/drawing/2016/5/13/chartex" xmlns:cx8="http://schemas.microsoft.com/office/drawing/2016/5/14/chartex" xmlns:mc="http://schemas.openxmlformats.org/markup-compatibility/2006" xmlns:aink="http://schemas.microsoft.com/office/drawing/2016/ink" xmlns:am3d="http://schemas.microsoft.com/office/drawing/2017/model3d" xmlns:o="urn:schemas-microsoft-com:office:office" xmlns:r="http://schemas.openxmlformats.org/officeDocument/2006/relationships" xmlns:m="http://schemas.openxmlformats.org/officeDocument/2006/math" xmlns:v="urn:schemas-microsoft-com:vml" xmlns:wp14="http://schemas.microsoft.com/office/word/2010/wordprocessingDrawing" xmlns:wp="http://schemas.openxmlformats.org/drawingml/2006/wordprocessingDrawing" xmlns:w10="urn:schemas-microsoft-com:office:word" xmlns:w="http://schemas.openxmlformats.org/wordprocessingml/2006/main" xmlns:w14="http://schemas.microsoft.com/office/word/2010/wordml" xmlns:w15="http://schemas.microsoft.com/office/word/2012/wordml" xmlns:w16cex="http://schemas.microsoft.com/office/word/2018/wordml/cex" xmlns:w16cid="http://schemas.microsoft.com/office/word/2016/wordml/cid" xmlns:w16="http://schemas.microsoft.com/office/word/2018/wordml" xmlns:w16se="http://schemas.microsoft.com/office/word/2015/wordml/symex" xmlns:wpg="http://schemas.microsoft.com/office/word/2010/wordprocessingGroup" xmlns:wpi="http://schemas.microsoft.com/office/word/2010/wordprocessingInk" xmlns:wne="http://schemas.microsoft.com/office/word/2006/wordml" xmlns:wps="http://schemas.microsoft.com/office/word/2010/wordprocessingShape" mc:Ignorable="w14 w15 w16se w16cid w16 w16cex wp14">
+<w16cid:commentsIds xmlns:wpc="http://schemas.microsoft.com/office/word/2010/wordprocessingCanvas" xmlns:cx="http://schemas.microsoft.com/office/drawing/2014/chartex" xmlns:cx1="http://schemas.microsoft.com/office/drawing/2015/9/8/chartex" xmlns:cx2="http://schemas.microsoft.com/office/drawing/2015/10/21/chartex" xmlns:cx3="http://schemas.microsoft.com/office/drawing/2016/5/9/chartex" xmlns:cx4="http://schemas.microsoft.com/office/drawing/2016/5/10/chartex" xmlns:cx5="http://schemas.microsoft.com/office/drawing/2016/5/11/chartex" xmlns:cx6="http://schemas.microsoft.com/office/drawing/2016/5/12/chartex" xmlns:cx7="http://schemas.microsoft.com/office/drawing/2016/5/13/chartex" xmlns:cx8="http://schemas.microsoft.com/office/drawing/2016/5/14/chartex" xmlns:mc="http://schemas.openxmlformats.org/markup-compatibility/2006" xmlns:aink="http://schemas.microsoft.com/office/drawing/2016/ink" xmlns:am3d="http://schemas.microsoft.com/office/drawing/2017/model3d" xmlns:o="urn:schemas-microsoft-com:office:office" xmlns:r="http://schemas.openxmlformats.org/officeDocument/2006/relationships" xmlns:m="http://schemas.openxmlformats.org/officeDocument/2006/math" xmlns:v="urn:schemas-microsoft-com:vml" xmlns:wp14="http://schemas.microsoft.com/office/word/2010/wordprocessingDrawing" xmlns:wp="http://schemas.openxmlformats.org/drawingml/2006/wordprocessingDrawing" xmlns:w10="urn:schemas-microsoft-com:office:word" xmlns:w="http://schemas.openxmlformats.org/wordprocessingml/2006/main" xmlns:w14="http://schemas.microsoft.com/office/word/2010/wordml" xmlns:w15="http://schemas.microsoft.com/office/word/2012/wordml" xmlns:w16cex="http://schemas.microsoft.com/office/word/2018/wordml/cex" xmlns:w16cid="http://schemas.microsoft.com/office/word/2016/wordml/cid" xmlns:w16="http://schemas.microsoft.com/office/word/2018/wordml" xmlns:w16sdtdh="http://schemas.microsoft.com/office/word/2020/wordml/sdtdatahash" xmlns:w16se="http://schemas.microsoft.com/office/word/2015/wordml/symex" xmlns:wpg="http://schemas.microsoft.com/office/word/2010/wordprocessingGroup" xmlns:wpi="http://schemas.microsoft.com/office/word/2010/wordprocessingInk" xmlns:wne="http://schemas.microsoft.com/office/word/2006/wordml" xmlns:wps="http://schemas.microsoft.com/office/word/2010/wordprocessingShape" mc:Ignorable="w14 w15 w16se w16cid w16 w16cex w16sdtdh wp14">
+  <w16cid:commentId w16cid:paraId="0758688E" w16cid:durableId="23F1E2EB"/>
+  <w16cid:commentId w16cid:paraId="185AFDE9" w16cid:durableId="23F1DF4F"/>
   <w16cid:commentId w16cid:paraId="3612B878" w16cid:durableId="225A6ED8"/>
   <w16cid:commentId w16cid:paraId="3B1AE666" w16cid:durableId="225A6FC0"/>
   <w16cid:commentId w16cid:paraId="4061D7CE" w16cid:durableId="225A7011"/>
   <w16cid:commentId w16cid:paraId="38413B28" w16cid:durableId="225A7270"/>
   <w16cid:commentId w16cid:paraId="458AB5DD" w16cid:durableId="225A1FD1"/>
+  <w16cid:commentId w16cid:paraId="08DB52DD" w16cid:durableId="23F1E972"/>
+  <w16cid:commentId w16cid:paraId="5CE8B061" w16cid:durableId="23F1E5D4"/>
+  <w16cid:commentId w16cid:paraId="432EBF65" w16cid:durableId="23F1EB26"/>
+  <w16cid:commentId w16cid:paraId="30D1816D" w16cid:durableId="23F1E38B"/>
 </w16cid:commentsIds>
 </file>
 
 <file path=word/endnotes.xml><?xml version="1.0" encoding="utf-8"?>
-<w:endnotes xmlns:wpc="http://schemas.microsoft.com/office/word/2010/wordprocessingCanvas" xmlns:cx="http://schemas.microsoft.com/office/drawing/2014/chartex" xmlns:cx1="http://schemas.microsoft.com/office/drawing/2015/9/8/chartex" xmlns:cx2="http://schemas.microsoft.com/office/drawing/2015/10/21/chartex" xmlns:cx3="http://schemas.microsoft.com/office/drawing/2016/5/9/chartex" xmlns:cx4="http://schemas.microsoft.com/office/drawing/2016/5/10/chartex" xmlns:cx5="http://schemas.microsoft.com/office/drawing/2016/5/11/chartex" xmlns:cx6="http://schemas.microsoft.com/office/drawing/2016/5/12/chartex" xmlns:cx7="http://schemas.microsoft.com/office/drawing/2016/5/13/chartex" xmlns:cx8="http://schemas.microsoft.com/office/drawing/2016/5/14/chartex" xmlns:mc="http://schemas.openxmlformats.org/markup-compatibility/2006" xmlns:aink="http://schemas.microsoft.com/office/drawing/2016/ink" xmlns:am3d="http://schemas.microsoft.com/office/drawing/2017/model3d" xmlns:o="urn:schemas-microsoft-com:office:office" xmlns:r="http://schemas.openxmlformats.org/officeDocument/2006/relationships" xmlns:m="http://schemas.openxmlformats.org/officeDocument/2006/math" xmlns:v="urn:schemas-microsoft-com:vml" xmlns:wp14="http://schemas.microsoft.com/office/word/2010/wordprocessingDrawing" xmlns:wp="http://schemas.openxmlformats.org/drawingml/2006/wordprocessingDrawing" xmlns:w10="urn:schemas-microsoft-com:office:word" xmlns:w="http://schemas.openxmlformats.org/wordprocessingml/2006/main" xmlns:w14="http://schemas.microsoft.com/office/word/2010/wordml" xmlns:w15="http://schemas.microsoft.com/office/word/2012/wordml" xmlns:w16cex="http://schemas.microsoft.com/office/word/2018/wordml/cex" xmlns:w16cid="http://schemas.microsoft.com/office/word/2016/wordml/cid" xmlns:w16="http://schemas.microsoft.com/office/word/2018/wordml" xmlns:w16se="http://schemas.microsoft.com/office/word/2015/wordml/symex" xmlns:wpg="http://schemas.microsoft.com/office/word/2010/wordprocessingGroup" xmlns:wpi="http://schemas.microsoft.com/office/word/2010/wordprocessingInk" xmlns:wne="http://schemas.microsoft.com/office/word/2006/wordml" xmlns:wps="http://schemas.microsoft.com/office/word/2010/wordprocessingShape" mc:Ignorable="w14 w15 w16se w16cid w16 w16cex wp14">
+<w:endnotes xmlns:wpc="http://schemas.microsoft.com/office/word/2010/wordprocessingCanvas" xmlns:cx="http://schemas.microsoft.com/office/drawing/2014/chartex" xmlns:cx1="http://schemas.microsoft.com/office/drawing/2015/9/8/chartex" xmlns:cx2="http://schemas.microsoft.com/office/drawing/2015/10/21/chartex" xmlns:cx3="http://schemas.microsoft.com/office/drawing/2016/5/9/chartex" xmlns:cx4="http://schemas.microsoft.com/office/drawing/2016/5/10/chartex" xmlns:cx5="http://schemas.microsoft.com/office/drawing/2016/5/11/chartex" xmlns:cx6="http://schemas.microsoft.com/office/drawing/2016/5/12/chartex" xmlns:cx7="http://schemas.microsoft.com/office/drawing/2016/5/13/chartex" xmlns:cx8="http://schemas.microsoft.com/office/drawing/2016/5/14/chartex" xmlns:mc="http://schemas.openxmlformats.org/markup-compatibility/2006" xmlns:aink="http://schemas.microsoft.com/office/drawing/2016/ink" xmlns:am3d="http://schemas.microsoft.com/office/drawing/2017/model3d" xmlns:o="urn:schemas-microsoft-com:office:office" xmlns:r="http://schemas.openxmlformats.org/officeDocument/2006/relationships" xmlns:m="http://schemas.openxmlformats.org/officeDocument/2006/math" xmlns:v="urn:schemas-microsoft-com:vml" xmlns:wp14="http://schemas.microsoft.com/office/word/2010/wordprocessingDrawing" xmlns:wp="http://schemas.openxmlformats.org/drawingml/2006/wordprocessingDrawing" xmlns:w10="urn:schemas-microsoft-com:office:word" xmlns:w="http://schemas.openxmlformats.org/wordprocessingml/2006/main" xmlns:w14="http://schemas.microsoft.com/office/word/2010/wordml" xmlns:w15="http://schemas.microsoft.com/office/word/2012/wordml" xmlns:w16cex="http://schemas.microsoft.com/office/word/2018/wordml/cex" xmlns:w16cid="http://schemas.microsoft.com/office/word/2016/wordml/cid" xmlns:w16="http://schemas.microsoft.com/office/word/2018/wordml" xmlns:w16sdtdh="http://schemas.microsoft.com/office/word/2020/wordml/sdtdatahash" xmlns:w16se="http://schemas.microsoft.com/office/word/2015/wordml/symex" xmlns:wpg="http://schemas.microsoft.com/office/word/2010/wordprocessingGroup" xmlns:wpi="http://schemas.microsoft.com/office/word/2010/wordprocessingInk" xmlns:wne="http://schemas.microsoft.com/office/word/2006/wordml" xmlns:wps="http://schemas.microsoft.com/office/word/2010/wordprocessingShape" mc:Ignorable="w14 w15 w16se w16cid w16 w16cex w16sdtdh wp14">
   <w:endnote w:type="separator" w:id="-1">
     <w:p>
       <w:pPr>
@@ -18448,7 +19961,7 @@
 </file>
 
 <file path=word/footer1.xml><?xml version="1.0" encoding="utf-8"?>
-<w:ftr xmlns:wpc="http://schemas.microsoft.com/office/word/2010/wordprocessingCanvas" xmlns:cx="http://schemas.microsoft.com/office/drawing/2014/chartex" xmlns:cx1="http://schemas.microsoft.com/office/drawing/2015/9/8/chartex" xmlns:cx2="http://schemas.microsoft.com/office/drawing/2015/10/21/chartex" xmlns:cx3="http://schemas.microsoft.com/office/drawing/2016/5/9/chartex" xmlns:cx4="http://schemas.microsoft.com/office/drawing/2016/5/10/chartex" xmlns:cx5="http://schemas.microsoft.com/office/drawing/2016/5/11/chartex" xmlns:cx6="http://schemas.microsoft.com/office/drawing/2016/5/12/chartex" xmlns:cx7="http://schemas.microsoft.com/office/drawing/2016/5/13/chartex" xmlns:cx8="http://schemas.microsoft.com/office/drawing/2016/5/14/chartex" xmlns:mc="http://schemas.openxmlformats.org/markup-compatibility/2006" xmlns:aink="http://schemas.microsoft.com/office/drawing/2016/ink" xmlns:am3d="http://schemas.microsoft.com/office/drawing/2017/model3d" xmlns:o="urn:schemas-microsoft-com:office:office" xmlns:r="http://schemas.openxmlformats.org/officeDocument/2006/relationships" xmlns:m="http://schemas.openxmlformats.org/officeDocument/2006/math" xmlns:v="urn:schemas-microsoft-com:vml" xmlns:wp14="http://schemas.microsoft.com/office/word/2010/wordprocessingDrawing" xmlns:wp="http://schemas.openxmlformats.org/drawingml/2006/wordprocessingDrawing" xmlns:w10="urn:schemas-microsoft-com:office:word" xmlns:w="http://schemas.openxmlformats.org/wordprocessingml/2006/main" xmlns:w14="http://schemas.microsoft.com/office/word/2010/wordml" xmlns:w15="http://schemas.microsoft.com/office/word/2012/wordml" xmlns:w16cex="http://schemas.microsoft.com/office/word/2018/wordml/cex" xmlns:w16cid="http://schemas.microsoft.com/office/word/2016/wordml/cid" xmlns:w16="http://schemas.microsoft.com/office/word/2018/wordml" xmlns:w16se="http://schemas.microsoft.com/office/word/2015/wordml/symex" xmlns:wpg="http://schemas.microsoft.com/office/word/2010/wordprocessingGroup" xmlns:wpi="http://schemas.microsoft.com/office/word/2010/wordprocessingInk" xmlns:wne="http://schemas.microsoft.com/office/word/2006/wordml" xmlns:wps="http://schemas.microsoft.com/office/word/2010/wordprocessingShape" mc:Ignorable="w14 w15 w16se w16cid w16 w16cex wp14">
+<w:ftr xmlns:wpc="http://schemas.microsoft.com/office/word/2010/wordprocessingCanvas" xmlns:cx="http://schemas.microsoft.com/office/drawing/2014/chartex" xmlns:cx1="http://schemas.microsoft.com/office/drawing/2015/9/8/chartex" xmlns:cx2="http://schemas.microsoft.com/office/drawing/2015/10/21/chartex" xmlns:cx3="http://schemas.microsoft.com/office/drawing/2016/5/9/chartex" xmlns:cx4="http://schemas.microsoft.com/office/drawing/2016/5/10/chartex" xmlns:cx5="http://schemas.microsoft.com/office/drawing/2016/5/11/chartex" xmlns:cx6="http://schemas.microsoft.com/office/drawing/2016/5/12/chartex" xmlns:cx7="http://schemas.microsoft.com/office/drawing/2016/5/13/chartex" xmlns:cx8="http://schemas.microsoft.com/office/drawing/2016/5/14/chartex" xmlns:mc="http://schemas.openxmlformats.org/markup-compatibility/2006" xmlns:aink="http://schemas.microsoft.com/office/drawing/2016/ink" xmlns:am3d="http://schemas.microsoft.com/office/drawing/2017/model3d" xmlns:o="urn:schemas-microsoft-com:office:office" xmlns:r="http://schemas.openxmlformats.org/officeDocument/2006/relationships" xmlns:m="http://schemas.openxmlformats.org/officeDocument/2006/math" xmlns:v="urn:schemas-microsoft-com:vml" xmlns:wp14="http://schemas.microsoft.com/office/word/2010/wordprocessingDrawing" xmlns:wp="http://schemas.openxmlformats.org/drawingml/2006/wordprocessingDrawing" xmlns:w10="urn:schemas-microsoft-com:office:word" xmlns:w="http://schemas.openxmlformats.org/wordprocessingml/2006/main" xmlns:w14="http://schemas.microsoft.com/office/word/2010/wordml" xmlns:w15="http://schemas.microsoft.com/office/word/2012/wordml" xmlns:w16cex="http://schemas.microsoft.com/office/word/2018/wordml/cex" xmlns:w16cid="http://schemas.microsoft.com/office/word/2016/wordml/cid" xmlns:w16="http://schemas.microsoft.com/office/word/2018/wordml" xmlns:w16sdtdh="http://schemas.microsoft.com/office/word/2020/wordml/sdtdatahash" xmlns:w16se="http://schemas.microsoft.com/office/word/2015/wordml/symex" xmlns:wpg="http://schemas.microsoft.com/office/word/2010/wordprocessingGroup" xmlns:wpi="http://schemas.microsoft.com/office/word/2010/wordprocessingInk" xmlns:wne="http://schemas.microsoft.com/office/word/2006/wordml" xmlns:wps="http://schemas.microsoft.com/office/word/2010/wordprocessingShape" mc:Ignorable="w14 w15 w16se w16cid w16 w16cex w16sdtdh wp14">
   <w:sdt>
     <w:sdtPr>
       <w:id w:val="-1124084332"/>
@@ -18505,7 +20018,7 @@
 </file>
 
 <file path=word/footnotes.xml><?xml version="1.0" encoding="utf-8"?>
-<w:footnotes xmlns:wpc="http://schemas.microsoft.com/office/word/2010/wordprocessingCanvas" xmlns:cx="http://schemas.microsoft.com/office/drawing/2014/chartex" xmlns:cx1="http://schemas.microsoft.com/office/drawing/2015/9/8/chartex" xmlns:cx2="http://schemas.microsoft.com/office/drawing/2015/10/21/chartex" xmlns:cx3="http://schemas.microsoft.com/office/drawing/2016/5/9/chartex" xmlns:cx4="http://schemas.microsoft.com/office/drawing/2016/5/10/chartex" xmlns:cx5="http://schemas.microsoft.com/office/drawing/2016/5/11/chartex" xmlns:cx6="http://schemas.microsoft.com/office/drawing/2016/5/12/chartex" xmlns:cx7="http://schemas.microsoft.com/office/drawing/2016/5/13/chartex" xmlns:cx8="http://schemas.microsoft.com/office/drawing/2016/5/14/chartex" xmlns:mc="http://schemas.openxmlformats.org/markup-compatibility/2006" xmlns:aink="http://schemas.microsoft.com/office/drawing/2016/ink" xmlns:am3d="http://schemas.microsoft.com/office/drawing/2017/model3d" xmlns:o="urn:schemas-microsoft-com:office:office" xmlns:r="http://schemas.openxmlformats.org/officeDocument/2006/relationships" xmlns:m="http://schemas.openxmlformats.org/officeDocument/2006/math" xmlns:v="urn:schemas-microsoft-com:vml" xmlns:wp14="http://schemas.microsoft.com/office/word/2010/wordprocessingDrawing" xmlns:wp="http://schemas.openxmlformats.org/drawingml/2006/wordprocessingDrawing" xmlns:w10="urn:schemas-microsoft-com:office:word" xmlns:w="http://schemas.openxmlformats.org/wordprocessingml/2006/main" xmlns:w14="http://schemas.microsoft.com/office/word/2010/wordml" xmlns:w15="http://schemas.microsoft.com/office/word/2012/wordml" xmlns:w16cex="http://schemas.microsoft.com/office/word/2018/wordml/cex" xmlns:w16cid="http://schemas.microsoft.com/office/word/2016/wordml/cid" xmlns:w16="http://schemas.microsoft.com/office/word/2018/wordml" xmlns:w16se="http://schemas.microsoft.com/office/word/2015/wordml/symex" xmlns:wpg="http://schemas.microsoft.com/office/word/2010/wordprocessingGroup" xmlns:wpi="http://schemas.microsoft.com/office/word/2010/wordprocessingInk" xmlns:wne="http://schemas.microsoft.com/office/word/2006/wordml" xmlns:wps="http://schemas.microsoft.com/office/word/2010/wordprocessingShape" mc:Ignorable="w14 w15 w16se w16cid w16 w16cex wp14">
+<w:footnotes xmlns:wpc="http://schemas.microsoft.com/office/word/2010/wordprocessingCanvas" xmlns:cx="http://schemas.microsoft.com/office/drawing/2014/chartex" xmlns:cx1="http://schemas.microsoft.com/office/drawing/2015/9/8/chartex" xmlns:cx2="http://schemas.microsoft.com/office/drawing/2015/10/21/chartex" xmlns:cx3="http://schemas.microsoft.com/office/drawing/2016/5/9/chartex" xmlns:cx4="http://schemas.microsoft.com/office/drawing/2016/5/10/chartex" xmlns:cx5="http://schemas.microsoft.com/office/drawing/2016/5/11/chartex" xmlns:cx6="http://schemas.microsoft.com/office/drawing/2016/5/12/chartex" xmlns:cx7="http://schemas.microsoft.com/office/drawing/2016/5/13/chartex" xmlns:cx8="http://schemas.microsoft.com/office/drawing/2016/5/14/chartex" xmlns:mc="http://schemas.openxmlformats.org/markup-compatibility/2006" xmlns:aink="http://schemas.microsoft.com/office/drawing/2016/ink" xmlns:am3d="http://schemas.microsoft.com/office/drawing/2017/model3d" xmlns:o="urn:schemas-microsoft-com:office:office" xmlns:r="http://schemas.openxmlformats.org/officeDocument/2006/relationships" xmlns:m="http://schemas.openxmlformats.org/officeDocument/2006/math" xmlns:v="urn:schemas-microsoft-com:vml" xmlns:wp14="http://schemas.microsoft.com/office/word/2010/wordprocessingDrawing" xmlns:wp="http://schemas.openxmlformats.org/drawingml/2006/wordprocessingDrawing" xmlns:w10="urn:schemas-microsoft-com:office:word" xmlns:w="http://schemas.openxmlformats.org/wordprocessingml/2006/main" xmlns:w14="http://schemas.microsoft.com/office/word/2010/wordml" xmlns:w15="http://schemas.microsoft.com/office/word/2012/wordml" xmlns:w16cex="http://schemas.microsoft.com/office/word/2018/wordml/cex" xmlns:w16cid="http://schemas.microsoft.com/office/word/2016/wordml/cid" xmlns:w16="http://schemas.microsoft.com/office/word/2018/wordml" xmlns:w16sdtdh="http://schemas.microsoft.com/office/word/2020/wordml/sdtdatahash" xmlns:w16se="http://schemas.microsoft.com/office/word/2015/wordml/symex" xmlns:wpg="http://schemas.microsoft.com/office/word/2010/wordprocessingGroup" xmlns:wpi="http://schemas.microsoft.com/office/word/2010/wordprocessingInk" xmlns:wne="http://schemas.microsoft.com/office/word/2006/wordml" xmlns:wps="http://schemas.microsoft.com/office/word/2010/wordprocessingShape" mc:Ignorable="w14 w15 w16se w16cid w16 w16cex w16sdtdh wp14">
   <w:footnote w:type="separator" w:id="-1">
     <w:p>
       <w:pPr>
@@ -18530,7 +20043,7 @@
 </file>
 
 <file path=word/numbering.xml><?xml version="1.0" encoding="utf-8"?>
-<w:numbering xmlns:wpc="http://schemas.microsoft.com/office/word/2010/wordprocessingCanvas" xmlns:cx="http://schemas.microsoft.com/office/drawing/2014/chartex" xmlns:cx1="http://schemas.microsoft.com/office/drawing/2015/9/8/chartex" xmlns:cx2="http://schemas.microsoft.com/office/drawing/2015/10/21/chartex" xmlns:cx3="http://schemas.microsoft.com/office/drawing/2016/5/9/chartex" xmlns:cx4="http://schemas.microsoft.com/office/drawing/2016/5/10/chartex" xmlns:cx5="http://schemas.microsoft.com/office/drawing/2016/5/11/chartex" xmlns:cx6="http://schemas.microsoft.com/office/drawing/2016/5/12/chartex" xmlns:cx7="http://schemas.microsoft.com/office/drawing/2016/5/13/chartex" xmlns:cx8="http://schemas.microsoft.com/office/drawing/2016/5/14/chartex" xmlns:mc="http://schemas.openxmlformats.org/markup-compatibility/2006" xmlns:aink="http://schemas.microsoft.com/office/drawing/2016/ink" xmlns:am3d="http://schemas.microsoft.com/office/drawing/2017/model3d" xmlns:o="urn:schemas-microsoft-com:office:office" xmlns:r="http://schemas.openxmlformats.org/officeDocument/2006/relationships" xmlns:m="http://schemas.openxmlformats.org/officeDocument/2006/math" xmlns:v="urn:schemas-microsoft-com:vml" xmlns:wp14="http://schemas.microsoft.com/office/word/2010/wordprocessingDrawing" xmlns:wp="http://schemas.openxmlformats.org/drawingml/2006/wordprocessingDrawing" xmlns:w10="urn:schemas-microsoft-com:office:word" xmlns:w="http://schemas.openxmlformats.org/wordprocessingml/2006/main" xmlns:w14="http://schemas.microsoft.com/office/word/2010/wordml" xmlns:w15="http://schemas.microsoft.com/office/word/2012/wordml" xmlns:w16cex="http://schemas.microsoft.com/office/word/2018/wordml/cex" xmlns:w16cid="http://schemas.microsoft.com/office/word/2016/wordml/cid" xmlns:w16="http://schemas.microsoft.com/office/word/2018/wordml" xmlns:w16se="http://schemas.microsoft.com/office/word/2015/wordml/symex" xmlns:wpg="http://schemas.microsoft.com/office/word/2010/wordprocessingGroup" xmlns:wpi="http://schemas.microsoft.com/office/word/2010/wordprocessingInk" xmlns:wne="http://schemas.microsoft.com/office/word/2006/wordml" xmlns:wps="http://schemas.microsoft.com/office/word/2010/wordprocessingShape" mc:Ignorable="w14 w15 w16se w16cid w16 w16cex wp14">
+<w:numbering xmlns:wpc="http://schemas.microsoft.com/office/word/2010/wordprocessingCanvas" xmlns:cx="http://schemas.microsoft.com/office/drawing/2014/chartex" xmlns:cx1="http://schemas.microsoft.com/office/drawing/2015/9/8/chartex" xmlns:cx2="http://schemas.microsoft.com/office/drawing/2015/10/21/chartex" xmlns:cx3="http://schemas.microsoft.com/office/drawing/2016/5/9/chartex" xmlns:cx4="http://schemas.microsoft.com/office/drawing/2016/5/10/chartex" xmlns:cx5="http://schemas.microsoft.com/office/drawing/2016/5/11/chartex" xmlns:cx6="http://schemas.microsoft.com/office/drawing/2016/5/12/chartex" xmlns:cx7="http://schemas.microsoft.com/office/drawing/2016/5/13/chartex" xmlns:cx8="http://schemas.microsoft.com/office/drawing/2016/5/14/chartex" xmlns:mc="http://schemas.openxmlformats.org/markup-compatibility/2006" xmlns:aink="http://schemas.microsoft.com/office/drawing/2016/ink" xmlns:am3d="http://schemas.microsoft.com/office/drawing/2017/model3d" xmlns:o="urn:schemas-microsoft-com:office:office" xmlns:r="http://schemas.openxmlformats.org/officeDocument/2006/relationships" xmlns:m="http://schemas.openxmlformats.org/officeDocument/2006/math" xmlns:v="urn:schemas-microsoft-com:vml" xmlns:wp14="http://schemas.microsoft.com/office/word/2010/wordprocessingDrawing" xmlns:wp="http://schemas.openxmlformats.org/drawingml/2006/wordprocessingDrawing" xmlns:w10="urn:schemas-microsoft-com:office:word" xmlns:w="http://schemas.openxmlformats.org/wordprocessingml/2006/main" xmlns:w14="http://schemas.microsoft.com/office/word/2010/wordml" xmlns:w15="http://schemas.microsoft.com/office/word/2012/wordml" xmlns:w16cex="http://schemas.microsoft.com/office/word/2018/wordml/cex" xmlns:w16cid="http://schemas.microsoft.com/office/word/2016/wordml/cid" xmlns:w16="http://schemas.microsoft.com/office/word/2018/wordml" xmlns:w16sdtdh="http://schemas.microsoft.com/office/word/2020/wordml/sdtdatahash" xmlns:w16se="http://schemas.microsoft.com/office/word/2015/wordml/symex" xmlns:wpg="http://schemas.microsoft.com/office/word/2010/wordprocessingGroup" xmlns:wpi="http://schemas.microsoft.com/office/word/2010/wordprocessingInk" xmlns:wne="http://schemas.microsoft.com/office/word/2006/wordml" xmlns:wps="http://schemas.microsoft.com/office/word/2010/wordprocessingShape" mc:Ignorable="w14 w15 w16se w16cid w16 w16cex w16sdtdh wp14">
   <w:abstractNum w:abstractNumId="0" w15:restartNumberingAfterBreak="0">
     <w:nsid w:val="0A4C3D8F"/>
     <w:multiLevelType w:val="hybridMultilevel"/>
@@ -19400,7 +20913,10 @@
 </file>
 
 <file path=word/people.xml><?xml version="1.0" encoding="utf-8"?>
-<w15:people xmlns:wpc="http://schemas.microsoft.com/office/word/2010/wordprocessingCanvas" xmlns:cx="http://schemas.microsoft.com/office/drawing/2014/chartex" xmlns:cx1="http://schemas.microsoft.com/office/drawing/2015/9/8/chartex" xmlns:cx2="http://schemas.microsoft.com/office/drawing/2015/10/21/chartex" xmlns:cx3="http://schemas.microsoft.com/office/drawing/2016/5/9/chartex" xmlns:cx4="http://schemas.microsoft.com/office/drawing/2016/5/10/chartex" xmlns:cx5="http://schemas.microsoft.com/office/drawing/2016/5/11/chartex" xmlns:cx6="http://schemas.microsoft.com/office/drawing/2016/5/12/chartex" xmlns:cx7="http://schemas.microsoft.com/office/drawing/2016/5/13/chartex" xmlns:cx8="http://schemas.microsoft.com/office/drawing/2016/5/14/chartex" xmlns:mc="http://schemas.openxmlformats.org/markup-compatibility/2006" xmlns:aink="http://schemas.microsoft.com/office/drawing/2016/ink" xmlns:am3d="http://schemas.microsoft.com/office/drawing/2017/model3d" xmlns:o="urn:schemas-microsoft-com:office:office" xmlns:r="http://schemas.openxmlformats.org/officeDocument/2006/relationships" xmlns:m="http://schemas.openxmlformats.org/officeDocument/2006/math" xmlns:v="urn:schemas-microsoft-com:vml" xmlns:wp14="http://schemas.microsoft.com/office/word/2010/wordprocessingDrawing" xmlns:wp="http://schemas.openxmlformats.org/drawingml/2006/wordprocessingDrawing" xmlns:w10="urn:schemas-microsoft-com:office:word" xmlns:w="http://schemas.openxmlformats.org/wordprocessingml/2006/main" xmlns:w14="http://schemas.microsoft.com/office/word/2010/wordml" xmlns:w15="http://schemas.microsoft.com/office/word/2012/wordml" xmlns:w16cex="http://schemas.microsoft.com/office/word/2018/wordml/cex" xmlns:w16cid="http://schemas.microsoft.com/office/word/2016/wordml/cid" xmlns:w16="http://schemas.microsoft.com/office/word/2018/wordml" xmlns:w16se="http://schemas.microsoft.com/office/word/2015/wordml/symex" xmlns:wpg="http://schemas.microsoft.com/office/word/2010/wordprocessingGroup" xmlns:wpi="http://schemas.microsoft.com/office/word/2010/wordprocessingInk" xmlns:wne="http://schemas.microsoft.com/office/word/2006/wordml" xmlns:wps="http://schemas.microsoft.com/office/word/2010/wordprocessingShape" mc:Ignorable="w14 w15 w16se w16cid w16 w16cex wp14">
+<w15:people xmlns:wpc="http://schemas.microsoft.com/office/word/2010/wordprocessingCanvas" xmlns:cx="http://schemas.microsoft.com/office/drawing/2014/chartex" xmlns:cx1="http://schemas.microsoft.com/office/drawing/2015/9/8/chartex" xmlns:cx2="http://schemas.microsoft.com/office/drawing/2015/10/21/chartex" xmlns:cx3="http://schemas.microsoft.com/office/drawing/2016/5/9/chartex" xmlns:cx4="http://schemas.microsoft.com/office/drawing/2016/5/10/chartex" xmlns:cx5="http://schemas.microsoft.com/office/drawing/2016/5/11/chartex" xmlns:cx6="http://schemas.microsoft.com/office/drawing/2016/5/12/chartex" xmlns:cx7="http://schemas.microsoft.com/office/drawing/2016/5/13/chartex" xmlns:cx8="http://schemas.microsoft.com/office/drawing/2016/5/14/chartex" xmlns:mc="http://schemas.openxmlformats.org/markup-compatibility/2006" xmlns:aink="http://schemas.microsoft.com/office/drawing/2016/ink" xmlns:am3d="http://schemas.microsoft.com/office/drawing/2017/model3d" xmlns:o="urn:schemas-microsoft-com:office:office" xmlns:r="http://schemas.openxmlformats.org/officeDocument/2006/relationships" xmlns:m="http://schemas.openxmlformats.org/officeDocument/2006/math" xmlns:v="urn:schemas-microsoft-com:vml" xmlns:wp14="http://schemas.microsoft.com/office/word/2010/wordprocessingDrawing" xmlns:wp="http://schemas.openxmlformats.org/drawingml/2006/wordprocessingDrawing" xmlns:w10="urn:schemas-microsoft-com:office:word" xmlns:w="http://schemas.openxmlformats.org/wordprocessingml/2006/main" xmlns:w14="http://schemas.microsoft.com/office/word/2010/wordml" xmlns:w15="http://schemas.microsoft.com/office/word/2012/wordml" xmlns:w16cex="http://schemas.microsoft.com/office/word/2018/wordml/cex" xmlns:w16cid="http://schemas.microsoft.com/office/word/2016/wordml/cid" xmlns:w16="http://schemas.microsoft.com/office/word/2018/wordml" xmlns:w16sdtdh="http://schemas.microsoft.com/office/word/2020/wordml/sdtdatahash" xmlns:w16se="http://schemas.microsoft.com/office/word/2015/wordml/symex" xmlns:wpg="http://schemas.microsoft.com/office/word/2010/wordprocessingGroup" xmlns:wpi="http://schemas.microsoft.com/office/word/2010/wordprocessingInk" xmlns:wne="http://schemas.microsoft.com/office/word/2006/wordml" xmlns:wps="http://schemas.microsoft.com/office/word/2010/wordprocessingShape" mc:Ignorable="w14 w15 w16se w16cid w16 w16cex w16sdtdh wp14">
+  <w15:person w15:author="Meghan Bowler">
+    <w15:presenceInfo w15:providerId="None" w15:userId="Meghan Bowler"/>
+  </w15:person>
   <w15:person w15:author="Microsoft Office User">
     <w15:presenceInfo w15:providerId="None" w15:userId="Microsoft Office User"/>
   </w15:person>
@@ -19408,7 +20924,7 @@
 </file>
 
 <file path=word/styles.xml><?xml version="1.0" encoding="utf-8"?>
-<w:styles xmlns:mc="http://schemas.openxmlformats.org/markup-compatibility/2006" xmlns:r="http://schemas.openxmlformats.org/officeDocument/2006/relationships" xmlns:w="http://schemas.openxmlformats.org/wordprocessingml/2006/main" xmlns:w14="http://schemas.microsoft.com/office/word/2010/wordml" xmlns:w15="http://schemas.microsoft.com/office/word/2012/wordml" xmlns:w16cex="http://schemas.microsoft.com/office/word/2018/wordml/cex" xmlns:w16cid="http://schemas.microsoft.com/office/word/2016/wordml/cid" xmlns:w16="http://schemas.microsoft.com/office/word/2018/wordml" xmlns:w16se="http://schemas.microsoft.com/office/word/2015/wordml/symex" mc:Ignorable="w14 w15 w16se w16cid w16 w16cex">
+<w:styles xmlns:mc="http://schemas.openxmlformats.org/markup-compatibility/2006" xmlns:r="http://schemas.openxmlformats.org/officeDocument/2006/relationships" xmlns:w="http://schemas.openxmlformats.org/wordprocessingml/2006/main" xmlns:w14="http://schemas.microsoft.com/office/word/2010/wordml" xmlns:w15="http://schemas.microsoft.com/office/word/2012/wordml" xmlns:w16cex="http://schemas.microsoft.com/office/word/2018/wordml/cex" xmlns:w16cid="http://schemas.microsoft.com/office/word/2016/wordml/cid" xmlns:w16="http://schemas.microsoft.com/office/word/2018/wordml" xmlns:w16sdtdh="http://schemas.microsoft.com/office/word/2020/wordml/sdtdatahash" xmlns:w16se="http://schemas.microsoft.com/office/word/2015/wordml/symex" mc:Ignorable="w14 w15 w16se w16cid w16 w16cex w16sdtdh">
   <w:docDefaults>
     <w:rPrDefault>
       <w:rPr>
@@ -19805,6 +21321,7 @@
   <w:style w:type="paragraph" w:default="1" w:styleId="Normal">
     <w:name w:val="Normal"/>
     <w:qFormat/>
+    <w:rsid w:val="00233B8D"/>
   </w:style>
   <w:style w:type="paragraph" w:styleId="Heading1">
     <w:name w:val="heading 1"/>

--- a/stoch_draft/A molecular model manuscript_v2.docx
+++ b/stoch_draft/A molecular model manuscript_v2.docx
@@ -461,39 +461,39 @@
           <w:sz w:val="24"/>
           <w:szCs w:val="24"/>
         </w:rPr>
-        <w:t xml:space="preserve">Substrate stiffness and signaling network noise contribute to EGFR therapy </w:t>
-      </w:r>
-      <w:proofErr w:type="gramStart"/>
-      <w:r>
+        <w:t xml:space="preserve">Substrate stiffness and signaling network noise contribute to EGFR therapy resistance  (response?) in non-small cell lung cancer  </w:t>
+      </w:r>
+    </w:p>
+    <w:p>
+      <w:pPr>
+        <w:spacing w:after="0" w:line="480" w:lineRule="auto"/>
         <w:rPr>
           <w:rFonts w:ascii="Times New Roman" w:hAnsi="Times New Roman" w:cs="Times New Roman"/>
           <w:b/>
           <w:sz w:val="24"/>
           <w:szCs w:val="24"/>
         </w:rPr>
-        <w:t>resistance  (</w:t>
-      </w:r>
-      <w:proofErr w:type="gramEnd"/>
-      <w:r>
+      </w:pPr>
+    </w:p>
+    <w:p>
+      <w:pPr>
+        <w:spacing w:after="0" w:line="480" w:lineRule="auto"/>
         <w:rPr>
           <w:rFonts w:ascii="Times New Roman" w:hAnsi="Times New Roman" w:cs="Times New Roman"/>
           <w:b/>
           <w:sz w:val="24"/>
           <w:szCs w:val="24"/>
         </w:rPr>
-        <w:t xml:space="preserve">response?) in non-small cell lung cancer  </w:t>
-      </w:r>
-    </w:p>
-    <w:p>
-      <w:pPr>
-        <w:spacing w:after="0" w:line="480" w:lineRule="auto"/>
+      </w:pPr>
+      <w:r>
         <w:rPr>
           <w:rFonts w:ascii="Times New Roman" w:hAnsi="Times New Roman" w:cs="Times New Roman"/>
           <w:b/>
           <w:sz w:val="24"/>
           <w:szCs w:val="24"/>
         </w:rPr>
-      </w:pPr>
+        <w:t>Extracellular substrate stiffness and EGFR inhibition have opposing effects on stochastic cell fate decisions and therapeutic efficacy</w:t>
+      </w:r>
     </w:p>
     <w:p>
       <w:pPr>
@@ -512,7 +512,7 @@
           <w:sz w:val="24"/>
           <w:szCs w:val="24"/>
         </w:rPr>
-        <w:t>Extracellular substrate stiffness and EGFR inhibition have opposing effects on stochastic cell fate decisions and therapeutic efficacy</w:t>
+        <w:t>Increasing substrate stiffness decreases G1/S transition barrier</w:t>
       </w:r>
     </w:p>
     <w:p>
@@ -525,37 +525,35 @@
           <w:szCs w:val="24"/>
         </w:rPr>
       </w:pPr>
-      <w:r>
+    </w:p>
+    <w:p>
+      <w:pPr>
+        <w:spacing w:after="0" w:line="480" w:lineRule="auto"/>
         <w:rPr>
           <w:rFonts w:ascii="Times New Roman" w:hAnsi="Times New Roman" w:cs="Times New Roman"/>
           <w:b/>
           <w:sz w:val="24"/>
           <w:szCs w:val="24"/>
         </w:rPr>
-        <w:t>Increasing substrate stiffness decreases G1/S transition barrier</w:t>
-      </w:r>
-    </w:p>
-    <w:p>
-      <w:pPr>
-        <w:spacing w:after="0" w:line="480" w:lineRule="auto"/>
+      </w:pPr>
+      <w:r>
         <w:rPr>
           <w:rFonts w:ascii="Times New Roman" w:hAnsi="Times New Roman" w:cs="Times New Roman"/>
           <w:b/>
           <w:sz w:val="24"/>
           <w:szCs w:val="24"/>
         </w:rPr>
-      </w:pPr>
-    </w:p>
-    <w:p>
-      <w:pPr>
-        <w:spacing w:after="0" w:line="480" w:lineRule="auto"/>
+        <w:t xml:space="preserve">Substrate stiffness counteracts EGFR inhibition treatment by enabling </w:t>
+      </w:r>
+      <w:r>
         <w:rPr>
           <w:rFonts w:ascii="Times New Roman" w:hAnsi="Times New Roman" w:cs="Times New Roman"/>
           <w:b/>
           <w:sz w:val="24"/>
           <w:szCs w:val="24"/>
         </w:rPr>
-      </w:pPr>
+        <w:t xml:space="preserve">drug tolerant (persister) </w:t>
+      </w:r>
       <w:r>
         <w:rPr>
           <w:rFonts w:ascii="Times New Roman" w:hAnsi="Times New Roman" w:cs="Times New Roman"/>
@@ -563,28 +561,30 @@
           <w:sz w:val="24"/>
           <w:szCs w:val="24"/>
         </w:rPr>
-        <w:t xml:space="preserve">Substrate stiffness counteracts EGFR inhibition treatment by enabling </w:t>
-      </w:r>
-      <w:r>
+        <w:t>cells to access a fast dividing state</w:t>
+      </w:r>
+    </w:p>
+    <w:p>
+      <w:pPr>
+        <w:spacing w:after="0" w:line="480" w:lineRule="auto"/>
         <w:rPr>
           <w:rFonts w:ascii="Times New Roman" w:hAnsi="Times New Roman" w:cs="Times New Roman"/>
           <w:b/>
           <w:sz w:val="24"/>
           <w:szCs w:val="24"/>
         </w:rPr>
-        <w:t>drug tolerant (</w:t>
-      </w:r>
-      <w:proofErr w:type="spellStart"/>
-      <w:r>
+      </w:pPr>
+    </w:p>
+    <w:p>
+      <w:pPr>
+        <w:spacing w:after="0" w:line="480" w:lineRule="auto"/>
         <w:rPr>
           <w:rFonts w:ascii="Times New Roman" w:hAnsi="Times New Roman" w:cs="Times New Roman"/>
           <w:b/>
           <w:sz w:val="24"/>
           <w:szCs w:val="24"/>
         </w:rPr>
-        <w:t>persister</w:t>
-      </w:r>
-      <w:proofErr w:type="spellEnd"/>
+      </w:pPr>
       <w:r>
         <w:rPr>
           <w:rFonts w:ascii="Times New Roman" w:hAnsi="Times New Roman" w:cs="Times New Roman"/>
@@ -592,7 +592,7 @@
           <w:sz w:val="24"/>
           <w:szCs w:val="24"/>
         </w:rPr>
-        <w:t xml:space="preserve">) </w:t>
+        <w:t>A stochastic model reveals mechanism of s</w:t>
       </w:r>
       <w:r>
         <w:rPr>
@@ -601,9 +601,8 @@
           <w:sz w:val="24"/>
           <w:szCs w:val="24"/>
         </w:rPr>
-        <w:t xml:space="preserve">cells to access a </w:t>
-      </w:r>
-      <w:proofErr w:type="gramStart"/>
+        <w:t>ubstrate stiffness tolerance to EGFR inhibition treatment by enabling cell access to a fast</w:t>
+      </w:r>
       <w:r>
         <w:rPr>
           <w:rFonts w:ascii="Times New Roman" w:hAnsi="Times New Roman" w:cs="Times New Roman"/>
@@ -611,9 +610,8 @@
           <w:sz w:val="24"/>
           <w:szCs w:val="24"/>
         </w:rPr>
-        <w:t>fast dividing</w:t>
-      </w:r>
-      <w:proofErr w:type="gramEnd"/>
+        <w:t>-</w:t>
+      </w:r>
       <w:r>
         <w:rPr>
           <w:rFonts w:ascii="Times New Roman" w:hAnsi="Times New Roman" w:cs="Times New Roman"/>
@@ -621,7 +619,7 @@
           <w:sz w:val="24"/>
           <w:szCs w:val="24"/>
         </w:rPr>
-        <w:t xml:space="preserve"> state</w:t>
+        <w:t>dividing state</w:t>
       </w:r>
     </w:p>
     <w:p>
@@ -652,7 +650,7 @@
           <w:sz w:val="24"/>
           <w:szCs w:val="24"/>
         </w:rPr>
-        <w:t>Substrate stiffness promotes tolerance to EGFR inhibition treatment by enabling cell access to a fast</w:t>
+        <w:t>A molecular model of substrate stiffness-regulated s</w:t>
       </w:r>
       <w:r>
         <w:rPr>
@@ -661,7 +659,7 @@
           <w:sz w:val="24"/>
           <w:szCs w:val="24"/>
         </w:rPr>
-        <w:t>-</w:t>
+        <w:t>tochastic</w:t>
       </w:r>
       <w:r>
         <w:rPr>
@@ -670,19 +668,129 @@
           <w:sz w:val="24"/>
           <w:szCs w:val="24"/>
         </w:rPr>
-        <w:t>dividing state</w:t>
-      </w:r>
-    </w:p>
-    <w:p>
-      <w:pPr>
-        <w:spacing w:after="0" w:line="480" w:lineRule="auto"/>
+        <w:t xml:space="preserve"> transitions from slow- to fast-dividing </w:t>
+      </w:r>
+      <w:r>
         <w:rPr>
           <w:rFonts w:ascii="Times New Roman" w:hAnsi="Times New Roman" w:cs="Times New Roman"/>
           <w:b/>
           <w:sz w:val="24"/>
           <w:szCs w:val="24"/>
         </w:rPr>
-      </w:pPr>
+        <w:t>[</w:t>
+      </w:r>
+      <w:r>
+        <w:rPr>
+          <w:rFonts w:ascii="Times New Roman" w:hAnsi="Times New Roman" w:cs="Times New Roman"/>
+          <w:b/>
+          <w:sz w:val="24"/>
+          <w:szCs w:val="24"/>
+        </w:rPr>
+        <w:t>cell states</w:t>
+      </w:r>
+      <w:r>
+        <w:rPr>
+          <w:rFonts w:ascii="Times New Roman" w:hAnsi="Times New Roman" w:cs="Times New Roman"/>
+          <w:b/>
+          <w:sz w:val="24"/>
+          <w:szCs w:val="24"/>
+        </w:rPr>
+        <w:t>]</w:t>
+      </w:r>
+      <w:r>
+        <w:rPr>
+          <w:rFonts w:ascii="Times New Roman" w:hAnsi="Times New Roman" w:cs="Times New Roman"/>
+          <w:b/>
+          <w:sz w:val="24"/>
+          <w:szCs w:val="24"/>
+        </w:rPr>
+        <w:t xml:space="preserve"> </w:t>
+      </w:r>
+      <w:r>
+        <w:rPr>
+          <w:rFonts w:ascii="Times New Roman" w:hAnsi="Times New Roman" w:cs="Times New Roman"/>
+          <w:b/>
+          <w:sz w:val="24"/>
+          <w:szCs w:val="24"/>
+        </w:rPr>
+        <w:t>reveals a mechanism of</w:t>
+      </w:r>
+      <w:r>
+        <w:rPr>
+          <w:rFonts w:ascii="Times New Roman" w:hAnsi="Times New Roman" w:cs="Times New Roman"/>
+          <w:b/>
+          <w:sz w:val="24"/>
+          <w:szCs w:val="24"/>
+        </w:rPr>
+        <w:t xml:space="preserve"> tolerance to EGFR inhibition</w:t>
+      </w:r>
+    </w:p>
+    <w:p>
+      <w:pPr>
+        <w:spacing w:after="0" w:line="480" w:lineRule="auto"/>
+        <w:rPr>
+          <w:rFonts w:ascii="Times New Roman" w:hAnsi="Times New Roman" w:cs="Times New Roman"/>
+          <w:b/>
+          <w:sz w:val="24"/>
+          <w:szCs w:val="24"/>
+        </w:rPr>
+      </w:pPr>
+    </w:p>
+    <w:p>
+      <w:pPr>
+        <w:spacing w:after="0" w:line="480" w:lineRule="auto"/>
+        <w:rPr>
+          <w:rFonts w:ascii="Times New Roman" w:hAnsi="Times New Roman" w:cs="Times New Roman"/>
+          <w:b/>
+          <w:sz w:val="24"/>
+          <w:szCs w:val="24"/>
+        </w:rPr>
+      </w:pPr>
+      <w:r>
+        <w:rPr>
+          <w:rFonts w:ascii="Times New Roman" w:hAnsi="Times New Roman" w:cs="Times New Roman"/>
+          <w:b/>
+          <w:sz w:val="24"/>
+          <w:szCs w:val="24"/>
+        </w:rPr>
+        <w:t>A molecular model of substrate stiffness-regulated stochastic transitions from slow- to fast-</w:t>
+      </w:r>
+      <w:r>
+        <w:rPr>
+          <w:rFonts w:ascii="Times New Roman" w:hAnsi="Times New Roman" w:cs="Times New Roman"/>
+          <w:b/>
+          <w:sz w:val="24"/>
+          <w:szCs w:val="24"/>
+        </w:rPr>
+        <w:t>cycling</w:t>
+      </w:r>
+      <w:r>
+        <w:rPr>
+          <w:rFonts w:ascii="Times New Roman" w:hAnsi="Times New Roman" w:cs="Times New Roman"/>
+          <w:b/>
+          <w:sz w:val="24"/>
+          <w:szCs w:val="24"/>
+        </w:rPr>
+        <w:t xml:space="preserve"> cell</w:t>
+      </w:r>
+      <w:r>
+        <w:rPr>
+          <w:rFonts w:ascii="Times New Roman" w:hAnsi="Times New Roman" w:cs="Times New Roman"/>
+          <w:b/>
+          <w:sz w:val="24"/>
+          <w:szCs w:val="24"/>
+        </w:rPr>
+        <w:t>s</w:t>
+      </w:r>
+      <w:r>
+        <w:rPr>
+          <w:rFonts w:ascii="Times New Roman" w:hAnsi="Times New Roman" w:cs="Times New Roman"/>
+          <w:b/>
+          <w:sz w:val="24"/>
+          <w:szCs w:val="24"/>
+        </w:rPr>
+        <w:t xml:space="preserve"> reveals a mechanism of tolerance to EGFR inhibition</w:t>
+      </w:r>
     </w:p>
     <w:p>
       <w:pPr>
@@ -1465,7 +1573,17 @@
           <w:sz w:val="24"/>
           <w:szCs w:val="24"/>
         </w:rPr>
-        <w:t xml:space="preserve">he model suggests that </w:t>
+        <w:t xml:space="preserve">he </w:t>
+      </w:r>
+      <w:r>
+        <w:rPr>
+          <w:rFonts w:ascii="Times New Roman" w:hAnsi="Times New Roman" w:cs="Times New Roman"/>
+          <w:bCs/>
+          <w:sz w:val="24"/>
+          <w:szCs w:val="24"/>
+        </w:rPr>
+        <w:lastRenderedPageBreak/>
+        <w:t xml:space="preserve">model suggests that </w:t>
       </w:r>
       <w:r>
         <w:rPr>
@@ -1548,6 +1666,30 @@
         </w:rPr>
         <w:t xml:space="preserve"> </w:t>
       </w:r>
+    </w:p>
+    <w:p>
+      <w:pPr>
+        <w:spacing w:after="0" w:line="480" w:lineRule="auto"/>
+        <w:ind w:firstLine="360"/>
+        <w:rPr>
+          <w:rFonts w:ascii="Times New Roman" w:hAnsi="Times New Roman" w:cs="Times New Roman"/>
+          <w:bCs/>
+          <w:sz w:val="24"/>
+          <w:szCs w:val="24"/>
+        </w:rPr>
+      </w:pPr>
+    </w:p>
+    <w:p>
+      <w:pPr>
+        <w:spacing w:after="0" w:line="480" w:lineRule="auto"/>
+        <w:ind w:firstLine="360"/>
+        <w:rPr>
+          <w:rFonts w:ascii="Times New Roman" w:hAnsi="Times New Roman" w:cs="Times New Roman"/>
+          <w:bCs/>
+          <w:sz w:val="24"/>
+          <w:szCs w:val="24"/>
+        </w:rPr>
+      </w:pPr>
       <w:r>
         <w:rPr>
           <w:rFonts w:ascii="Times New Roman" w:hAnsi="Times New Roman" w:cs="Times New Roman"/>
@@ -2715,27 +2857,7 @@
           <w:sz w:val="24"/>
           <w:szCs w:val="24"/>
         </w:rPr>
-        <w:t>The basis of our model is centered on the system of four cyclin-dependent kinases (</w:t>
-      </w:r>
-      <w:proofErr w:type="spellStart"/>
-      <w:r>
-        <w:rPr>
-          <w:rFonts w:ascii="Times New Roman" w:hAnsi="Times New Roman" w:cs="Times New Roman"/>
-          <w:bCs/>
-          <w:sz w:val="24"/>
-          <w:szCs w:val="24"/>
-        </w:rPr>
-        <w:t>Cdks</w:t>
-      </w:r>
-      <w:proofErr w:type="spellEnd"/>
-      <w:r>
-        <w:rPr>
-          <w:rFonts w:ascii="Times New Roman" w:hAnsi="Times New Roman" w:cs="Times New Roman"/>
-          <w:bCs/>
-          <w:sz w:val="24"/>
-          <w:szCs w:val="24"/>
-        </w:rPr>
-        <w:t xml:space="preserve">), that control the ordered progression through the phases of the cell cycle: Gap 1 (G1), DNA synthesis (S), Gap 2 (G2), and mitosis (M). A fifth phase, Gap 0 (G0), is used to describe cells that have left the cell cycle and are not actively dividing, or quiescent cells. Recent work has identified the G0 population as an important collection of cells in the development of cancer treatment resistance. We extend a skeleton model of the mammalian cell cycle, a </w:t>
+        <w:t xml:space="preserve">The basis of our model is centered on the system of four cyclin-dependent kinases (Cdks), that control the ordered progression through the phases of the cell cycle: Gap 1 (G1), DNA synthesis (S), Gap 2 (G2), and mitosis (M). A fifth phase, Gap 0 (G0), is used to describe cells that have left the cell cycle and are not actively dividing, or quiescent cells. Recent work has identified the G0 population as an important collection of cells in the development of cancer treatment resistance. We extend a skeleton model of the mammalian cell cycle, a </w:t>
       </w:r>
       <w:r>
         <w:rPr>
@@ -2745,27 +2867,7 @@
           <w:szCs w:val="24"/>
         </w:rPr>
         <w:lastRenderedPageBreak/>
-        <w:t xml:space="preserve">reduced version of a much larger model, both proposed by </w:t>
-      </w:r>
-      <w:proofErr w:type="spellStart"/>
-      <w:r>
-        <w:rPr>
-          <w:rFonts w:ascii="Times New Roman" w:hAnsi="Times New Roman" w:cs="Times New Roman"/>
-          <w:bCs/>
-          <w:sz w:val="24"/>
-          <w:szCs w:val="24"/>
-        </w:rPr>
-        <w:t>Goldbeter</w:t>
-      </w:r>
-      <w:proofErr w:type="spellEnd"/>
-      <w:r>
-        <w:rPr>
-          <w:rFonts w:ascii="Times New Roman" w:hAnsi="Times New Roman" w:cs="Times New Roman"/>
-          <w:bCs/>
-          <w:sz w:val="24"/>
-          <w:szCs w:val="24"/>
-        </w:rPr>
-        <w:t xml:space="preserve"> et al. Our model is a simplification of an expansive ‘bottom-up’ model that exchanges many biochemical intricacies for emphasis on the minimum network architecture necessary for complex oscillatory behavior. Identically to the full model, our reduced version is driven by the chronological activation of the cyclin group of proteins and their associated kinases. Each phase of the cell cycle corresponds to the activation of a specific member of this family: cyclin D/Cdk4-6 induction marks the progression of G1, increase in cyclin E/Cdk2 identifies the G1/S transition, cyclin A/Cdk2 activity indicates S and G2 phase, and cyclin B/Cdk1 precipitates M phase. </w:t>
+        <w:t xml:space="preserve">reduced version of a much larger model, both proposed by Goldbeter et al. Our model is a simplification of an expansive ‘bottom-up’ model that exchanges many biochemical intricacies for emphasis on the minimum network architecture necessary for complex oscillatory behavior. Identically to the full model, our reduced version is driven by the chronological activation of the cyclin group of proteins and their associated kinases. Each phase of the cell cycle corresponds to the activation of a specific member of this family: cyclin D/Cdk4-6 induction marks the progression of G1, increase in cyclin E/Cdk2 identifies the G1/S transition, cyclin A/Cdk2 activity indicates S and G2 phase, and cyclin B/Cdk1 precipitates M phase. </w:t>
       </w:r>
     </w:p>
     <w:p>
@@ -2798,47 +2900,7 @@
           <w:sz w:val="24"/>
           <w:szCs w:val="24"/>
         </w:rPr>
-        <w:t xml:space="preserve">Additional features of our model include the G1/S restriction point in the form of the Rb-E2F bistable switch. The restriction point in this form provides a sharp threshold for cell cycle activation that is otherwise absent in the reduced model. We also incorporate the proteins Skp2, Cdh1, and p21/p27 to allow for substrate stiffness influence on the cell cycle through the activation of the FAK signaling axis. To integrate cell death, we include the initiator module of an apoptosis model proposed by Tyson et al. The initiator module functions as a switch describing BAX activation. Upon sufficient stress signal, pro-apoptotic BH3 protein level increases. Initially, BCL2 sequesters BH3 by binding to it. However, if the stress signal is maintained, BH3 will continue to accumulate, activating BAX. The activated, mitochondrial-bound form, </w:t>
-      </w:r>
-      <w:proofErr w:type="spellStart"/>
-      <w:r>
-        <w:rPr>
-          <w:rFonts w:ascii="Times New Roman" w:hAnsi="Times New Roman" w:cs="Times New Roman"/>
-          <w:bCs/>
-          <w:sz w:val="24"/>
-          <w:szCs w:val="24"/>
-        </w:rPr>
-        <w:t>BAXm</w:t>
-      </w:r>
-      <w:proofErr w:type="spellEnd"/>
-      <w:r>
-        <w:rPr>
-          <w:rFonts w:ascii="Times New Roman" w:hAnsi="Times New Roman" w:cs="Times New Roman"/>
-          <w:bCs/>
-          <w:sz w:val="24"/>
-          <w:szCs w:val="24"/>
-        </w:rPr>
-        <w:t xml:space="preserve">, promotes the release of BH3 from BCL2. Once this module is active, irreversible pores are formed within the mitochondrial membrane, augmenting permeability to cytochrome c. A key component of our model is </w:t>
-      </w:r>
-      <w:proofErr w:type="spellStart"/>
-      <w:r>
-        <w:rPr>
-          <w:rFonts w:ascii="Times New Roman" w:hAnsi="Times New Roman" w:cs="Times New Roman"/>
-          <w:bCs/>
-          <w:sz w:val="24"/>
-          <w:szCs w:val="24"/>
-        </w:rPr>
-        <w:t>bistability</w:t>
-      </w:r>
-      <w:proofErr w:type="spellEnd"/>
-      <w:r>
-        <w:rPr>
-          <w:rFonts w:ascii="Times New Roman" w:hAnsi="Times New Roman" w:cs="Times New Roman"/>
-          <w:bCs/>
-          <w:sz w:val="24"/>
-          <w:szCs w:val="24"/>
-        </w:rPr>
-        <w:t xml:space="preserve"> in both apoptosis and mitosis, allowing for signal threshold activation of both elements. </w:t>
+        <w:t xml:space="preserve">Additional features of our model include the G1/S restriction point in the form of the Rb-E2F bistable switch. The restriction point in this form provides a sharp threshold for cell cycle activation that is otherwise absent in the reduced model. We also incorporate the proteins Skp2, Cdh1, and p21/p27 to allow for substrate stiffness influence on the cell cycle through the activation of the FAK signaling axis. To integrate cell death, we include the initiator module of an apoptosis model proposed by Tyson et al. The initiator module functions as a switch describing BAX activation. Upon sufficient stress signal, pro-apoptotic BH3 protein level increases. Initially, BCL2 sequesters BH3 by binding to it. However, if the stress signal is maintained, BH3 will continue to accumulate, activating BAX. The activated, mitochondrial-bound form, BAXm, promotes the release of BH3 from BCL2. Once this module is active, irreversible pores are formed within the mitochondrial membrane, augmenting permeability to cytochrome c. A key component of our model is bistability in both apoptosis and mitosis, allowing for signal threshold activation of both elements. </w:t>
       </w:r>
     </w:p>
     <w:p>
@@ -3294,27 +3356,7 @@
           <w:sz w:val="24"/>
           <w:szCs w:val="24"/>
         </w:rPr>
-        <w:t xml:space="preserve"> (</w:t>
-      </w:r>
-      <w:proofErr w:type="spellStart"/>
-      <w:r>
-        <w:rPr>
-          <w:rFonts w:ascii="Times New Roman" w:hAnsi="Times New Roman" w:cs="Times New Roman"/>
-          <w:bCs/>
-          <w:sz w:val="24"/>
-          <w:szCs w:val="24"/>
-        </w:rPr>
-        <w:t>Jeremie’s</w:t>
-      </w:r>
-      <w:proofErr w:type="spellEnd"/>
-      <w:r>
-        <w:rPr>
-          <w:rFonts w:ascii="Times New Roman" w:hAnsi="Times New Roman" w:cs="Times New Roman"/>
-          <w:bCs/>
-          <w:sz w:val="24"/>
-          <w:szCs w:val="24"/>
-        </w:rPr>
-        <w:t xml:space="preserve"> work, model validation)</w:t>
+        <w:t xml:space="preserve"> (Jeremie’s work, model validation)</w:t>
       </w:r>
     </w:p>
     <w:p>
@@ -3358,36 +3400,16 @@
           <w:sz w:val="24"/>
           <w:szCs w:val="24"/>
         </w:rPr>
-        <w:t xml:space="preserve">, </w:t>
-      </w:r>
-      <w:proofErr w:type="gramStart"/>
-      <w:r>
-        <w:rPr>
-          <w:rFonts w:ascii="Times New Roman" w:hAnsi="Times New Roman" w:cs="Times New Roman"/>
-          <w:bCs/>
-          <w:sz w:val="24"/>
-          <w:szCs w:val="24"/>
-        </w:rPr>
-        <w:t>Rb</w:t>
-      </w:r>
-      <w:r>
-        <w:rPr>
-          <w:rFonts w:ascii="Times New Roman" w:hAnsi="Times New Roman" w:cs="Times New Roman"/>
-          <w:bCs/>
-          <w:sz w:val="24"/>
-          <w:szCs w:val="24"/>
-        </w:rPr>
-        <w:t>(</w:t>
-      </w:r>
-      <w:proofErr w:type="gramEnd"/>
-      <w:r>
-        <w:rPr>
-          <w:rFonts w:ascii="Times New Roman" w:hAnsi="Times New Roman" w:cs="Times New Roman"/>
-          <w:bCs/>
-          <w:sz w:val="24"/>
-          <w:szCs w:val="24"/>
-        </w:rPr>
-        <w:t>Spencer)</w:t>
+        <w:t>, Rb</w:t>
+      </w:r>
+      <w:r>
+        <w:rPr>
+          <w:rFonts w:ascii="Times New Roman" w:hAnsi="Times New Roman" w:cs="Times New Roman"/>
+          <w:bCs/>
+          <w:sz w:val="24"/>
+          <w:szCs w:val="24"/>
+        </w:rPr>
+        <w:t>(Spencer)</w:t>
       </w:r>
       <w:r>
         <w:rPr>
@@ -3423,27 +3445,7 @@
           <w:sz w:val="24"/>
           <w:szCs w:val="24"/>
         </w:rPr>
-        <w:t xml:space="preserve">. Model matches experimental results </w:t>
-      </w:r>
-      <w:proofErr w:type="gramStart"/>
-      <w:r>
-        <w:rPr>
-          <w:rFonts w:ascii="Times New Roman" w:hAnsi="Times New Roman" w:cs="Times New Roman"/>
-          <w:bCs/>
-          <w:sz w:val="24"/>
-          <w:szCs w:val="24"/>
-        </w:rPr>
-        <w:t>naively,</w:t>
-      </w:r>
-      <w:proofErr w:type="gramEnd"/>
-      <w:r>
-        <w:rPr>
-          <w:rFonts w:ascii="Times New Roman" w:hAnsi="Times New Roman" w:cs="Times New Roman"/>
-          <w:bCs/>
-          <w:sz w:val="24"/>
-          <w:szCs w:val="24"/>
-        </w:rPr>
-        <w:t xml:space="preserve"> the model was not fit using this experimental data</w:t>
+        <w:t>. Model matches experimental results naively, the model was not fit using this experimental data</w:t>
       </w:r>
     </w:p>
     <w:p>
@@ -3628,7 +3630,7 @@
           </mc:Choice>
           <mc:Fallback>
             <w:pict>
-              <v:group w14:anchorId="0C64A661" id="Group 7" o:spid="_x0000_s1026" style="position:absolute;margin-left:0;margin-top:11.85pt;width:514.5pt;height:208.8pt;z-index:251693056;mso-position-horizontal:center;mso-position-horizontal-relative:margin" coordsize="65341,26517" o:gfxdata="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">
+              <v:group w14:anchorId="47F9EFF5" id="Group 7" o:spid="_x0000_s1026" style="position:absolute;margin-left:0;margin-top:11.85pt;width:514.5pt;height:208.8pt;z-index:251693056;mso-position-horizontal:center;mso-position-horizontal-relative:margin" coordsize="65341,26517" o:gfxdata="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">
                 <v:shapetype id="_x0000_t75" coordsize="21600,21600" o:spt="75" o:preferrelative="t" path="m@4@5l@4@11@9@11@9@5xe" filled="f" stroked="f">
                   <v:stroke joinstyle="miter"/>
                   <v:formulas>
@@ -3738,27 +3740,7 @@
           <w:sz w:val="24"/>
           <w:szCs w:val="24"/>
         </w:rPr>
-        <w:t xml:space="preserve"> System behavior is driven by components of the Rb-E2F switch. Increased Rb and p21, and decreased E2F, </w:t>
-      </w:r>
-      <w:proofErr w:type="spellStart"/>
-      <w:r>
-        <w:rPr>
-          <w:rFonts w:ascii="Times New Roman" w:hAnsi="Times New Roman" w:cs="Times New Roman"/>
-          <w:bCs/>
-          <w:sz w:val="24"/>
-          <w:szCs w:val="24"/>
-        </w:rPr>
-        <w:t>pRb</w:t>
-      </w:r>
-      <w:proofErr w:type="spellEnd"/>
-      <w:r>
-        <w:rPr>
-          <w:rFonts w:ascii="Times New Roman" w:hAnsi="Times New Roman" w:cs="Times New Roman"/>
-          <w:bCs/>
-          <w:sz w:val="24"/>
-          <w:szCs w:val="24"/>
-        </w:rPr>
-        <w:t xml:space="preserve">, and CycE </w:t>
+        <w:t xml:space="preserve"> System behavior is driven by components of the Rb-E2F switch. Increased Rb and p21, and decreased E2F, pRb, and CycE </w:t>
       </w:r>
       <w:r>
         <w:rPr>
@@ -4730,27 +4712,7 @@
           <w:szCs w:val="24"/>
         </w:rPr>
         <w:lastRenderedPageBreak/>
-        <w:t>For tracking and analysis purposes, cells were labeled with H2B-mRFP and Geminin-</w:t>
-      </w:r>
-      <w:proofErr w:type="spellStart"/>
-      <w:r>
-        <w:rPr>
-          <w:rFonts w:ascii="Times New Roman" w:hAnsi="Times New Roman" w:cs="Times New Roman"/>
-          <w:bCs/>
-          <w:sz w:val="24"/>
-          <w:szCs w:val="24"/>
-        </w:rPr>
-        <w:t>mAG.</w:t>
-      </w:r>
-      <w:proofErr w:type="spellEnd"/>
-      <w:r>
-        <w:rPr>
-          <w:rFonts w:ascii="Times New Roman" w:hAnsi="Times New Roman" w:cs="Times New Roman"/>
-          <w:bCs/>
-          <w:sz w:val="24"/>
-          <w:szCs w:val="24"/>
-        </w:rPr>
-        <w:t xml:space="preserve"> The first allows for continual tracking of individual cells for the course of the experiment while the latter marks the transition from G1 to S phase, remaining expressed until the cell divides</w:t>
+        <w:t>For tracking and analysis purposes, cells were labeled with H2B-mRFP and Geminin-mAG. The first allows for continual tracking of individual cells for the course of the experiment while the latter marks the transition from G1 to S phase, remaining expressed until the cell divides</w:t>
       </w:r>
       <w:r>
         <w:rPr>
@@ -4786,76 +4748,16 @@
           <w:sz w:val="24"/>
           <w:szCs w:val="24"/>
         </w:rPr>
-        <w:t xml:space="preserve">We first tracked cell life spans and intermitotic time (both </w:t>
-      </w:r>
-      <w:proofErr w:type="gramStart"/>
-      <w:r>
-        <w:rPr>
-          <w:rFonts w:ascii="Times New Roman" w:hAnsi="Times New Roman" w:cs="Times New Roman"/>
-          <w:bCs/>
-          <w:sz w:val="24"/>
-          <w:szCs w:val="24"/>
-        </w:rPr>
-        <w:t>time</w:t>
-      </w:r>
-      <w:proofErr w:type="gramEnd"/>
-      <w:r>
-        <w:rPr>
-          <w:rFonts w:ascii="Times New Roman" w:hAnsi="Times New Roman" w:cs="Times New Roman"/>
-          <w:bCs/>
-          <w:sz w:val="24"/>
-          <w:szCs w:val="24"/>
-        </w:rPr>
-        <w:t xml:space="preserve"> spent in G1/G0 and S/G2/M). The events are defined by an initial mitotic event (beginning of lifespan), geminin-</w:t>
-      </w:r>
-      <w:proofErr w:type="spellStart"/>
-      <w:r>
-        <w:rPr>
-          <w:rFonts w:ascii="Times New Roman" w:hAnsi="Times New Roman" w:cs="Times New Roman"/>
-          <w:bCs/>
-          <w:sz w:val="24"/>
-          <w:szCs w:val="24"/>
-        </w:rPr>
-        <w:t>mAG</w:t>
-      </w:r>
-      <w:proofErr w:type="spellEnd"/>
-      <w:r>
-        <w:rPr>
-          <w:rFonts w:ascii="Times New Roman" w:hAnsi="Times New Roman" w:cs="Times New Roman"/>
-          <w:bCs/>
-          <w:sz w:val="24"/>
-          <w:szCs w:val="24"/>
-        </w:rPr>
-        <w:t xml:space="preserve"> activation (G1/S transition), and ending once the cell divides into two daughter cells. </w:t>
-      </w:r>
-      <w:r>
-        <w:rPr>
-          <w:rFonts w:ascii="Times New Roman" w:hAnsi="Times New Roman" w:cs="Times New Roman"/>
-          <w:bCs/>
-          <w:sz w:val="24"/>
-          <w:szCs w:val="24"/>
-        </w:rPr>
-        <w:t>Death events are also tracked during the course of the experiment and cells are noted if they reach the end of the experiment (</w:t>
-      </w:r>
-      <w:proofErr w:type="spellStart"/>
-      <w:r>
-        <w:rPr>
-          <w:rFonts w:ascii="Times New Roman" w:hAnsi="Times New Roman" w:cs="Times New Roman"/>
-          <w:bCs/>
-          <w:sz w:val="24"/>
-          <w:szCs w:val="24"/>
-        </w:rPr>
-        <w:t>EoE</w:t>
-      </w:r>
-      <w:proofErr w:type="spellEnd"/>
-      <w:r>
-        <w:rPr>
-          <w:rFonts w:ascii="Times New Roman" w:hAnsi="Times New Roman" w:cs="Times New Roman"/>
-          <w:bCs/>
-          <w:sz w:val="24"/>
-          <w:szCs w:val="24"/>
-        </w:rPr>
-        <w:t xml:space="preserve">). </w:t>
+        <w:t xml:space="preserve">We first tracked cell life spans and intermitotic time (both time spent in G1/G0 and S/G2/M). The events are defined by an initial mitotic event (beginning of lifespan), geminin-mAG activation (G1/S transition), and ending once the cell divides into two daughter cells. </w:t>
+      </w:r>
+      <w:r>
+        <w:rPr>
+          <w:rFonts w:ascii="Times New Roman" w:hAnsi="Times New Roman" w:cs="Times New Roman"/>
+          <w:bCs/>
+          <w:sz w:val="24"/>
+          <w:szCs w:val="24"/>
+        </w:rPr>
+        <w:t xml:space="preserve">Death events are also tracked during the course of the experiment and cells are noted if they reach the end of the experiment (EoE). </w:t>
       </w:r>
       <w:r>
         <w:rPr>
@@ -5838,25 +5740,7 @@
           <w:sz w:val="24"/>
           <w:szCs w:val="24"/>
         </w:rPr>
-        <w:t>After examining how erlotinib treatment and substrate stiffness perturbations affect total cell population and mitotic behavior, we inquired how the same microenvironment alterations modify the cell signaling network. Changes in cell signaling are ultimately manifested in cell behavior (</w:t>
-      </w:r>
-      <w:proofErr w:type="gramStart"/>
-      <w:r>
-        <w:rPr>
-          <w:rFonts w:ascii="Times New Roman" w:hAnsi="Times New Roman" w:cs="Times New Roman"/>
-          <w:sz w:val="24"/>
-          <w:szCs w:val="24"/>
-        </w:rPr>
-        <w:t>i.e.</w:t>
-      </w:r>
-      <w:proofErr w:type="gramEnd"/>
-      <w:r>
-        <w:rPr>
-          <w:rFonts w:ascii="Times New Roman" w:hAnsi="Times New Roman" w:cs="Times New Roman"/>
-          <w:sz w:val="24"/>
-          <w:szCs w:val="24"/>
-        </w:rPr>
-        <w:t xml:space="preserve"> increased motility, changes in apoptotic, quiescence, and mitotic rates). Here, we seek to associate the changes in key signaling pathways to overall cell population dynamics. </w:t>
+        <w:t xml:space="preserve">After examining how erlotinib treatment and substrate stiffness perturbations affect total cell population and mitotic behavior, we inquired how the same microenvironment alterations modify the cell signaling network. Changes in cell signaling are ultimately manifested in cell behavior (i.e. increased motility, changes in apoptotic, quiescence, and mitotic rates). Here, we seek to associate the changes in key signaling pathways to overall cell population dynamics. </w:t>
       </w:r>
     </w:p>
     <w:p>
@@ -6015,43 +5899,7 @@
           <w:sz w:val="24"/>
           <w:szCs w:val="24"/>
         </w:rPr>
-        <w:t xml:space="preserve">containing fewer parameters but missing key behaviors. Our model is based upon the extended skeleton model, a simplified version of a detailed model of </w:t>
-      </w:r>
-      <w:proofErr w:type="spellStart"/>
-      <w:r>
-        <w:rPr>
-          <w:rFonts w:ascii="Times New Roman" w:hAnsi="Times New Roman" w:cs="Times New Roman"/>
-          <w:sz w:val="24"/>
-          <w:szCs w:val="24"/>
-        </w:rPr>
-        <w:t>Cdk</w:t>
-      </w:r>
-      <w:proofErr w:type="spellEnd"/>
-      <w:r>
-        <w:rPr>
-          <w:rFonts w:ascii="Times New Roman" w:hAnsi="Times New Roman" w:cs="Times New Roman"/>
-          <w:sz w:val="24"/>
-          <w:szCs w:val="24"/>
-        </w:rPr>
-        <w:t xml:space="preserve"> oscillations, both proposed by </w:t>
-      </w:r>
-      <w:proofErr w:type="spellStart"/>
-      <w:r>
-        <w:rPr>
-          <w:rFonts w:ascii="Times New Roman" w:hAnsi="Times New Roman" w:cs="Times New Roman"/>
-          <w:sz w:val="24"/>
-          <w:szCs w:val="24"/>
-        </w:rPr>
-        <w:t>Goldbeter</w:t>
-      </w:r>
-      <w:proofErr w:type="spellEnd"/>
-      <w:r>
-        <w:rPr>
-          <w:rFonts w:ascii="Times New Roman" w:hAnsi="Times New Roman" w:cs="Times New Roman"/>
-          <w:sz w:val="24"/>
-          <w:szCs w:val="24"/>
-        </w:rPr>
-        <w:t xml:space="preserve"> </w:t>
+        <w:t xml:space="preserve">containing fewer parameters but missing key behaviors. Our model is based upon the extended skeleton model, a simplified version of a detailed model of Cdk oscillations, both proposed by Goldbeter </w:t>
       </w:r>
       <w:r>
         <w:rPr>
@@ -6123,25 +5971,7 @@
           <w:sz w:val="24"/>
           <w:szCs w:val="24"/>
         </w:rPr>
-        <w:t>. The skeleton model consists of four cyclin/</w:t>
-      </w:r>
-      <w:proofErr w:type="spellStart"/>
-      <w:r>
-        <w:rPr>
-          <w:rFonts w:ascii="Times New Roman" w:hAnsi="Times New Roman" w:cs="Times New Roman"/>
-          <w:sz w:val="24"/>
-          <w:szCs w:val="24"/>
-        </w:rPr>
-        <w:t>Cdk</w:t>
-      </w:r>
-      <w:proofErr w:type="spellEnd"/>
-      <w:r>
-        <w:rPr>
-          <w:rFonts w:ascii="Times New Roman" w:hAnsi="Times New Roman" w:cs="Times New Roman"/>
-          <w:sz w:val="24"/>
-          <w:szCs w:val="24"/>
-        </w:rPr>
-        <w:t xml:space="preserve"> complexes that stimulate and mark progression through the cell cycle while keeping the qualitative features of the larger model. As inputs for our model, we consider the surface receptors EGFR, cMet, and integrin</w:t>
+        <w:t>. The skeleton model consists of four cyclin/Cdk complexes that stimulate and mark progression through the cell cycle while keeping the qualitative features of the larger model. As inputs for our model, we consider the surface receptors EGFR, cMet, and integrin</w:t>
       </w:r>
       <w:r>
         <w:rPr>
@@ -6173,25 +6003,7 @@
           <w:sz w:val="24"/>
           <w:szCs w:val="24"/>
         </w:rPr>
-        <w:t xml:space="preserve"> signaling strength. All three of these receptors signal through the AKT and ERK axes. Increased AKT and ERK signaling leads to the increased expression of the pro-proliferative transcription factor </w:t>
-      </w:r>
-      <w:proofErr w:type="spellStart"/>
-      <w:r>
-        <w:rPr>
-          <w:rFonts w:ascii="Times New Roman" w:hAnsi="Times New Roman" w:cs="Times New Roman"/>
-          <w:sz w:val="24"/>
-          <w:szCs w:val="24"/>
-        </w:rPr>
-        <w:t>Myc</w:t>
-      </w:r>
-      <w:proofErr w:type="spellEnd"/>
-      <w:r>
-        <w:rPr>
-          <w:rFonts w:ascii="Times New Roman" w:hAnsi="Times New Roman" w:cs="Times New Roman"/>
-          <w:sz w:val="24"/>
-          <w:szCs w:val="24"/>
-        </w:rPr>
-        <w:t xml:space="preserve"> and </w:t>
+        <w:t xml:space="preserve"> signaling strength. All three of these receptors signal through the AKT and ERK axes. Increased AKT and ERK signaling leads to the increased expression of the pro-proliferative transcription factor Myc and </w:t>
       </w:r>
       <w:r>
         <w:rPr>
@@ -6207,25 +6019,7 @@
           <w:sz w:val="24"/>
           <w:szCs w:val="24"/>
         </w:rPr>
-        <w:t>cyclin D/</w:t>
-      </w:r>
-      <w:proofErr w:type="spellStart"/>
-      <w:r>
-        <w:rPr>
-          <w:rFonts w:ascii="Times New Roman" w:hAnsi="Times New Roman" w:cs="Times New Roman"/>
-          <w:sz w:val="24"/>
-          <w:szCs w:val="24"/>
-        </w:rPr>
-        <w:t>Cdk</w:t>
-      </w:r>
-      <w:proofErr w:type="spellEnd"/>
-      <w:r>
-        <w:rPr>
-          <w:rFonts w:ascii="Times New Roman" w:hAnsi="Times New Roman" w:cs="Times New Roman"/>
-          <w:sz w:val="24"/>
-          <w:szCs w:val="24"/>
-        </w:rPr>
-        <w:t xml:space="preserve"> 4-6</w:t>
+        <w:t>cyclin D/Cdk 4-6</w:t>
       </w:r>
       <w:r>
         <w:rPr>
@@ -6267,43 +6061,7 @@
           <w:sz w:val="24"/>
           <w:szCs w:val="24"/>
         </w:rPr>
-        <w:t xml:space="preserve">Rb-E2F switch that composes the G1 checkpoint. The decision to enter the cell cycle is regulated by </w:t>
-      </w:r>
-      <w:proofErr w:type="spellStart"/>
-      <w:r>
-        <w:rPr>
-          <w:rFonts w:ascii="Times New Roman" w:hAnsi="Times New Roman" w:cs="Times New Roman"/>
-          <w:sz w:val="24"/>
-          <w:szCs w:val="24"/>
-        </w:rPr>
-        <w:t>pRb</w:t>
-      </w:r>
-      <w:proofErr w:type="spellEnd"/>
-      <w:r>
-        <w:rPr>
-          <w:rFonts w:ascii="Times New Roman" w:hAnsi="Times New Roman" w:cs="Times New Roman"/>
-          <w:sz w:val="24"/>
-          <w:szCs w:val="24"/>
-        </w:rPr>
-        <w:t xml:space="preserve"> and E2F levels. E2F is upregulated by </w:t>
-      </w:r>
-      <w:proofErr w:type="spellStart"/>
-      <w:r>
-        <w:rPr>
-          <w:rFonts w:ascii="Times New Roman" w:hAnsi="Times New Roman" w:cs="Times New Roman"/>
-          <w:sz w:val="24"/>
-          <w:szCs w:val="24"/>
-        </w:rPr>
-        <w:t>Myc</w:t>
-      </w:r>
-      <w:proofErr w:type="spellEnd"/>
-      <w:r>
-        <w:rPr>
-          <w:rFonts w:ascii="Times New Roman" w:hAnsi="Times New Roman" w:cs="Times New Roman"/>
-          <w:sz w:val="24"/>
-          <w:szCs w:val="24"/>
-        </w:rPr>
-        <w:t>, resulting in the promotion of cell cycle progression</w:t>
+        <w:t>Rb-E2F switch that composes the G1 checkpoint. The decision to enter the cell cycle is regulated by pRb and E2F levels. E2F is upregulated by Myc, resulting in the promotion of cell cycle progression</w:t>
       </w:r>
       <w:r>
         <w:rPr>
@@ -6319,69 +6077,15 @@
           <w:sz w:val="24"/>
           <w:szCs w:val="24"/>
         </w:rPr>
-        <w:t>. Concurrently, activation of the cyclin D/</w:t>
-      </w:r>
-      <w:proofErr w:type="spellStart"/>
-      <w:r>
-        <w:rPr>
-          <w:rFonts w:ascii="Times New Roman" w:hAnsi="Times New Roman" w:cs="Times New Roman"/>
-          <w:sz w:val="24"/>
-          <w:szCs w:val="24"/>
-        </w:rPr>
-        <w:t>Cdk</w:t>
-      </w:r>
-      <w:proofErr w:type="spellEnd"/>
-      <w:r>
-        <w:rPr>
-          <w:rFonts w:ascii="Times New Roman" w:hAnsi="Times New Roman" w:cs="Times New Roman"/>
-          <w:sz w:val="24"/>
-          <w:szCs w:val="24"/>
-        </w:rPr>
-        <w:t xml:space="preserve"> 4-6 complex results in the inhibition of </w:t>
-      </w:r>
-      <w:proofErr w:type="spellStart"/>
-      <w:r>
-        <w:rPr>
-          <w:rFonts w:ascii="Times New Roman" w:hAnsi="Times New Roman" w:cs="Times New Roman"/>
-          <w:sz w:val="24"/>
-          <w:szCs w:val="24"/>
-        </w:rPr>
-        <w:t>pRb</w:t>
-      </w:r>
-      <w:proofErr w:type="spellEnd"/>
-      <w:r>
-        <w:rPr>
-          <w:rFonts w:ascii="Times New Roman" w:hAnsi="Times New Roman" w:cs="Times New Roman"/>
-          <w:sz w:val="24"/>
-          <w:szCs w:val="24"/>
-        </w:rPr>
-        <w:t xml:space="preserve">, an inhibitor of E2F and, consequently, the cell cycle. </w:t>
-      </w:r>
-      <w:r>
-        <w:rPr>
-          <w:rFonts w:ascii="Times New Roman" w:hAnsi="Times New Roman" w:cs="Times New Roman"/>
-          <w:sz w:val="24"/>
-          <w:szCs w:val="24"/>
-        </w:rPr>
-        <w:t>Once a signaling threshold is reached, the cell cycle continues with the activation of the cyclin E/</w:t>
-      </w:r>
-      <w:proofErr w:type="spellStart"/>
-      <w:r>
-        <w:rPr>
-          <w:rFonts w:ascii="Times New Roman" w:hAnsi="Times New Roman" w:cs="Times New Roman"/>
-          <w:sz w:val="24"/>
-          <w:szCs w:val="24"/>
-        </w:rPr>
-        <w:t>Cdk</w:t>
-      </w:r>
-      <w:proofErr w:type="spellEnd"/>
-      <w:r>
-        <w:rPr>
-          <w:rFonts w:ascii="Times New Roman" w:hAnsi="Times New Roman" w:cs="Times New Roman"/>
-          <w:sz w:val="24"/>
-          <w:szCs w:val="24"/>
-        </w:rPr>
-        <w:t xml:space="preserve"> 2 complex</w:t>
+        <w:t xml:space="preserve">. Concurrently, activation of the cyclin D/Cdk 4-6 complex results in the inhibition of pRb, an inhibitor of E2F and, consequently, the cell cycle. </w:t>
+      </w:r>
+      <w:r>
+        <w:rPr>
+          <w:rFonts w:ascii="Times New Roman" w:hAnsi="Times New Roman" w:cs="Times New Roman"/>
+          <w:sz w:val="24"/>
+          <w:szCs w:val="24"/>
+        </w:rPr>
+        <w:t>Once a signaling threshold is reached, the cell cycle continues with the activation of the cyclin E/Cdk 2 complex</w:t>
       </w:r>
       <w:ins w:id="6" w:author="Microsoft Office User" w:date="2020-05-04T10:43:00Z">
         <w:r>
@@ -6407,79 +6111,7 @@
           <w:sz w:val="24"/>
           <w:szCs w:val="24"/>
         </w:rPr>
-        <w:t>Cyclin E/</w:t>
-      </w:r>
-      <w:proofErr w:type="spellStart"/>
-      <w:r>
-        <w:rPr>
-          <w:rFonts w:ascii="Times New Roman" w:hAnsi="Times New Roman" w:cs="Times New Roman"/>
-          <w:sz w:val="24"/>
-          <w:szCs w:val="24"/>
-        </w:rPr>
-        <w:t>Cdk</w:t>
-      </w:r>
-      <w:proofErr w:type="spellEnd"/>
-      <w:r>
-        <w:rPr>
-          <w:rFonts w:ascii="Times New Roman" w:hAnsi="Times New Roman" w:cs="Times New Roman"/>
-          <w:sz w:val="24"/>
-          <w:szCs w:val="24"/>
-        </w:rPr>
-        <w:t xml:space="preserve"> 2, in turn, strengthens E2F signaling through the inhibition of </w:t>
-      </w:r>
-      <w:proofErr w:type="spellStart"/>
-      <w:r>
-        <w:rPr>
-          <w:rFonts w:ascii="Times New Roman" w:hAnsi="Times New Roman" w:cs="Times New Roman"/>
-          <w:sz w:val="24"/>
-          <w:szCs w:val="24"/>
-        </w:rPr>
-        <w:t>pRb</w:t>
-      </w:r>
-      <w:proofErr w:type="spellEnd"/>
-      <w:r>
-        <w:rPr>
-          <w:rFonts w:ascii="Times New Roman" w:hAnsi="Times New Roman" w:cs="Times New Roman"/>
-          <w:sz w:val="24"/>
-          <w:szCs w:val="24"/>
-        </w:rPr>
-        <w:t>. Increased cyclin A/</w:t>
-      </w:r>
-      <w:proofErr w:type="spellStart"/>
-      <w:r>
-        <w:rPr>
-          <w:rFonts w:ascii="Times New Roman" w:hAnsi="Times New Roman" w:cs="Times New Roman"/>
-          <w:sz w:val="24"/>
-          <w:szCs w:val="24"/>
-        </w:rPr>
-        <w:t>Cdk</w:t>
-      </w:r>
-      <w:proofErr w:type="spellEnd"/>
-      <w:r>
-        <w:rPr>
-          <w:rFonts w:ascii="Times New Roman" w:hAnsi="Times New Roman" w:cs="Times New Roman"/>
-          <w:sz w:val="24"/>
-          <w:szCs w:val="24"/>
-        </w:rPr>
-        <w:t xml:space="preserve"> 2 activity leads to the inactivation of cyclin E/</w:t>
-      </w:r>
-      <w:proofErr w:type="spellStart"/>
-      <w:r>
-        <w:rPr>
-          <w:rFonts w:ascii="Times New Roman" w:hAnsi="Times New Roman" w:cs="Times New Roman"/>
-          <w:sz w:val="24"/>
-          <w:szCs w:val="24"/>
-        </w:rPr>
-        <w:t>Cdk</w:t>
-      </w:r>
-      <w:proofErr w:type="spellEnd"/>
-      <w:r>
-        <w:rPr>
-          <w:rFonts w:ascii="Times New Roman" w:hAnsi="Times New Roman" w:cs="Times New Roman"/>
-          <w:sz w:val="24"/>
-          <w:szCs w:val="24"/>
-        </w:rPr>
-        <w:t xml:space="preserve"> 2 complex and E2F, ensuring proper timing through the cell </w:t>
+        <w:t xml:space="preserve">Cyclin E/Cdk 2, in turn, strengthens E2F signaling through the inhibition of pRb. Increased cyclin A/Cdk 2 activity leads to the inactivation of cyclin E/Cdk 2 complex and E2F, ensuring proper timing through the cell </w:t>
       </w:r>
       <w:r>
         <w:rPr>
@@ -6488,43 +6120,7 @@
           <w:szCs w:val="24"/>
         </w:rPr>
         <w:lastRenderedPageBreak/>
-        <w:t>cycle. In our model, peak cyclin A/</w:t>
-      </w:r>
-      <w:proofErr w:type="spellStart"/>
-      <w:r>
-        <w:rPr>
-          <w:rFonts w:ascii="Times New Roman" w:hAnsi="Times New Roman" w:cs="Times New Roman"/>
-          <w:sz w:val="24"/>
-          <w:szCs w:val="24"/>
-        </w:rPr>
-        <w:t>Cdk</w:t>
-      </w:r>
-      <w:proofErr w:type="spellEnd"/>
-      <w:r>
-        <w:rPr>
-          <w:rFonts w:ascii="Times New Roman" w:hAnsi="Times New Roman" w:cs="Times New Roman"/>
-          <w:sz w:val="24"/>
-          <w:szCs w:val="24"/>
-        </w:rPr>
-        <w:t xml:space="preserve"> 2 activity corresponds to the transition from S to G2. Cyclin A/</w:t>
-      </w:r>
-      <w:proofErr w:type="spellStart"/>
-      <w:r>
-        <w:rPr>
-          <w:rFonts w:ascii="Times New Roman" w:hAnsi="Times New Roman" w:cs="Times New Roman"/>
-          <w:sz w:val="24"/>
-          <w:szCs w:val="24"/>
-        </w:rPr>
-        <w:t>Cdk</w:t>
-      </w:r>
-      <w:proofErr w:type="spellEnd"/>
-      <w:r>
-        <w:rPr>
-          <w:rFonts w:ascii="Times New Roman" w:hAnsi="Times New Roman" w:cs="Times New Roman"/>
-          <w:sz w:val="24"/>
-          <w:szCs w:val="24"/>
-        </w:rPr>
-        <w:t xml:space="preserve"> 2, in turn, activates </w:t>
+        <w:t xml:space="preserve">cycle. In our model, peak cyclin A/Cdk 2 activity corresponds to the transition from S to G2. Cyclin A/Cdk 2, in turn, activates </w:t>
       </w:r>
       <w:r>
         <w:rPr>
@@ -6558,25 +6154,7 @@
           <w:sz w:val="24"/>
           <w:szCs w:val="24"/>
         </w:rPr>
-        <w:t xml:space="preserve"> inducing the cell into M phase. As the final step, cyclin B/</w:t>
-      </w:r>
-      <w:proofErr w:type="spellStart"/>
-      <w:r>
-        <w:rPr>
-          <w:rFonts w:ascii="Times New Roman" w:hAnsi="Times New Roman" w:cs="Times New Roman"/>
-          <w:sz w:val="24"/>
-          <w:szCs w:val="24"/>
-        </w:rPr>
-        <w:t>Cdk</w:t>
-      </w:r>
-      <w:proofErr w:type="spellEnd"/>
-      <w:r>
-        <w:rPr>
-          <w:rFonts w:ascii="Times New Roman" w:hAnsi="Times New Roman" w:cs="Times New Roman"/>
-          <w:sz w:val="24"/>
-          <w:szCs w:val="24"/>
-        </w:rPr>
-        <w:t xml:space="preserve"> 1 activates Cdc20, which inhibits both cyclin A/</w:t>
+        <w:t xml:space="preserve"> inducing the cell into M phase. As the final step, cyclin B/Cdk 1 activates Cdc20, which inhibits both cyclin A/</w:t>
       </w:r>
       <w:del w:id="8" w:author="Microsoft Office User" w:date="2020-05-04T10:43:00Z">
         <w:r>
@@ -6594,25 +6172,7 @@
           <w:sz w:val="24"/>
           <w:szCs w:val="24"/>
         </w:rPr>
-        <w:t xml:space="preserve">Cdk2 and cyclin B/Cdk1. Additionally, we have included the </w:t>
-      </w:r>
-      <w:proofErr w:type="spellStart"/>
-      <w:r>
-        <w:rPr>
-          <w:rFonts w:ascii="Times New Roman" w:hAnsi="Times New Roman" w:cs="Times New Roman"/>
-          <w:sz w:val="24"/>
-          <w:szCs w:val="24"/>
-        </w:rPr>
-        <w:t>Cdk</w:t>
-      </w:r>
-      <w:proofErr w:type="spellEnd"/>
-      <w:r>
-        <w:rPr>
-          <w:rFonts w:ascii="Times New Roman" w:hAnsi="Times New Roman" w:cs="Times New Roman"/>
-          <w:sz w:val="24"/>
-          <w:szCs w:val="24"/>
-        </w:rPr>
-        <w:t xml:space="preserve"> inhibitor p21-p27, which itself is inhibited by Skp2. Including both of these proteins allows us to include another mechanism of integration connecting substrate stiffness through integrin and FAK signaling to the cell cycle. </w:t>
+        <w:t xml:space="preserve">Cdk2 and cyclin B/Cdk1. Additionally, we have included the Cdk inhibitor p21-p27, which itself is inhibited by Skp2. Including both of these proteins allows us to include another mechanism of integration connecting substrate stiffness through integrin and FAK signaling to the cell cycle. </w:t>
       </w:r>
     </w:p>
     <w:p>
@@ -7284,9 +6844,8 @@
           <w:szCs w:val="24"/>
           <w:lang w:val="fr-FR"/>
         </w:rPr>
-        <w:t xml:space="preserve">Figure </w:t>
-      </w:r>
-      <w:proofErr w:type="gramStart"/>
+        <w:t>Figure 3: Cell cycle dynamics</w:t>
+      </w:r>
       <w:r>
         <w:rPr>
           <w:rFonts w:ascii="Times New Roman" w:hAnsi="Times New Roman" w:cs="Times New Roman"/>
@@ -7294,77 +6853,7 @@
           <w:szCs w:val="24"/>
           <w:lang w:val="fr-FR"/>
         </w:rPr>
-        <w:t>3:</w:t>
-      </w:r>
-      <w:proofErr w:type="gramEnd"/>
-      <w:r>
-        <w:rPr>
-          <w:rFonts w:ascii="Times New Roman" w:hAnsi="Times New Roman" w:cs="Times New Roman"/>
-          <w:sz w:val="24"/>
-          <w:szCs w:val="24"/>
-          <w:lang w:val="fr-FR"/>
-        </w:rPr>
-        <w:t xml:space="preserve"> </w:t>
-      </w:r>
-      <w:proofErr w:type="spellStart"/>
-      <w:r>
-        <w:rPr>
-          <w:rFonts w:ascii="Times New Roman" w:hAnsi="Times New Roman" w:cs="Times New Roman"/>
-          <w:sz w:val="24"/>
-          <w:szCs w:val="24"/>
-          <w:lang w:val="fr-FR"/>
-        </w:rPr>
-        <w:t>Cell</w:t>
-      </w:r>
-      <w:proofErr w:type="spellEnd"/>
-      <w:r>
-        <w:rPr>
-          <w:rFonts w:ascii="Times New Roman" w:hAnsi="Times New Roman" w:cs="Times New Roman"/>
-          <w:sz w:val="24"/>
-          <w:szCs w:val="24"/>
-          <w:lang w:val="fr-FR"/>
-        </w:rPr>
-        <w:t xml:space="preserve"> cycle </w:t>
-      </w:r>
-      <w:proofErr w:type="spellStart"/>
-      <w:r>
-        <w:rPr>
-          <w:rFonts w:ascii="Times New Roman" w:hAnsi="Times New Roman" w:cs="Times New Roman"/>
-          <w:sz w:val="24"/>
-          <w:szCs w:val="24"/>
-          <w:lang w:val="fr-FR"/>
-        </w:rPr>
-        <w:t>dynamics</w:t>
-      </w:r>
-      <w:proofErr w:type="spellEnd"/>
-      <w:r>
-        <w:rPr>
-          <w:rFonts w:ascii="Times New Roman" w:hAnsi="Times New Roman" w:cs="Times New Roman"/>
-          <w:sz w:val="24"/>
-          <w:szCs w:val="24"/>
-          <w:lang w:val="fr-FR"/>
-        </w:rPr>
-        <w:t xml:space="preserve">, </w:t>
-      </w:r>
-      <w:proofErr w:type="spellStart"/>
-      <w:r>
-        <w:rPr>
-          <w:rFonts w:ascii="Times New Roman" w:hAnsi="Times New Roman" w:cs="Times New Roman"/>
-          <w:sz w:val="24"/>
-          <w:szCs w:val="24"/>
-          <w:lang w:val="fr-FR"/>
-        </w:rPr>
-        <w:t>cell</w:t>
-      </w:r>
-      <w:proofErr w:type="spellEnd"/>
-      <w:r>
-        <w:rPr>
-          <w:rFonts w:ascii="Times New Roman" w:hAnsi="Times New Roman" w:cs="Times New Roman"/>
-          <w:sz w:val="24"/>
-          <w:szCs w:val="24"/>
-          <w:lang w:val="fr-FR"/>
-        </w:rPr>
-        <w:t xml:space="preserve"> cycle distributions</w:t>
+        <w:t>, cell cycle distributions</w:t>
       </w:r>
     </w:p>
     <w:p>
@@ -7636,7 +7125,7 @@
           <w:sz w:val="24"/>
           <w:szCs w:val="24"/>
         </w:rPr>
-        <w:t xml:space="preserve">. The former can offer powerful insight if properly tuned, but with vast numbers of parameters to estimate, it is difficult to know if the optimal estimation has been achieved. The latter may coarse-grain the biological steps too much, losing important system behaviors. In fact, the level of detail to include in a model to achieve a particular phenomenon answers important questions regarding the signaling </w:t>
+        <w:t xml:space="preserve">. The former can offer powerful insight if properly tuned, but with vast numbers of parameters to estimate, it is difficult to know if the optimal estimation has been achieved. The latter may coarse-grain the biological steps too much, losing important system behaviors. In fact, the level of detail to include in a model to achieve a particular phenomenon answers important questions regarding the signaling topology and overall architecture of the network. We considered these tradeoffs when designing our model, </w:t>
       </w:r>
       <w:r>
         <w:rPr>
@@ -7646,19 +7135,20 @@
           <w:szCs w:val="24"/>
         </w:rPr>
         <w:lastRenderedPageBreak/>
-        <w:t xml:space="preserve">topology and overall architecture of the network. We considered these tradeoffs when designing our model, taking cues from the prior and ongoing work of </w:t>
-      </w:r>
-      <w:proofErr w:type="spellStart"/>
-      <w:r>
+        <w:t xml:space="preserve">taking cues from the prior and ongoing work of Goldbeter and colleagues. His original work designing a full, descriptive model of the mammalian cell cycle and he subsequently simplified it down to the essential components to achieve phenomenologically similar oscillations. This offers important insight into the control scheme of the cell cycle. Additionally, it makes testing network connections within the model quicker. We use the same approach to begin asking what the necessary components are to reproduce experimentally quantified cellular behavior, intermitotic times, death rates, and drug-induced proliferation rates, given known signaling input. The problem is inherently multiscale in nature, starting with a description of molecular events and eventually describing the change in population. </w:t>
+      </w:r>
+    </w:p>
+    <w:p>
+      <w:pPr>
+        <w:spacing w:after="0" w:line="480" w:lineRule="auto"/>
+        <w:ind w:firstLine="360"/>
         <w:rPr>
           <w:rFonts w:ascii="Times New Roman" w:eastAsia="Calibri" w:hAnsi="Times New Roman" w:cs="Times New Roman"/>
           <w:bCs/>
           <w:sz w:val="24"/>
           <w:szCs w:val="24"/>
         </w:rPr>
-        <w:t>Goldbeter</w:t>
-      </w:r>
-      <w:proofErr w:type="spellEnd"/>
+      </w:pPr>
       <w:r>
         <w:rPr>
           <w:rFonts w:ascii="Times New Roman" w:eastAsia="Calibri" w:hAnsi="Times New Roman" w:cs="Times New Roman"/>
@@ -7666,7 +7156,63 @@
           <w:sz w:val="24"/>
           <w:szCs w:val="24"/>
         </w:rPr>
-        <w:t xml:space="preserve"> and colleagues. His original work designing a full, descriptive model of the mammalian cell cycle and he subsequently simplified it down to the essential components to achieve phenomenologically similar oscillations. This offers important insight into the control scheme of the cell cycle. Additionally, it makes testing network connections within the model quicker. We use the same approach to begin asking what the necessary components are to reproduce experimentally quantified cellular behavior, intermitotic times, death rates, and drug-induced proliferation rates, given known signaling input. The problem is inherently multiscale in nature, starting with a description of molecular events and eventually describing the change in population. </w:t>
+        <w:t xml:space="preserve">The first step in the process, achieved over many years of biochemical study, was identifying the components of the cellular signaling system. After, and concurrent with, component identification, many studies have focused on describing how the elements interact. Our work picks up at this point, using the years of prior work to build a literature-based model. Our model combines the Goldbeter skeleton model that includes positive feedback leading to bistable transitions and combines it with the Rb-E2F bistable switch characterized by Yao et al. </w:t>
+      </w:r>
+      <w:r>
+        <w:rPr>
+          <w:rFonts w:ascii="Times New Roman" w:eastAsia="Calibri" w:hAnsi="Times New Roman" w:cs="Times New Roman"/>
+          <w:bCs/>
+          <w:sz w:val="24"/>
+          <w:szCs w:val="24"/>
+        </w:rPr>
+        <w:fldChar w:fldCharType="begin" w:fldLock="1"/>
+      </w:r>
+      <w:r>
+        <w:rPr>
+          <w:rFonts w:ascii="Times New Roman" w:eastAsia="Calibri" w:hAnsi="Times New Roman" w:cs="Times New Roman"/>
+          <w:bCs/>
+          <w:sz w:val="24"/>
+          <w:szCs w:val="24"/>
+        </w:rPr>
+        <w:instrText>ADDIN CSL_CITATION {"citationItems":[{"id":"ITEM-1","itemData":{"DOI":"10.1111/j.1742-4658.2012.08585.x","ISBN":"1742-4658 (Electronic)\\r1742-464X (Linking)","ISSN":"1742464X","PMID":"22458764","abstract":"The transitions between the G(1), S, G(2) and M phases of the mammalian cell cycle are driven by a network of cyclin-dependent kinases (Cdks), whose sequential activation is regulated by intertwined negative and positive feedback loops. We previously proposed a detailed computational model for the Cdk network, and showed that this network is capable of temporal self-organization in the form of sustained oscillations, which govern ordered progression through the successive phases of the cell cycle [Gérard and Goldbeter (2009) Proc Natl Acad Sci USA 106, 21643-21648]. We subsequently proposed a skeleton model for the cell cycle that retains the core regulatory mechanisms of the detailed model [Gérard and Goldbeter (2011) Interface Focus 1, 24-35]. Here we extend this skeleton model by incorporating Cdk regulation through phosphorylation/dephosphorylation and by including the positive feedback loops that underlie the dynamics of the G(1)/S and G(2)/M transitions via phosphatase Cdc25 and via phosphatase Cdc25 and kinase Wee1, respectively. We determine the effects of these positive feedback loops and ultrasensitivity in phosphorylation/dephosphorylation on the dynamics of the Cdk network. The multiplicity of positive feedback loops as well as the existence of ultrasensitivity promote the occurrence of bistability and increase the amplitude of the oscillations in the various cyclin/Cdk complexes. By resorting to stochastic simulations, we further show that the presence of multiple, redundant positive feedback loops in the G(2)/M transition of the cell cycle markedly enhances the robustness of the Cdk oscillations with respect to molecular noise.","author":[{"dropping-particle":"","family":"Gérard","given":"Claude","non-dropping-particle":"","parse-names":false,"suffix":""},{"dropping-particle":"","family":"Gonze","given":"Didier","non-dropping-particle":"","parse-names":false,"suffix":""},{"dropping-particle":"","family":"Goldbeter","given":"Albert","non-dropping-particle":"","parse-names":false,"suffix":""}],"container-title":"FEBS Journal","id":"ITEM-1","issue":"18","issued":{"date-parts":[["2012"]]},"page":"3411-3431","title":"Effect of positive feedback loops on the robustness of oscillations in the network of cyclin-dependent kinases driving the mammalian cell cycle","type":"article-journal","volume":"279"},"uris":["http://www.mendeley.com/documents/?uuid=768a0e10-7d88-482e-9a4d-77bc192f2cc1"]},{"id":"ITEM-2","itemData":{"DOI":"10.1038/ncb1711","ISBN":"1476-4679 (Electronic)\\n1465-7392 (Linking)","ISSN":"1465-7392","PMID":"18364697","abstract":"The restriction point (R-point) marks the critical event when a mammalian cell commits to proliferation and becomes independent of growth stimulation. It is fundamental for normal differentiation and tissue homeostasis, and seems to be dysregulated in virtually all cancers. Although the R-point has been linked to various activities involved in the regulation of G1-S transition of the mammalian cell cycle, the underlying mechanism remains unclear. Using single-cell measurements, we show here that the Rb-E2F pathway functions as a bistable switch to convert graded serum inputs into all-or-none E2F responses. Once turned ON by sufficient serum stimulation, E2F can memorize and maintain this ON state independently of continuous serum stimulation. We further show that, at critical concentrations and duration of serum stimulation, bistable E2F activation correlates directly with the ability of a cell to traverse the R-point.","author":[{"dropping-particle":"","family":"Yao","given":"Guang","non-dropping-particle":"","parse-names":false,"suffix":""},{"dropping-particle":"","family":"Lee","given":"Tae Jun","non-dropping-particle":"","parse-names":false,"suffix":""},{"dropping-particle":"","family":"Mori","given":"Seiichi","non-dropping-particle":"","parse-names":false,"suffix":""},{"dropping-particle":"","family":"Nevins","given":"Joseph R","non-dropping-particle":"","parse-names":false,"suffix":""},{"dropping-particle":"","family":"You","given":"Lingchong","non-dropping-particle":"","parse-names":false,"suffix":""}],"container-title":"Nature cell biology","id":"ITEM-2","issue":"4","issued":{"date-parts":[["2008"]]},"page":"476-482","title":"A bistable Rb-E2F switch underlies the restriction point.","type":"article-journal","volume":"10"},"uris":["http://www.mendeley.com/documents/?uuid=cce02ca7-0670-4919-97bd-97bff7715880"]}],"mendeley":{"formattedCitation":"&lt;sup&gt;22,23&lt;/sup&gt;","plainTextFormattedCitation":"22,23","previouslyFormattedCitation":"&lt;sup&gt;22,23&lt;/sup&gt;"},"properties":{"noteIndex":0},"schema":"https://github.com/citation-style-language/schema/raw/master/csl-citation.json"}</w:instrText>
+      </w:r>
+      <w:r>
+        <w:rPr>
+          <w:rFonts w:ascii="Times New Roman" w:eastAsia="Calibri" w:hAnsi="Times New Roman" w:cs="Times New Roman"/>
+          <w:bCs/>
+          <w:sz w:val="24"/>
+          <w:szCs w:val="24"/>
+        </w:rPr>
+        <w:fldChar w:fldCharType="separate"/>
+      </w:r>
+      <w:r>
+        <w:rPr>
+          <w:rFonts w:ascii="Times New Roman" w:eastAsia="Calibri" w:hAnsi="Times New Roman" w:cs="Times New Roman"/>
+          <w:bCs/>
+          <w:noProof/>
+          <w:sz w:val="24"/>
+          <w:szCs w:val="24"/>
+          <w:vertAlign w:val="superscript"/>
+        </w:rPr>
+        <w:t>22,23</w:t>
+      </w:r>
+      <w:r>
+        <w:rPr>
+          <w:rFonts w:ascii="Times New Roman" w:eastAsia="Calibri" w:hAnsi="Times New Roman" w:cs="Times New Roman"/>
+          <w:bCs/>
+          <w:sz w:val="24"/>
+          <w:szCs w:val="24"/>
+        </w:rPr>
+        <w:fldChar w:fldCharType="end"/>
+      </w:r>
+      <w:r>
+        <w:rPr>
+          <w:rFonts w:ascii="Times New Roman" w:eastAsia="Calibri" w:hAnsi="Times New Roman" w:cs="Times New Roman"/>
+          <w:bCs/>
+          <w:sz w:val="24"/>
+          <w:szCs w:val="24"/>
+        </w:rPr>
+        <w:t xml:space="preserve">. Thereby, we include the necessary components and multiple feedback loops necessary for complex system behavior. </w:t>
       </w:r>
     </w:p>
     <w:p>
@@ -7687,9 +7233,8 @@
           <w:sz w:val="24"/>
           <w:szCs w:val="24"/>
         </w:rPr>
-        <w:t xml:space="preserve">The first step in the process, achieved over many years of biochemical study, was identifying the components of the cellular signaling system. After, and concurrent with, component identification, many studies have focused on describing how the elements interact. Our work picks up at this point, using the years of prior work to build a literature-based model. Our model combines the </w:t>
-      </w:r>
-      <w:proofErr w:type="spellStart"/>
+        <w:t>An important control mechanism of treatment response was substrate stiffness. We modeled stiffness input as FAK activity in our model. FAK both helps set AKT level, measur</w:t>
+      </w:r>
       <w:r>
         <w:rPr>
           <w:rFonts w:ascii="Times New Roman" w:eastAsia="Calibri" w:hAnsi="Times New Roman" w:cs="Times New Roman"/>
@@ -7697,9 +7242,8 @@
           <w:sz w:val="24"/>
           <w:szCs w:val="24"/>
         </w:rPr>
-        <w:t>Goldbeter</w:t>
-      </w:r>
-      <w:proofErr w:type="spellEnd"/>
+        <w:t>e</w:t>
+      </w:r>
       <w:r>
         <w:rPr>
           <w:rFonts w:ascii="Times New Roman" w:eastAsia="Calibri" w:hAnsi="Times New Roman" w:cs="Times New Roman"/>
@@ -7707,7 +7251,7 @@
           <w:sz w:val="24"/>
           <w:szCs w:val="24"/>
         </w:rPr>
-        <w:t xml:space="preserve"> skeleton model that includes positive feedback leading to bistable transitions and combines it with the Rb-E2F bistable switch characterized by Yao et al. </w:t>
+        <w:t xml:space="preserve">d experimentally, and controls the level of p21 through Skp2 activation. p21 in turn binds to cyclin complexes, effectively removing them from the available pool to drive the cell cycle. Cyclin-dependent kinase inhibitors, such as p21, can effectively block the progression of the of the cell cycle by changing the dynamics of the Rb-E2F switch </w:t>
       </w:r>
       <w:r>
         <w:rPr>
@@ -7725,7 +7269,7 @@
           <w:sz w:val="24"/>
           <w:szCs w:val="24"/>
         </w:rPr>
-        <w:instrText>ADDIN CSL_CITATION {"citationItems":[{"id":"ITEM-1","itemData":{"DOI":"10.1111/j.1742-4658.2012.08585.x","ISBN":"1742-4658 (Electronic)\\r1742-464X (Linking)","ISSN":"1742464X","PMID":"22458764","abstract":"The transitions between the G(1), S, G(2) and M phases of the mammalian cell cycle are driven by a network of cyclin-dependent kinases (Cdks), whose sequential activation is regulated by intertwined negative and positive feedback loops. We previously proposed a detailed computational model for the Cdk network, and showed that this network is capable of temporal self-organization in the form of sustained oscillations, which govern ordered progression through the successive phases of the cell cycle [Gérard and Goldbeter (2009) Proc Natl Acad Sci USA 106, 21643-21648]. We subsequently proposed a skeleton model for the cell cycle that retains the core regulatory mechanisms of the detailed model [Gérard and Goldbeter (2011) Interface Focus 1, 24-35]. Here we extend this skeleton model by incorporating Cdk regulation through phosphorylation/dephosphorylation and by including the positive feedback loops that underlie the dynamics of the G(1)/S and G(2)/M transitions via phosphatase Cdc25 and via phosphatase Cdc25 and kinase Wee1, respectively. We determine the effects of these positive feedback loops and ultrasensitivity in phosphorylation/dephosphorylation on the dynamics of the Cdk network. The multiplicity of positive feedback loops as well as the existence of ultrasensitivity promote the occurrence of bistability and increase the amplitude of the oscillations in the various cyclin/Cdk complexes. By resorting to stochastic simulations, we further show that the presence of multiple, redundant positive feedback loops in the G(2)/M transition of the cell cycle markedly enhances the robustness of the Cdk oscillations with respect to molecular noise.","author":[{"dropping-particle":"","family":"Gérard","given":"Claude","non-dropping-particle":"","parse-names":false,"suffix":""},{"dropping-particle":"","family":"Gonze","given":"Didier","non-dropping-particle":"","parse-names":false,"suffix":""},{"dropping-particle":"","family":"Goldbeter","given":"Albert","non-dropping-particle":"","parse-names":false,"suffix":""}],"container-title":"FEBS Journal","id":"ITEM-1","issue":"18","issued":{"date-parts":[["2012"]]},"page":"3411-3431","title":"Effect of positive feedback loops on the robustness of oscillations in the network of cyclin-dependent kinases driving the mammalian cell cycle","type":"article-journal","volume":"279"},"uris":["http://www.mendeley.com/documents/?uuid=768a0e10-7d88-482e-9a4d-77bc192f2cc1"]},{"id":"ITEM-2","itemData":{"DOI":"10.1038/ncb1711","ISBN":"1476-4679 (Electronic)\\n1465-7392 (Linking)","ISSN":"1465-7392","PMID":"18364697","abstract":"The restriction point (R-point) marks the critical event when a mammalian cell commits to proliferation and becomes independent of growth stimulation. It is fundamental for normal differentiation and tissue homeostasis, and seems to be dysregulated in virtually all cancers. Although the R-point has been linked to various activities involved in the regulation of G1-S transition of the mammalian cell cycle, the underlying mechanism remains unclear. Using single-cell measurements, we show here that the Rb-E2F pathway functions as a bistable switch to convert graded serum inputs into all-or-none E2F responses. Once turned ON by sufficient serum stimulation, E2F can memorize and maintain this ON state independently of continuous serum stimulation. We further show that, at critical concentrations and duration of serum stimulation, bistable E2F activation correlates directly with the ability of a cell to traverse the R-point.","author":[{"dropping-particle":"","family":"Yao","given":"Guang","non-dropping-particle":"","parse-names":false,"suffix":""},{"dropping-particle":"","family":"Lee","given":"Tae Jun","non-dropping-particle":"","parse-names":false,"suffix":""},{"dropping-particle":"","family":"Mori","given":"Seiichi","non-dropping-particle":"","parse-names":false,"suffix":""},{"dropping-particle":"","family":"Nevins","given":"Joseph R","non-dropping-particle":"","parse-names":false,"suffix":""},{"dropping-particle":"","family":"You","given":"Lingchong","non-dropping-particle":"","parse-names":false,"suffix":""}],"container-title":"Nature cell biology","id":"ITEM-2","issue":"4","issued":{"date-parts":[["2008"]]},"page":"476-482","title":"A bistable Rb-E2F switch underlies the restriction point.","type":"article-journal","volume":"10"},"uris":["http://www.mendeley.com/documents/?uuid=cce02ca7-0670-4919-97bd-97bff7715880"]}],"mendeley":{"formattedCitation":"&lt;sup&gt;22,23&lt;/sup&gt;","plainTextFormattedCitation":"22,23","previouslyFormattedCitation":"&lt;sup&gt;22,23&lt;/sup&gt;"},"properties":{"noteIndex":0},"schema":"https://github.com/citation-style-language/schema/raw/master/csl-citation.json"}</w:instrText>
+        <w:instrText>ADDIN CSL_CITATION {"citationItems":[{"id":"ITEM-1","itemData":{"DOI":"10.1038/sj.onc.1209615","ISSN":"09509232","PMID":"16936740","abstract":"The Rb protein is a tumor suppressor, which plays a pivotal role in the negative control of the cell cycle and in tumor progression. It has been shown that Rb protein (pRb) is responsible for a major G1 checkpoint, blocking S-phase entry and cell growth. The retinoblastoma family includes three members, Rb/p105, p107 and Rb2/p130, collectively referred to as 'pocket proteins'. The pRb protein represses gene transcription, required for transition from G1 to S phase, by directly binding to the transactivation domain of E2F and by binding to the promoter of these genes as a complex with E2F. pRb represses transcription also by remodeling chromatin structure through interaction with proteins such as hBRM, BRG1, HDAC1 and SUV39H1, which are involved in nucleosome remodeling, histone acetylation/deacetylation and methylation, respectively. Loss of pRb functions may induce cell cycle deregulation and so lead to a malignant phenotype. Gene inactivation of pRB through chromosomal mutations is one of the principal reasons for retinoblastoma tumor development. Functional inactivation of pRb by viral oncoprotein binding is also shown in many neoplasias such as cervical cancer, mesothelioma and AIDS-related Burkitt's lymphoma. © 2006 Nature Publishing Group All rights reserved.","author":[{"dropping-particle":"","family":"Giacinti","given":"C.","non-dropping-particle":"","parse-names":false,"suffix":""},{"dropping-particle":"","family":"Giordano","given":"A.","non-dropping-particle":"","parse-names":false,"suffix":""}],"container-title":"Oncogene","id":"ITEM-1","issued":{"date-parts":[["2006"]]},"title":"RB and cell cycle progression","type":"article"},"uris":["http://www.mendeley.com/documents/?uuid=c2061cb5-bbfb-4e7a-8191-58fc4ac54f35"]}],"mendeley":{"formattedCitation":"&lt;sup&gt;24&lt;/sup&gt;","plainTextFormattedCitation":"24","previouslyFormattedCitation":"&lt;sup&gt;24&lt;/sup&gt;"},"properties":{"noteIndex":0},"schema":"https://github.com/citation-style-language/schema/raw/master/csl-citation.json"}</w:instrText>
       </w:r>
       <w:r>
         <w:rPr>
@@ -7745,7 +7289,7 @@
           <w:szCs w:val="24"/>
           <w:vertAlign w:val="superscript"/>
         </w:rPr>
-        <w:t>22,23</w:t>
+        <w:t>24</w:t>
       </w:r>
       <w:r>
         <w:rPr>
@@ -7763,7 +7307,7 @@
           <w:sz w:val="24"/>
           <w:szCs w:val="24"/>
         </w:rPr>
-        <w:t xml:space="preserve">. Thereby, we include the necessary components and multiple feedback loops necessary for complex system behavior. </w:t>
+        <w:t xml:space="preserve">. By including the mechanism of molecular bistable switches, we were able to construct a system that exists in three regimes: a high signal actively oscillating state, an intermediate signal quiescent steady state, and low signal apoptotic steady state. </w:t>
       </w:r>
     </w:p>
     <w:p>
@@ -7784,7 +7328,7 @@
           <w:sz w:val="24"/>
           <w:szCs w:val="24"/>
         </w:rPr>
-        <w:t>An important control mechanism of treatment response was substrate stiffness. We modeled stiffness input as FAK activity in our model. FAK both helps set AKT level, measur</w:t>
+        <w:t xml:space="preserve">We characterized the nature of the oscillations and inquired if a simple, molecular model can capture the intermitotic time distributions observed experimentally. The stochastic model accurately recapitulates the trends </w:t>
       </w:r>
       <w:r>
         <w:rPr>
@@ -7793,17 +7337,21 @@
           <w:sz w:val="24"/>
           <w:szCs w:val="24"/>
         </w:rPr>
-        <w:t>e</w:t>
-      </w:r>
-      <w:r>
+        <w:lastRenderedPageBreak/>
+        <w:t xml:space="preserve">of our experimental results. Comparing the distributions of experimental G1 and S-G2-M to those of the model, we find the same right-skewed distribution for G1 and more Gaussian distribution for S-G2-M. The model captures the signal-dependent shift of G1, with mean time shifting rightward as signal decreases. Surprisingly, we find the same multimodal structure present in our model results as seen in our experiments. </w:t>
+      </w:r>
+    </w:p>
+    <w:p>
+      <w:pPr>
+        <w:spacing w:after="0" w:line="480" w:lineRule="auto"/>
+        <w:ind w:firstLine="360"/>
         <w:rPr>
           <w:rFonts w:ascii="Times New Roman" w:eastAsia="Calibri" w:hAnsi="Times New Roman" w:cs="Times New Roman"/>
           <w:bCs/>
           <w:sz w:val="24"/>
           <w:szCs w:val="24"/>
         </w:rPr>
-        <w:t xml:space="preserve">d experimentally, and controls the level of p21 through Skp2 activation. p21 in turn binds to cyclin complexes, effectively removing them from the available pool to drive the cell cycle. Cyclin-dependent kinase inhibitors, such as p21, can effectively block the progression of the of the cell cycle by changing the dynamics of the Rb-E2F switch </w:t>
-      </w:r>
+      </w:pPr>
       <w:r>
         <w:rPr>
           <w:rFonts w:ascii="Times New Roman" w:eastAsia="Calibri" w:hAnsi="Times New Roman" w:cs="Times New Roman"/>
@@ -7811,6 +7359,15 @@
           <w:sz w:val="24"/>
           <w:szCs w:val="24"/>
         </w:rPr>
+        <w:t xml:space="preserve">The existence of such structures has been noted historically as ‘cell cycle quantization’ and been found across eukaryotic species </w:t>
+      </w:r>
+      <w:r>
+        <w:rPr>
+          <w:rFonts w:ascii="Times New Roman" w:eastAsia="Calibri" w:hAnsi="Times New Roman" w:cs="Times New Roman"/>
+          <w:bCs/>
+          <w:sz w:val="24"/>
+          <w:szCs w:val="24"/>
+        </w:rPr>
         <w:fldChar w:fldCharType="begin" w:fldLock="1"/>
       </w:r>
       <w:r>
@@ -7820,7 +7377,7 @@
           <w:sz w:val="24"/>
           <w:szCs w:val="24"/>
         </w:rPr>
-        <w:instrText>ADDIN CSL_CITATION {"citationItems":[{"id":"ITEM-1","itemData":{"DOI":"10.1038/sj.onc.1209615","ISSN":"09509232","PMID":"16936740","abstract":"The Rb protein is a tumor suppressor, which plays a pivotal role in the negative control of the cell cycle and in tumor progression. It has been shown that Rb protein (pRb) is responsible for a major G1 checkpoint, blocking S-phase entry and cell growth. The retinoblastoma family includes three members, Rb/p105, p107 and Rb2/p130, collectively referred to as 'pocket proteins'. The pRb protein represses gene transcription, required for transition from G1 to S phase, by directly binding to the transactivation domain of E2F and by binding to the promoter of these genes as a complex with E2F. pRb represses transcription also by remodeling chromatin structure through interaction with proteins such as hBRM, BRG1, HDAC1 and SUV39H1, which are involved in nucleosome remodeling, histone acetylation/deacetylation and methylation, respectively. Loss of pRb functions may induce cell cycle deregulation and so lead to a malignant phenotype. Gene inactivation of pRB through chromosomal mutations is one of the principal reasons for retinoblastoma tumor development. Functional inactivation of pRb by viral oncoprotein binding is also shown in many neoplasias such as cervical cancer, mesothelioma and AIDS-related Burkitt's lymphoma. © 2006 Nature Publishing Group All rights reserved.","author":[{"dropping-particle":"","family":"Giacinti","given":"C.","non-dropping-particle":"","parse-names":false,"suffix":""},{"dropping-particle":"","family":"Giordano","given":"A.","non-dropping-particle":"","parse-names":false,"suffix":""}],"container-title":"Oncogene","id":"ITEM-1","issued":{"date-parts":[["2006"]]},"title":"RB and cell cycle progression","type":"article"},"uris":["http://www.mendeley.com/documents/?uuid=c2061cb5-bbfb-4e7a-8191-58fc4ac54f35"]}],"mendeley":{"formattedCitation":"&lt;sup&gt;24&lt;/sup&gt;","plainTextFormattedCitation":"24","previouslyFormattedCitation":"&lt;sup&gt;24&lt;/sup&gt;"},"properties":{"noteIndex":0},"schema":"https://github.com/citation-style-language/schema/raw/master/csl-citation.json"}</w:instrText>
+        <w:instrText>ADDIN CSL_CITATION {"citationItems":[{"id":"ITEM-1","itemData":{"DOI":"10.1073/pnas.73.11.4012","ISSN":"00278424","PMID":"1069287","author":[{"dropping-particle":"","family":"Klevecz","given":"R. R.","non-dropping-particle":"","parse-names":false,"suffix":""}],"container-title":"Proceedings of the National Academy of Sciences of the United States of America","id":"ITEM-1","issued":{"date-parts":[["1976"]]},"title":"Quantized generation time in mammalian cells as an expression of the cellular clock","type":"article-journal"},"uris":["http://www.mendeley.com/documents/?uuid=8119ef62-ed91-4259-8d63-79525175e8e0"]},{"id":"ITEM-2","itemData":{"DOI":"10.1002/1097-010X(20000701)287:2&lt;128::AID-JEZ3&gt;3.0.CO;2-G","ISSN":"0022104X","PMID":"10900432","abstract":"Dissociated animal cap blastomeres of Xenopus laevis blastulae were cultured at a low Ca level (1 μM) from 9th to 18th cell cycle at 22 ± 1°C and observed by a time-lapse video recorder. Blastomeres cleaved unequally to increase variability in cell size as cell cycles progressed, but synchronously at a constant cell cycle time of about 30 min up to the 12th cleavage in diploid cells, and up to the 13th cleavage in haploid cells, regardless of their cell sizes. Thereafter, blastomeres cleaved asynchronously at varying cell cycle times in proportion to the inverse-square of their radii. The transition from the cell size-independent to -dependent cell cycles occurred at the critical cell radius, 37.5 μm for the diploid and 27.9 μm for the haploid. While the protein synthesis inhibitor, cycloheximide (CHX) lengthened cell cycle times two- to six-fold, epidermal growth factor (EGF) had no significant effect on the cell cycle. CHX-treated blastomeres synchronously cleaved at a constant cell cycle time of 60 min up to the 12th cleavage. Thereafter, cell cycle times became variable in proportion to the inverse square of radii in the presence of CHX at 0.10-0.14 μg/ml, but to the inverse cube of radii at 0.18 μg/ml. The critical cell size of CHX-treated blastomeres for the transition from cell size-independent to -dependent cell cycles remained the same as that of untreated blastomeres. Frequency distributions of cell cycle times of synchronous cell cycles were monomodal with the peak at 30 min, except for CHX-treated blastomeres with the peak at 60 min. In contrast, frequency distributions of asynchronous cell cycles were polymodal with peaks at multiples of a unit time of 30-35 min. To explain these results, we propose that blastomere cytoplasm has 30-min cycles that repeatedly produce mitosis promoting factor (MPF) in a quantity proportional to the cell surface area. MPF is neutralized when it titrates a nuclear inhibitor present in a quantity proportional to the genome size, and sequestered in the nucleus. When the total amount of MPF produced exceeds the threshold required to titrate all of the inhibitor, mitosis is initiated. (C) 2000 Wiley-Liss, Inc.","author":[{"dropping-particle":"","family":"Wang","given":"Ping","non-dropping-particle":"","parse-names":false,"suffix":""},{"dropping-particle":"","family":"Hayden","given":"Stacey","non-dropping-particle":"","parse-names":false,"suffix":""},{"dropping-particle":"","family":"Masui","given":"Yoshio","non-dropping-particle":"","parse-names":false,"suffix":""}],"container-title":"Journal of Experimental Zoology","id":"ITEM-2","issued":{"date-parts":[["2000"]]},"title":"Transition of the blastomere cell cycle from cell size-independent to size-dependent control at the midblastula stage in Xenopus laevis","type":"article-journal"},"uris":["http://www.mendeley.com/documents/?uuid=83b75ff4-5d1a-4e9c-8758-55561f36dbe4"]},{"id":"ITEM-3","itemData":{"ISSN":"00219533","PMID":"9013342","abstract":"An analysis was made of cell length and cycle time in time-lapse films of the fission yeast Schizosaccharomyces pombe using wild-type (WT) cells and those of various mutants. The more important conclusions about 'size controls' are: (1) there is a marker in G2 in WT cells provided by a rate change point (RCP) where the linear rate of length growth increases by ~ 30%. The period before this RCP is dependent on size and can be called a 'sizer'. The period after the RCP is nearly independent of size and can be called a 'timer'. The achievement of a critical threshold size is at or near the RCP which is on average at about 0.3 of the cycle (halfway through G2). This is much earlier than was previously believed. (2) The RCP is at about the time when H1 histone kinase activity and the B type cyclin cdc13 start to rise in preparation for mitosis. The RCP is also associated with other metabolic changes. (3) In wee1 mutants, the mitotic size control is replaced by a G1/S size control which is as strong as the mitotic control. As in WT cells, there is a sizer which precedes the RCP followed by a timer but the RCP is at about the G1/S boundary and has a larger increase (~ 100%) in rate. (4) cdc25 is not an essential part of the size control at mitosis or at the G1/S boundary. (5) Three further situations have been examined in which the mitotic size control has been abolished. First, induction synchronisation by block and release of cdc2 and cdc10. In the largest oversize cells which are produced, the RCP is pushed back to the beginning of the cycle. There is no sizer period but only a timer. Second, when both the antagonists wee1 and cdc25 are absent in the double mutant wee1-50 cdc25Δ. In this interesting situation there is apparently no mitotic size control and the cycle times are quantised. Third, in rum1Δ wee1-50 where the normal long G1 in wee1 is much reduced, there is probably no size control either in G1 or in G2 causing a continuous shortening of division length from cycle to cycle.","author":[{"dropping-particle":"","family":"Sveiczer","given":"A.","non-dropping-particle":"","parse-names":false,"suffix":""},{"dropping-particle":"","family":"Novak","given":"B.","non-dropping-particle":"","parse-names":false,"suffix":""},{"dropping-particle":"","family":"Mitchison","given":"J. M.","non-dropping-particle":"","parse-names":false,"suffix":""}],"container-title":"Journal of Cell Science","id":"ITEM-3","issued":{"date-parts":[["1996"]]},"title":"The size control of fission yeast revisited","type":"article-journal"},"uris":["http://www.mendeley.com/documents/?uuid=671accdc-99c0-4049-b08c-42a7112a51f0"]}],"mendeley":{"formattedCitation":"&lt;sup&gt;25–27&lt;/sup&gt;","plainTextFormattedCitation":"25–27","previouslyFormattedCitation":"&lt;sup&gt;25–27&lt;/sup&gt;"},"properties":{"noteIndex":0},"schema":"https://github.com/citation-style-language/schema/raw/master/csl-citation.json"}</w:instrText>
       </w:r>
       <w:r>
         <w:rPr>
@@ -7840,7 +7397,7 @@
           <w:szCs w:val="24"/>
           <w:vertAlign w:val="superscript"/>
         </w:rPr>
-        <w:t>24</w:t>
+        <w:t>25–27</w:t>
       </w:r>
       <w:r>
         <w:rPr>
@@ -7858,7 +7415,63 @@
           <w:sz w:val="24"/>
           <w:szCs w:val="24"/>
         </w:rPr>
-        <w:t xml:space="preserve">. By including the mechanism of molecular bistable switches, we were able to construct a system that exists in three regimes: a high signal actively oscillating state, an intermediate signal quiescent steady state, and low signal apoptotic steady state. </w:t>
+        <w:t xml:space="preserve">. Prior work has focused on describing these structures in yeast mutant cells (wee1- cdc25Δ) </w:t>
+      </w:r>
+      <w:r>
+        <w:rPr>
+          <w:rFonts w:ascii="Times New Roman" w:eastAsia="Calibri" w:hAnsi="Times New Roman" w:cs="Times New Roman"/>
+          <w:bCs/>
+          <w:sz w:val="24"/>
+          <w:szCs w:val="24"/>
+        </w:rPr>
+        <w:fldChar w:fldCharType="begin" w:fldLock="1"/>
+      </w:r>
+      <w:r>
+        <w:rPr>
+          <w:rFonts w:ascii="Times New Roman" w:eastAsia="Calibri" w:hAnsi="Times New Roman" w:cs="Times New Roman"/>
+          <w:bCs/>
+          <w:sz w:val="24"/>
+          <w:szCs w:val="24"/>
+        </w:rPr>
+        <w:instrText>ADDIN CSL_CITATION {"citationItems":[{"id":"ITEM-1","itemData":{"DOI":"10.1073/pnas.97.14.7865","ISSN":"00278424","PMID":"10884416","abstract":"A detailed mathematical model for the fission yeast mitotic cycle is developed based on positive and negative feedback loops by which Cdc13/Cdc2 kinase activates and inactivates itself. Positive feedbacks are created by Cdc13/Cdc2-dependent phosphorylation of specific substrates: inactivating its negative regulators (Rum1, Ste9 and Wee1/Mik1) and activating its positive regulator (Cdc25). A slow negative feedback loop is turned on during mitosis by activation of Slp1/anaphase-promoting complex (APC), which indirectly re- activates the negative regulators, leading to a drop in Cdc13/Cdc2 activity and exit from mitosis. The model explains how fission yeast cells can exit mitosis in the absence of Ste9 (Cdc13 degradation) and Rum1 (an inhibitor of Cdc13/Cdc2). We also show that, if the positive feedback loops accelerating the G2/M transition (through Wee1 and Cdc25) are weak, then cells can reset back to G2 from early stages of mitosis by premature activation of the negative feedback loop. This resetting can happen more than once, resulting in a quantized distribution of cycle times, as observed experimentally in wee1- cdc25Δ mutant cells. Our quantitative description of these quantized cycles demonstrates the utility of mathematical modeling, because these cycles cannot be understood by intuitive arguments alone.","author":[{"dropping-particle":"","family":"Sveiczer","given":"Akos","non-dropping-particle":"","parse-names":false,"suffix":""},{"dropping-particle":"","family":"Csikasz-Nagy","given":"Attila","non-dropping-particle":"","parse-names":false,"suffix":""},{"dropping-particle":"","family":"Gyorffy","given":"Bela","non-dropping-particle":"","parse-names":false,"suffix":""},{"dropping-particle":"","family":"Tyson","given":"John J.","non-dropping-particle":"","parse-names":false,"suffix":""},{"dropping-particle":"","family":"Novak","given":"Bela","non-dropping-particle":"","parse-names":false,"suffix":""}],"container-title":"Proceedings of the National Academy of Sciences of the United States of America","id":"ITEM-1","issued":{"date-parts":[["2000"]]},"title":"Modeling the fission yeast cell cycle: Quantized cycle times in wee1- cdc25Δ mutant cells","type":"article-journal"},"uris":["http://www.mendeley.com/documents/?uuid=983684df-7fac-43e9-a5a3-11ade520fdc7"]}],"mendeley":{"formattedCitation":"&lt;sup&gt;28&lt;/sup&gt;","plainTextFormattedCitation":"28","previouslyFormattedCitation":"&lt;sup&gt;28&lt;/sup&gt;"},"properties":{"noteIndex":0},"schema":"https://github.com/citation-style-language/schema/raw/master/csl-citation.json"}</w:instrText>
+      </w:r>
+      <w:r>
+        <w:rPr>
+          <w:rFonts w:ascii="Times New Roman" w:eastAsia="Calibri" w:hAnsi="Times New Roman" w:cs="Times New Roman"/>
+          <w:bCs/>
+          <w:sz w:val="24"/>
+          <w:szCs w:val="24"/>
+        </w:rPr>
+        <w:fldChar w:fldCharType="separate"/>
+      </w:r>
+      <w:r>
+        <w:rPr>
+          <w:rFonts w:ascii="Times New Roman" w:eastAsia="Calibri" w:hAnsi="Times New Roman" w:cs="Times New Roman"/>
+          <w:bCs/>
+          <w:noProof/>
+          <w:sz w:val="24"/>
+          <w:szCs w:val="24"/>
+          <w:vertAlign w:val="superscript"/>
+        </w:rPr>
+        <w:t>28</w:t>
+      </w:r>
+      <w:r>
+        <w:rPr>
+          <w:rFonts w:ascii="Times New Roman" w:eastAsia="Calibri" w:hAnsi="Times New Roman" w:cs="Times New Roman"/>
+          <w:bCs/>
+          <w:sz w:val="24"/>
+          <w:szCs w:val="24"/>
+        </w:rPr>
+        <w:fldChar w:fldCharType="end"/>
+      </w:r>
+      <w:r>
+        <w:rPr>
+          <w:rFonts w:ascii="Times New Roman" w:eastAsia="Calibri" w:hAnsi="Times New Roman" w:cs="Times New Roman"/>
+          <w:bCs/>
+          <w:sz w:val="24"/>
+          <w:szCs w:val="24"/>
+        </w:rPr>
+        <w:t xml:space="preserve">. Our work builds upon these studies, demonstrating that if positive feedback loops that accelerate the G2/M transition are weak, then cells can revert back to G2, effectively adding a quantized amount of time to the cell cycle. Instead of extended G2-M mitotic time, we find a quantized G1 time that is dependent on signal strength. This leads to questions of the similarity between the circuits and how a change in signal strength leads to complex oscillations. We find the quantization is the result of the coupling of multiple oscillatory circuits within the cell cycle. </w:t>
       </w:r>
     </w:p>
     <w:p>
@@ -7879,304 +7492,140 @@
           <w:sz w:val="24"/>
           <w:szCs w:val="24"/>
         </w:rPr>
+        <w:t xml:space="preserve">We further note that the slowly and quickly dividing states are transient within our model and a result of molecular noise, rather than a specific genetic expression level. We compare the molecular evolution profiles of the two groups and find interesting differences between the two. The first feature we point out is a consistently decreased level of Skp2 signaling in long cycling cells. When Skp2 is low, inhibition of p21 is also low, leading to a quicker cell cycle. Skp2 has been shown to be necessary for the degradation of cyclin-dependent kinase inhibitor (CKI) for proper cell cycle progression </w:t>
+      </w:r>
+      <w:r>
+        <w:rPr>
+          <w:rFonts w:ascii="Times New Roman" w:eastAsia="Calibri" w:hAnsi="Times New Roman" w:cs="Times New Roman"/>
+          <w:bCs/>
+          <w:sz w:val="24"/>
+          <w:szCs w:val="24"/>
+        </w:rPr>
+        <w:fldChar w:fldCharType="begin" w:fldLock="1"/>
+      </w:r>
+      <w:r>
+        <w:rPr>
+          <w:rFonts w:ascii="Times New Roman" w:eastAsia="Calibri" w:hAnsi="Times New Roman" w:cs="Times New Roman"/>
+          <w:bCs/>
+          <w:sz w:val="24"/>
+          <w:szCs w:val="24"/>
+        </w:rPr>
+        <w:instrText>ADDIN CSL_CITATION {"citationItems":[{"id":"ITEM-1","itemData":{"DOI":"10.1101/gad.321004","ISSN":"08909369","PMID":"15520280","abstract":"The activity of the SCFskp2 E3 ligase is required for the proteolytic turnover of several proteins involved in cell cycle control and transcriptional regulation. Loss of skp2 in the mouse leads to a complex phenotype including changes in cell size and DNA content as well as severe proliferation defects. Here we show that the loss of a single skp2 substrate, namely, the cyclin kinase inhibitor p27kip1, reverts the phenotype of skp2 knockout hepatocytes to normal. By comparing the kinetics of p27 turnover and cell cycle progression in skp2 knockout and p27T187A knock-in mice, we define a short period in G1 in which p27 is able to block the cell cycle after the exit from quiescence. Loss of p27 turnover during this period prevents mitotic division and instead leads to compensatory cell growth.","author":[{"dropping-particle":"","family":"Kossatz","given":"Uta","non-dropping-particle":"","parse-names":false,"suffix":""},{"dropping-particle":"","family":"Dietrich","given":"Nils","non-dropping-particle":"","parse-names":false,"suffix":""},{"dropping-particle":"","family":"Zender","given":"Lars","non-dropping-particle":"","parse-names":false,"suffix":""},{"dropping-particle":"","family":"Buer","given":"Jan","non-dropping-particle":"","parse-names":false,"suffix":""},{"dropping-particle":"","family":"Manns","given":"Michael P.","non-dropping-particle":"","parse-names":false,"suffix":""},{"dropping-particle":"","family":"Malek","given":"Nisar P.","non-dropping-particle":"","parse-names":false,"suffix":""}],"container-title":"Genes and Development","id":"ITEM-1","issued":{"date-parts":[["2004"]]},"title":"Skp2-dependent degradation of p27kip1 is essential for cell cycle progression","type":"article-journal"},"uris":["http://www.mendeley.com/documents/?uuid=ab5e65ba-1b4a-4d2e-a96f-475271c80caf"]}],"mendeley":{"formattedCitation":"&lt;sup&gt;29&lt;/sup&gt;","plainTextFormattedCitation":"29","previouslyFormattedCitation":"&lt;sup&gt;29&lt;/sup&gt;"},"properties":{"noteIndex":0},"schema":"https://github.com/citation-style-language/schema/raw/master/csl-citation.json"}</w:instrText>
+      </w:r>
+      <w:r>
+        <w:rPr>
+          <w:rFonts w:ascii="Times New Roman" w:eastAsia="Calibri" w:hAnsi="Times New Roman" w:cs="Times New Roman"/>
+          <w:bCs/>
+          <w:sz w:val="24"/>
+          <w:szCs w:val="24"/>
+        </w:rPr>
+        <w:fldChar w:fldCharType="separate"/>
+      </w:r>
+      <w:r>
+        <w:rPr>
+          <w:rFonts w:ascii="Times New Roman" w:eastAsia="Calibri" w:hAnsi="Times New Roman" w:cs="Times New Roman"/>
+          <w:bCs/>
+          <w:noProof/>
+          <w:sz w:val="24"/>
+          <w:szCs w:val="24"/>
+          <w:vertAlign w:val="superscript"/>
+        </w:rPr>
+        <w:t>29</w:t>
+      </w:r>
+      <w:r>
+        <w:rPr>
+          <w:rFonts w:ascii="Times New Roman" w:eastAsia="Calibri" w:hAnsi="Times New Roman" w:cs="Times New Roman"/>
+          <w:bCs/>
+          <w:sz w:val="24"/>
+          <w:szCs w:val="24"/>
+        </w:rPr>
+        <w:fldChar w:fldCharType="end"/>
+      </w:r>
+      <w:r>
+        <w:rPr>
+          <w:rFonts w:ascii="Times New Roman" w:eastAsia="Calibri" w:hAnsi="Times New Roman" w:cs="Times New Roman"/>
+          <w:bCs/>
+          <w:sz w:val="24"/>
+          <w:szCs w:val="24"/>
+        </w:rPr>
+        <w:t xml:space="preserve">. Our model further supports experimental findings by Meyer et al. showing the proliferation-quiescence decision is dependent on Cdk2 activity at mitotic exit </w:t>
+      </w:r>
+      <w:r>
+        <w:rPr>
+          <w:rFonts w:ascii="Times New Roman" w:eastAsia="Calibri" w:hAnsi="Times New Roman" w:cs="Times New Roman"/>
+          <w:bCs/>
+          <w:sz w:val="24"/>
+          <w:szCs w:val="24"/>
+        </w:rPr>
+        <w:fldChar w:fldCharType="begin" w:fldLock="1"/>
+      </w:r>
+      <w:r>
+        <w:rPr>
+          <w:rFonts w:ascii="Times New Roman" w:eastAsia="Calibri" w:hAnsi="Times New Roman" w:cs="Times New Roman"/>
+          <w:bCs/>
+          <w:sz w:val="24"/>
+          <w:szCs w:val="24"/>
+        </w:rPr>
+        <w:instrText>ADDIN CSL_CITATION {"citationItems":[{"id":"ITEM-1","itemData":{"DOI":"10.1016/j.cell.2013.08.062","ISSN":"10974172","abstract":"Tissue homeostasis in metazoans is regulated by transitions of cells between quiescence and proliferation. The hallmark of proliferating populations is progression through the cell cycle, which is driven by cyclin-dependent kinase (CDK) activity. Here, we introduce a live-cell sensor for CDK2 activity and unexpectedly found that proliferating cells bifurcate into two populations as they exit mitosis. Many cells immediately commit to the next cell cycle by building up CDK2 activity from an intermediate level, while other cells lack CDK2 activity and enter a transient state of quiescence. This bifurcation is directly controlled by the CDK inhibitor p21 and is regulated by mitogens during a restriction window at the end of the previous cell cycle. Thus, cells decide at the end of mitosis to either start the next cell cycle by immediately building up CDK2 activity or to enter a transient G0-like state by suppressing CDK2 activity. © 2013 Elsevier Inc.","author":[{"dropping-particle":"","family":"Spencer","given":"Sabrina L.","non-dropping-particle":"","parse-names":false,"suffix":""},{"dropping-particle":"","family":"Cappell","given":"Steven D.","non-dropping-particle":"","parse-names":false,"suffix":""},{"dropping-particle":"","family":"Tsai","given":"Feng Chiao","non-dropping-particle":"","parse-names":false,"suffix":""},{"dropping-particle":"","family":"Overton","given":"K. Wesley","non-dropping-particle":"","parse-names":false,"suffix":""},{"dropping-particle":"","family":"Wang","given":"Clifford L.","non-dropping-particle":"","parse-names":false,"suffix":""},{"dropping-particle":"","family":"Meyer","given":"Tobias","non-dropping-particle":"","parse-names":false,"suffix":""}],"container-title":"Cell","id":"ITEM-1","issued":{"date-parts":[["2013"]]},"title":"XThe proliferation-quiescence decision is controlled by a bifurcation in CDK2 activity at mitotic exit","type":"article-journal"},"uris":["http://www.mendeley.com/documents/?uuid=35fd9f0e-969d-42b8-9816-f47a64f0d959"]}],"mendeley":{"formattedCitation":"&lt;sup&gt;30&lt;/sup&gt;","plainTextFormattedCitation":"30","previouslyFormattedCitation":"&lt;sup&gt;30&lt;/sup&gt;"},"properties":{"noteIndex":0},"schema":"https://github.com/citation-style-language/schema/raw/master/csl-citation.json"}</w:instrText>
+      </w:r>
+      <w:r>
+        <w:rPr>
+          <w:rFonts w:ascii="Times New Roman" w:eastAsia="Calibri" w:hAnsi="Times New Roman" w:cs="Times New Roman"/>
+          <w:bCs/>
+          <w:sz w:val="24"/>
+          <w:szCs w:val="24"/>
+        </w:rPr>
+        <w:fldChar w:fldCharType="separate"/>
+      </w:r>
+      <w:r>
+        <w:rPr>
+          <w:rFonts w:ascii="Times New Roman" w:eastAsia="Calibri" w:hAnsi="Times New Roman" w:cs="Times New Roman"/>
+          <w:bCs/>
+          <w:noProof/>
+          <w:sz w:val="24"/>
+          <w:szCs w:val="24"/>
+          <w:vertAlign w:val="superscript"/>
+        </w:rPr>
+        <w:t>30</w:t>
+      </w:r>
+      <w:r>
+        <w:rPr>
+          <w:rFonts w:ascii="Times New Roman" w:eastAsia="Calibri" w:hAnsi="Times New Roman" w:cs="Times New Roman"/>
+          <w:bCs/>
+          <w:sz w:val="24"/>
+          <w:szCs w:val="24"/>
+        </w:rPr>
+        <w:fldChar w:fldCharType="end"/>
+      </w:r>
+      <w:r>
+        <w:rPr>
+          <w:rFonts w:ascii="Times New Roman" w:eastAsia="Calibri" w:hAnsi="Times New Roman" w:cs="Times New Roman"/>
+          <w:bCs/>
+          <w:sz w:val="24"/>
+          <w:szCs w:val="24"/>
+        </w:rPr>
+        <w:t xml:space="preserve">. We model cyclin E in complex with Cdk2 and observe increased activity of the complex at mitosis for quickly dividing cells. It is difficult to say our model is dependent on the activity of one protein at a specific point in time to cause a specific outcome. The entire state of the system, the molecular count, at a specific time is what dictates the evolution of our system. However, we can say, given a set of molecular counts, the likelihood of the model behaving a certain way. </w:t>
+      </w:r>
+    </w:p>
+    <w:p>
+      <w:pPr>
+        <w:spacing w:after="0" w:line="480" w:lineRule="auto"/>
+        <w:ind w:firstLine="360"/>
+        <w:rPr>
+          <w:rFonts w:ascii="Times New Roman" w:eastAsia="Calibri" w:hAnsi="Times New Roman" w:cs="Times New Roman"/>
+          <w:bCs/>
+          <w:sz w:val="24"/>
+          <w:szCs w:val="24"/>
+        </w:rPr>
+      </w:pPr>
+      <w:r>
+        <w:rPr>
+          <w:rFonts w:ascii="Times New Roman" w:eastAsia="Calibri" w:hAnsi="Times New Roman" w:cs="Times New Roman"/>
+          <w:bCs/>
+          <w:sz w:val="24"/>
+          <w:szCs w:val="24"/>
+        </w:rPr>
         <w:lastRenderedPageBreak/>
-        <w:t xml:space="preserve">We characterized the nature of the oscillations and inquired if a simple, molecular model can capture the intermitotic time distributions observed experimentally. The stochastic model accurately recapitulates the trends of our experimental results. Comparing the distributions of experimental G1 and S-G2-M to those of the model, we find the same right-skewed distribution for G1 and more Gaussian distribution for S-G2-M. The model captures the signal-dependent shift of G1, with mean time shifting rightward as signal decreases. Surprisingly, we find the same multimodal structure present in our model results as seen in our experiments. </w:t>
-      </w:r>
-    </w:p>
-    <w:p>
-      <w:pPr>
-        <w:spacing w:after="0" w:line="480" w:lineRule="auto"/>
-        <w:ind w:firstLine="360"/>
-        <w:rPr>
-          <w:rFonts w:ascii="Times New Roman" w:eastAsia="Calibri" w:hAnsi="Times New Roman" w:cs="Times New Roman"/>
-          <w:bCs/>
-          <w:sz w:val="24"/>
-          <w:szCs w:val="24"/>
-        </w:rPr>
-      </w:pPr>
-      <w:r>
-        <w:rPr>
-          <w:rFonts w:ascii="Times New Roman" w:eastAsia="Calibri" w:hAnsi="Times New Roman" w:cs="Times New Roman"/>
-          <w:bCs/>
-          <w:sz w:val="24"/>
-          <w:szCs w:val="24"/>
-        </w:rPr>
-        <w:t xml:space="preserve">The existence of such structures has been noted historically as ‘cell cycle quantization’ and been found across eukaryotic species </w:t>
-      </w:r>
-      <w:r>
-        <w:rPr>
-          <w:rFonts w:ascii="Times New Roman" w:eastAsia="Calibri" w:hAnsi="Times New Roman" w:cs="Times New Roman"/>
-          <w:bCs/>
-          <w:sz w:val="24"/>
-          <w:szCs w:val="24"/>
-        </w:rPr>
-        <w:fldChar w:fldCharType="begin" w:fldLock="1"/>
-      </w:r>
-      <w:r>
-        <w:rPr>
-          <w:rFonts w:ascii="Times New Roman" w:eastAsia="Calibri" w:hAnsi="Times New Roman" w:cs="Times New Roman"/>
-          <w:bCs/>
-          <w:sz w:val="24"/>
-          <w:szCs w:val="24"/>
-        </w:rPr>
-        <w:instrText>ADDIN CSL_CITATION {"citationItems":[{"id":"ITEM-1","itemData":{"DOI":"10.1073/pnas.73.11.4012","ISSN":"00278424","PMID":"1069287","author":[{"dropping-particle":"","family":"Klevecz","given":"R. R.","non-dropping-particle":"","parse-names":false,"suffix":""}],"container-title":"Proceedings of the National Academy of Sciences of the United States of America","id":"ITEM-1","issued":{"date-parts":[["1976"]]},"title":"Quantized generation time in mammalian cells as an expression of the cellular clock","type":"article-journal"},"uris":["http://www.mendeley.com/documents/?uuid=8119ef62-ed91-4259-8d63-79525175e8e0"]},{"id":"ITEM-2","itemData":{"DOI":"10.1002/1097-010X(20000701)287:2&lt;128::AID-JEZ3&gt;3.0.CO;2-G","ISSN":"0022104X","PMID":"10900432","abstract":"Dissociated animal cap blastomeres of Xenopus laevis blastulae were cultured at a low Ca level (1 μM) from 9th to 18th cell cycle at 22 ± 1°C and observed by a time-lapse video recorder. Blastomeres cleaved unequally to increase variability in cell size as cell cycles progressed, but synchronously at a constant cell cycle time of about 30 min up to the 12th cleavage in diploid cells, and up to the 13th cleavage in haploid cells, regardless of their cell sizes. Thereafter, blastomeres cleaved asynchronously at varying cell cycle times in proportion to the inverse-square of their radii. The transition from the cell size-independent to -dependent cell cycles occurred at the critical cell radius, 37.5 μm for the diploid and 27.9 μm for the haploid. While the protein synthesis inhibitor, cycloheximide (CHX) lengthened cell cycle times two- to six-fold, epidermal growth factor (EGF) had no significant effect on the cell cycle. CHX-treated blastomeres synchronously cleaved at a constant cell cycle time of 60 min up to the 12th cleavage. Thereafter, cell cycle times became variable in proportion to the inverse square of radii in the presence of CHX at 0.10-0.14 μg/ml, but to the inverse cube of radii at 0.18 μg/ml. The critical cell size of CHX-treated blastomeres for the transition from cell size-independent to -dependent cell cycles remained the same as that of untreated blastomeres. Frequency distributions of cell cycle times of synchronous cell cycles were monomodal with the peak at 30 min, except for CHX-treated blastomeres with the peak at 60 min. In contrast, frequency distributions of asynchronous cell cycles were polymodal with peaks at multiples of a unit time of 30-35 min. To explain these results, we propose that blastomere cytoplasm has 30-min cycles that repeatedly produce mitosis promoting factor (MPF) in a quantity proportional to the cell surface area. MPF is neutralized when it titrates a nuclear inhibitor present in a quantity proportional to the genome size, and sequestered in the nucleus. When the total amount of MPF produced exceeds the threshold required to titrate all of the inhibitor, mitosis is initiated. (C) 2000 Wiley-Liss, Inc.","author":[{"dropping-particle":"","family":"Wang","given":"Ping","non-dropping-particle":"","parse-names":false,"suffix":""},{"dropping-particle":"","family":"Hayden","given":"Stacey","non-dropping-particle":"","parse-names":false,"suffix":""},{"dropping-particle":"","family":"Masui","given":"Yoshio","non-dropping-particle":"","parse-names":false,"suffix":""}],"container-title":"Journal of Experimental Zoology","id":"ITEM-2","issued":{"date-parts":[["2000"]]},"title":"Transition of the blastomere cell cycle from cell size-independent to size-dependent control at the midblastula stage in Xenopus laevis","type":"article-journal"},"uris":["http://www.mendeley.com/documents/?uuid=83b75ff4-5d1a-4e9c-8758-55561f36dbe4"]},{"id":"ITEM-3","itemData":{"ISSN":"00219533","PMID":"9013342","abstract":"An analysis was made of cell length and cycle time in time-lapse films of the fission yeast Schizosaccharomyces pombe using wild-type (WT) cells and those of various mutants. The more important conclusions about 'size controls' are: (1) there is a marker in G2 in WT cells provided by a rate change point (RCP) where the linear rate of length growth increases by ~ 30%. The period before this RCP is dependent on size and can be called a 'sizer'. The period after the RCP is nearly independent of size and can be called a 'timer'. The achievement of a critical threshold size is at or near the RCP which is on average at about 0.3 of the cycle (halfway through G2). This is much earlier than was previously believed. (2) The RCP is at about the time when H1 histone kinase activity and the B type cyclin cdc13 start to rise in preparation for mitosis. The RCP is also associated with other metabolic changes. (3) In wee1 mutants, the mitotic size control is replaced by a G1/S size control which is as strong as the mitotic control. As in WT cells, there is a sizer which precedes the RCP followed by a timer but the RCP is at about the G1/S boundary and has a larger increase (~ 100%) in rate. (4) cdc25 is not an essential part of the size control at mitosis or at the G1/S boundary. (5) Three further situations have been examined in which the mitotic size control has been abolished. First, induction synchronisation by block and release of cdc2 and cdc10. In the largest oversize cells which are produced, the RCP is pushed back to the beginning of the cycle. There is no sizer period but only a timer. Second, when both the antagonists wee1 and cdc25 are absent in the double mutant wee1-50 cdc25Δ. In this interesting situation there is apparently no mitotic size control and the cycle times are quantised. Third, in rum1Δ wee1-50 where the normal long G1 in wee1 is much reduced, there is probably no size control either in G1 or in G2 causing a continuous shortening of division length from cycle to cycle.","author":[{"dropping-particle":"","family":"Sveiczer","given":"A.","non-dropping-particle":"","parse-names":false,"suffix":""},{"dropping-particle":"","family":"Novak","given":"B.","non-dropping-particle":"","parse-names":false,"suffix":""},{"dropping-particle":"","family":"Mitchison","given":"J. M.","non-dropping-particle":"","parse-names":false,"suffix":""}],"container-title":"Journal of Cell Science","id":"ITEM-3","issued":{"date-parts":[["1996"]]},"title":"The size control of fission yeast revisited","type":"article-journal"},"uris":["http://www.mendeley.com/documents/?uuid=671accdc-99c0-4049-b08c-42a7112a51f0"]}],"mendeley":{"formattedCitation":"&lt;sup&gt;25–27&lt;/sup&gt;","plainTextFormattedCitation":"25–27","previouslyFormattedCitation":"&lt;sup&gt;25–27&lt;/sup&gt;"},"properties":{"noteIndex":0},"schema":"https://github.com/citation-style-language/schema/raw/master/csl-citation.json"}</w:instrText>
-      </w:r>
-      <w:r>
-        <w:rPr>
-          <w:rFonts w:ascii="Times New Roman" w:eastAsia="Calibri" w:hAnsi="Times New Roman" w:cs="Times New Roman"/>
-          <w:bCs/>
-          <w:sz w:val="24"/>
-          <w:szCs w:val="24"/>
-        </w:rPr>
-        <w:fldChar w:fldCharType="separate"/>
-      </w:r>
-      <w:r>
-        <w:rPr>
-          <w:rFonts w:ascii="Times New Roman" w:eastAsia="Calibri" w:hAnsi="Times New Roman" w:cs="Times New Roman"/>
-          <w:bCs/>
-          <w:noProof/>
-          <w:sz w:val="24"/>
-          <w:szCs w:val="24"/>
-          <w:vertAlign w:val="superscript"/>
-        </w:rPr>
-        <w:t>25–27</w:t>
-      </w:r>
-      <w:r>
-        <w:rPr>
-          <w:rFonts w:ascii="Times New Roman" w:eastAsia="Calibri" w:hAnsi="Times New Roman" w:cs="Times New Roman"/>
-          <w:bCs/>
-          <w:sz w:val="24"/>
-          <w:szCs w:val="24"/>
-        </w:rPr>
-        <w:fldChar w:fldCharType="end"/>
-      </w:r>
-      <w:r>
-        <w:rPr>
-          <w:rFonts w:ascii="Times New Roman" w:eastAsia="Calibri" w:hAnsi="Times New Roman" w:cs="Times New Roman"/>
-          <w:bCs/>
-          <w:sz w:val="24"/>
-          <w:szCs w:val="24"/>
-        </w:rPr>
-        <w:t xml:space="preserve">. Prior work has focused on describing these structures in yeast mutant cells (wee1- cdc25Δ) </w:t>
-      </w:r>
-      <w:r>
-        <w:rPr>
-          <w:rFonts w:ascii="Times New Roman" w:eastAsia="Calibri" w:hAnsi="Times New Roman" w:cs="Times New Roman"/>
-          <w:bCs/>
-          <w:sz w:val="24"/>
-          <w:szCs w:val="24"/>
-        </w:rPr>
-        <w:fldChar w:fldCharType="begin" w:fldLock="1"/>
-      </w:r>
-      <w:r>
-        <w:rPr>
-          <w:rFonts w:ascii="Times New Roman" w:eastAsia="Calibri" w:hAnsi="Times New Roman" w:cs="Times New Roman"/>
-          <w:bCs/>
-          <w:sz w:val="24"/>
-          <w:szCs w:val="24"/>
-        </w:rPr>
-        <w:instrText>ADDIN CSL_CITATION {"citationItems":[{"id":"ITEM-1","itemData":{"DOI":"10.1073/pnas.97.14.7865","ISSN":"00278424","PMID":"10884416","abstract":"A detailed mathematical model for the fission yeast mitotic cycle is developed based on positive and negative feedback loops by which Cdc13/Cdc2 kinase activates and inactivates itself. Positive feedbacks are created by Cdc13/Cdc2-dependent phosphorylation of specific substrates: inactivating its negative regulators (Rum1, Ste9 and Wee1/Mik1) and activating its positive regulator (Cdc25). A slow negative feedback loop is turned on during mitosis by activation of Slp1/anaphase-promoting complex (APC), which indirectly re- activates the negative regulators, leading to a drop in Cdc13/Cdc2 activity and exit from mitosis. The model explains how fission yeast cells can exit mitosis in the absence of Ste9 (Cdc13 degradation) and Rum1 (an inhibitor of Cdc13/Cdc2). We also show that, if the positive feedback loops accelerating the G2/M transition (through Wee1 and Cdc25) are weak, then cells can reset back to G2 from early stages of mitosis by premature activation of the negative feedback loop. This resetting can happen more than once, resulting in a quantized distribution of cycle times, as observed experimentally in wee1- cdc25Δ mutant cells. Our quantitative description of these quantized cycles demonstrates the utility of mathematical modeling, because these cycles cannot be understood by intuitive arguments alone.","author":[{"dropping-particle":"","family":"Sveiczer","given":"Akos","non-dropping-particle":"","parse-names":false,"suffix":""},{"dropping-particle":"","family":"Csikasz-Nagy","given":"Attila","non-dropping-particle":"","parse-names":false,"suffix":""},{"dropping-particle":"","family":"Gyorffy","given":"Bela","non-dropping-particle":"","parse-names":false,"suffix":""},{"dropping-particle":"","family":"Tyson","given":"John J.","non-dropping-particle":"","parse-names":false,"suffix":""},{"dropping-particle":"","family":"Novak","given":"Bela","non-dropping-particle":"","parse-names":false,"suffix":""}],"container-title":"Proceedings of the National Academy of Sciences of the United States of America","id":"ITEM-1","issued":{"date-parts":[["2000"]]},"title":"Modeling the fission yeast cell cycle: Quantized cycle times in wee1- cdc25Δ mutant cells","type":"article-journal"},"uris":["http://www.mendeley.com/documents/?uuid=983684df-7fac-43e9-a5a3-11ade520fdc7"]}],"mendeley":{"formattedCitation":"&lt;sup&gt;28&lt;/sup&gt;","plainTextFormattedCitation":"28","previouslyFormattedCitation":"&lt;sup&gt;28&lt;/sup&gt;"},"properties":{"noteIndex":0},"schema":"https://github.com/citation-style-language/schema/raw/master/csl-citation.json"}</w:instrText>
-      </w:r>
-      <w:r>
-        <w:rPr>
-          <w:rFonts w:ascii="Times New Roman" w:eastAsia="Calibri" w:hAnsi="Times New Roman" w:cs="Times New Roman"/>
-          <w:bCs/>
-          <w:sz w:val="24"/>
-          <w:szCs w:val="24"/>
-        </w:rPr>
-        <w:fldChar w:fldCharType="separate"/>
-      </w:r>
-      <w:r>
-        <w:rPr>
-          <w:rFonts w:ascii="Times New Roman" w:eastAsia="Calibri" w:hAnsi="Times New Roman" w:cs="Times New Roman"/>
-          <w:bCs/>
-          <w:noProof/>
-          <w:sz w:val="24"/>
-          <w:szCs w:val="24"/>
-          <w:vertAlign w:val="superscript"/>
-        </w:rPr>
-        <w:t>28</w:t>
-      </w:r>
-      <w:r>
-        <w:rPr>
-          <w:rFonts w:ascii="Times New Roman" w:eastAsia="Calibri" w:hAnsi="Times New Roman" w:cs="Times New Roman"/>
-          <w:bCs/>
-          <w:sz w:val="24"/>
-          <w:szCs w:val="24"/>
-        </w:rPr>
-        <w:fldChar w:fldCharType="end"/>
-      </w:r>
-      <w:r>
-        <w:rPr>
-          <w:rFonts w:ascii="Times New Roman" w:eastAsia="Calibri" w:hAnsi="Times New Roman" w:cs="Times New Roman"/>
-          <w:bCs/>
-          <w:sz w:val="24"/>
-          <w:szCs w:val="24"/>
-        </w:rPr>
-        <w:t xml:space="preserve">. Our work builds upon these studies, demonstrating that if positive feedback loops that accelerate the G2/M transition are weak, then cells can revert back to G2, effectively adding a quantized amount of time to the cell cycle. Instead of extended G2-M mitotic time, we find a quantized G1 time that is dependent on signal strength. This leads to questions of the similarity between the circuits and how a change in signal strength leads to complex oscillations. We find the quantization is the result of the coupling of multiple oscillatory circuits within the cell cycle. </w:t>
-      </w:r>
-    </w:p>
-    <w:p>
-      <w:pPr>
-        <w:spacing w:after="0" w:line="480" w:lineRule="auto"/>
-        <w:ind w:firstLine="360"/>
-        <w:rPr>
-          <w:rFonts w:ascii="Times New Roman" w:eastAsia="Calibri" w:hAnsi="Times New Roman" w:cs="Times New Roman"/>
-          <w:bCs/>
-          <w:sz w:val="24"/>
-          <w:szCs w:val="24"/>
-        </w:rPr>
-      </w:pPr>
-      <w:r>
-        <w:rPr>
-          <w:rFonts w:ascii="Times New Roman" w:eastAsia="Calibri" w:hAnsi="Times New Roman" w:cs="Times New Roman"/>
-          <w:bCs/>
-          <w:sz w:val="24"/>
-          <w:szCs w:val="24"/>
-        </w:rPr>
-        <w:t xml:space="preserve">We further note that the slowly and quickly dividing states are transient within our model and a result of molecular noise, rather than a specific genetic expression level. We compare the molecular evolution profiles of the two groups and find interesting differences between the two. The first feature we point out is a consistently decreased level of Skp2 signaling in long cycling cells. When Skp2 is low, inhibition of p21 is also low, leading to a quicker cell cycle. Skp2 has been shown to be necessary for the degradation of cyclin-dependent kinase inhibitor (CKI) for proper cell cycle progression </w:t>
-      </w:r>
-      <w:r>
-        <w:rPr>
-          <w:rFonts w:ascii="Times New Roman" w:eastAsia="Calibri" w:hAnsi="Times New Roman" w:cs="Times New Roman"/>
-          <w:bCs/>
-          <w:sz w:val="24"/>
-          <w:szCs w:val="24"/>
-        </w:rPr>
-        <w:fldChar w:fldCharType="begin" w:fldLock="1"/>
-      </w:r>
-      <w:r>
-        <w:rPr>
-          <w:rFonts w:ascii="Times New Roman" w:eastAsia="Calibri" w:hAnsi="Times New Roman" w:cs="Times New Roman"/>
-          <w:bCs/>
-          <w:sz w:val="24"/>
-          <w:szCs w:val="24"/>
-        </w:rPr>
-        <w:instrText>ADDIN CSL_CITATION {"citationItems":[{"id":"ITEM-1","itemData":{"DOI":"10.1101/gad.321004","ISSN":"08909369","PMID":"15520280","abstract":"The activity of the SCFskp2 E3 ligase is required for the proteolytic turnover of several proteins involved in cell cycle control and transcriptional regulation. Loss of skp2 in the mouse leads to a complex phenotype including changes in cell size and DNA content as well as severe proliferation defects. Here we show that the loss of a single skp2 substrate, namely, the cyclin kinase inhibitor p27kip1, reverts the phenotype of skp2 knockout hepatocytes to normal. By comparing the kinetics of p27 turnover and cell cycle progression in skp2 knockout and p27T187A knock-in mice, we define a short period in G1 in which p27 is able to block the cell cycle after the exit from quiescence. Loss of p27 turnover during this period prevents mitotic division and instead leads to compensatory cell growth.","author":[{"dropping-particle":"","family":"Kossatz","given":"Uta","non-dropping-particle":"","parse-names":false,"suffix":""},{"dropping-particle":"","family":"Dietrich","given":"Nils","non-dropping-particle":"","parse-names":false,"suffix":""},{"dropping-particle":"","family":"Zender","given":"Lars","non-dropping-particle":"","parse-names":false,"suffix":""},{"dropping-particle":"","family":"Buer","given":"Jan","non-dropping-particle":"","parse-names":false,"suffix":""},{"dropping-particle":"","family":"Manns","given":"Michael P.","non-dropping-particle":"","parse-names":false,"suffix":""},{"dropping-particle":"","family":"Malek","given":"Nisar P.","non-dropping-particle":"","parse-names":false,"suffix":""}],"container-title":"Genes and Development","id":"ITEM-1","issued":{"date-parts":[["2004"]]},"title":"Skp2-dependent degradation of p27kip1 is essential for cell cycle progression","type":"article-journal"},"uris":["http://www.mendeley.com/documents/?uuid=ab5e65ba-1b4a-4d2e-a96f-475271c80caf"]}],"mendeley":{"formattedCitation":"&lt;sup&gt;29&lt;/sup&gt;","plainTextFormattedCitation":"29","previouslyFormattedCitation":"&lt;sup&gt;29&lt;/sup&gt;"},"properties":{"noteIndex":0},"schema":"https://github.com/citation-style-language/schema/raw/master/csl-citation.json"}</w:instrText>
-      </w:r>
-      <w:r>
-        <w:rPr>
-          <w:rFonts w:ascii="Times New Roman" w:eastAsia="Calibri" w:hAnsi="Times New Roman" w:cs="Times New Roman"/>
-          <w:bCs/>
-          <w:sz w:val="24"/>
-          <w:szCs w:val="24"/>
-        </w:rPr>
-        <w:fldChar w:fldCharType="separate"/>
-      </w:r>
-      <w:r>
-        <w:rPr>
-          <w:rFonts w:ascii="Times New Roman" w:eastAsia="Calibri" w:hAnsi="Times New Roman" w:cs="Times New Roman"/>
-          <w:bCs/>
-          <w:noProof/>
-          <w:sz w:val="24"/>
-          <w:szCs w:val="24"/>
-          <w:vertAlign w:val="superscript"/>
-        </w:rPr>
-        <w:t>29</w:t>
-      </w:r>
-      <w:r>
-        <w:rPr>
-          <w:rFonts w:ascii="Times New Roman" w:eastAsia="Calibri" w:hAnsi="Times New Roman" w:cs="Times New Roman"/>
-          <w:bCs/>
-          <w:sz w:val="24"/>
-          <w:szCs w:val="24"/>
-        </w:rPr>
-        <w:fldChar w:fldCharType="end"/>
-      </w:r>
-      <w:r>
-        <w:rPr>
-          <w:rFonts w:ascii="Times New Roman" w:eastAsia="Calibri" w:hAnsi="Times New Roman" w:cs="Times New Roman"/>
-          <w:bCs/>
-          <w:sz w:val="24"/>
-          <w:szCs w:val="24"/>
-        </w:rPr>
-        <w:t xml:space="preserve">. Our model further supports experimental findings by Meyer et al. showing the proliferation-quiescence decision is dependent on Cdk2 activity at mitotic exit </w:t>
-      </w:r>
-      <w:r>
-        <w:rPr>
-          <w:rFonts w:ascii="Times New Roman" w:eastAsia="Calibri" w:hAnsi="Times New Roman" w:cs="Times New Roman"/>
-          <w:bCs/>
-          <w:sz w:val="24"/>
-          <w:szCs w:val="24"/>
-        </w:rPr>
-        <w:fldChar w:fldCharType="begin" w:fldLock="1"/>
-      </w:r>
-      <w:r>
-        <w:rPr>
-          <w:rFonts w:ascii="Times New Roman" w:eastAsia="Calibri" w:hAnsi="Times New Roman" w:cs="Times New Roman"/>
-          <w:bCs/>
-          <w:sz w:val="24"/>
-          <w:szCs w:val="24"/>
-        </w:rPr>
-        <w:instrText>ADDIN CSL_CITATION {"citationItems":[{"id":"ITEM-1","itemData":{"DOI":"10.1016/j.cell.2013.08.062","ISSN":"10974172","abstract":"Tissue homeostasis in metazoans is regulated by transitions of cells between quiescence and proliferation. The hallmark of proliferating populations is progression through the cell cycle, which is driven by cyclin-dependent kinase (CDK) activity. Here, we introduce a live-cell sensor for CDK2 activity and unexpectedly found that proliferating cells bifurcate into two populations as they exit mitosis. Many cells immediately commit to the next cell cycle by building up CDK2 activity from an intermediate level, while other cells lack CDK2 activity and enter a transient state of quiescence. This bifurcation is directly controlled by the CDK inhibitor p21 and is regulated by mitogens during a restriction window at the end of the previous cell cycle. Thus, cells decide at the end of mitosis to either start the next cell cycle by immediately building up CDK2 activity or to enter a transient G0-like state by suppressing CDK2 activity. © 2013 Elsevier Inc.","author":[{"dropping-particle":"","family":"Spencer","given":"Sabrina L.","non-dropping-particle":"","parse-names":false,"suffix":""},{"dropping-particle":"","family":"Cappell","given":"Steven D.","non-dropping-particle":"","parse-names":false,"suffix":""},{"dropping-particle":"","family":"Tsai","given":"Feng Chiao","non-dropping-particle":"","parse-names":false,"suffix":""},{"dropping-particle":"","family":"Overton","given":"K. Wesley","non-dropping-particle":"","parse-names":false,"suffix":""},{"dropping-particle":"","family":"Wang","given":"Clifford L.","non-dropping-particle":"","parse-names":false,"suffix":""},{"dropping-particle":"","family":"Meyer","given":"Tobias","non-dropping-particle":"","parse-names":false,"suffix":""}],"container-title":"Cell","id":"ITEM-1","issued":{"date-parts":[["2013"]]},"title":"XThe proliferation-quiescence decision is controlled by a bifurcation in CDK2 activity at mitotic exit","type":"article-journal"},"uris":["http://www.mendeley.com/documents/?uuid=35fd9f0e-969d-42b8-9816-f47a64f0d959"]}],"mendeley":{"formattedCitation":"&lt;sup&gt;30&lt;/sup&gt;","plainTextFormattedCitation":"30","previouslyFormattedCitation":"&lt;sup&gt;30&lt;/sup&gt;"},"properties":{"noteIndex":0},"schema":"https://github.com/citation-style-language/schema/raw/master/csl-citation.json"}</w:instrText>
-      </w:r>
-      <w:r>
-        <w:rPr>
-          <w:rFonts w:ascii="Times New Roman" w:eastAsia="Calibri" w:hAnsi="Times New Roman" w:cs="Times New Roman"/>
-          <w:bCs/>
-          <w:sz w:val="24"/>
-          <w:szCs w:val="24"/>
-        </w:rPr>
-        <w:fldChar w:fldCharType="separate"/>
-      </w:r>
-      <w:r>
-        <w:rPr>
-          <w:rFonts w:ascii="Times New Roman" w:eastAsia="Calibri" w:hAnsi="Times New Roman" w:cs="Times New Roman"/>
-          <w:bCs/>
-          <w:noProof/>
-          <w:sz w:val="24"/>
-          <w:szCs w:val="24"/>
-          <w:vertAlign w:val="superscript"/>
-        </w:rPr>
-        <w:t>30</w:t>
-      </w:r>
-      <w:r>
-        <w:rPr>
-          <w:rFonts w:ascii="Times New Roman" w:eastAsia="Calibri" w:hAnsi="Times New Roman" w:cs="Times New Roman"/>
-          <w:bCs/>
-          <w:sz w:val="24"/>
-          <w:szCs w:val="24"/>
-        </w:rPr>
-        <w:fldChar w:fldCharType="end"/>
-      </w:r>
-      <w:r>
-        <w:rPr>
-          <w:rFonts w:ascii="Times New Roman" w:eastAsia="Calibri" w:hAnsi="Times New Roman" w:cs="Times New Roman"/>
-          <w:bCs/>
-          <w:sz w:val="24"/>
-          <w:szCs w:val="24"/>
-        </w:rPr>
-        <w:t xml:space="preserve">. We model cyclin E in complex with Cdk2 and observe increased activity of the complex at mitosis for quickly dividing cells. It is difficult to say our model is dependent on the activity of one protein at a specific point in time to cause a specific outcome. The entire state of the system, the molecular count, at a specific time is what dictates </w:t>
-      </w:r>
-      <w:r>
-        <w:rPr>
-          <w:rFonts w:ascii="Times New Roman" w:eastAsia="Calibri" w:hAnsi="Times New Roman" w:cs="Times New Roman"/>
-          <w:bCs/>
-          <w:sz w:val="24"/>
-          <w:szCs w:val="24"/>
-        </w:rPr>
-        <w:lastRenderedPageBreak/>
-        <w:t xml:space="preserve">the evolution of our system. However, we can say, given a set of molecular counts, the likelihood of the model behaving a certain way. </w:t>
-      </w:r>
-    </w:p>
-    <w:p>
-      <w:pPr>
-        <w:spacing w:after="0" w:line="480" w:lineRule="auto"/>
-        <w:ind w:firstLine="360"/>
-        <w:rPr>
-          <w:rFonts w:ascii="Times New Roman" w:eastAsia="Calibri" w:hAnsi="Times New Roman" w:cs="Times New Roman"/>
-          <w:bCs/>
-          <w:sz w:val="24"/>
-          <w:szCs w:val="24"/>
-        </w:rPr>
-      </w:pPr>
-      <w:r>
-        <w:rPr>
-          <w:rFonts w:ascii="Times New Roman" w:eastAsia="Calibri" w:hAnsi="Times New Roman" w:cs="Times New Roman"/>
-          <w:bCs/>
-          <w:sz w:val="24"/>
-          <w:szCs w:val="24"/>
-        </w:rPr>
         <w:t>As a means of further testing our model, we examine the effects of what would be the experimentally analogous process of p21 knockout. By setting the p21 synthesis to 0, we can compare model dynamics to our ‘wildtype’ experiment. We see that with p21 knockout, there is a large increase in quickly dividing cells. The change in intermitotic dynamics comes from a shortened time in G1, as opposed to S-G2-M. We find this surprising since p21 interacts with all cyclin complexes. The role of p21 in cell cycle progression can be further explored by changing its association and dissociation constant with the cyclin family. An interesting note is that the cyclin E/p21 complex is the only cyclin/p21 associated complex that shows a greater molecule count that correlates to quickly dividing cells.</w:t>
       </w:r>
     </w:p>
@@ -8501,25 +7950,7 @@
           <w:sz w:val="24"/>
           <w:szCs w:val="24"/>
         </w:rPr>
-        <w:t xml:space="preserve">Failure to incorporate stochastic gene expression into cell cycle </w:t>
-      </w:r>
-      <w:proofErr w:type="spellStart"/>
-      <w:r>
-        <w:rPr>
-          <w:rFonts w:ascii="Times New Roman" w:hAnsi="Times New Roman" w:cs="Times New Roman"/>
-          <w:sz w:val="24"/>
-          <w:szCs w:val="24"/>
-        </w:rPr>
-        <w:t>submodel</w:t>
-      </w:r>
-      <w:proofErr w:type="spellEnd"/>
-      <w:r>
-        <w:rPr>
-          <w:rFonts w:ascii="Times New Roman" w:hAnsi="Times New Roman" w:cs="Times New Roman"/>
-          <w:sz w:val="24"/>
-          <w:szCs w:val="24"/>
-        </w:rPr>
-        <w:t xml:space="preserve"> (Birtwistle). “</w:t>
+        <w:t>Failure to incorporate stochastic gene expression into cell cycle submodel (Birtwistle). “</w:t>
       </w:r>
       <w:r>
         <w:rPr>
@@ -8563,96 +7994,60 @@
           <w:sz w:val="24"/>
           <w:szCs w:val="24"/>
         </w:rPr>
+        <w:t>The development of molecular tools, additional F</w:t>
+      </w:r>
+      <w:r>
+        <w:rPr>
+          <w:rFonts w:ascii="Times New Roman" w:hAnsi="Times New Roman" w:cs="Times New Roman"/>
+          <w:sz w:val="24"/>
+          <w:szCs w:val="24"/>
+        </w:rPr>
+        <w:t xml:space="preserve">ucci </w:t>
+      </w:r>
+      <w:r>
+        <w:rPr>
+          <w:rFonts w:ascii="Times New Roman" w:hAnsi="Times New Roman" w:cs="Times New Roman"/>
+          <w:sz w:val="24"/>
+          <w:szCs w:val="24"/>
+        </w:rPr>
+        <w:t xml:space="preserve">markers to examine the timing of </w:t>
+      </w:r>
+      <w:r>
+        <w:rPr>
+          <w:rFonts w:ascii="Times New Roman" w:hAnsi="Times New Roman" w:cs="Times New Roman"/>
+          <w:sz w:val="24"/>
+          <w:szCs w:val="24"/>
+        </w:rPr>
+        <w:t>other components of the cell cycle</w:t>
+      </w:r>
+    </w:p>
+    <w:p>
+      <w:pPr>
+        <w:spacing w:after="0" w:line="480" w:lineRule="auto"/>
+        <w:rPr>
+          <w:rFonts w:ascii="Times New Roman" w:hAnsi="Times New Roman" w:cs="Times New Roman"/>
+          <w:sz w:val="24"/>
+          <w:szCs w:val="24"/>
+        </w:rPr>
+      </w:pPr>
+    </w:p>
+    <w:p>
+      <w:pPr>
+        <w:spacing w:after="0" w:line="480" w:lineRule="auto"/>
+        <w:rPr>
+          <w:rFonts w:ascii="Times New Roman" w:hAnsi="Times New Roman" w:cs="Times New Roman"/>
+          <w:sz w:val="24"/>
+          <w:szCs w:val="24"/>
+        </w:rPr>
+      </w:pPr>
+      <w:r>
+        <w:rPr>
+          <w:rFonts w:ascii="Times New Roman" w:hAnsi="Times New Roman" w:cs="Times New Roman"/>
+          <w:sz w:val="24"/>
+          <w:szCs w:val="24"/>
+        </w:rPr>
         <w:lastRenderedPageBreak/>
-        <w:t xml:space="preserve">The development of molecular tools, additional </w:t>
-      </w:r>
-      <w:proofErr w:type="spellStart"/>
-      <w:r>
-        <w:rPr>
-          <w:rFonts w:ascii="Times New Roman" w:hAnsi="Times New Roman" w:cs="Times New Roman"/>
-          <w:sz w:val="24"/>
-          <w:szCs w:val="24"/>
-        </w:rPr>
-        <w:t>F</w:t>
-      </w:r>
-      <w:r>
-        <w:rPr>
-          <w:rFonts w:ascii="Times New Roman" w:hAnsi="Times New Roman" w:cs="Times New Roman"/>
-          <w:sz w:val="24"/>
-          <w:szCs w:val="24"/>
-        </w:rPr>
-        <w:t>ucci</w:t>
-      </w:r>
-      <w:proofErr w:type="spellEnd"/>
-      <w:r>
-        <w:rPr>
-          <w:rFonts w:ascii="Times New Roman" w:hAnsi="Times New Roman" w:cs="Times New Roman"/>
-          <w:sz w:val="24"/>
-          <w:szCs w:val="24"/>
-        </w:rPr>
-        <w:t xml:space="preserve"> </w:t>
-      </w:r>
-      <w:r>
-        <w:rPr>
-          <w:rFonts w:ascii="Times New Roman" w:hAnsi="Times New Roman" w:cs="Times New Roman"/>
-          <w:sz w:val="24"/>
-          <w:szCs w:val="24"/>
-        </w:rPr>
-        <w:t xml:space="preserve">markers to examine the timing of </w:t>
-      </w:r>
-      <w:r>
-        <w:rPr>
-          <w:rFonts w:ascii="Times New Roman" w:hAnsi="Times New Roman" w:cs="Times New Roman"/>
-          <w:sz w:val="24"/>
-          <w:szCs w:val="24"/>
-        </w:rPr>
-        <w:t>other components of the cell cycle</w:t>
-      </w:r>
-    </w:p>
-    <w:p>
-      <w:pPr>
-        <w:spacing w:after="0" w:line="480" w:lineRule="auto"/>
-        <w:rPr>
-          <w:rFonts w:ascii="Times New Roman" w:hAnsi="Times New Roman" w:cs="Times New Roman"/>
-          <w:sz w:val="24"/>
-          <w:szCs w:val="24"/>
-        </w:rPr>
-      </w:pPr>
-    </w:p>
-    <w:p>
-      <w:pPr>
-        <w:spacing w:after="0" w:line="480" w:lineRule="auto"/>
-        <w:rPr>
-          <w:rFonts w:ascii="Times New Roman" w:hAnsi="Times New Roman" w:cs="Times New Roman"/>
-          <w:sz w:val="24"/>
-          <w:szCs w:val="24"/>
-        </w:rPr>
-      </w:pPr>
-      <w:r>
-        <w:rPr>
-          <w:rFonts w:ascii="Times New Roman" w:hAnsi="Times New Roman" w:cs="Times New Roman"/>
-          <w:sz w:val="24"/>
-          <w:szCs w:val="24"/>
-        </w:rPr>
-        <w:t>How do oscillations in AKT and ERK activity levels affect fate decision? How does longer time interval feedback affect decision (</w:t>
-      </w:r>
-      <w:proofErr w:type="gramStart"/>
-      <w:r>
-        <w:rPr>
-          <w:rFonts w:ascii="Times New Roman" w:hAnsi="Times New Roman" w:cs="Times New Roman"/>
-          <w:sz w:val="24"/>
-          <w:szCs w:val="24"/>
-        </w:rPr>
-        <w:t>e.g.</w:t>
-      </w:r>
-      <w:proofErr w:type="gramEnd"/>
-      <w:r>
-        <w:rPr>
-          <w:rFonts w:ascii="Times New Roman" w:hAnsi="Times New Roman" w:cs="Times New Roman"/>
-          <w:sz w:val="24"/>
-          <w:szCs w:val="24"/>
-        </w:rPr>
-        <w:t xml:space="preserve"> expression and degradation)</w:t>
+        <w:t>How do oscillations in AKT and ERK activity levels affect fate decision? How does longer time interval feedback affect decision (e.g. expression and degradation)</w:t>
       </w:r>
     </w:p>
     <w:p>
@@ -8916,7 +8311,7 @@
           <w:sz w:val="24"/>
           <w:szCs w:val="24"/>
         </w:rPr>
-        <w:t xml:space="preserve">PC9 discrete sublines (DS) were obtained from the laboratory of Vito Quaranta (Vanderbilt University). They were derived as single cell clones from parental PC9 cell line, expanded in drug-free media, and fluorescently </w:t>
+        <w:t xml:space="preserve">PC9 discrete sublines (DS) were obtained from the laboratory of Vito Quaranta (Vanderbilt University). They were derived as single cell clones from parental PC9 cell line, expanded in drug-free media, and fluorescently labeled with Geminin-mAG (Fucci system) and H2B-mRFP. Cells were cultured in CO2- (5%), temperature- (at 37°C), and humidity-controlled incubators. Before use, the cells were confirmed to be negative for mycoplasma using MycoAlert PLUS kit (Lonza). Cells were cultured in RPMI 1640 media supplemented with </w:t>
       </w:r>
       <w:r>
         <w:rPr>
@@ -8925,61 +8320,7 @@
           <w:szCs w:val="24"/>
         </w:rPr>
         <w:lastRenderedPageBreak/>
-        <w:t>labeled with Geminin-</w:t>
-      </w:r>
-      <w:proofErr w:type="spellStart"/>
-      <w:r>
-        <w:rPr>
-          <w:rFonts w:ascii="Times New Roman" w:hAnsi="Times New Roman" w:cs="Times New Roman"/>
-          <w:sz w:val="24"/>
-          <w:szCs w:val="24"/>
-        </w:rPr>
-        <w:t>mAG</w:t>
-      </w:r>
-      <w:proofErr w:type="spellEnd"/>
-      <w:r>
-        <w:rPr>
-          <w:rFonts w:ascii="Times New Roman" w:hAnsi="Times New Roman" w:cs="Times New Roman"/>
-          <w:sz w:val="24"/>
-          <w:szCs w:val="24"/>
-        </w:rPr>
-        <w:t xml:space="preserve"> (</w:t>
-      </w:r>
-      <w:proofErr w:type="spellStart"/>
-      <w:r>
-        <w:rPr>
-          <w:rFonts w:ascii="Times New Roman" w:hAnsi="Times New Roman" w:cs="Times New Roman"/>
-          <w:sz w:val="24"/>
-          <w:szCs w:val="24"/>
-        </w:rPr>
-        <w:t>Fucci</w:t>
-      </w:r>
-      <w:proofErr w:type="spellEnd"/>
-      <w:r>
-        <w:rPr>
-          <w:rFonts w:ascii="Times New Roman" w:hAnsi="Times New Roman" w:cs="Times New Roman"/>
-          <w:sz w:val="24"/>
-          <w:szCs w:val="24"/>
-        </w:rPr>
-        <w:t xml:space="preserve"> system) and H2B-mRFP. Cells were cultured in CO2- (5%), temperature- (at 37°C), and humidity-controlled incubators. Before use, the cells were confirmed to be negative for mycoplasma using </w:t>
-      </w:r>
-      <w:proofErr w:type="spellStart"/>
-      <w:r>
-        <w:rPr>
-          <w:rFonts w:ascii="Times New Roman" w:hAnsi="Times New Roman" w:cs="Times New Roman"/>
-          <w:sz w:val="24"/>
-          <w:szCs w:val="24"/>
-        </w:rPr>
-        <w:t>MycoAlert</w:t>
-      </w:r>
-      <w:proofErr w:type="spellEnd"/>
-      <w:r>
-        <w:rPr>
-          <w:rFonts w:ascii="Times New Roman" w:hAnsi="Times New Roman" w:cs="Times New Roman"/>
-          <w:sz w:val="24"/>
-          <w:szCs w:val="24"/>
-        </w:rPr>
-        <w:t xml:space="preserve"> PLUS kit (Lonza). Cells were cultured in RPMI 1640 media supplemented with 10% FBS (Atlanta Biologicals) and Antibiotic/Antimycotic mix (Gibco). During imaging, the media was substituted for OPTI-MEM media (Gibco), supplemented with 2% FBS, and Antibiotic/Antimycotic mix to reduce background auto-fluorescence. The growth rate was confirmed to be the same for these sublines in both types of media.</w:t>
+        <w:t>10% FBS (Atlanta Biologicals) and Antibiotic/Antimycotic mix (Gibco). During imaging, the media was substituted for OPTI-MEM media (Gibco), supplemented with 2% FBS, and Antibiotic/Antimycotic mix to reduce background auto-fluorescence. The growth rate was confirmed to be the same for these sublines in both types of media.</w:t>
       </w:r>
     </w:p>
     <w:p>
@@ -9026,25 +8367,7 @@
           <w:sz w:val="24"/>
           <w:szCs w:val="24"/>
         </w:rPr>
-        <w:t xml:space="preserve">2D polyacrylamide gels are made according to the protocol of the </w:t>
-      </w:r>
-      <w:proofErr w:type="spellStart"/>
-      <w:r>
-        <w:rPr>
-          <w:rFonts w:ascii="Times New Roman" w:hAnsi="Times New Roman" w:cs="Times New Roman"/>
-          <w:sz w:val="24"/>
-          <w:szCs w:val="24"/>
-        </w:rPr>
-        <w:t>Gardel</w:t>
-      </w:r>
-      <w:proofErr w:type="spellEnd"/>
-      <w:r>
-        <w:rPr>
-          <w:rFonts w:ascii="Times New Roman" w:hAnsi="Times New Roman" w:cs="Times New Roman"/>
-          <w:sz w:val="24"/>
-          <w:szCs w:val="24"/>
-        </w:rPr>
-        <w:t xml:space="preserve"> laboratory</w:t>
+        <w:t>2D polyacrylamide gels are made according to the protocol of the Gardel laboratory</w:t>
       </w:r>
       <w:r>
         <w:rPr>
@@ -9094,25 +8417,7 @@
           <w:sz w:val="24"/>
           <w:szCs w:val="24"/>
         </w:rPr>
-        <w:t xml:space="preserve">. Briefly, circular glass coverslips are activated with 3-aminopropyltrimethoxysilane (3-APTMS) and glutaraldehyde. The coverslips are immobilized on the bottom of a 6-well plate. Polyacrylamide solution of a chosen stiffness is allowed to polymerize between a hydrophobic coverslip and an activated coverslip. The hydrophobic coverslip is gently removed from the well using a razor blade edge. </w:t>
-      </w:r>
-      <w:proofErr w:type="spellStart"/>
-      <w:r>
-        <w:rPr>
-          <w:rFonts w:ascii="Times New Roman" w:hAnsi="Times New Roman" w:cs="Times New Roman"/>
-          <w:sz w:val="24"/>
-          <w:szCs w:val="24"/>
-        </w:rPr>
-        <w:t>Sulfo</w:t>
-      </w:r>
-      <w:proofErr w:type="spellEnd"/>
-      <w:r>
-        <w:rPr>
-          <w:rFonts w:ascii="Times New Roman" w:hAnsi="Times New Roman" w:cs="Times New Roman"/>
-          <w:sz w:val="24"/>
-          <w:szCs w:val="24"/>
-        </w:rPr>
-        <w:t>-SANPAH is placed upon the gel and exposed to UV light, changing in color from red-orange to brown. UV-treated coverslips are quickly washed in ddH2O and coated with 0.1 mg/ml fibronectin or collagen. Fibronectin or collagen is allowed to bind for 1-2 hours at room temperature or overnight at 4°C. Gels are then washed extensively with PBS (pH 7.4) under sterile conditions and sterilized under a germicidal lamp in a tissue culture hood for 30 minutes.</w:t>
+        <w:t>. Briefly, circular glass coverslips are activated with 3-aminopropyltrimethoxysilane (3-APTMS) and glutaraldehyde. The coverslips are immobilized on the bottom of a 6-well plate. Polyacrylamide solution of a chosen stiffness is allowed to polymerize between a hydrophobic coverslip and an activated coverslip. The hydrophobic coverslip is gently removed from the well using a razor blade edge. Sulfo-SANPAH is placed upon the gel and exposed to UV light, changing in color from red-orange to brown. UV-treated coverslips are quickly washed in ddH2O and coated with 0.1 mg/ml fibronectin or collagen. Fibronectin or collagen is allowed to bind for 1-2 hours at room temperature or overnight at 4°C. Gels are then washed extensively with PBS (pH 7.4) under sterile conditions and sterilized under a germicidal lamp in a tissue culture hood for 30 minutes.</w:t>
       </w:r>
     </w:p>
     <w:p>
@@ -9158,79 +8463,7 @@
           <w:sz w:val="24"/>
           <w:szCs w:val="24"/>
         </w:rPr>
-        <w:t xml:space="preserve">Images are taken on </w:t>
-      </w:r>
-      <w:proofErr w:type="spellStart"/>
-      <w:r>
-        <w:rPr>
-          <w:rFonts w:ascii="Times New Roman" w:hAnsi="Times New Roman" w:cs="Times New Roman"/>
-          <w:sz w:val="24"/>
-          <w:szCs w:val="24"/>
-        </w:rPr>
-        <w:t>Axio</w:t>
-      </w:r>
-      <w:proofErr w:type="spellEnd"/>
-      <w:r>
-        <w:rPr>
-          <w:rFonts w:ascii="Times New Roman" w:hAnsi="Times New Roman" w:cs="Times New Roman"/>
-          <w:sz w:val="24"/>
-          <w:szCs w:val="24"/>
-        </w:rPr>
-        <w:t xml:space="preserve"> Observer Z1 spinning disk confocal microscope (Zeiss, serial #3834004261). During imaging, the cells are maintained in incubation conditions of 5% CO2, 37°C temperature, and constant humidity. Images were acquired with 20X objective at the following laser settings: 561λ at 12% laser power and 4ms exposure, 488λ at 1% laser power and 2ms exposure. The imaging consisted of a 12x12 mosaic with 20 </w:t>
-      </w:r>
-      <w:proofErr w:type="spellStart"/>
-      <w:r>
-        <w:rPr>
-          <w:rFonts w:ascii="Times New Roman" w:hAnsi="Times New Roman" w:cs="Times New Roman"/>
-          <w:sz w:val="24"/>
-          <w:szCs w:val="24"/>
-        </w:rPr>
-        <w:t>μm</w:t>
-      </w:r>
-      <w:proofErr w:type="spellEnd"/>
-      <w:r>
-        <w:rPr>
-          <w:rFonts w:ascii="Times New Roman" w:hAnsi="Times New Roman" w:cs="Times New Roman"/>
-          <w:sz w:val="24"/>
-          <w:szCs w:val="24"/>
-        </w:rPr>
-        <w:t xml:space="preserve"> overlap, each frame was 400 </w:t>
-      </w:r>
-      <w:proofErr w:type="spellStart"/>
-      <w:r>
-        <w:rPr>
-          <w:rFonts w:ascii="Times New Roman" w:hAnsi="Times New Roman" w:cs="Times New Roman"/>
-          <w:sz w:val="24"/>
-          <w:szCs w:val="24"/>
-        </w:rPr>
-        <w:t>μm</w:t>
-      </w:r>
-      <w:proofErr w:type="spellEnd"/>
-      <w:r>
-        <w:rPr>
-          <w:rFonts w:ascii="Times New Roman" w:hAnsi="Times New Roman" w:cs="Times New Roman"/>
-          <w:sz w:val="24"/>
-          <w:szCs w:val="24"/>
-        </w:rPr>
-        <w:t xml:space="preserve"> x 400 </w:t>
-      </w:r>
-      <w:proofErr w:type="spellStart"/>
-      <w:r>
-        <w:rPr>
-          <w:rFonts w:ascii="Times New Roman" w:hAnsi="Times New Roman" w:cs="Times New Roman"/>
-          <w:sz w:val="24"/>
-          <w:szCs w:val="24"/>
-        </w:rPr>
-        <w:t>μm</w:t>
-      </w:r>
-      <w:proofErr w:type="spellEnd"/>
-      <w:r>
-        <w:rPr>
-          <w:rFonts w:ascii="Times New Roman" w:hAnsi="Times New Roman" w:cs="Times New Roman"/>
-          <w:sz w:val="24"/>
-          <w:szCs w:val="24"/>
-        </w:rPr>
-        <w:t>. Images were acquired every 20 minutes for a minimum of five days.</w:t>
+        <w:t>Images are taken on Axio Observer Z1 spinning disk confocal microscope (Zeiss, serial #3834004261). During imaging, the cells are maintained in incubation conditions of 5% CO2, 37°C temperature, and constant humidity. Images were acquired with 20X objective at the following laser settings: 561λ at 12% laser power and 4ms exposure, 488λ at 1% laser power and 2ms exposure. The imaging consisted of a 12x12 mosaic with 20 μm overlap, each frame was 400 μm x 400 μm. Images were acquired every 20 minutes for a minimum of five days.</w:t>
       </w:r>
     </w:p>
     <w:p>
@@ -9277,25 +8510,8 @@
           <w:sz w:val="24"/>
           <w:szCs w:val="24"/>
         </w:rPr>
-        <w:t xml:space="preserve">Cells were lysed in RIPA buffer (Sigma) supplemented with protease inhibitor cocktail (Roche) and phosphatase inhibitor cocktail (Roche). The difficulty in removing cells from the PA gels lead to lysing them straight on the gel. Sample lysates were boiled with </w:t>
-      </w:r>
-      <w:proofErr w:type="spellStart"/>
-      <w:r>
-        <w:rPr>
-          <w:rFonts w:ascii="Times New Roman" w:hAnsi="Times New Roman" w:cs="Times New Roman"/>
-          <w:sz w:val="24"/>
-          <w:szCs w:val="24"/>
-        </w:rPr>
-        <w:t>Laemmli</w:t>
-      </w:r>
-      <w:proofErr w:type="spellEnd"/>
-      <w:r>
-        <w:rPr>
-          <w:rFonts w:ascii="Times New Roman" w:hAnsi="Times New Roman" w:cs="Times New Roman"/>
-          <w:sz w:val="24"/>
-          <w:szCs w:val="24"/>
-        </w:rPr>
-        <w:t xml:space="preserve"> sample buffer and loaded in a 4-20% gradient gel (Bio-Rad) for electrophoresis. Protein was transferred to polyvinylidene difluoride membranes and then blocked with blocking buffer (LI-COR) and incubated with primary antibodies overnight at 4°C. After 3× washing with TBS, secondary antibodies were applied for 1 hour and then washed with TBST (0.05% Tween 20) before imaging. Blots were scanned using the Odyssey imager (LI-COR). Densitometry was performed using ImageJ software.</w:t>
+        <w:lastRenderedPageBreak/>
+        <w:t>Cells were lysed in RIPA buffer (Sigma) supplemented with protease inhibitor cocktail (Roche) and phosphatase inhibitor cocktail (Roche). The difficulty in removing cells from the PA gels lead to lysing them straight on the gel. Sample lysates were boiled with Laemmli sample buffer and loaded in a 4-20% gradient gel (Bio-Rad) for electrophoresis. Protein was transferred to polyvinylidene difluoride membranes and then blocked with blocking buffer (LI-COR) and incubated with primary antibodies overnight at 4°C. After 3× washing with TBS, secondary antibodies were applied for 1 hour and then washed with TBST (0.05% Tween 20) before imaging. Blots were scanned using the Odyssey imager (LI-COR). Densitometry was performed using ImageJ software.</w:t>
       </w:r>
     </w:p>
     <w:p>
@@ -10683,6 +9899,7 @@
           <w:sz w:val="24"/>
           <w:szCs w:val="24"/>
         </w:rPr>
+        <w:lastRenderedPageBreak/>
         <w:t>If the division rate d is greater than the sum of the quiescence rate q and apoptotic rate a, then the system will approach exponential growth. Including a quiescent population allows for nonlinear proliferation curve.</w:t>
       </w:r>
     </w:p>
@@ -10888,14 +10105,7 @@
                 <w:sz w:val="24"/>
                 <w:szCs w:val="24"/>
               </w:rPr>
-              <w:t>(</w:t>
-            </w:r>
-            <w:r>
-              <w:rPr>
-                <w:sz w:val="24"/>
-                <w:szCs w:val="24"/>
-              </w:rPr>
-              <w:t>1</w:t>
+              <w:t>(1</w:t>
             </w:r>
             <w:r>
               <w:rPr>
@@ -10970,11 +10180,7 @@
         <w:t>0</w:t>
       </w:r>
       <w:r>
-        <w:t xml:space="preserve"> is the seeding cell number at time t=0, </w:t>
-      </w:r>
-      <w:proofErr w:type="spellStart"/>
-      <w:r>
-        <w:t>k</w:t>
+        <w:t xml:space="preserve"> is the seeding cell number at time t=0, k</w:t>
       </w:r>
       <w:r>
         <w:rPr>
@@ -10982,7 +10188,6 @@
         </w:rPr>
         <w:t>DIP</w:t>
       </w:r>
-      <w:proofErr w:type="spellEnd"/>
       <w:r>
         <w:t xml:space="preserve"> is the</w:t>
       </w:r>
@@ -10994,11 +10199,7 @@
         <w:jc w:val="both"/>
       </w:pPr>
       <w:r>
-        <w:t xml:space="preserve">DIP rate of cell proliferation. </w:t>
-      </w:r>
-      <w:proofErr w:type="spellStart"/>
-      <w:r>
-        <w:t>k</w:t>
+        <w:t>DIP rate of cell proliferation. k</w:t>
       </w:r>
       <w:r>
         <w:rPr>
@@ -11006,7 +10207,6 @@
         </w:rPr>
         <w:t>DIP</w:t>
       </w:r>
-      <w:proofErr w:type="spellEnd"/>
       <w:r>
         <w:t xml:space="preserve"> can be calculated as:</w:t>
       </w:r>
@@ -11319,14 +10519,7 @@
                 <w:sz w:val="24"/>
                 <w:szCs w:val="24"/>
               </w:rPr>
-              <w:t>(</w:t>
-            </w:r>
-            <w:r>
-              <w:rPr>
-                <w:sz w:val="24"/>
-                <w:szCs w:val="24"/>
-              </w:rPr>
-              <w:t>1</w:t>
+              <w:t>(1</w:t>
             </w:r>
             <w:r>
               <w:rPr>
@@ -11428,19 +10621,18 @@
           <w:sz w:val="24"/>
           <w:szCs w:val="24"/>
         </w:rPr>
-        <w:t xml:space="preserve">Images are taken on </w:t>
-      </w:r>
-      <w:proofErr w:type="spellStart"/>
+        <w:t>Images are taken on Axio Observer Z1 spinning disk confocal microscope (Zeiss, serial #3834004261). During imaging, the cells are maintained in incubation conditions of 5% CO</w:t>
+      </w:r>
       <w:r>
         <w:rPr>
           <w:rFonts w:ascii="Times New Roman" w:eastAsia="Calibri" w:hAnsi="Times New Roman" w:cs="Times New Roman"/>
           <w:bCs/>
           <w:sz w:val="24"/>
           <w:szCs w:val="24"/>
-        </w:rPr>
-        <w:t>Axio</w:t>
-      </w:r>
-      <w:proofErr w:type="spellEnd"/>
+          <w:vertAlign w:val="subscript"/>
+        </w:rPr>
+        <w:t>2</w:t>
+      </w:r>
       <w:r>
         <w:rPr>
           <w:rFonts w:ascii="Times New Roman" w:eastAsia="Calibri" w:hAnsi="Times New Roman" w:cs="Times New Roman"/>
@@ -11448,86 +10640,7 @@
           <w:sz w:val="24"/>
           <w:szCs w:val="24"/>
         </w:rPr>
-        <w:t xml:space="preserve"> Observer Z1 spinning disk confocal microscope (Zeiss, serial #3834004261). During imaging, the cells are maintained in incubation conditions of 5% CO</w:t>
-      </w:r>
-      <w:r>
-        <w:rPr>
-          <w:rFonts w:ascii="Times New Roman" w:eastAsia="Calibri" w:hAnsi="Times New Roman" w:cs="Times New Roman"/>
-          <w:bCs/>
-          <w:sz w:val="24"/>
-          <w:szCs w:val="24"/>
-          <w:vertAlign w:val="subscript"/>
-        </w:rPr>
-        <w:t>2</w:t>
-      </w:r>
-      <w:r>
-        <w:rPr>
-          <w:rFonts w:ascii="Times New Roman" w:eastAsia="Calibri" w:hAnsi="Times New Roman" w:cs="Times New Roman"/>
-          <w:bCs/>
-          <w:sz w:val="24"/>
-          <w:szCs w:val="24"/>
-        </w:rPr>
-        <w:t xml:space="preserve">, 37°C temperature, and constant humidity. Images were acquired with 20X objective at the following laser settings: 561λ at 12% laser power and 4ms exposure, 488λ at 1% laser power and 2ms exposure. The imaging consisted of a 12x12 mosaic with 20 </w:t>
-      </w:r>
-      <w:proofErr w:type="spellStart"/>
-      <w:r>
-        <w:rPr>
-          <w:rFonts w:ascii="Times New Roman" w:eastAsia="Calibri" w:hAnsi="Times New Roman" w:cs="Times New Roman"/>
-          <w:bCs/>
-          <w:sz w:val="24"/>
-          <w:szCs w:val="24"/>
-        </w:rPr>
-        <w:t>μm</w:t>
-      </w:r>
-      <w:proofErr w:type="spellEnd"/>
-      <w:r>
-        <w:rPr>
-          <w:rFonts w:ascii="Times New Roman" w:eastAsia="Calibri" w:hAnsi="Times New Roman" w:cs="Times New Roman"/>
-          <w:bCs/>
-          <w:sz w:val="24"/>
-          <w:szCs w:val="24"/>
-        </w:rPr>
-        <w:t xml:space="preserve"> overlap, each frame was 400 </w:t>
-      </w:r>
-      <w:proofErr w:type="spellStart"/>
-      <w:r>
-        <w:rPr>
-          <w:rFonts w:ascii="Times New Roman" w:eastAsia="Calibri" w:hAnsi="Times New Roman" w:cs="Times New Roman"/>
-          <w:bCs/>
-          <w:sz w:val="24"/>
-          <w:szCs w:val="24"/>
-        </w:rPr>
-        <w:t>μm</w:t>
-      </w:r>
-      <w:proofErr w:type="spellEnd"/>
-      <w:r>
-        <w:rPr>
-          <w:rFonts w:ascii="Times New Roman" w:eastAsia="Calibri" w:hAnsi="Times New Roman" w:cs="Times New Roman"/>
-          <w:bCs/>
-          <w:sz w:val="24"/>
-          <w:szCs w:val="24"/>
-        </w:rPr>
-        <w:t xml:space="preserve"> x 400 </w:t>
-      </w:r>
-      <w:proofErr w:type="spellStart"/>
-      <w:r>
-        <w:rPr>
-          <w:rFonts w:ascii="Times New Roman" w:eastAsia="Calibri" w:hAnsi="Times New Roman" w:cs="Times New Roman"/>
-          <w:bCs/>
-          <w:sz w:val="24"/>
-          <w:szCs w:val="24"/>
-        </w:rPr>
-        <w:t>μm</w:t>
-      </w:r>
-      <w:proofErr w:type="spellEnd"/>
-      <w:r>
-        <w:rPr>
-          <w:rFonts w:ascii="Times New Roman" w:eastAsia="Calibri" w:hAnsi="Times New Roman" w:cs="Times New Roman"/>
-          <w:bCs/>
-          <w:sz w:val="24"/>
-          <w:szCs w:val="24"/>
-        </w:rPr>
-        <w:t xml:space="preserve">. Images were acquired every 20 minutes for a minimum of five days. </w:t>
+        <w:t xml:space="preserve">, 37°C temperature, and constant humidity. Images were acquired with 20X objective at the following laser settings: 561λ at 12% laser power and 4ms exposure, 488λ at 1% laser power and 2ms exposure. The imaging consisted of a 12x12 mosaic with 20 μm overlap, each frame was 400 μm x 400 μm. Images were acquired every 20 minutes for a minimum of five days. </w:t>
       </w:r>
     </w:p>
     <w:p>
@@ -11560,68 +10673,6 @@
         </w:rPr>
       </w:pPr>
       <w:commentRangeStart w:id="36"/>
-      <w:r>
-        <w:rPr>
-          <w:noProof/>
-        </w:rPr>
-        <w:lastRenderedPageBreak/>
-        <w:drawing>
-          <wp:anchor distT="0" distB="0" distL="114300" distR="114300" simplePos="0" relativeHeight="251689984" behindDoc="0" locked="0" layoutInCell="1" allowOverlap="1" wp14:anchorId="198A5492" wp14:editId="7DB47F81">
-            <wp:simplePos x="0" y="0"/>
-            <wp:positionH relativeFrom="margin">
-              <wp:align>center</wp:align>
-            </wp:positionH>
-            <wp:positionV relativeFrom="paragraph">
-              <wp:posOffset>10633</wp:posOffset>
-            </wp:positionV>
-            <wp:extent cx="5943600" cy="4600575"/>
-            <wp:effectExtent l="0" t="0" r="0" b="0"/>
-            <wp:wrapSquare wrapText="bothSides"/>
-            <wp:docPr id="77" name="Picture 77"/>
-            <wp:cNvGraphicFramePr>
-              <a:graphicFrameLocks xmlns:a="http://schemas.openxmlformats.org/drawingml/2006/main" noChangeAspect="1"/>
-            </wp:cNvGraphicFramePr>
-            <a:graphic xmlns:a="http://schemas.openxmlformats.org/drawingml/2006/main">
-              <a:graphicData uri="http://schemas.openxmlformats.org/drawingml/2006/picture">
-                <pic:pic xmlns:pic="http://schemas.openxmlformats.org/drawingml/2006/picture">
-                  <pic:nvPicPr>
-                    <pic:cNvPr id="0" name="Picture 1"/>
-                    <pic:cNvPicPr>
-                      <a:picLocks noChangeAspect="1" noChangeArrowheads="1"/>
-                    </pic:cNvPicPr>
-                  </pic:nvPicPr>
-                  <pic:blipFill>
-                    <a:blip r:embed="rId16" cstate="print">
-                      <a:extLst>
-                        <a:ext uri="{28A0092B-C50C-407E-A947-70E740481C1C}">
-                          <a14:useLocalDpi xmlns:a14="http://schemas.microsoft.com/office/drawing/2010/main" val="0"/>
-                        </a:ext>
-                      </a:extLst>
-                    </a:blip>
-                    <a:srcRect/>
-                    <a:stretch>
-                      <a:fillRect/>
-                    </a:stretch>
-                  </pic:blipFill>
-                  <pic:spPr bwMode="auto">
-                    <a:xfrm>
-                      <a:off x="0" y="0"/>
-                      <a:ext cx="5943600" cy="4600575"/>
-                    </a:xfrm>
-                    <a:prstGeom prst="rect">
-                      <a:avLst/>
-                    </a:prstGeom>
-                    <a:noFill/>
-                    <a:ln>
-                      <a:noFill/>
-                    </a:ln>
-                  </pic:spPr>
-                </pic:pic>
-              </a:graphicData>
-            </a:graphic>
-          </wp:anchor>
-        </w:drawing>
-      </w:r>
       <w:commentRangeEnd w:id="36"/>
       <w:r>
         <w:rPr>
@@ -12029,15 +11080,7 @@
       </w:pPr>
       <w:r>
         <w:lastRenderedPageBreak/>
-        <w:t xml:space="preserve">The </w:t>
-      </w:r>
-      <w:proofErr w:type="spellStart"/>
-      <w:r>
-        <w:t>ErbB</w:t>
-      </w:r>
-      <w:proofErr w:type="spellEnd"/>
-      <w:r>
-        <w:t xml:space="preserve"> family consists of four different members </w:t>
+        <w:t xml:space="preserve">The ErbB family consists of four different members </w:t>
       </w:r>
       <w:r>
         <w:t>that</w:t>
@@ -12173,15 +11216,7 @@
         <w:t xml:space="preserve">that </w:t>
       </w:r>
       <w:r>
-        <w:t xml:space="preserve">MET amplification leads to gefitinib resistance by heterodimerizing and activating ErbB3, a member of the </w:t>
-      </w:r>
-      <w:proofErr w:type="spellStart"/>
-      <w:r>
-        <w:t>ErbB</w:t>
-      </w:r>
-      <w:proofErr w:type="spellEnd"/>
-      <w:r>
-        <w:t xml:space="preserve"> family mentioned previously</w:t>
+        <w:t>MET amplification leads to gefitinib resistance by heterodimerizing and activating ErbB3, a member of the ErbB family mentioned previously</w:t>
       </w:r>
       <w:r>
         <w:t xml:space="preserve"> </w:t>
@@ -12259,15 +11294,7 @@
         <w:t>which</w:t>
       </w:r>
       <w:r>
-        <w:t xml:space="preserve"> facilitates the binding of the nucleotide exchange factor Son of </w:t>
-      </w:r>
-      <w:proofErr w:type="spellStart"/>
-      <w:r>
-        <w:t>Sevenless</w:t>
-      </w:r>
-      <w:proofErr w:type="spellEnd"/>
-      <w:r>
-        <w:t xml:space="preserve"> (SOS)</w:t>
+        <w:t xml:space="preserve"> facilitates the binding of the nucleotide exchange factor Son of Sevenless (SOS)</w:t>
       </w:r>
       <w:r>
         <w:t xml:space="preserve"> </w:t>
@@ -12334,15 +11361,7 @@
         <w:t xml:space="preserve"> and </w:t>
       </w:r>
       <w:r>
-        <w:t xml:space="preserve">translocating Raf to the cell membrane for activation. The activation of Raf represents the first step of the integral MAPK cellular signaling module. The module is composed of MAPK kinase </w:t>
-      </w:r>
-      <w:proofErr w:type="spellStart"/>
-      <w:r>
-        <w:t>kinase</w:t>
-      </w:r>
-      <w:proofErr w:type="spellEnd"/>
-      <w:r>
-        <w:t xml:space="preserve"> (MAP3K, Raf), MAPK kinase (MEK, MKK), and ERK.</w:t>
+        <w:t>translocating Raf to the cell membrane for activation. The activation of Raf represents the first step of the integral MAPK cellular signaling module. The module is composed of MAPK kinase kinase (MAP3K, Raf), MAPK kinase (MEK, MKK), and ERK.</w:t>
       </w:r>
     </w:p>
     <w:p>
@@ -12461,23 +11480,7 @@
         <w:fldChar w:fldCharType="end"/>
       </w:r>
       <w:r>
-        <w:t>. Within the cell, integrins facilitate the formation of cell adhesion complexes consisting of numerous adaptor proteins (</w:t>
-      </w:r>
-      <w:proofErr w:type="gramStart"/>
-      <w:r>
-        <w:t>e.g.</w:t>
-      </w:r>
-      <w:proofErr w:type="gramEnd"/>
-      <w:r>
-        <w:t xml:space="preserve"> paxillin, vinculin, </w:t>
-      </w:r>
-      <w:proofErr w:type="spellStart"/>
-      <w:r>
-        <w:t>talin</w:t>
-      </w:r>
-      <w:proofErr w:type="spellEnd"/>
-      <w:r>
-        <w:t>). Focal adhesion kinase (FAK) is an additional protein recruited to the focal adhesion complex. We use FAK phosphorylation as a means of measuring cellular signaling response to stiffness. Once activated, FAK can engage PI3K, thus activating the AKT signaling pathway. Additionally, FAK is capable of signaling through the ERK axis by forming a complex with G</w:t>
+        <w:t>. Within the cell, integrins facilitate the formation of cell adhesion complexes consisting of numerous adaptor proteins (e.g. paxillin, vinculin, talin). Focal adhesion kinase (FAK) is an additional protein recruited to the focal adhesion complex. We use FAK phosphorylation as a means of measuring cellular signaling response to stiffness. Once activated, FAK can engage PI3K, thus activating the AKT signaling pathway. Additionally, FAK is capable of signaling through the ERK axis by forming a complex with G</w:t>
       </w:r>
       <w:r>
         <w:t>RB</w:t>
@@ -12544,23 +11547,7 @@
         <w:t xml:space="preserve"> </w:t>
       </w:r>
       <w:r>
-        <w:t xml:space="preserve">are responsible for initiating the cell cycle through the activation of several transcription factors. The scheme and approach for our mitosis module is inspired by the </w:t>
-      </w:r>
-      <w:proofErr w:type="spellStart"/>
-      <w:r>
-        <w:t>Goldbeter</w:t>
-      </w:r>
-      <w:proofErr w:type="spellEnd"/>
-      <w:r>
-        <w:t xml:space="preserve"> skeleton model, which itself is based off a larger, more comprehensive model that </w:t>
-      </w:r>
-      <w:proofErr w:type="spellStart"/>
-      <w:r>
-        <w:t>Goldbeter</w:t>
-      </w:r>
-      <w:proofErr w:type="spellEnd"/>
-      <w:r>
-        <w:t xml:space="preserve"> and colleagues have developed</w:t>
+        <w:t>are responsible for initiating the cell cycle through the activation of several transcription factors. The scheme and approach for our mitosis module is inspired by the Goldbeter skeleton model, which itself is based off a larger, more comprehensive model that Goldbeter and colleagues have developed</w:t>
       </w:r>
       <w:r>
         <w:t xml:space="preserve"> </w:t>
@@ -12592,15 +11579,7 @@
         <w:t xml:space="preserve">the </w:t>
       </w:r>
       <w:r>
-        <w:t xml:space="preserve">ability to search through parameter space. Also, it allows us to begin interpreting the minimal signaling circuitry necessary to capture complex cellular phenomena. The model is constructed around the </w:t>
-      </w:r>
-      <w:proofErr w:type="spellStart"/>
-      <w:r>
-        <w:t>Cdks</w:t>
-      </w:r>
-      <w:proofErr w:type="spellEnd"/>
-      <w:r>
-        <w:t xml:space="preserve"> that regulate the progression of the mammalian cell cycle through the consecutive phases of mitosis. The cell cycle can be divided into four phases marked by the sequential activation of specific cyclins and their associated kinases. </w:t>
+        <w:t xml:space="preserve">ability to search through parameter space. Also, it allows us to begin interpreting the minimal signaling circuitry necessary to capture complex cellular phenomena. The model is constructed around the Cdks that regulate the progression of the mammalian cell cycle through the consecutive phases of mitosis. The cell cycle can be divided into four phases marked by the sequential activation of specific cyclins and their associated kinases. </w:t>
       </w:r>
     </w:p>
     <w:p>
@@ -12630,23 +11609,7 @@
         <w:pStyle w:val="Body"/>
       </w:pPr>
       <w:r>
-        <w:t xml:space="preserve">In the first phase, ERK directly phosphorylates </w:t>
-      </w:r>
-      <w:proofErr w:type="spellStart"/>
-      <w:r>
-        <w:t>cMyc</w:t>
-      </w:r>
-      <w:proofErr w:type="spellEnd"/>
-      <w:r>
-        <w:t xml:space="preserve">. The </w:t>
-      </w:r>
-      <w:proofErr w:type="spellStart"/>
-      <w:r>
-        <w:t>myc</w:t>
-      </w:r>
-      <w:proofErr w:type="spellEnd"/>
-      <w:r>
-        <w:t xml:space="preserve"> family of genes are transcription factors that result in the expression of genes that drive the cell cycle (down regulation of p21 and upregulation of cyclins). They also play an important role in other vital cell processes such as apoptosis, differentiation</w:t>
+        <w:t>In the first phase, ERK directly phosphorylates cMyc. The myc family of genes are transcription factors that result in the expression of genes that drive the cell cycle (down regulation of p21 and upregulation of cyclins). They also play an important role in other vital cell processes such as apoptosis, differentiation</w:t>
       </w:r>
       <w:r>
         <w:t>,</w:t>
@@ -12666,15 +11629,7 @@
         <w:pStyle w:val="Body"/>
       </w:pPr>
       <w:r>
-        <w:t xml:space="preserve">Additionally, activated AKT induces both </w:t>
-      </w:r>
-      <w:proofErr w:type="spellStart"/>
-      <w:r>
-        <w:t>Myc</w:t>
-      </w:r>
-      <w:proofErr w:type="spellEnd"/>
-      <w:r>
-        <w:t xml:space="preserve"> and cyclin D activation through several mechanisms. First, AKT phosphorylates glycogen synthase kinase 3 (GSK3) preventing the degradation of cyclin D</w:t>
+        <w:t>Additionally, activated AKT induces both Myc and cyclin D activation through several mechanisms. First, AKT phosphorylates glycogen synthase kinase 3 (GSK3) preventing the degradation of cyclin D</w:t>
       </w:r>
       <w:r>
         <w:t xml:space="preserve"> </w:t>
@@ -12724,15 +11679,7 @@
         <w:fldChar w:fldCharType="end"/>
       </w:r>
       <w:r>
-        <w:t xml:space="preserve">. The transcription activity of </w:t>
-      </w:r>
-      <w:proofErr w:type="spellStart"/>
-      <w:r>
-        <w:t>Myc</w:t>
-      </w:r>
-      <w:proofErr w:type="spellEnd"/>
-      <w:r>
-        <w:t xml:space="preserve"> is promoted by AKT</w:t>
+        <w:t>. The transcription activity of Myc is promoted by AKT</w:t>
       </w:r>
       <w:r>
         <w:t>-</w:t>
@@ -12744,13 +11691,8 @@
         <w:t xml:space="preserve">. Mad1 is </w:t>
       </w:r>
       <w:r>
-        <w:t xml:space="preserve">an inhibitor of </w:t>
-      </w:r>
-      <w:proofErr w:type="spellStart"/>
-      <w:r>
-        <w:t>Myc</w:t>
-      </w:r>
-      <w:proofErr w:type="spellEnd"/>
+        <w:t>an inhibitor of Myc</w:t>
+      </w:r>
       <w:r>
         <w:t xml:space="preserve"> </w:t>
       </w:r>
@@ -12782,15 +11724,7 @@
         <w:pStyle w:val="Body"/>
       </w:pPr>
       <w:r>
-        <w:t xml:space="preserve">Central to the G1/S transition is a bistable switch comprised of Rb and the transcription factor E2F. E2F is another set of transcription </w:t>
-      </w:r>
-      <w:proofErr w:type="gramStart"/>
-      <w:r>
-        <w:t>factors</w:t>
-      </w:r>
-      <w:proofErr w:type="gramEnd"/>
-      <w:r>
-        <w:t xml:space="preserve"> responsible for both activating and suppressing transcription. In </w:t>
+        <w:t xml:space="preserve">Central to the G1/S transition is a bistable switch comprised of Rb and the transcription factor E2F. E2F is another set of transcription factors responsible for both activating and suppressing transcription. In </w:t>
       </w:r>
       <w:r>
         <w:t>this</w:t>
@@ -12802,29 +11736,13 @@
         <w:t>,</w:t>
       </w:r>
       <w:r>
-        <w:t xml:space="preserve"> we focus on their role as activators. E2F upregulates the synthesis of cyclins D, E, and A, helping to drive the transition through the cell cycle. Conversely, </w:t>
-      </w:r>
-      <w:proofErr w:type="spellStart"/>
-      <w:r>
-        <w:t>hypophosphorylated</w:t>
-      </w:r>
-      <w:proofErr w:type="spellEnd"/>
-      <w:r>
-        <w:t xml:space="preserve"> Rb inhibits entry into the cell cycle by binding to E2F, thereby preventing the expression of necessary cell cycle</w:t>
+        <w:t xml:space="preserve"> we focus on their role as activators. E2F upregulates the synthesis of cyclins D, E, and A, helping to drive the transition through the cell cycle. Conversely, hypophosphorylated Rb inhibits entry into the cell cycle by binding to E2F, thereby preventing the expression of necessary cell cycle</w:t>
       </w:r>
       <w:r>
         <w:t>-</w:t>
       </w:r>
       <w:r>
-        <w:t xml:space="preserve">promoting factors. Rb exists in three forms: </w:t>
-      </w:r>
-      <w:proofErr w:type="spellStart"/>
-      <w:r>
-        <w:t>hypophosphorylated</w:t>
-      </w:r>
-      <w:proofErr w:type="spellEnd"/>
-      <w:r>
-        <w:t>, monophosphorylated, and hyperphosphorylated state</w:t>
+        <w:t>promoting factors. Rb exists in three forms: hypophosphorylated, monophosphorylated, and hyperphosphorylated state</w:t>
       </w:r>
       <w:r>
         <w:t>s</w:t>
@@ -12858,15 +11776,7 @@
         <w:t xml:space="preserve">the </w:t>
       </w:r>
       <w:r>
-        <w:t xml:space="preserve">cyclin E complex </w:t>
-      </w:r>
-      <w:proofErr w:type="spellStart"/>
-      <w:r>
-        <w:t>hyperphosphorlates</w:t>
-      </w:r>
-      <w:proofErr w:type="spellEnd"/>
-      <w:r>
-        <w:t xml:space="preserve"> Rb, progressing the cell cycle. We model this by increasing the Rb phosphorylation rate from </w:t>
+        <w:t xml:space="preserve">cyclin E complex hyperphosphorlates Rb, progressing the cell cycle. We model this by increasing the Rb phosphorylation rate from </w:t>
       </w:r>
       <w:r>
         <w:t xml:space="preserve">the </w:t>
@@ -13046,15 +11956,7 @@
         <w:t>, which</w:t>
       </w:r>
       <w:r>
-        <w:t xml:space="preserve"> stimulates the degradation of cyclin E. The reduction in cyclin E activity facilitates the proper progression through S phase. Further control is exhibited through p21/p27 binding, sequestering cyclin </w:t>
-      </w:r>
-      <w:proofErr w:type="spellStart"/>
-      <w:r>
-        <w:t>A</w:t>
-      </w:r>
-      <w:proofErr w:type="spellEnd"/>
-      <w:r>
-        <w:t xml:space="preserve"> out of the available pool. It has been shown that Wee1 also inactivates cyclin A, similar to cyclin E. We do not include this step. Instead, cyclin A is ultimately inactivated by Cdc20, the final component of our mitotic model. </w:t>
+        <w:t xml:space="preserve"> stimulates the degradation of cyclin E. The reduction in cyclin E activity facilitates the proper progression through S phase. Further control is exhibited through p21/p27 binding, sequestering cyclin A out of the available pool. It has been shown that Wee1 also inactivates cyclin A, similar to cyclin E. We do not include this step. Instead, cyclin A is ultimately inactivated by Cdc20, the final component of our mitotic model. </w:t>
       </w:r>
     </w:p>
     <w:p>
@@ -13208,13 +12110,8 @@
       <w:r>
         <w:t xml:space="preserve">. ERK, in addition to AKT through </w:t>
       </w:r>
-      <w:proofErr w:type="spellStart"/>
-      <w:r>
-        <w:t>forkhead</w:t>
-      </w:r>
-      <w:proofErr w:type="spellEnd"/>
-      <w:r>
-        <w:t xml:space="preserve"> box O3 (</w:t>
+      <w:r>
+        <w:t>forkhead box O3 (</w:t>
       </w:r>
       <w:r>
         <w:t>FOXO3</w:t>
@@ -13329,7 +12226,7 @@
       </w:pPr>
     </w:p>
     <w:sectPr>
-      <w:footerReference w:type="default" r:id="rId17"/>
+      <w:footerReference w:type="default" r:id="rId16"/>
       <w:pgSz w:w="12240" w:h="15840"/>
       <w:pgMar w:top="720" w:right="720" w:bottom="720" w:left="720" w:header="720" w:footer="720" w:gutter="0"/>
       <w:lnNumType w:countBy="1" w:restart="continuous"/>
@@ -13370,15 +12267,7 @@
         <w:annotationRef/>
       </w:r>
       <w:r>
-        <w:t xml:space="preserve">A little vague, what is the noise? What are the </w:t>
-      </w:r>
-      <w:proofErr w:type="spellStart"/>
-      <w:r>
-        <w:t>contributers</w:t>
-      </w:r>
-      <w:proofErr w:type="spellEnd"/>
-      <w:r>
-        <w:t xml:space="preserve"> to increased resistance?</w:t>
+        <w:t>A little vague, what is the noise? What are the contributers to increased resistance?</w:t>
       </w:r>
     </w:p>
   </w:comment>
